--- a/quadros-regras-de-negocio-e-requisitos.docx
+++ b/quadros-regras-de-negocio-e-requisitos.docx
@@ -1,18 +1,18 @@
 
 <file path=word/document.xml><?xml version="1.0" encoding="utf-8"?>
-<w:document xmlns:wpc="http://schemas.microsoft.com/office/word/2010/wordprocessingCanvas" xmlns:mc="http://schemas.openxmlformats.org/markup-compatibility/2006" xmlns:o="urn:schemas-microsoft-com:office:office" xmlns:r="http://schemas.openxmlformats.org/officeDocument/2006/relationships" xmlns:m="http://schemas.openxmlformats.org/officeDocument/2006/math" xmlns:v="urn:schemas-microsoft-com:vml" xmlns:wp14="http://schemas.microsoft.com/office/word/2010/wordprocessingDrawing" xmlns:wp="http://schemas.openxmlformats.org/drawingml/2006/wordprocessingDrawing" xmlns:w10="urn:schemas-microsoft-com:office:word" xmlns:w="http://schemas.openxmlformats.org/wordprocessingml/2006/main" xmlns:w14="http://schemas.microsoft.com/office/word/2010/wordml" xmlns:w15="http://schemas.microsoft.com/office/word/2012/wordml" xmlns:wpg="http://schemas.microsoft.com/office/word/2010/wordprocessingGroup" xmlns:wpi="http://schemas.microsoft.com/office/word/2010/wordprocessingInk" xmlns:wne="http://schemas.microsoft.com/office/word/2006/wordml" xmlns:wps="http://schemas.microsoft.com/office/word/2010/wordprocessingShape" xmlns:cx="http://schemas.microsoft.com/office/drawing/2014/chartex" xmlns:cx1="http://schemas.microsoft.com/office/drawing/2015/9/8/chartex" xmlns:cx2="http://schemas.microsoft.com/office/drawing/2015/10/21/chartex" xmlns:cx3="http://schemas.microsoft.com/office/drawing/2016/5/9/chartex" xmlns:cx4="http://schemas.microsoft.com/office/drawing/2016/5/10/chartex" xmlns:cx5="http://schemas.microsoft.com/office/drawing/2016/5/11/chartex" xmlns:cx6="http://schemas.microsoft.com/office/drawing/2016/5/12/chartex" xmlns:cx7="http://schemas.microsoft.com/office/drawing/2016/5/13/chartex" xmlns:cx8="http://schemas.microsoft.com/office/drawing/2016/5/14/chartex" xmlns:aink="http://schemas.microsoft.com/office/drawing/2016/ink" xmlns:am3d="http://schemas.microsoft.com/office/drawing/2017/model3d" xmlns:w16cex="http://schemas.microsoft.com/office/word/2018/wordml/cex" xmlns:w16cid="http://schemas.microsoft.com/office/word/2016/wordml/cid" xmlns:w16="http://schemas.microsoft.com/office/word/2018/wordml" xmlns:w16sdtdh="http://schemas.microsoft.com/office/word/2020/wordml/sdtdatahash" xmlns:w16se="http://schemas.microsoft.com/office/word/2015/wordml/symex" mc:Ignorable="w14 w15 wp14">
+<w:document xmlns:w="http://schemas.openxmlformats.org/wordprocessingml/2006/main">
   <w:body>
     <w:p>
       <w:pPr>
         <w:pStyle w:val="Heading1"/>
-        <w:spacing w:after="180" w:before="360" w:line="360"/>
+        <w:spacing w:after="180" w:before="360" w:line="240"/>
+        <w:jc w:val="left"/>
       </w:pPr>
       <w:r>
         <w:rPr>
           <w:rFonts w:ascii="Arial" w:cs="Arial" w:eastAsia="Arial" w:hAnsi="Arial"/>
           <w:b/>
           <w:bCs/>
-          <w:color w:val="000000"/>
           <w:sz w:val="24"/>
           <w:szCs w:val="24"/>
         </w:rPr>
@@ -27,6 +27,8 @@
       <w:r>
         <w:rPr>
           <w:rFonts w:ascii="Arial" w:cs="Arial" w:eastAsia="Arial" w:hAnsi="Arial"/>
+          <w:b w:val="false"/>
+          <w:bCs w:val="false"/>
           <w:sz w:val="24"/>
           <w:szCs w:val="24"/>
         </w:rPr>
@@ -193,7 +195,7 @@
                 <w:sz w:val="20"/>
                 <w:szCs w:val="20"/>
               </w:rPr>
-              <w:t xml:space="preserve">Toda informação do viveiro (custo, preço, estoque, perda, pedido) refere-se a uma espécie; a espécie é a unidade em torno da qual a operação se organiza</w:t>
+              <w:t xml:space="preserve">Toda informação do viveiro — custo, preço, estoque, perda, pedido — refere-se a uma espécie; a espécie é a unidade em torno da qual a operação se organiza</w:t>
             </w:r>
           </w:p>
         </w:tc>
@@ -339,7 +341,7 @@
                 <w:sz w:val="20"/>
                 <w:szCs w:val="20"/>
               </w:rPr>
-              <w:t xml:space="preserve">Uma espécie admite várias características simultâneas: nativa, exótica, frutífera, ornamental, madeireira, forrageira. Uma nativa pode ser ao mesmo tempo frutífera e madeireira</w:t>
+              <w:t xml:space="preserve">Uma espécie admite várias características simultâneas — nativa, exótica, frutífera, ornamental, madeireira, forrageira. Uma nativa pode ser ao mesmo tempo frutífera e madeireira</w:t>
             </w:r>
           </w:p>
         </w:tc>
@@ -485,7 +487,7 @@
                 <w:sz w:val="20"/>
                 <w:szCs w:val="20"/>
               </w:rPr>
-              <w:t xml:space="preserve">O ciclo produtivo (semeadura, germinação, repicagem, rustificação) tem duração conhecida por espécie e recipiente; a data de disponibilidade decorre da data de semeadura somada a essa duração</w:t>
+              <w:t xml:space="preserve">O ciclo produtivo — semeadura, germinação, repicagem, rustificação — tem duração conhecida por espécie e recipiente; a data de disponibilidade decorre da data de semeadura somada a essa duração</w:t>
             </w:r>
           </w:p>
         </w:tc>
@@ -572,6 +574,8 @@
       <w:r>
         <w:rPr>
           <w:rFonts w:ascii="Arial" w:cs="Arial" w:eastAsia="Arial" w:hAnsi="Arial"/>
+          <w:b w:val="false"/>
+          <w:bCs w:val="false"/>
           <w:sz w:val="20"/>
           <w:szCs w:val="20"/>
         </w:rPr>
@@ -586,6 +590,8 @@
       <w:r>
         <w:rPr>
           <w:rFonts w:ascii="Arial" w:cs="Arial" w:eastAsia="Arial" w:hAnsi="Arial"/>
+          <w:b w:val="false"/>
+          <w:bCs w:val="false"/>
           <w:sz w:val="24"/>
           <w:szCs w:val="24"/>
         </w:rPr>
@@ -825,7 +831,7 @@
                 <w:sz w:val="20"/>
                 <w:szCs w:val="20"/>
               </w:rPr>
-              <w:t xml:space="preserve">O preço do insumo varia ao longo do tempo, e o custo apurado em um período permanece válido para aquele período: o valor anterior não é descartado</w:t>
+              <w:t xml:space="preserve">O preço do insumo varia ao longo do tempo, e o custo apurado em um período permanece válido para aquele período — o valor anterior não é descartado</w:t>
             </w:r>
           </w:p>
         </w:tc>
@@ -971,7 +977,7 @@
                 <w:sz w:val="20"/>
                 <w:szCs w:val="20"/>
               </w:rPr>
-              <w:t xml:space="preserve">A mão de obra compõe o custo por tempo médio estimado por atividade, e não por apontamento individual de horas, com precisão suficiente para revelar margem negativa, sem impor controle de ponto por tarefa</w:t>
+              <w:t xml:space="preserve">A mão de obra compõe o custo por tempo médio estimado por atividade, e não por apontamento individual de horas — precisão suficiente para revelar margem negativa, sem impor controle de ponto por tarefa</w:t>
             </w:r>
           </w:p>
         </w:tc>
@@ -1044,7 +1050,7 @@
                 <w:sz w:val="20"/>
                 <w:szCs w:val="20"/>
               </w:rPr>
-              <w:t xml:space="preserve">A semente coletada em campo tem custo próprio (deslocamento, combustível e horas), rateado pela quantidade obtida. Nem toda espécie tem semente comprada</w:t>
+              <w:t xml:space="preserve">A semente coletada em campo tem custo próprio — deslocamento, combustível e horas —, rateado pela quantidade obtida. Nem toda espécie tem semente comprada</w:t>
             </w:r>
           </w:p>
         </w:tc>
@@ -1118,6 +1124,152 @@
                 <w:szCs w:val="20"/>
               </w:rPr>
               <w:t xml:space="preserve">O gasto pertence ao mês de competência, não ao mês em que o dinheiro saiu: o substrato comprado em fevereiro e pago em abril é custo de fevereiro, porque foi em fevereiro que virou muda</w:t>
+            </w:r>
+          </w:p>
+        </w:tc>
+      </w:tr>
+      <w:tr>
+        <w:trPr>
+          <w:cantSplit/>
+        </w:trPr>
+        <w:tc>
+          <w:tcPr>
+            <w:tcW w:type="dxa" w:w="1200"/>
+            <w:tcBorders>
+              <w:top w:val="single" w:color="000000" w:sz="4"/>
+              <w:left w:val="single" w:color="000000" w:sz="4"/>
+              <w:bottom w:val="single" w:color="000000" w:sz="4"/>
+              <w:right w:val="single" w:color="000000" w:sz="4"/>
+            </w:tcBorders>
+            <w:tcMar>
+              <w:top w:type="dxa" w:w="60"/>
+              <w:left w:type="dxa" w:w="80"/>
+              <w:bottom w:type="dxa" w:w="60"/>
+              <w:right w:type="dxa" w:w="80"/>
+            </w:tcMar>
+            <w:vAlign w:val="center"/>
+          </w:tcPr>
+          <w:p>
+            <w:pPr>
+              <w:spacing w:after="20" w:before="20" w:line="240"/>
+              <w:jc w:val="center"/>
+            </w:pPr>
+            <w:r>
+              <w:rPr>
+                <w:rFonts w:ascii="Arial" w:cs="Arial" w:eastAsia="Arial" w:hAnsi="Arial"/>
+                <w:b/>
+                <w:bCs/>
+                <w:sz w:val="20"/>
+                <w:szCs w:val="20"/>
+              </w:rPr>
+              <w:t xml:space="preserve">RN-53</w:t>
+            </w:r>
+          </w:p>
+        </w:tc>
+        <w:tc>
+          <w:tcPr>
+            <w:tcW w:type="dxa" w:w="7871"/>
+            <w:tcBorders>
+              <w:top w:val="single" w:color="000000" w:sz="4"/>
+              <w:left w:val="single" w:color="000000" w:sz="4"/>
+              <w:bottom w:val="single" w:color="000000" w:sz="4"/>
+              <w:right w:val="single" w:color="000000" w:sz="4"/>
+            </w:tcBorders>
+            <w:tcMar>
+              <w:top w:type="dxa" w:w="60"/>
+              <w:left w:type="dxa" w:w="80"/>
+              <w:bottom w:type="dxa" w:w="60"/>
+              <w:right w:type="dxa" w:w="80"/>
+            </w:tcMar>
+            <w:vAlign w:val="center"/>
+          </w:tcPr>
+          <w:p>
+            <w:pPr>
+              <w:spacing w:after="20" w:before="20" w:line="240"/>
+              <w:jc w:val="left"/>
+            </w:pPr>
+            <w:r>
+              <w:rPr>
+                <w:rFonts w:ascii="Arial" w:cs="Arial" w:eastAsia="Arial" w:hAnsi="Arial"/>
+                <w:b w:val="false"/>
+                <w:bCs w:val="false"/>
+                <w:sz w:val="20"/>
+                <w:szCs w:val="20"/>
+              </w:rPr>
+              <w:t xml:space="preserve">A mão de obra entra no custo por um valor-hora médio da equipe — folha do mês dividida pelas horas do mês —, e não pelo salário de cada um. O que varia entre espécies é o tempo gasto, não quem o gastou; e o custo fica real sem expor remuneração individual</w:t>
+            </w:r>
+          </w:p>
+        </w:tc>
+      </w:tr>
+      <w:tr>
+        <w:trPr>
+          <w:cantSplit/>
+        </w:trPr>
+        <w:tc>
+          <w:tcPr>
+            <w:tcW w:type="dxa" w:w="1200"/>
+            <w:tcBorders>
+              <w:top w:val="single" w:color="000000" w:sz="4"/>
+              <w:left w:val="single" w:color="000000" w:sz="4"/>
+              <w:bottom w:val="single" w:color="000000" w:sz="4"/>
+              <w:right w:val="single" w:color="000000" w:sz="4"/>
+            </w:tcBorders>
+            <w:tcMar>
+              <w:top w:type="dxa" w:w="60"/>
+              <w:left w:type="dxa" w:w="80"/>
+              <w:bottom w:type="dxa" w:w="60"/>
+              <w:right w:type="dxa" w:w="80"/>
+            </w:tcMar>
+            <w:vAlign w:val="center"/>
+          </w:tcPr>
+          <w:p>
+            <w:pPr>
+              <w:spacing w:after="20" w:before="20" w:line="240"/>
+              <w:jc w:val="center"/>
+            </w:pPr>
+            <w:r>
+              <w:rPr>
+                <w:rFonts w:ascii="Arial" w:cs="Arial" w:eastAsia="Arial" w:hAnsi="Arial"/>
+                <w:b/>
+                <w:bCs/>
+                <w:sz w:val="20"/>
+                <w:szCs w:val="20"/>
+              </w:rPr>
+              <w:t xml:space="preserve">RN-56</w:t>
+            </w:r>
+          </w:p>
+        </w:tc>
+        <w:tc>
+          <w:tcPr>
+            <w:tcW w:type="dxa" w:w="7871"/>
+            <w:tcBorders>
+              <w:top w:val="single" w:color="000000" w:sz="4"/>
+              <w:left w:val="single" w:color="000000" w:sz="4"/>
+              <w:bottom w:val="single" w:color="000000" w:sz="4"/>
+              <w:right w:val="single" w:color="000000" w:sz="4"/>
+            </w:tcBorders>
+            <w:tcMar>
+              <w:top w:type="dxa" w:w="60"/>
+              <w:left w:type="dxa" w:w="80"/>
+              <w:bottom w:type="dxa" w:w="60"/>
+              <w:right w:type="dxa" w:w="80"/>
+            </w:tcMar>
+            <w:vAlign w:val="center"/>
+          </w:tcPr>
+          <w:p>
+            <w:pPr>
+              <w:spacing w:after="20" w:before="20" w:line="240"/>
+              <w:jc w:val="left"/>
+            </w:pPr>
+            <w:r>
+              <w:rPr>
+                <w:rFonts w:ascii="Arial" w:cs="Arial" w:eastAsia="Arial" w:hAnsi="Arial"/>
+                <w:b w:val="false"/>
+                <w:bCs w:val="false"/>
+                <w:sz w:val="20"/>
+                <w:szCs w:val="20"/>
+              </w:rPr>
+              <w:t xml:space="preserve">A tarefa que não se refere a uma espécie é custo indireto e entra no rateio geral, junto dos custos fixos. Limpar canteiro e consertar cerca são trabalho do viveiro inteiro, e atribuí-los a uma espécie qualquer falsearia o custo dela</w:t>
             </w:r>
           </w:p>
         </w:tc>
@@ -1131,6 +1283,8 @@
       <w:r>
         <w:rPr>
           <w:rFonts w:ascii="Arial" w:cs="Arial" w:eastAsia="Arial" w:hAnsi="Arial"/>
+          <w:b w:val="false"/>
+          <w:bCs w:val="false"/>
           <w:sz w:val="20"/>
           <w:szCs w:val="20"/>
         </w:rPr>
@@ -1145,6 +1299,8 @@
       <w:r>
         <w:rPr>
           <w:rFonts w:ascii="Arial" w:cs="Arial" w:eastAsia="Arial" w:hAnsi="Arial"/>
+          <w:b w:val="false"/>
+          <w:bCs w:val="false"/>
           <w:sz w:val="24"/>
           <w:szCs w:val="24"/>
         </w:rPr>
@@ -1530,7 +1686,7 @@
                 <w:sz w:val="20"/>
                 <w:szCs w:val="20"/>
               </w:rPr>
-              <w:t xml:space="preserve">A perda é evento normal da produção e exige causa classificada em lista fechada: seca, praga, geada, manuseio, outro. Campo livre inviabiliza a análise por causa</w:t>
+              <w:t xml:space="preserve">A perda é evento normal da produção e exige causa classificada em lista fechada — seca, praga, geada, manuseio, outro. Campo livre inviabiliza a análise por causa</w:t>
             </w:r>
           </w:p>
         </w:tc>
@@ -1677,6 +1833,444 @@
                 <w:szCs w:val="20"/>
               </w:rPr>
               <w:t xml:space="preserve">A muda perdida carrega o custo já incorrido: a perda tem valor financeiro, não apenas quantidade</w:t>
+            </w:r>
+          </w:p>
+        </w:tc>
+      </w:tr>
+      <w:tr>
+        <w:trPr>
+          <w:cantSplit/>
+        </w:trPr>
+        <w:tc>
+          <w:tcPr>
+            <w:tcW w:type="dxa" w:w="1200"/>
+            <w:tcBorders>
+              <w:top w:val="single" w:color="000000" w:sz="4"/>
+              <w:left w:val="single" w:color="000000" w:sz="4"/>
+              <w:bottom w:val="single" w:color="000000" w:sz="4"/>
+              <w:right w:val="single" w:color="000000" w:sz="4"/>
+            </w:tcBorders>
+            <w:tcMar>
+              <w:top w:type="dxa" w:w="60"/>
+              <w:left w:type="dxa" w:w="80"/>
+              <w:bottom w:type="dxa" w:w="60"/>
+              <w:right w:type="dxa" w:w="80"/>
+            </w:tcMar>
+            <w:vAlign w:val="center"/>
+          </w:tcPr>
+          <w:p>
+            <w:pPr>
+              <w:spacing w:after="20" w:before="20" w:line="240"/>
+              <w:jc w:val="center"/>
+            </w:pPr>
+            <w:r>
+              <w:rPr>
+                <w:rFonts w:ascii="Arial" w:cs="Arial" w:eastAsia="Arial" w:hAnsi="Arial"/>
+                <w:b/>
+                <w:bCs/>
+                <w:sz w:val="20"/>
+                <w:szCs w:val="20"/>
+              </w:rPr>
+              <w:t xml:space="preserve">RN-48</w:t>
+            </w:r>
+          </w:p>
+        </w:tc>
+        <w:tc>
+          <w:tcPr>
+            <w:tcW w:type="dxa" w:w="7871"/>
+            <w:tcBorders>
+              <w:top w:val="single" w:color="000000" w:sz="4"/>
+              <w:left w:val="single" w:color="000000" w:sz="4"/>
+              <w:bottom w:val="single" w:color="000000" w:sz="4"/>
+              <w:right w:val="single" w:color="000000" w:sz="4"/>
+            </w:tcBorders>
+            <w:tcMar>
+              <w:top w:type="dxa" w:w="60"/>
+              <w:left w:type="dxa" w:w="80"/>
+              <w:bottom w:type="dxa" w:w="60"/>
+              <w:right w:type="dxa" w:w="80"/>
+            </w:tcMar>
+            <w:vAlign w:val="center"/>
+          </w:tcPr>
+          <w:p>
+            <w:pPr>
+              <w:spacing w:after="20" w:before="20" w:line="240"/>
+              <w:jc w:val="left"/>
+            </w:pPr>
+            <w:r>
+              <w:rPr>
+                <w:rFonts w:ascii="Arial" w:cs="Arial" w:eastAsia="Arial" w:hAnsi="Arial"/>
+                <w:b w:val="false"/>
+                <w:bCs w:val="false"/>
+                <w:sz w:val="20"/>
+                <w:szCs w:val="20"/>
+              </w:rPr>
+              <w:t xml:space="preserve">O trabalho do viveiro é planejado por turno, não por horário: a unidade da agenda é dia × turno (manhã, tarde), e um turno vale quatro horas. Ninguém ali trabalha com hora marcada, e exigir horário exato garantiria agenda não preenchida</w:t>
+            </w:r>
+          </w:p>
+        </w:tc>
+      </w:tr>
+      <w:tr>
+        <w:trPr>
+          <w:cantSplit/>
+        </w:trPr>
+        <w:tc>
+          <w:tcPr>
+            <w:tcW w:type="dxa" w:w="1200"/>
+            <w:tcBorders>
+              <w:top w:val="single" w:color="000000" w:sz="4"/>
+              <w:left w:val="single" w:color="000000" w:sz="4"/>
+              <w:bottom w:val="single" w:color="000000" w:sz="4"/>
+              <w:right w:val="single" w:color="000000" w:sz="4"/>
+            </w:tcBorders>
+            <w:tcMar>
+              <w:top w:type="dxa" w:w="60"/>
+              <w:left w:type="dxa" w:w="80"/>
+              <w:bottom w:type="dxa" w:w="60"/>
+              <w:right w:type="dxa" w:w="80"/>
+            </w:tcMar>
+            <w:vAlign w:val="center"/>
+          </w:tcPr>
+          <w:p>
+            <w:pPr>
+              <w:spacing w:after="20" w:before="20" w:line="240"/>
+              <w:jc w:val="center"/>
+            </w:pPr>
+            <w:r>
+              <w:rPr>
+                <w:rFonts w:ascii="Arial" w:cs="Arial" w:eastAsia="Arial" w:hAnsi="Arial"/>
+                <w:b/>
+                <w:bCs/>
+                <w:sz w:val="20"/>
+                <w:szCs w:val="20"/>
+              </w:rPr>
+              <w:t xml:space="preserve">RN-49</w:t>
+            </w:r>
+          </w:p>
+        </w:tc>
+        <w:tc>
+          <w:tcPr>
+            <w:tcW w:type="dxa" w:w="7871"/>
+            <w:tcBorders>
+              <w:top w:val="single" w:color="000000" w:sz="4"/>
+              <w:left w:val="single" w:color="000000" w:sz="4"/>
+              <w:bottom w:val="single" w:color="000000" w:sz="4"/>
+              <w:right w:val="single" w:color="000000" w:sz="4"/>
+            </w:tcBorders>
+            <w:tcMar>
+              <w:top w:type="dxa" w:w="60"/>
+              <w:left w:type="dxa" w:w="80"/>
+              <w:bottom w:type="dxa" w:w="60"/>
+              <w:right w:type="dxa" w:w="80"/>
+            </w:tcMar>
+            <w:vAlign w:val="center"/>
+          </w:tcPr>
+          <w:p>
+            <w:pPr>
+              <w:spacing w:after="20" w:before="20" w:line="240"/>
+              <w:jc w:val="left"/>
+            </w:pPr>
+            <w:r>
+              <w:rPr>
+                <w:rFonts w:ascii="Arial" w:cs="Arial" w:eastAsia="Arial" w:hAnsi="Arial"/>
+                <w:b w:val="false"/>
+                <w:bCs w:val="false"/>
+                <w:sz w:val="20"/>
+                <w:szCs w:val="20"/>
+              </w:rPr>
+              <w:t xml:space="preserve">A semana do viveiro repete a anterior: replanejar do zero é a exceção, copiar e ajustar é a regra</w:t>
+            </w:r>
+          </w:p>
+        </w:tc>
+      </w:tr>
+      <w:tr>
+        <w:trPr>
+          <w:cantSplit/>
+        </w:trPr>
+        <w:tc>
+          <w:tcPr>
+            <w:tcW w:type="dxa" w:w="1200"/>
+            <w:tcBorders>
+              <w:top w:val="single" w:color="000000" w:sz="4"/>
+              <w:left w:val="single" w:color="000000" w:sz="4"/>
+              <w:bottom w:val="single" w:color="000000" w:sz="4"/>
+              <w:right w:val="single" w:color="000000" w:sz="4"/>
+            </w:tcBorders>
+            <w:tcMar>
+              <w:top w:type="dxa" w:w="60"/>
+              <w:left w:type="dxa" w:w="80"/>
+              <w:bottom w:type="dxa" w:w="60"/>
+              <w:right w:type="dxa" w:w="80"/>
+            </w:tcMar>
+            <w:vAlign w:val="center"/>
+          </w:tcPr>
+          <w:p>
+            <w:pPr>
+              <w:spacing w:after="20" w:before="20" w:line="240"/>
+              <w:jc w:val="center"/>
+            </w:pPr>
+            <w:r>
+              <w:rPr>
+                <w:rFonts w:ascii="Arial" w:cs="Arial" w:eastAsia="Arial" w:hAnsi="Arial"/>
+                <w:b/>
+                <w:bCs/>
+                <w:sz w:val="20"/>
+                <w:szCs w:val="20"/>
+              </w:rPr>
+              <w:t xml:space="preserve">RN-50</w:t>
+            </w:r>
+          </w:p>
+        </w:tc>
+        <w:tc>
+          <w:tcPr>
+            <w:tcW w:type="dxa" w:w="7871"/>
+            <w:tcBorders>
+              <w:top w:val="single" w:color="000000" w:sz="4"/>
+              <w:left w:val="single" w:color="000000" w:sz="4"/>
+              <w:bottom w:val="single" w:color="000000" w:sz="4"/>
+              <w:right w:val="single" w:color="000000" w:sz="4"/>
+            </w:tcBorders>
+            <w:tcMar>
+              <w:top w:type="dxa" w:w="60"/>
+              <w:left w:type="dxa" w:w="80"/>
+              <w:bottom w:type="dxa" w:w="60"/>
+              <w:right w:type="dxa" w:w="80"/>
+            </w:tcMar>
+            <w:vAlign w:val="center"/>
+          </w:tcPr>
+          <w:p>
+            <w:pPr>
+              <w:spacing w:after="20" w:before="20" w:line="240"/>
+              <w:jc w:val="left"/>
+            </w:pPr>
+            <w:r>
+              <w:rPr>
+                <w:rFonts w:ascii="Arial" w:cs="Arial" w:eastAsia="Arial" w:hAnsi="Arial"/>
+                <w:b w:val="false"/>
+                <w:bCs w:val="false"/>
+                <w:sz w:val="20"/>
+                <w:szCs w:val="20"/>
+              </w:rPr>
+              <w:t xml:space="preserve">A semana fecha e, fechada, não se altera — sem isso o custo do período muda depois de apurado</w:t>
+            </w:r>
+          </w:p>
+        </w:tc>
+      </w:tr>
+      <w:tr>
+        <w:trPr>
+          <w:cantSplit/>
+        </w:trPr>
+        <w:tc>
+          <w:tcPr>
+            <w:tcW w:type="dxa" w:w="1200"/>
+            <w:tcBorders>
+              <w:top w:val="single" w:color="000000" w:sz="4"/>
+              <w:left w:val="single" w:color="000000" w:sz="4"/>
+              <w:bottom w:val="single" w:color="000000" w:sz="4"/>
+              <w:right w:val="single" w:color="000000" w:sz="4"/>
+            </w:tcBorders>
+            <w:tcMar>
+              <w:top w:type="dxa" w:w="60"/>
+              <w:left w:type="dxa" w:w="80"/>
+              <w:bottom w:type="dxa" w:w="60"/>
+              <w:right w:type="dxa" w:w="80"/>
+            </w:tcMar>
+            <w:vAlign w:val="center"/>
+          </w:tcPr>
+          <w:p>
+            <w:pPr>
+              <w:spacing w:after="20" w:before="20" w:line="240"/>
+              <w:jc w:val="center"/>
+            </w:pPr>
+            <w:r>
+              <w:rPr>
+                <w:rFonts w:ascii="Arial" w:cs="Arial" w:eastAsia="Arial" w:hAnsi="Arial"/>
+                <w:b/>
+                <w:bCs/>
+                <w:sz w:val="20"/>
+                <w:szCs w:val="20"/>
+              </w:rPr>
+              <w:t xml:space="preserve">RN-51</w:t>
+            </w:r>
+          </w:p>
+        </w:tc>
+        <w:tc>
+          <w:tcPr>
+            <w:tcW w:type="dxa" w:w="7871"/>
+            <w:tcBorders>
+              <w:top w:val="single" w:color="000000" w:sz="4"/>
+              <w:left w:val="single" w:color="000000" w:sz="4"/>
+              <w:bottom w:val="single" w:color="000000" w:sz="4"/>
+              <w:right w:val="single" w:color="000000" w:sz="4"/>
+            </w:tcBorders>
+            <w:tcMar>
+              <w:top w:type="dxa" w:w="60"/>
+              <w:left w:type="dxa" w:w="80"/>
+              <w:bottom w:type="dxa" w:w="60"/>
+              <w:right w:type="dxa" w:w="80"/>
+            </w:tcMar>
+            <w:vAlign w:val="center"/>
+          </w:tcPr>
+          <w:p>
+            <w:pPr>
+              <w:spacing w:after="20" w:before="20" w:line="240"/>
+              <w:jc w:val="left"/>
+            </w:pPr>
+            <w:r>
+              <w:rPr>
+                <w:rFonts w:ascii="Arial" w:cs="Arial" w:eastAsia="Arial" w:hAnsi="Arial"/>
+                <w:b w:val="false"/>
+                <w:bCs w:val="false"/>
+                <w:sz w:val="20"/>
+                <w:szCs w:val="20"/>
+              </w:rPr>
+              <w:t xml:space="preserve">Tarefa planejada e não confirmada conta como realizada ao fechar a semana, com a condição registrada. Agenda com buraco não serve para calcular custo, e assumir o planejado sinalizando a dúvida é mais honesto do que não ter dado</w:t>
+            </w:r>
+          </w:p>
+        </w:tc>
+      </w:tr>
+      <w:tr>
+        <w:trPr>
+          <w:cantSplit/>
+        </w:trPr>
+        <w:tc>
+          <w:tcPr>
+            <w:tcW w:type="dxa" w:w="1200"/>
+            <w:tcBorders>
+              <w:top w:val="single" w:color="000000" w:sz="4"/>
+              <w:left w:val="single" w:color="000000" w:sz="4"/>
+              <w:bottom w:val="single" w:color="000000" w:sz="4"/>
+              <w:right w:val="single" w:color="000000" w:sz="4"/>
+            </w:tcBorders>
+            <w:tcMar>
+              <w:top w:type="dxa" w:w="60"/>
+              <w:left w:type="dxa" w:w="80"/>
+              <w:bottom w:type="dxa" w:w="60"/>
+              <w:right w:type="dxa" w:w="80"/>
+            </w:tcMar>
+            <w:vAlign w:val="center"/>
+          </w:tcPr>
+          <w:p>
+            <w:pPr>
+              <w:spacing w:after="20" w:before="20" w:line="240"/>
+              <w:jc w:val="center"/>
+            </w:pPr>
+            <w:r>
+              <w:rPr>
+                <w:rFonts w:ascii="Arial" w:cs="Arial" w:eastAsia="Arial" w:hAnsi="Arial"/>
+                <w:b/>
+                <w:bCs/>
+                <w:sz w:val="20"/>
+                <w:szCs w:val="20"/>
+              </w:rPr>
+              <w:t xml:space="preserve">RN-52</w:t>
+            </w:r>
+          </w:p>
+        </w:tc>
+        <w:tc>
+          <w:tcPr>
+            <w:tcW w:type="dxa" w:w="7871"/>
+            <w:tcBorders>
+              <w:top w:val="single" w:color="000000" w:sz="4"/>
+              <w:left w:val="single" w:color="000000" w:sz="4"/>
+              <w:bottom w:val="single" w:color="000000" w:sz="4"/>
+              <w:right w:val="single" w:color="000000" w:sz="4"/>
+            </w:tcBorders>
+            <w:tcMar>
+              <w:top w:type="dxa" w:w="60"/>
+              <w:left w:type="dxa" w:w="80"/>
+              <w:bottom w:type="dxa" w:w="60"/>
+              <w:right w:type="dxa" w:w="80"/>
+            </w:tcMar>
+            <w:vAlign w:val="center"/>
+          </w:tcPr>
+          <w:p>
+            <w:pPr>
+              <w:spacing w:after="20" w:before="20" w:line="240"/>
+              <w:jc w:val="left"/>
+            </w:pPr>
+            <w:r>
+              <w:rPr>
+                <w:rFonts w:ascii="Arial" w:cs="Arial" w:eastAsia="Arial" w:hAnsi="Arial"/>
+                <w:b w:val="false"/>
+                <w:bCs w:val="false"/>
+                <w:sz w:val="20"/>
+                <w:szCs w:val="20"/>
+              </w:rPr>
+              <w:t xml:space="preserve">O colaborador responde pelas suas tarefas: vê e conclui as que lhe foram atribuídas, e nenhuma outra</w:t>
+            </w:r>
+          </w:p>
+        </w:tc>
+      </w:tr>
+      <w:tr>
+        <w:trPr>
+          <w:cantSplit/>
+        </w:trPr>
+        <w:tc>
+          <w:tcPr>
+            <w:tcW w:type="dxa" w:w="1200"/>
+            <w:tcBorders>
+              <w:top w:val="single" w:color="000000" w:sz="4"/>
+              <w:left w:val="single" w:color="000000" w:sz="4"/>
+              <w:bottom w:val="single" w:color="000000" w:sz="4"/>
+              <w:right w:val="single" w:color="000000" w:sz="4"/>
+            </w:tcBorders>
+            <w:tcMar>
+              <w:top w:type="dxa" w:w="60"/>
+              <w:left w:type="dxa" w:w="80"/>
+              <w:bottom w:type="dxa" w:w="60"/>
+              <w:right w:type="dxa" w:w="80"/>
+            </w:tcMar>
+            <w:vAlign w:val="center"/>
+          </w:tcPr>
+          <w:p>
+            <w:pPr>
+              <w:spacing w:after="20" w:before="20" w:line="240"/>
+              <w:jc w:val="center"/>
+            </w:pPr>
+            <w:r>
+              <w:rPr>
+                <w:rFonts w:ascii="Arial" w:cs="Arial" w:eastAsia="Arial" w:hAnsi="Arial"/>
+                <w:b/>
+                <w:bCs/>
+                <w:sz w:val="20"/>
+                <w:szCs w:val="20"/>
+              </w:rPr>
+              <w:t xml:space="preserve">RN-57</w:t>
+            </w:r>
+          </w:p>
+        </w:tc>
+        <w:tc>
+          <w:tcPr>
+            <w:tcW w:type="dxa" w:w="7871"/>
+            <w:tcBorders>
+              <w:top w:val="single" w:color="000000" w:sz="4"/>
+              <w:left w:val="single" w:color="000000" w:sz="4"/>
+              <w:bottom w:val="single" w:color="000000" w:sz="4"/>
+              <w:right w:val="single" w:color="000000" w:sz="4"/>
+            </w:tcBorders>
+            <w:tcMar>
+              <w:top w:type="dxa" w:w="60"/>
+              <w:left w:type="dxa" w:w="80"/>
+              <w:bottom w:type="dxa" w:w="60"/>
+              <w:right w:type="dxa" w:w="80"/>
+            </w:tcMar>
+            <w:vAlign w:val="center"/>
+          </w:tcPr>
+          <w:p>
+            <w:pPr>
+              <w:spacing w:after="20" w:before="20" w:line="240"/>
+              <w:jc w:val="left"/>
+            </w:pPr>
+            <w:r>
+              <w:rPr>
+                <w:rFonts w:ascii="Arial" w:cs="Arial" w:eastAsia="Arial" w:hAnsi="Arial"/>
+                <w:b w:val="false"/>
+                <w:bCs w:val="false"/>
+                <w:sz w:val="20"/>
+                <w:szCs w:val="20"/>
+              </w:rPr>
+              <w:t xml:space="preserve">Só semeadura e repicagem somam ao estoque; irrigação, adubação e rustificação são manejo e não alteram quantidade. É o que define o que conta como produção em RN-13</w:t>
             </w:r>
           </w:p>
         </w:tc>
@@ -1690,6 +2284,8 @@
       <w:r>
         <w:rPr>
           <w:rFonts w:ascii="Arial" w:cs="Arial" w:eastAsia="Arial" w:hAnsi="Arial"/>
+          <w:b w:val="false"/>
+          <w:bCs w:val="false"/>
           <w:sz w:val="20"/>
           <w:szCs w:val="20"/>
         </w:rPr>
@@ -1704,6 +2300,8 @@
       <w:r>
         <w:rPr>
           <w:rFonts w:ascii="Arial" w:cs="Arial" w:eastAsia="Arial" w:hAnsi="Arial"/>
+          <w:b w:val="false"/>
+          <w:bCs w:val="false"/>
           <w:sz w:val="24"/>
           <w:szCs w:val="24"/>
         </w:rPr>
@@ -1870,7 +2468,7 @@
                 <w:sz w:val="20"/>
                 <w:szCs w:val="20"/>
               </w:rPr>
-              <w:t xml:space="preserve">O preço de venda é custo unitário real mais a margem do canal, nunca estimativa intuitiva</w:t>
+              <w:t xml:space="preserve">O preço de venda é custo unitário real mais a margem do canal — nunca estimativa intuitiva</w:t>
             </w:r>
           </w:p>
         </w:tc>
@@ -1943,7 +2541,7 @@
                 <w:sz w:val="20"/>
                 <w:szCs w:val="20"/>
               </w:rPr>
-              <w:t xml:space="preserve">O canal de venda é lista fechada de cinco (atacado, que é o padrão, compensação ambiental, paisagismo, prefeitura e varejo) e determina a margem. O mesmo produto tem preços diferentes por canal, e isso é regra, não exceção</w:t>
+              <w:t xml:space="preserve">O canal de venda é lista fechada de cinco — atacado (padrão), compensação ambiental, paisagismo, prefeitura, varejo — e determina a margem. O mesmo produto tem preços diferentes por canal, e isso é regra, não exceção</w:t>
             </w:r>
           </w:p>
         </w:tc>
@@ -2089,7 +2687,7 @@
                 <w:sz w:val="20"/>
                 <w:szCs w:val="20"/>
               </w:rPr>
-              <w:t xml:space="preserve">O piso mínimo varia por canal e por espécie: não é constante única do sistema</w:t>
+              <w:t xml:space="preserve">O piso mínimo varia por canal e por espécie — não é constante única do sistema</w:t>
             </w:r>
           </w:p>
         </w:tc>
@@ -2235,7 +2833,153 @@
                 <w:sz w:val="20"/>
                 <w:szCs w:val="20"/>
               </w:rPr>
-              <w:t xml:space="preserve">Margem negativa é venda com prejuízo e precisa ser detectada e destacada; hoje ela ocorre sem que ninguém perceba</w:t>
+              <w:t xml:space="preserve">Margem negativa é venda com prejuízo e precisa ser detectada e destacada — hoje ela ocorre sem que ninguém perceba</w:t>
+            </w:r>
+          </w:p>
+        </w:tc>
+      </w:tr>
+      <w:tr>
+        <w:trPr>
+          <w:cantSplit/>
+        </w:trPr>
+        <w:tc>
+          <w:tcPr>
+            <w:tcW w:type="dxa" w:w="1200"/>
+            <w:tcBorders>
+              <w:top w:val="single" w:color="000000" w:sz="4"/>
+              <w:left w:val="single" w:color="000000" w:sz="4"/>
+              <w:bottom w:val="single" w:color="000000" w:sz="4"/>
+              <w:right w:val="single" w:color="000000" w:sz="4"/>
+            </w:tcBorders>
+            <w:tcMar>
+              <w:top w:type="dxa" w:w="60"/>
+              <w:left w:type="dxa" w:w="80"/>
+              <w:bottom w:type="dxa" w:w="60"/>
+              <w:right w:type="dxa" w:w="80"/>
+            </w:tcMar>
+            <w:vAlign w:val="center"/>
+          </w:tcPr>
+          <w:p>
+            <w:pPr>
+              <w:spacing w:after="20" w:before="20" w:line="240"/>
+              <w:jc w:val="center"/>
+            </w:pPr>
+            <w:r>
+              <w:rPr>
+                <w:rFonts w:ascii="Arial" w:cs="Arial" w:eastAsia="Arial" w:hAnsi="Arial"/>
+                <w:b/>
+                <w:bCs/>
+                <w:sz w:val="20"/>
+                <w:szCs w:val="20"/>
+              </w:rPr>
+              <w:t xml:space="preserve">RN-58</w:t>
+            </w:r>
+          </w:p>
+        </w:tc>
+        <w:tc>
+          <w:tcPr>
+            <w:tcW w:type="dxa" w:w="7871"/>
+            <w:tcBorders>
+              <w:top w:val="single" w:color="000000" w:sz="4"/>
+              <w:left w:val="single" w:color="000000" w:sz="4"/>
+              <w:bottom w:val="single" w:color="000000" w:sz="4"/>
+              <w:right w:val="single" w:color="000000" w:sz="4"/>
+            </w:tcBorders>
+            <w:tcMar>
+              <w:top w:type="dxa" w:w="60"/>
+              <w:left w:type="dxa" w:w="80"/>
+              <w:bottom w:type="dxa" w:w="60"/>
+              <w:right w:type="dxa" w:w="80"/>
+            </w:tcMar>
+            <w:vAlign w:val="center"/>
+          </w:tcPr>
+          <w:p>
+            <w:pPr>
+              <w:spacing w:after="20" w:before="20" w:line="240"/>
+              <w:jc w:val="left"/>
+            </w:pPr>
+            <w:r>
+              <w:rPr>
+                <w:rFonts w:ascii="Arial" w:cs="Arial" w:eastAsia="Arial" w:hAnsi="Arial"/>
+                <w:b w:val="false"/>
+                <w:bCs w:val="false"/>
+                <w:sz w:val="20"/>
+                <w:szCs w:val="20"/>
+              </w:rPr>
+              <w:t xml:space="preserve">O preço vale por um período, e a margem de uma venda se afere contra o custo vigente no dia em que ela foi feita — sobrescrever o custo apagaria a resposta para "qual era a margem quando eu vendi"</w:t>
+            </w:r>
+          </w:p>
+        </w:tc>
+      </w:tr>
+      <w:tr>
+        <w:trPr>
+          <w:cantSplit/>
+        </w:trPr>
+        <w:tc>
+          <w:tcPr>
+            <w:tcW w:type="dxa" w:w="1200"/>
+            <w:tcBorders>
+              <w:top w:val="single" w:color="000000" w:sz="4"/>
+              <w:left w:val="single" w:color="000000" w:sz="4"/>
+              <w:bottom w:val="single" w:color="000000" w:sz="4"/>
+              <w:right w:val="single" w:color="000000" w:sz="4"/>
+            </w:tcBorders>
+            <w:tcMar>
+              <w:top w:type="dxa" w:w="60"/>
+              <w:left w:type="dxa" w:w="80"/>
+              <w:bottom w:type="dxa" w:w="60"/>
+              <w:right w:type="dxa" w:w="80"/>
+            </w:tcMar>
+            <w:vAlign w:val="center"/>
+          </w:tcPr>
+          <w:p>
+            <w:pPr>
+              <w:spacing w:after="20" w:before="20" w:line="240"/>
+              <w:jc w:val="center"/>
+            </w:pPr>
+            <w:r>
+              <w:rPr>
+                <w:rFonts w:ascii="Arial" w:cs="Arial" w:eastAsia="Arial" w:hAnsi="Arial"/>
+                <w:b/>
+                <w:bCs/>
+                <w:sz w:val="20"/>
+                <w:szCs w:val="20"/>
+              </w:rPr>
+              <w:t xml:space="preserve">RN-59</w:t>
+            </w:r>
+          </w:p>
+        </w:tc>
+        <w:tc>
+          <w:tcPr>
+            <w:tcW w:type="dxa" w:w="7871"/>
+            <w:tcBorders>
+              <w:top w:val="single" w:color="000000" w:sz="4"/>
+              <w:left w:val="single" w:color="000000" w:sz="4"/>
+              <w:bottom w:val="single" w:color="000000" w:sz="4"/>
+              <w:right w:val="single" w:color="000000" w:sz="4"/>
+            </w:tcBorders>
+            <w:tcMar>
+              <w:top w:type="dxa" w:w="60"/>
+              <w:left w:type="dxa" w:w="80"/>
+              <w:bottom w:type="dxa" w:w="60"/>
+              <w:right w:type="dxa" w:w="80"/>
+            </w:tcMar>
+            <w:vAlign w:val="center"/>
+          </w:tcPr>
+          <w:p>
+            <w:pPr>
+              <w:spacing w:after="20" w:before="20" w:line="240"/>
+              <w:jc w:val="left"/>
+            </w:pPr>
+            <w:r>
+              <w:rPr>
+                <w:rFonts w:ascii="Arial" w:cs="Arial" w:eastAsia="Arial" w:hAnsi="Arial"/>
+                <w:b w:val="false"/>
+                <w:bCs w:val="false"/>
+                <w:sz w:val="20"/>
+                <w:szCs w:val="20"/>
+              </w:rPr>
+              <w:t xml:space="preserve">O preço calculado é sugestão: o valor acordado pode diferir dele, desde que não desça abaixo do piso. A negociação por WhatsApp existe, e tratar o preço como imposto falsearia o que de fato se cobrou</w:t>
             </w:r>
           </w:p>
         </w:tc>
@@ -2249,6 +2993,8 @@
       <w:r>
         <w:rPr>
           <w:rFonts w:ascii="Arial" w:cs="Arial" w:eastAsia="Arial" w:hAnsi="Arial"/>
+          <w:b w:val="false"/>
+          <w:bCs w:val="false"/>
           <w:sz w:val="20"/>
           <w:szCs w:val="20"/>
         </w:rPr>
@@ -2263,6 +3009,8 @@
       <w:r>
         <w:rPr>
           <w:rFonts w:ascii="Arial" w:cs="Arial" w:eastAsia="Arial" w:hAnsi="Arial"/>
+          <w:b w:val="false"/>
+          <w:bCs w:val="false"/>
           <w:sz w:val="24"/>
           <w:szCs w:val="24"/>
         </w:rPr>
@@ -2575,7 +3323,7 @@
                 <w:sz w:val="20"/>
                 <w:szCs w:val="20"/>
               </w:rPr>
-              <w:t xml:space="preserve">A mesma pessoa pode ser cliente e fornecedor: a identidade da pessoa é única, os papéis é que são múltiplos</w:t>
+              <w:t xml:space="preserve">Toda contraparte do viveiro é uma identidade única — quem compra, quem vende, quem trabalha, o sócio, o banco, o governo, o contador —, e o vínculo com o viveiro é papel acumulável dessa identidade, escolhido em lista fechada. A mesma pessoa pode ser cliente e fornecedor; a identidade é uma só, os papéis é que são múltiplos</w:t>
             </w:r>
           </w:p>
         </w:tc>
@@ -2795,6 +3543,371 @@
                 <w:szCs w:val="20"/>
               </w:rPr>
               <w:t xml:space="preserve">Dado pessoal de cliente é tratado sob a Lei nº 13.709/2018, com finalidade, base legal e prazo de retenção declarados</w:t>
+            </w:r>
+          </w:p>
+        </w:tc>
+      </w:tr>
+      <w:tr>
+        <w:trPr>
+          <w:cantSplit/>
+        </w:trPr>
+        <w:tc>
+          <w:tcPr>
+            <w:tcW w:type="dxa" w:w="1200"/>
+            <w:tcBorders>
+              <w:top w:val="single" w:color="000000" w:sz="4"/>
+              <w:left w:val="single" w:color="000000" w:sz="4"/>
+              <w:bottom w:val="single" w:color="000000" w:sz="4"/>
+              <w:right w:val="single" w:color="000000" w:sz="4"/>
+            </w:tcBorders>
+            <w:tcMar>
+              <w:top w:type="dxa" w:w="60"/>
+              <w:left w:type="dxa" w:w="80"/>
+              <w:bottom w:type="dxa" w:w="60"/>
+              <w:right w:type="dxa" w:w="80"/>
+            </w:tcMar>
+            <w:vAlign w:val="center"/>
+          </w:tcPr>
+          <w:p>
+            <w:pPr>
+              <w:spacing w:after="20" w:before="20" w:line="240"/>
+              <w:jc w:val="center"/>
+            </w:pPr>
+            <w:r>
+              <w:rPr>
+                <w:rFonts w:ascii="Arial" w:cs="Arial" w:eastAsia="Arial" w:hAnsi="Arial"/>
+                <w:b/>
+                <w:bCs/>
+                <w:sz w:val="20"/>
+                <w:szCs w:val="20"/>
+              </w:rPr>
+              <w:t xml:space="preserve">RN-54</w:t>
+            </w:r>
+          </w:p>
+        </w:tc>
+        <w:tc>
+          <w:tcPr>
+            <w:tcW w:type="dxa" w:w="7871"/>
+            <w:tcBorders>
+              <w:top w:val="single" w:color="000000" w:sz="4"/>
+              <w:left w:val="single" w:color="000000" w:sz="4"/>
+              <w:bottom w:val="single" w:color="000000" w:sz="4"/>
+              <w:right w:val="single" w:color="000000" w:sz="4"/>
+            </w:tcBorders>
+            <w:tcMar>
+              <w:top w:type="dxa" w:w="60"/>
+              <w:left w:type="dxa" w:w="80"/>
+              <w:bottom w:type="dxa" w:w="60"/>
+              <w:right w:type="dxa" w:w="80"/>
+            </w:tcMar>
+            <w:vAlign w:val="center"/>
+          </w:tcPr>
+          <w:p>
+            <w:pPr>
+              <w:spacing w:after="20" w:before="20" w:line="240"/>
+              <w:jc w:val="left"/>
+            </w:pPr>
+            <w:r>
+              <w:rPr>
+                <w:rFonts w:ascii="Arial" w:cs="Arial" w:eastAsia="Arial" w:hAnsi="Arial"/>
+                <w:b w:val="false"/>
+                <w:bCs w:val="false"/>
+                <w:sz w:val="20"/>
+                <w:szCs w:val="20"/>
+              </w:rPr>
+              <w:t xml:space="preserve">Funcionário é vínculo de trabalho, não acesso ao sistema: o diarista que aparece duas semanas por ano existe na agenda e no custo sem nunca abrir o aplicativo</w:t>
+            </w:r>
+          </w:p>
+        </w:tc>
+      </w:tr>
+      <w:tr>
+        <w:trPr>
+          <w:cantSplit/>
+        </w:trPr>
+        <w:tc>
+          <w:tcPr>
+            <w:tcW w:type="dxa" w:w="1200"/>
+            <w:tcBorders>
+              <w:top w:val="single" w:color="000000" w:sz="4"/>
+              <w:left w:val="single" w:color="000000" w:sz="4"/>
+              <w:bottom w:val="single" w:color="000000" w:sz="4"/>
+              <w:right w:val="single" w:color="000000" w:sz="4"/>
+            </w:tcBorders>
+            <w:tcMar>
+              <w:top w:type="dxa" w:w="60"/>
+              <w:left w:type="dxa" w:w="80"/>
+              <w:bottom w:type="dxa" w:w="60"/>
+              <w:right w:type="dxa" w:w="80"/>
+            </w:tcMar>
+            <w:vAlign w:val="center"/>
+          </w:tcPr>
+          <w:p>
+            <w:pPr>
+              <w:spacing w:after="20" w:before="20" w:line="240"/>
+              <w:jc w:val="center"/>
+            </w:pPr>
+            <w:r>
+              <w:rPr>
+                <w:rFonts w:ascii="Arial" w:cs="Arial" w:eastAsia="Arial" w:hAnsi="Arial"/>
+                <w:b/>
+                <w:bCs/>
+                <w:sz w:val="20"/>
+                <w:szCs w:val="20"/>
+              </w:rPr>
+              <w:t xml:space="preserve">RN-55</w:t>
+            </w:r>
+          </w:p>
+        </w:tc>
+        <w:tc>
+          <w:tcPr>
+            <w:tcW w:type="dxa" w:w="7871"/>
+            <w:tcBorders>
+              <w:top w:val="single" w:color="000000" w:sz="4"/>
+              <w:left w:val="single" w:color="000000" w:sz="4"/>
+              <w:bottom w:val="single" w:color="000000" w:sz="4"/>
+              <w:right w:val="single" w:color="000000" w:sz="4"/>
+            </w:tcBorders>
+            <w:tcMar>
+              <w:top w:type="dxa" w:w="60"/>
+              <w:left w:type="dxa" w:w="80"/>
+              <w:bottom w:type="dxa" w:w="60"/>
+              <w:right w:type="dxa" w:w="80"/>
+            </w:tcMar>
+            <w:vAlign w:val="center"/>
+          </w:tcPr>
+          <w:p>
+            <w:pPr>
+              <w:spacing w:after="20" w:before="20" w:line="240"/>
+              <w:jc w:val="left"/>
+            </w:pPr>
+            <w:r>
+              <w:rPr>
+                <w:rFonts w:ascii="Arial" w:cs="Arial" w:eastAsia="Arial" w:hAnsi="Arial"/>
+                <w:b w:val="false"/>
+                <w:bCs w:val="false"/>
+                <w:sz w:val="20"/>
+                <w:szCs w:val="20"/>
+              </w:rPr>
+              <w:t xml:space="preserve">O tipo de tarefa é vocabulário fechado, e carrega o tempo médio por unidade — é ele que liga a atividade de campo ao custo</w:t>
+            </w:r>
+          </w:p>
+        </w:tc>
+      </w:tr>
+      <w:tr>
+        <w:trPr>
+          <w:cantSplit/>
+        </w:trPr>
+        <w:tc>
+          <w:tcPr>
+            <w:tcW w:type="dxa" w:w="1200"/>
+            <w:tcBorders>
+              <w:top w:val="single" w:color="000000" w:sz="4"/>
+              <w:left w:val="single" w:color="000000" w:sz="4"/>
+              <w:bottom w:val="single" w:color="000000" w:sz="4"/>
+              <w:right w:val="single" w:color="000000" w:sz="4"/>
+            </w:tcBorders>
+            <w:tcMar>
+              <w:top w:type="dxa" w:w="60"/>
+              <w:left w:type="dxa" w:w="80"/>
+              <w:bottom w:type="dxa" w:w="60"/>
+              <w:right w:type="dxa" w:w="80"/>
+            </w:tcMar>
+            <w:vAlign w:val="center"/>
+          </w:tcPr>
+          <w:p>
+            <w:pPr>
+              <w:spacing w:after="20" w:before="20" w:line="240"/>
+              <w:jc w:val="center"/>
+            </w:pPr>
+            <w:r>
+              <w:rPr>
+                <w:rFonts w:ascii="Arial" w:cs="Arial" w:eastAsia="Arial" w:hAnsi="Arial"/>
+                <w:b/>
+                <w:bCs/>
+                <w:sz w:val="20"/>
+                <w:szCs w:val="20"/>
+              </w:rPr>
+              <w:t xml:space="preserve">RN-60</w:t>
+            </w:r>
+          </w:p>
+        </w:tc>
+        <w:tc>
+          <w:tcPr>
+            <w:tcW w:type="dxa" w:w="7871"/>
+            <w:tcBorders>
+              <w:top w:val="single" w:color="000000" w:sz="4"/>
+              <w:left w:val="single" w:color="000000" w:sz="4"/>
+              <w:bottom w:val="single" w:color="000000" w:sz="4"/>
+              <w:right w:val="single" w:color="000000" w:sz="4"/>
+            </w:tcBorders>
+            <w:tcMar>
+              <w:top w:type="dxa" w:w="60"/>
+              <w:left w:type="dxa" w:w="80"/>
+              <w:bottom w:type="dxa" w:w="60"/>
+              <w:right w:type="dxa" w:w="80"/>
+            </w:tcMar>
+            <w:vAlign w:val="center"/>
+          </w:tcPr>
+          <w:p>
+            <w:pPr>
+              <w:spacing w:after="20" w:before="20" w:line="240"/>
+              <w:jc w:val="left"/>
+            </w:pPr>
+            <w:r>
+              <w:rPr>
+                <w:rFonts w:ascii="Arial" w:cs="Arial" w:eastAsia="Arial" w:hAnsi="Arial"/>
+                <w:b w:val="false"/>
+                <w:bCs w:val="false"/>
+                <w:sz w:val="20"/>
+                <w:szCs w:val="20"/>
+              </w:rPr>
+              <w:t xml:space="preserve">A pessoa que se opõe ao contato comercial fica fora de qualquer cotação ou abordagem, e essa oposição é registro permanente, não estado operacional que se desfaz sozinho</w:t>
+            </w:r>
+          </w:p>
+        </w:tc>
+      </w:tr>
+      <w:tr>
+        <w:trPr>
+          <w:cantSplit/>
+        </w:trPr>
+        <w:tc>
+          <w:tcPr>
+            <w:tcW w:type="dxa" w:w="1200"/>
+            <w:tcBorders>
+              <w:top w:val="single" w:color="000000" w:sz="4"/>
+              <w:left w:val="single" w:color="000000" w:sz="4"/>
+              <w:bottom w:val="single" w:color="000000" w:sz="4"/>
+              <w:right w:val="single" w:color="000000" w:sz="4"/>
+            </w:tcBorders>
+            <w:tcMar>
+              <w:top w:type="dxa" w:w="60"/>
+              <w:left w:type="dxa" w:w="80"/>
+              <w:bottom w:type="dxa" w:w="60"/>
+              <w:right w:type="dxa" w:w="80"/>
+            </w:tcMar>
+            <w:vAlign w:val="center"/>
+          </w:tcPr>
+          <w:p>
+            <w:pPr>
+              <w:spacing w:after="20" w:before="20" w:line="240"/>
+              <w:jc w:val="center"/>
+            </w:pPr>
+            <w:r>
+              <w:rPr>
+                <w:rFonts w:ascii="Arial" w:cs="Arial" w:eastAsia="Arial" w:hAnsi="Arial"/>
+                <w:b/>
+                <w:bCs/>
+                <w:sz w:val="20"/>
+                <w:szCs w:val="20"/>
+              </w:rPr>
+              <w:t xml:space="preserve">RN-61</w:t>
+            </w:r>
+          </w:p>
+        </w:tc>
+        <w:tc>
+          <w:tcPr>
+            <w:tcW w:type="dxa" w:w="7871"/>
+            <w:tcBorders>
+              <w:top w:val="single" w:color="000000" w:sz="4"/>
+              <w:left w:val="single" w:color="000000" w:sz="4"/>
+              <w:bottom w:val="single" w:color="000000" w:sz="4"/>
+              <w:right w:val="single" w:color="000000" w:sz="4"/>
+            </w:tcBorders>
+            <w:tcMar>
+              <w:top w:type="dxa" w:w="60"/>
+              <w:left w:type="dxa" w:w="80"/>
+              <w:bottom w:type="dxa" w:w="60"/>
+              <w:right w:type="dxa" w:w="80"/>
+            </w:tcMar>
+            <w:vAlign w:val="center"/>
+          </w:tcPr>
+          <w:p>
+            <w:pPr>
+              <w:spacing w:after="20" w:before="20" w:line="240"/>
+              <w:jc w:val="left"/>
+            </w:pPr>
+            <w:r>
+              <w:rPr>
+                <w:rFonts w:ascii="Arial" w:cs="Arial" w:eastAsia="Arial" w:hAnsi="Arial"/>
+                <w:b w:val="false"/>
+                <w:bCs w:val="false"/>
+                <w:sz w:val="20"/>
+                <w:szCs w:val="20"/>
+              </w:rPr>
+              <w:t xml:space="preserve">Declarar que dois cadastros são a mesma pessoa é decisão de quem conhece as pessoas: coincidência de nome ou de documento levanta a pergunta, não a conclui. A ambiguidade é aceita, não resolvida automaticamente</w:t>
+            </w:r>
+          </w:p>
+        </w:tc>
+      </w:tr>
+      <w:tr>
+        <w:trPr>
+          <w:cantSplit/>
+        </w:trPr>
+        <w:tc>
+          <w:tcPr>
+            <w:tcW w:type="dxa" w:w="1200"/>
+            <w:tcBorders>
+              <w:top w:val="single" w:color="000000" w:sz="4"/>
+              <w:left w:val="single" w:color="000000" w:sz="4"/>
+              <w:bottom w:val="single" w:color="000000" w:sz="4"/>
+              <w:right w:val="single" w:color="000000" w:sz="4"/>
+            </w:tcBorders>
+            <w:tcMar>
+              <w:top w:type="dxa" w:w="60"/>
+              <w:left w:type="dxa" w:w="80"/>
+              <w:bottom w:type="dxa" w:w="60"/>
+              <w:right w:type="dxa" w:w="80"/>
+            </w:tcMar>
+            <w:vAlign w:val="center"/>
+          </w:tcPr>
+          <w:p>
+            <w:pPr>
+              <w:spacing w:after="20" w:before="20" w:line="240"/>
+              <w:jc w:val="center"/>
+            </w:pPr>
+            <w:r>
+              <w:rPr>
+                <w:rFonts w:ascii="Arial" w:cs="Arial" w:eastAsia="Arial" w:hAnsi="Arial"/>
+                <w:b/>
+                <w:bCs/>
+                <w:sz w:val="20"/>
+                <w:szCs w:val="20"/>
+              </w:rPr>
+              <w:t xml:space="preserve">RN-62</w:t>
+            </w:r>
+          </w:p>
+        </w:tc>
+        <w:tc>
+          <w:tcPr>
+            <w:tcW w:type="dxa" w:w="7871"/>
+            <w:tcBorders>
+              <w:top w:val="single" w:color="000000" w:sz="4"/>
+              <w:left w:val="single" w:color="000000" w:sz="4"/>
+              <w:bottom w:val="single" w:color="000000" w:sz="4"/>
+              <w:right w:val="single" w:color="000000" w:sz="4"/>
+            </w:tcBorders>
+            <w:tcMar>
+              <w:top w:type="dxa" w:w="60"/>
+              <w:left w:type="dxa" w:w="80"/>
+              <w:bottom w:type="dxa" w:w="60"/>
+              <w:right w:type="dxa" w:w="80"/>
+            </w:tcMar>
+            <w:vAlign w:val="center"/>
+          </w:tcPr>
+          <w:p>
+            <w:pPr>
+              <w:spacing w:after="20" w:before="20" w:line="240"/>
+              <w:jc w:val="left"/>
+            </w:pPr>
+            <w:r>
+              <w:rPr>
+                <w:rFonts w:ascii="Arial" w:cs="Arial" w:eastAsia="Arial" w:hAnsi="Arial"/>
+                <w:b w:val="false"/>
+                <w:bCs w:val="false"/>
+                <w:sz w:val="20"/>
+                <w:szCs w:val="20"/>
+              </w:rPr>
+              <w:t xml:space="preserve">Uma pessoa tem mais de um endereço, e o de entrega pode não ser o de cobrança. É o endereço de entrega que responde pela distância, e portanto pelo frete</w:t>
             </w:r>
           </w:p>
         </w:tc>
@@ -2808,6 +3921,8 @@
       <w:r>
         <w:rPr>
           <w:rFonts w:ascii="Arial" w:cs="Arial" w:eastAsia="Arial" w:hAnsi="Arial"/>
+          <w:b w:val="false"/>
+          <w:bCs w:val="false"/>
           <w:sz w:val="20"/>
           <w:szCs w:val="20"/>
         </w:rPr>
@@ -2822,6 +3937,8 @@
       <w:r>
         <w:rPr>
           <w:rFonts w:ascii="Arial" w:cs="Arial" w:eastAsia="Arial" w:hAnsi="Arial"/>
+          <w:b w:val="false"/>
+          <w:bCs w:val="false"/>
           <w:sz w:val="24"/>
           <w:szCs w:val="24"/>
         </w:rPr>
@@ -2988,7 +4105,7 @@
                 <w:sz w:val="20"/>
                 <w:szCs w:val="20"/>
               </w:rPr>
-              <w:t xml:space="preserve">O pedido percorre uma sequência de estados até a entrega, e cada transição tem um responsável: quem conclui uma etapa aciona a seguinte</w:t>
+              <w:t xml:space="preserve">O pedido percorre uma sequência de estados até a entrega, e cada transição tem um responsável — quem conclui uma etapa aciona a seguinte</w:t>
             </w:r>
           </w:p>
         </w:tc>
@@ -3061,7 +4178,7 @@
                 <w:sz w:val="20"/>
                 <w:szCs w:val="20"/>
               </w:rPr>
-              <w:t xml:space="preserve">O cliente pode comprar quantidade e porte sem definir espécie (item genérico): 500 mudas nativas é pedido válido, e a escolha das espécies cabe ao viveiro</w:t>
+              <w:t xml:space="preserve">O cliente pode comprar quantidade e porte sem definir espécie (item genérico): "500 mudas nativas" é pedido válido, e a escolha das espécies cabe ao viveiro</w:t>
             </w:r>
           </w:p>
         </w:tc>
@@ -3426,7 +4543,7 @@
                 <w:sz w:val="20"/>
                 <w:szCs w:val="20"/>
               </w:rPr>
-              <w:t xml:space="preserve">A carga é gerada a partir dos itens aprovados, separada fisicamente em campo e, uma vez entregue, encerra o pedido. Um pedido pode gerar mais de uma carga</w:t>
+              <w:t xml:space="preserve">A carga é gerada a partir dos itens aprovados e separada fisicamente em campo; é ela, e não o pedido, a unidade que sai do viveiro. Um pedido pode gerar mais de uma carga, e a entrega da última não fecha o ciclo por si só — ver RN-63 e RN-70</w:t>
             </w:r>
           </w:p>
         </w:tc>
@@ -3572,7 +4689,372 @@
                 <w:sz w:val="20"/>
                 <w:szCs w:val="20"/>
               </w:rPr>
-              <w:t xml:space="preserve">A revenda de muda de terceiro também respeita o piso mínimo: o custo de aquisição substitui o custo de produção, a regra do piso permanece</w:t>
+              <w:t xml:space="preserve">A revenda de muda de terceiro também respeita o piso mínimo — o custo de aquisição substitui o custo de produção, a regra do piso permanece</w:t>
+            </w:r>
+          </w:p>
+        </w:tc>
+      </w:tr>
+      <w:tr>
+        <w:trPr>
+          <w:cantSplit/>
+        </w:trPr>
+        <w:tc>
+          <w:tcPr>
+            <w:tcW w:type="dxa" w:w="1200"/>
+            <w:tcBorders>
+              <w:top w:val="single" w:color="000000" w:sz="4"/>
+              <w:left w:val="single" w:color="000000" w:sz="4"/>
+              <w:bottom w:val="single" w:color="000000" w:sz="4"/>
+              <w:right w:val="single" w:color="000000" w:sz="4"/>
+            </w:tcBorders>
+            <w:tcMar>
+              <w:top w:type="dxa" w:w="60"/>
+              <w:left w:type="dxa" w:w="80"/>
+              <w:bottom w:type="dxa" w:w="60"/>
+              <w:right w:type="dxa" w:w="80"/>
+            </w:tcMar>
+            <w:vAlign w:val="center"/>
+          </w:tcPr>
+          <w:p>
+            <w:pPr>
+              <w:spacing w:after="20" w:before="20" w:line="240"/>
+              <w:jc w:val="center"/>
+            </w:pPr>
+            <w:r>
+              <w:rPr>
+                <w:rFonts w:ascii="Arial" w:cs="Arial" w:eastAsia="Arial" w:hAnsi="Arial"/>
+                <w:b/>
+                <w:bCs/>
+                <w:sz w:val="20"/>
+                <w:szCs w:val="20"/>
+              </w:rPr>
+              <w:t xml:space="preserve">RN-63</w:t>
+            </w:r>
+          </w:p>
+        </w:tc>
+        <w:tc>
+          <w:tcPr>
+            <w:tcW w:type="dxa" w:w="7871"/>
+            <w:tcBorders>
+              <w:top w:val="single" w:color="000000" w:sz="4"/>
+              <w:left w:val="single" w:color="000000" w:sz="4"/>
+              <w:bottom w:val="single" w:color="000000" w:sz="4"/>
+              <w:right w:val="single" w:color="000000" w:sz="4"/>
+            </w:tcBorders>
+            <w:tcMar>
+              <w:top w:type="dxa" w:w="60"/>
+              <w:left w:type="dxa" w:w="80"/>
+              <w:bottom w:type="dxa" w:w="60"/>
+              <w:right w:type="dxa" w:w="80"/>
+            </w:tcMar>
+            <w:vAlign w:val="center"/>
+          </w:tcPr>
+          <w:p>
+            <w:pPr>
+              <w:spacing w:after="20" w:before="20" w:line="240"/>
+              <w:jc w:val="left"/>
+            </w:pPr>
+            <w:r>
+              <w:rPr>
+                <w:rFonts w:ascii="Arial" w:cs="Arial" w:eastAsia="Arial" w:hAnsi="Arial"/>
+                <w:b w:val="false"/>
+                <w:bCs w:val="false"/>
+                <w:sz w:val="20"/>
+                <w:szCs w:val="20"/>
+              </w:rPr>
+              <w:t xml:space="preserve">Cada carga é uma viagem, com data própria. Cargas de um mesmo pedido saem em dias diferentes, e a data do pedido é referência, não a data de cada carga</w:t>
+            </w:r>
+          </w:p>
+        </w:tc>
+      </w:tr>
+      <w:tr>
+        <w:trPr>
+          <w:cantSplit/>
+        </w:trPr>
+        <w:tc>
+          <w:tcPr>
+            <w:tcW w:type="dxa" w:w="1200"/>
+            <w:tcBorders>
+              <w:top w:val="single" w:color="000000" w:sz="4"/>
+              <w:left w:val="single" w:color="000000" w:sz="4"/>
+              <w:bottom w:val="single" w:color="000000" w:sz="4"/>
+              <w:right w:val="single" w:color="000000" w:sz="4"/>
+            </w:tcBorders>
+            <w:tcMar>
+              <w:top w:type="dxa" w:w="60"/>
+              <w:left w:type="dxa" w:w="80"/>
+              <w:bottom w:type="dxa" w:w="60"/>
+              <w:right w:type="dxa" w:w="80"/>
+            </w:tcMar>
+            <w:vAlign w:val="center"/>
+          </w:tcPr>
+          <w:p>
+            <w:pPr>
+              <w:spacing w:after="20" w:before="20" w:line="240"/>
+              <w:jc w:val="center"/>
+            </w:pPr>
+            <w:r>
+              <w:rPr>
+                <w:rFonts w:ascii="Arial" w:cs="Arial" w:eastAsia="Arial" w:hAnsi="Arial"/>
+                <w:b/>
+                <w:bCs/>
+                <w:sz w:val="20"/>
+                <w:szCs w:val="20"/>
+              </w:rPr>
+              <w:t xml:space="preserve">RN-64</w:t>
+            </w:r>
+          </w:p>
+        </w:tc>
+        <w:tc>
+          <w:tcPr>
+            <w:tcW w:type="dxa" w:w="7871"/>
+            <w:tcBorders>
+              <w:top w:val="single" w:color="000000" w:sz="4"/>
+              <w:left w:val="single" w:color="000000" w:sz="4"/>
+              <w:bottom w:val="single" w:color="000000" w:sz="4"/>
+              <w:right w:val="single" w:color="000000" w:sz="4"/>
+            </w:tcBorders>
+            <w:tcMar>
+              <w:top w:type="dxa" w:w="60"/>
+              <w:left w:type="dxa" w:w="80"/>
+              <w:bottom w:type="dxa" w:w="60"/>
+              <w:right w:type="dxa" w:w="80"/>
+            </w:tcMar>
+            <w:vAlign w:val="center"/>
+          </w:tcPr>
+          <w:p>
+            <w:pPr>
+              <w:spacing w:after="20" w:before="20" w:line="240"/>
+              <w:jc w:val="left"/>
+            </w:pPr>
+            <w:r>
+              <w:rPr>
+                <w:rFonts w:ascii="Arial" w:cs="Arial" w:eastAsia="Arial" w:hAnsi="Arial"/>
+                <w:b w:val="false"/>
+                <w:bCs w:val="false"/>
+                <w:sz w:val="20"/>
+                <w:szCs w:val="20"/>
+              </w:rPr>
+              <w:t xml:space="preserve">No item genérico, o recipiente informado é o mínimo aceitável: atende-se com porte igual ou maior, nunca menor</w:t>
+            </w:r>
+          </w:p>
+        </w:tc>
+      </w:tr>
+      <w:tr>
+        <w:trPr>
+          <w:cantSplit/>
+        </w:trPr>
+        <w:tc>
+          <w:tcPr>
+            <w:tcW w:type="dxa" w:w="1200"/>
+            <w:tcBorders>
+              <w:top w:val="single" w:color="000000" w:sz="4"/>
+              <w:left w:val="single" w:color="000000" w:sz="4"/>
+              <w:bottom w:val="single" w:color="000000" w:sz="4"/>
+              <w:right w:val="single" w:color="000000" w:sz="4"/>
+            </w:tcBorders>
+            <w:tcMar>
+              <w:top w:type="dxa" w:w="60"/>
+              <w:left w:type="dxa" w:w="80"/>
+              <w:bottom w:type="dxa" w:w="60"/>
+              <w:right w:type="dxa" w:w="80"/>
+            </w:tcMar>
+            <w:vAlign w:val="center"/>
+          </w:tcPr>
+          <w:p>
+            <w:pPr>
+              <w:spacing w:after="20" w:before="20" w:line="240"/>
+              <w:jc w:val="center"/>
+            </w:pPr>
+            <w:r>
+              <w:rPr>
+                <w:rFonts w:ascii="Arial" w:cs="Arial" w:eastAsia="Arial" w:hAnsi="Arial"/>
+                <w:b/>
+                <w:bCs/>
+                <w:sz w:val="20"/>
+                <w:szCs w:val="20"/>
+              </w:rPr>
+              <w:t xml:space="preserve">RN-65</w:t>
+            </w:r>
+          </w:p>
+        </w:tc>
+        <w:tc>
+          <w:tcPr>
+            <w:tcW w:type="dxa" w:w="7871"/>
+            <w:tcBorders>
+              <w:top w:val="single" w:color="000000" w:sz="4"/>
+              <w:left w:val="single" w:color="000000" w:sz="4"/>
+              <w:bottom w:val="single" w:color="000000" w:sz="4"/>
+              <w:right w:val="single" w:color="000000" w:sz="4"/>
+            </w:tcBorders>
+            <w:tcMar>
+              <w:top w:type="dxa" w:w="60"/>
+              <w:left w:type="dxa" w:w="80"/>
+              <w:bottom w:type="dxa" w:w="60"/>
+              <w:right w:type="dxa" w:w="80"/>
+            </w:tcMar>
+            <w:vAlign w:val="center"/>
+          </w:tcPr>
+          <w:p>
+            <w:pPr>
+              <w:spacing w:after="20" w:before="20" w:line="240"/>
+              <w:jc w:val="left"/>
+            </w:pPr>
+            <w:r>
+              <w:rPr>
+                <w:rFonts w:ascii="Arial" w:cs="Arial" w:eastAsia="Arial" w:hAnsi="Arial"/>
+                <w:b w:val="false"/>
+                <w:bCs w:val="false"/>
+                <w:sz w:val="20"/>
+                <w:szCs w:val="20"/>
+              </w:rPr>
+              <w:t xml:space="preserve">O fornecedor que não responde deixa de ser consultado — a confiabilidade se mede pela taxa de resposta, e a cotação deixa de ser disparo cego</w:t>
+            </w:r>
+          </w:p>
+        </w:tc>
+      </w:tr>
+      <w:tr>
+        <w:trPr>
+          <w:cantSplit/>
+        </w:trPr>
+        <w:tc>
+          <w:tcPr>
+            <w:tcW w:type="dxa" w:w="1200"/>
+            <w:tcBorders>
+              <w:top w:val="single" w:color="000000" w:sz="4"/>
+              <w:left w:val="single" w:color="000000" w:sz="4"/>
+              <w:bottom w:val="single" w:color="000000" w:sz="4"/>
+              <w:right w:val="single" w:color="000000" w:sz="4"/>
+            </w:tcBorders>
+            <w:tcMar>
+              <w:top w:type="dxa" w:w="60"/>
+              <w:left w:type="dxa" w:w="80"/>
+              <w:bottom w:type="dxa" w:w="60"/>
+              <w:right w:type="dxa" w:w="80"/>
+            </w:tcMar>
+            <w:vAlign w:val="center"/>
+          </w:tcPr>
+          <w:p>
+            <w:pPr>
+              <w:spacing w:after="20" w:before="20" w:line="240"/>
+              <w:jc w:val="center"/>
+            </w:pPr>
+            <w:r>
+              <w:rPr>
+                <w:rFonts w:ascii="Arial" w:cs="Arial" w:eastAsia="Arial" w:hAnsi="Arial"/>
+                <w:b/>
+                <w:bCs/>
+                <w:sz w:val="20"/>
+                <w:szCs w:val="20"/>
+              </w:rPr>
+              <w:t xml:space="preserve">RN-66</w:t>
+            </w:r>
+          </w:p>
+        </w:tc>
+        <w:tc>
+          <w:tcPr>
+            <w:tcW w:type="dxa" w:w="7871"/>
+            <w:tcBorders>
+              <w:top w:val="single" w:color="000000" w:sz="4"/>
+              <w:left w:val="single" w:color="000000" w:sz="4"/>
+              <w:bottom w:val="single" w:color="000000" w:sz="4"/>
+              <w:right w:val="single" w:color="000000" w:sz="4"/>
+            </w:tcBorders>
+            <w:tcMar>
+              <w:top w:type="dxa" w:w="60"/>
+              <w:left w:type="dxa" w:w="80"/>
+              <w:bottom w:type="dxa" w:w="60"/>
+              <w:right w:type="dxa" w:w="80"/>
+            </w:tcMar>
+            <w:vAlign w:val="center"/>
+          </w:tcPr>
+          <w:p>
+            <w:pPr>
+              <w:spacing w:after="20" w:before="20" w:line="240"/>
+              <w:jc w:val="left"/>
+            </w:pPr>
+            <w:r>
+              <w:rPr>
+                <w:rFonts w:ascii="Arial" w:cs="Arial" w:eastAsia="Arial" w:hAnsi="Arial"/>
+                <w:b w:val="false"/>
+                <w:bCs w:val="false"/>
+                <w:sz w:val="20"/>
+                <w:szCs w:val="20"/>
+              </w:rPr>
+              <w:t xml:space="preserve">O carregamento acontece no dia útil anterior à entrega: o caminhão é carregado na véspera, e é isso que define o prazo real da separação</w:t>
+            </w:r>
+          </w:p>
+        </w:tc>
+      </w:tr>
+      <w:tr>
+        <w:trPr>
+          <w:cantSplit/>
+        </w:trPr>
+        <w:tc>
+          <w:tcPr>
+            <w:tcW w:type="dxa" w:w="1200"/>
+            <w:tcBorders>
+              <w:top w:val="single" w:color="000000" w:sz="4"/>
+              <w:left w:val="single" w:color="000000" w:sz="4"/>
+              <w:bottom w:val="single" w:color="000000" w:sz="4"/>
+              <w:right w:val="single" w:color="000000" w:sz="4"/>
+            </w:tcBorders>
+            <w:tcMar>
+              <w:top w:type="dxa" w:w="60"/>
+              <w:left w:type="dxa" w:w="80"/>
+              <w:bottom w:type="dxa" w:w="60"/>
+              <w:right w:type="dxa" w:w="80"/>
+            </w:tcMar>
+            <w:vAlign w:val="center"/>
+          </w:tcPr>
+          <w:p>
+            <w:pPr>
+              <w:spacing w:after="20" w:before="20" w:line="240"/>
+              <w:jc w:val="center"/>
+            </w:pPr>
+            <w:r>
+              <w:rPr>
+                <w:rFonts w:ascii="Arial" w:cs="Arial" w:eastAsia="Arial" w:hAnsi="Arial"/>
+                <w:b/>
+                <w:bCs/>
+                <w:sz w:val="20"/>
+                <w:szCs w:val="20"/>
+              </w:rPr>
+              <w:t xml:space="preserve">RN-67</w:t>
+            </w:r>
+          </w:p>
+        </w:tc>
+        <w:tc>
+          <w:tcPr>
+            <w:tcW w:type="dxa" w:w="7871"/>
+            <w:tcBorders>
+              <w:top w:val="single" w:color="000000" w:sz="4"/>
+              <w:left w:val="single" w:color="000000" w:sz="4"/>
+              <w:bottom w:val="single" w:color="000000" w:sz="4"/>
+              <w:right w:val="single" w:color="000000" w:sz="4"/>
+            </w:tcBorders>
+            <w:tcMar>
+              <w:top w:type="dxa" w:w="60"/>
+              <w:left w:type="dxa" w:w="80"/>
+              <w:bottom w:type="dxa" w:w="60"/>
+              <w:right w:type="dxa" w:w="80"/>
+            </w:tcMar>
+            <w:vAlign w:val="center"/>
+          </w:tcPr>
+          <w:p>
+            <w:pPr>
+              <w:spacing w:after="20" w:before="20" w:line="240"/>
+              <w:jc w:val="left"/>
+            </w:pPr>
+            <w:r>
+              <w:rPr>
+                <w:rFonts w:ascii="Arial" w:cs="Arial" w:eastAsia="Arial" w:hAnsi="Arial"/>
+                <w:b w:val="false"/>
+                <w:bCs w:val="false"/>
+                <w:sz w:val="20"/>
+                <w:szCs w:val="20"/>
+              </w:rPr>
+              <w:t xml:space="preserve">Item ainda não verificado e item indisponível são situações opostas, não a mesma: "não tem" e "ninguém olhou ainda" pedem providências diferentes</w:t>
             </w:r>
           </w:p>
         </w:tc>
@@ -3586,6 +5068,8 @@
       <w:r>
         <w:rPr>
           <w:rFonts w:ascii="Arial" w:cs="Arial" w:eastAsia="Arial" w:hAnsi="Arial"/>
+          <w:b w:val="false"/>
+          <w:bCs w:val="false"/>
           <w:sz w:val="20"/>
           <w:szCs w:val="20"/>
         </w:rPr>
@@ -3600,6 +5084,8 @@
       <w:r>
         <w:rPr>
           <w:rFonts w:ascii="Arial" w:cs="Arial" w:eastAsia="Arial" w:hAnsi="Arial"/>
+          <w:b w:val="false"/>
+          <w:bCs w:val="false"/>
           <w:sz w:val="24"/>
           <w:szCs w:val="24"/>
         </w:rPr>
@@ -3839,7 +5325,7 @@
                 <w:sz w:val="20"/>
                 <w:szCs w:val="20"/>
               </w:rPr>
-              <w:t xml:space="preserve">O centro de custo separa gasto de negócio de gasto pessoal da família, em lista fechada de cinco: viveiro, sítio, clínica, casa e floricultura. A separação é pré-requisito de qualquer indicador confiável</w:t>
+              <w:t xml:space="preserve">O centro de custo separa gasto de negócio de gasto pessoal da família — lista fechada de cinco: viveiro, sítio, clínica, casa, floricultura. A separação é pré-requisito de qualquer indicador confiável</w:t>
             </w:r>
           </w:p>
         </w:tc>
@@ -3912,7 +5398,7 @@
                 <w:sz w:val="20"/>
                 <w:szCs w:val="20"/>
               </w:rPr>
-              <w:t xml:space="preserve">Lançamento equivalente a outro já classificado recebe a mesma classificação: o gasto recorrente não se reclassifica todo mês</w:t>
+              <w:t xml:space="preserve">Lançamento equivalente a outro já classificado recebe a mesma classificação — o gasto recorrente não se reclassifica todo mês</w:t>
             </w:r>
           </w:p>
         </w:tc>
@@ -4058,7 +5544,226 @@
                 <w:sz w:val="20"/>
                 <w:szCs w:val="20"/>
               </w:rPr>
-              <w:t xml:space="preserve">O financeiro é assunto exclusivo da chefia, decorrência direta de a base misturar gasto de negócio e gasto pessoal</w:t>
+              <w:t xml:space="preserve">A base bancária é assunto exclusivo da chefia — decorrência direta de ela misturar gasto de negócio e gasto pessoal. O que dela deriva e não a expõe — custo, margem, preço, indicador — segue em leitura para a gerência</w:t>
+            </w:r>
+          </w:p>
+        </w:tc>
+      </w:tr>
+      <w:tr>
+        <w:trPr>
+          <w:cantSplit/>
+        </w:trPr>
+        <w:tc>
+          <w:tcPr>
+            <w:tcW w:type="dxa" w:w="1200"/>
+            <w:tcBorders>
+              <w:top w:val="single" w:color="000000" w:sz="4"/>
+              <w:left w:val="single" w:color="000000" w:sz="4"/>
+              <w:bottom w:val="single" w:color="000000" w:sz="4"/>
+              <w:right w:val="single" w:color="000000" w:sz="4"/>
+            </w:tcBorders>
+            <w:tcMar>
+              <w:top w:type="dxa" w:w="60"/>
+              <w:left w:type="dxa" w:w="80"/>
+              <w:bottom w:type="dxa" w:w="60"/>
+              <w:right w:type="dxa" w:w="80"/>
+            </w:tcMar>
+            <w:vAlign w:val="center"/>
+          </w:tcPr>
+          <w:p>
+            <w:pPr>
+              <w:spacing w:after="20" w:before="20" w:line="240"/>
+              <w:jc w:val="center"/>
+            </w:pPr>
+            <w:r>
+              <w:rPr>
+                <w:rFonts w:ascii="Arial" w:cs="Arial" w:eastAsia="Arial" w:hAnsi="Arial"/>
+                <w:b/>
+                <w:bCs/>
+                <w:sz w:val="20"/>
+                <w:szCs w:val="20"/>
+              </w:rPr>
+              <w:t xml:space="preserve">RN-68</w:t>
+            </w:r>
+          </w:p>
+        </w:tc>
+        <w:tc>
+          <w:tcPr>
+            <w:tcW w:type="dxa" w:w="7871"/>
+            <w:tcBorders>
+              <w:top w:val="single" w:color="000000" w:sz="4"/>
+              <w:left w:val="single" w:color="000000" w:sz="4"/>
+              <w:bottom w:val="single" w:color="000000" w:sz="4"/>
+              <w:right w:val="single" w:color="000000" w:sz="4"/>
+            </w:tcBorders>
+            <w:tcMar>
+              <w:top w:type="dxa" w:w="60"/>
+              <w:left w:type="dxa" w:w="80"/>
+              <w:bottom w:type="dxa" w:w="60"/>
+              <w:right w:type="dxa" w:w="80"/>
+            </w:tcMar>
+            <w:vAlign w:val="center"/>
+          </w:tcPr>
+          <w:p>
+            <w:pPr>
+              <w:spacing w:after="20" w:before="20" w:line="240"/>
+              <w:jc w:val="left"/>
+            </w:pPr>
+            <w:r>
+              <w:rPr>
+                <w:rFonts w:ascii="Arial" w:cs="Arial" w:eastAsia="Arial" w:hAnsi="Arial"/>
+                <w:b w:val="false"/>
+                <w:bCs w:val="false"/>
+                <w:sz w:val="20"/>
+                <w:szCs w:val="20"/>
+              </w:rPr>
+              <w:t xml:space="preserve">Transferência entre contas do próprio viveiro não é despesa nem receita — sem pareá-las, o mesmo dinheiro conta duas vezes</w:t>
+            </w:r>
+          </w:p>
+        </w:tc>
+      </w:tr>
+      <w:tr>
+        <w:trPr>
+          <w:cantSplit/>
+        </w:trPr>
+        <w:tc>
+          <w:tcPr>
+            <w:tcW w:type="dxa" w:w="1200"/>
+            <w:tcBorders>
+              <w:top w:val="single" w:color="000000" w:sz="4"/>
+              <w:left w:val="single" w:color="000000" w:sz="4"/>
+              <w:bottom w:val="single" w:color="000000" w:sz="4"/>
+              <w:right w:val="single" w:color="000000" w:sz="4"/>
+            </w:tcBorders>
+            <w:tcMar>
+              <w:top w:type="dxa" w:w="60"/>
+              <w:left w:type="dxa" w:w="80"/>
+              <w:bottom w:type="dxa" w:w="60"/>
+              <w:right w:type="dxa" w:w="80"/>
+            </w:tcMar>
+            <w:vAlign w:val="center"/>
+          </w:tcPr>
+          <w:p>
+            <w:pPr>
+              <w:spacing w:after="20" w:before="20" w:line="240"/>
+              <w:jc w:val="center"/>
+            </w:pPr>
+            <w:r>
+              <w:rPr>
+                <w:rFonts w:ascii="Arial" w:cs="Arial" w:eastAsia="Arial" w:hAnsi="Arial"/>
+                <w:b/>
+                <w:bCs/>
+                <w:sz w:val="20"/>
+                <w:szCs w:val="20"/>
+              </w:rPr>
+              <w:t xml:space="preserve">RN-69</w:t>
+            </w:r>
+          </w:p>
+        </w:tc>
+        <w:tc>
+          <w:tcPr>
+            <w:tcW w:type="dxa" w:w="7871"/>
+            <w:tcBorders>
+              <w:top w:val="single" w:color="000000" w:sz="4"/>
+              <w:left w:val="single" w:color="000000" w:sz="4"/>
+              <w:bottom w:val="single" w:color="000000" w:sz="4"/>
+              <w:right w:val="single" w:color="000000" w:sz="4"/>
+            </w:tcBorders>
+            <w:tcMar>
+              <w:top w:type="dxa" w:w="60"/>
+              <w:left w:type="dxa" w:w="80"/>
+              <w:bottom w:type="dxa" w:w="60"/>
+              <w:right w:type="dxa" w:w="80"/>
+            </w:tcMar>
+            <w:vAlign w:val="center"/>
+          </w:tcPr>
+          <w:p>
+            <w:pPr>
+              <w:spacing w:after="20" w:before="20" w:line="240"/>
+              <w:jc w:val="left"/>
+            </w:pPr>
+            <w:r>
+              <w:rPr>
+                <w:rFonts w:ascii="Arial" w:cs="Arial" w:eastAsia="Arial" w:hAnsi="Arial"/>
+                <w:b w:val="false"/>
+                <w:bCs w:val="false"/>
+                <w:sz w:val="20"/>
+                <w:szCs w:val="20"/>
+              </w:rPr>
+              <w:t xml:space="preserve">Um mesmo gasto pode servir a mais de um centro de custo e então se reparte entre eles; a soma das partes é o valor total. A energia do imóvel que abriga casa e clínica não pertence a um centro só</w:t>
+            </w:r>
+          </w:p>
+        </w:tc>
+      </w:tr>
+      <w:tr>
+        <w:trPr>
+          <w:cantSplit/>
+        </w:trPr>
+        <w:tc>
+          <w:tcPr>
+            <w:tcW w:type="dxa" w:w="1200"/>
+            <w:tcBorders>
+              <w:top w:val="single" w:color="000000" w:sz="4"/>
+              <w:left w:val="single" w:color="000000" w:sz="4"/>
+              <w:bottom w:val="single" w:color="000000" w:sz="4"/>
+              <w:right w:val="single" w:color="000000" w:sz="4"/>
+            </w:tcBorders>
+            <w:tcMar>
+              <w:top w:type="dxa" w:w="60"/>
+              <w:left w:type="dxa" w:w="80"/>
+              <w:bottom w:type="dxa" w:w="60"/>
+              <w:right w:type="dxa" w:w="80"/>
+            </w:tcMar>
+            <w:vAlign w:val="center"/>
+          </w:tcPr>
+          <w:p>
+            <w:pPr>
+              <w:spacing w:after="20" w:before="20" w:line="240"/>
+              <w:jc w:val="center"/>
+            </w:pPr>
+            <w:r>
+              <w:rPr>
+                <w:rFonts w:ascii="Arial" w:cs="Arial" w:eastAsia="Arial" w:hAnsi="Arial"/>
+                <w:b/>
+                <w:bCs/>
+                <w:sz w:val="20"/>
+                <w:szCs w:val="20"/>
+              </w:rPr>
+              <w:t xml:space="preserve">RN-70</w:t>
+            </w:r>
+          </w:p>
+        </w:tc>
+        <w:tc>
+          <w:tcPr>
+            <w:tcW w:type="dxa" w:w="7871"/>
+            <w:tcBorders>
+              <w:top w:val="single" w:color="000000" w:sz="4"/>
+              <w:left w:val="single" w:color="000000" w:sz="4"/>
+              <w:bottom w:val="single" w:color="000000" w:sz="4"/>
+              <w:right w:val="single" w:color="000000" w:sz="4"/>
+            </w:tcBorders>
+            <w:tcMar>
+              <w:top w:type="dxa" w:w="60"/>
+              <w:left w:type="dxa" w:w="80"/>
+              <w:bottom w:type="dxa" w:w="60"/>
+              <w:right w:type="dxa" w:w="80"/>
+            </w:tcMar>
+            <w:vAlign w:val="center"/>
+          </w:tcPr>
+          <w:p>
+            <w:pPr>
+              <w:spacing w:after="20" w:before="20" w:line="240"/>
+              <w:jc w:val="left"/>
+            </w:pPr>
+            <w:r>
+              <w:rPr>
+                <w:rFonts w:ascii="Arial" w:cs="Arial" w:eastAsia="Arial" w:hAnsi="Arial"/>
+                <w:b w:val="false"/>
+                <w:bCs w:val="false"/>
+                <w:sz w:val="20"/>
+                <w:szCs w:val="20"/>
+              </w:rPr>
+              <w:t xml:space="preserve">Pedido entregue não é pedido pago: o recebimento é evento próprio, e só o extrato o comprova. O ciclo comercial e o ciclo do dinheiro fecham em momentos diferentes</w:t>
             </w:r>
           </w:p>
         </w:tc>
@@ -4072,6 +5777,8 @@
       <w:r>
         <w:rPr>
           <w:rFonts w:ascii="Arial" w:cs="Arial" w:eastAsia="Arial" w:hAnsi="Arial"/>
+          <w:b w:val="false"/>
+          <w:bCs w:val="false"/>
           <w:sz w:val="20"/>
           <w:szCs w:val="20"/>
         </w:rPr>
@@ -4086,6 +5793,8 @@
       <w:r>
         <w:rPr>
           <w:rFonts w:ascii="Arial" w:cs="Arial" w:eastAsia="Arial" w:hAnsi="Arial"/>
+          <w:b w:val="false"/>
+          <w:bCs w:val="false"/>
           <w:sz w:val="24"/>
           <w:szCs w:val="24"/>
         </w:rPr>
@@ -4252,7 +5961,7 @@
                 <w:sz w:val="20"/>
                 <w:szCs w:val="20"/>
               </w:rPr>
-              <w:t xml:space="preserve">Cada pessoa tem um perfil (chefia, gerência, colaborador, administrador) que determina o que ela vê e o que pode fazer</w:t>
+              <w:t xml:space="preserve">Cada pessoa tem um perfil — chefia, gerência, colaborador, administrador — que determina o que ela vê e o que pode fazer</w:t>
             </w:r>
           </w:p>
         </w:tc>
@@ -4412,6 +6121,8 @@
       <w:r>
         <w:rPr>
           <w:rFonts w:ascii="Arial" w:cs="Arial" w:eastAsia="Arial" w:hAnsi="Arial"/>
+          <w:b w:val="false"/>
+          <w:bCs w:val="false"/>
           <w:sz w:val="20"/>
           <w:szCs w:val="20"/>
         </w:rPr>
@@ -4426,6 +6137,8 @@
       <w:r>
         <w:rPr>
           <w:rFonts w:ascii="Arial" w:cs="Arial" w:eastAsia="Arial" w:hAnsi="Arial"/>
+          <w:b w:val="false"/>
+          <w:bCs w:val="false"/>
           <w:sz w:val="24"/>
           <w:szCs w:val="24"/>
         </w:rPr>
@@ -4584,7 +6297,7 @@
           <w:p>
             <w:pPr>
               <w:spacing w:after="20" w:before="20" w:line="240"/>
-              <w:jc w:val="left"/>
+              <w:jc w:val="l"/>
             </w:pPr>
             <w:r>
               <w:rPr>
@@ -4618,7 +6331,7 @@
           <w:p>
             <w:pPr>
               <w:spacing w:after="20" w:before="20" w:line="240"/>
-              <w:jc w:val="left"/>
+              <w:jc w:val="l"/>
             </w:pPr>
             <w:r>
               <w:rPr>
@@ -4652,7 +6365,7 @@
           <w:p>
             <w:pPr>
               <w:spacing w:after="20" w:before="20" w:line="240"/>
-              <w:jc w:val="center"/>
+              <w:jc w:val="c"/>
             </w:pPr>
             <w:r>
               <w:rPr>
@@ -4691,7 +6404,7 @@
           <w:p>
             <w:pPr>
               <w:spacing w:after="20" w:before="20" w:line="240"/>
-              <w:jc w:val="left"/>
+              <w:jc w:val="l"/>
             </w:pPr>
             <w:r>
               <w:rPr>
@@ -4725,17 +6438,17 @@
           <w:p>
             <w:pPr>
               <w:spacing w:after="20" w:before="20" w:line="240"/>
-              <w:jc w:val="left"/>
-            </w:pPr>
-            <w:r>
-              <w:rPr>
-                <w:rFonts w:ascii="Arial" w:cs="Arial" w:eastAsia="Arial" w:hAnsi="Arial"/>
-                <w:b w:val="false"/>
-                <w:bCs w:val="false"/>
-                <w:sz w:val="20"/>
-                <w:szCs w:val="20"/>
-              </w:rPr>
-              <w:t xml:space="preserve">RN-07 a RN-12</w:t>
+              <w:jc w:val="l"/>
+            </w:pPr>
+            <w:r>
+              <w:rPr>
+                <w:rFonts w:ascii="Arial" w:cs="Arial" w:eastAsia="Arial" w:hAnsi="Arial"/>
+                <w:b w:val="false"/>
+                <w:bCs w:val="false"/>
+                <w:sz w:val="20"/>
+                <w:szCs w:val="20"/>
+              </w:rPr>
+              <w:t xml:space="preserve">RN-07 a RN-12, RN-53, RN-56</w:t>
             </w:r>
           </w:p>
         </w:tc>
@@ -4759,17 +6472,17 @@
           <w:p>
             <w:pPr>
               <w:spacing w:after="20" w:before="20" w:line="240"/>
-              <w:jc w:val="center"/>
-            </w:pPr>
-            <w:r>
-              <w:rPr>
-                <w:rFonts w:ascii="Arial" w:cs="Arial" w:eastAsia="Arial" w:hAnsi="Arial"/>
-                <w:b w:val="false"/>
-                <w:bCs w:val="false"/>
-                <w:sz w:val="20"/>
-                <w:szCs w:val="20"/>
-              </w:rPr>
-              <w:t xml:space="preserve">6</w:t>
+              <w:jc w:val="c"/>
+            </w:pPr>
+            <w:r>
+              <w:rPr>
+                <w:rFonts w:ascii="Arial" w:cs="Arial" w:eastAsia="Arial" w:hAnsi="Arial"/>
+                <w:b w:val="false"/>
+                <w:bCs w:val="false"/>
+                <w:sz w:val="20"/>
+                <w:szCs w:val="20"/>
+              </w:rPr>
+              <w:t xml:space="preserve">8</w:t>
             </w:r>
           </w:p>
         </w:tc>
@@ -4798,7 +6511,7 @@
           <w:p>
             <w:pPr>
               <w:spacing w:after="20" w:before="20" w:line="240"/>
-              <w:jc w:val="left"/>
+              <w:jc w:val="l"/>
             </w:pPr>
             <w:r>
               <w:rPr>
@@ -4832,17 +6545,17 @@
           <w:p>
             <w:pPr>
               <w:spacing w:after="20" w:before="20" w:line="240"/>
-              <w:jc w:val="left"/>
-            </w:pPr>
-            <w:r>
-              <w:rPr>
-                <w:rFonts w:ascii="Arial" w:cs="Arial" w:eastAsia="Arial" w:hAnsi="Arial"/>
-                <w:b w:val="false"/>
-                <w:bCs w:val="false"/>
-                <w:sz w:val="20"/>
-                <w:szCs w:val="20"/>
-              </w:rPr>
-              <w:t xml:space="preserve">RN-13 a RN-18</w:t>
+              <w:jc w:val="l"/>
+            </w:pPr>
+            <w:r>
+              <w:rPr>
+                <w:rFonts w:ascii="Arial" w:cs="Arial" w:eastAsia="Arial" w:hAnsi="Arial"/>
+                <w:b w:val="false"/>
+                <w:bCs w:val="false"/>
+                <w:sz w:val="20"/>
+                <w:szCs w:val="20"/>
+              </w:rPr>
+              <w:t xml:space="preserve">RN-13 a RN-18, RN-48 a RN-52, RN-57</w:t>
             </w:r>
           </w:p>
         </w:tc>
@@ -4866,17 +6579,17 @@
           <w:p>
             <w:pPr>
               <w:spacing w:after="20" w:before="20" w:line="240"/>
-              <w:jc w:val="center"/>
-            </w:pPr>
-            <w:r>
-              <w:rPr>
-                <w:rFonts w:ascii="Arial" w:cs="Arial" w:eastAsia="Arial" w:hAnsi="Arial"/>
-                <w:b w:val="false"/>
-                <w:bCs w:val="false"/>
-                <w:sz w:val="20"/>
-                <w:szCs w:val="20"/>
-              </w:rPr>
-              <w:t xml:space="preserve">6</w:t>
+              <w:jc w:val="c"/>
+            </w:pPr>
+            <w:r>
+              <w:rPr>
+                <w:rFonts w:ascii="Arial" w:cs="Arial" w:eastAsia="Arial" w:hAnsi="Arial"/>
+                <w:b w:val="false"/>
+                <w:bCs w:val="false"/>
+                <w:sz w:val="20"/>
+                <w:szCs w:val="20"/>
+              </w:rPr>
+              <w:t xml:space="preserve">12</w:t>
             </w:r>
           </w:p>
         </w:tc>
@@ -4905,7 +6618,7 @@
           <w:p>
             <w:pPr>
               <w:spacing w:after="20" w:before="20" w:line="240"/>
-              <w:jc w:val="left"/>
+              <w:jc w:val="l"/>
             </w:pPr>
             <w:r>
               <w:rPr>
@@ -4939,17 +6652,17 @@
           <w:p>
             <w:pPr>
               <w:spacing w:after="20" w:before="20" w:line="240"/>
-              <w:jc w:val="left"/>
-            </w:pPr>
-            <w:r>
-              <w:rPr>
-                <w:rFonts w:ascii="Arial" w:cs="Arial" w:eastAsia="Arial" w:hAnsi="Arial"/>
-                <w:b w:val="false"/>
-                <w:bCs w:val="false"/>
-                <w:sz w:val="20"/>
-                <w:szCs w:val="20"/>
-              </w:rPr>
-              <w:t xml:space="preserve">RN-19 a RN-24</w:t>
+              <w:jc w:val="l"/>
+            </w:pPr>
+            <w:r>
+              <w:rPr>
+                <w:rFonts w:ascii="Arial" w:cs="Arial" w:eastAsia="Arial" w:hAnsi="Arial"/>
+                <w:b w:val="false"/>
+                <w:bCs w:val="false"/>
+                <w:sz w:val="20"/>
+                <w:szCs w:val="20"/>
+              </w:rPr>
+              <w:t xml:space="preserve">RN-19 a RN-24, RN-58, RN-59</w:t>
             </w:r>
           </w:p>
         </w:tc>
@@ -4973,17 +6686,17 @@
           <w:p>
             <w:pPr>
               <w:spacing w:after="20" w:before="20" w:line="240"/>
-              <w:jc w:val="center"/>
-            </w:pPr>
-            <w:r>
-              <w:rPr>
-                <w:rFonts w:ascii="Arial" w:cs="Arial" w:eastAsia="Arial" w:hAnsi="Arial"/>
-                <w:b w:val="false"/>
-                <w:bCs w:val="false"/>
-                <w:sz w:val="20"/>
-                <w:szCs w:val="20"/>
-              </w:rPr>
-              <w:t xml:space="preserve">6</w:t>
+              <w:jc w:val="c"/>
+            </w:pPr>
+            <w:r>
+              <w:rPr>
+                <w:rFonts w:ascii="Arial" w:cs="Arial" w:eastAsia="Arial" w:hAnsi="Arial"/>
+                <w:b w:val="false"/>
+                <w:bCs w:val="false"/>
+                <w:sz w:val="20"/>
+                <w:szCs w:val="20"/>
+              </w:rPr>
+              <w:t xml:space="preserve">8</w:t>
             </w:r>
           </w:p>
         </w:tc>
@@ -5012,7 +6725,7 @@
           <w:p>
             <w:pPr>
               <w:spacing w:after="20" w:before="20" w:line="240"/>
-              <w:jc w:val="left"/>
+              <w:jc w:val="l"/>
             </w:pPr>
             <w:r>
               <w:rPr>
@@ -5046,17 +6759,17 @@
           <w:p>
             <w:pPr>
               <w:spacing w:after="20" w:before="20" w:line="240"/>
-              <w:jc w:val="left"/>
-            </w:pPr>
-            <w:r>
-              <w:rPr>
-                <w:rFonts w:ascii="Arial" w:cs="Arial" w:eastAsia="Arial" w:hAnsi="Arial"/>
-                <w:b w:val="false"/>
-                <w:bCs w:val="false"/>
-                <w:sz w:val="20"/>
-                <w:szCs w:val="20"/>
-              </w:rPr>
-              <w:t xml:space="preserve">RN-25 a RN-30</w:t>
+              <w:jc w:val="l"/>
+            </w:pPr>
+            <w:r>
+              <w:rPr>
+                <w:rFonts w:ascii="Arial" w:cs="Arial" w:eastAsia="Arial" w:hAnsi="Arial"/>
+                <w:b w:val="false"/>
+                <w:bCs w:val="false"/>
+                <w:sz w:val="20"/>
+                <w:szCs w:val="20"/>
+              </w:rPr>
+              <w:t xml:space="preserve">RN-25 a RN-30, RN-54, RN-55, RN-60 a RN-62</w:t>
             </w:r>
           </w:p>
         </w:tc>
@@ -5080,17 +6793,17 @@
           <w:p>
             <w:pPr>
               <w:spacing w:after="20" w:before="20" w:line="240"/>
-              <w:jc w:val="center"/>
-            </w:pPr>
-            <w:r>
-              <w:rPr>
-                <w:rFonts w:ascii="Arial" w:cs="Arial" w:eastAsia="Arial" w:hAnsi="Arial"/>
-                <w:b w:val="false"/>
-                <w:bCs w:val="false"/>
-                <w:sz w:val="20"/>
-                <w:szCs w:val="20"/>
-              </w:rPr>
-              <w:t xml:space="preserve">6</w:t>
+              <w:jc w:val="c"/>
+            </w:pPr>
+            <w:r>
+              <w:rPr>
+                <w:rFonts w:ascii="Arial" w:cs="Arial" w:eastAsia="Arial" w:hAnsi="Arial"/>
+                <w:b w:val="false"/>
+                <w:bCs w:val="false"/>
+                <w:sz w:val="20"/>
+                <w:szCs w:val="20"/>
+              </w:rPr>
+              <w:t xml:space="preserve">11</w:t>
             </w:r>
           </w:p>
         </w:tc>
@@ -5119,7 +6832,7 @@
           <w:p>
             <w:pPr>
               <w:spacing w:after="20" w:before="20" w:line="240"/>
-              <w:jc w:val="left"/>
+              <w:jc w:val="l"/>
             </w:pPr>
             <w:r>
               <w:rPr>
@@ -5153,17 +6866,17 @@
           <w:p>
             <w:pPr>
               <w:spacing w:after="20" w:before="20" w:line="240"/>
-              <w:jc w:val="left"/>
-            </w:pPr>
-            <w:r>
-              <w:rPr>
-                <w:rFonts w:ascii="Arial" w:cs="Arial" w:eastAsia="Arial" w:hAnsi="Arial"/>
-                <w:b w:val="false"/>
-                <w:bCs w:val="false"/>
-                <w:sz w:val="20"/>
-                <w:szCs w:val="20"/>
-              </w:rPr>
-              <w:t xml:space="preserve">RN-31 a RN-39</w:t>
+              <w:jc w:val="l"/>
+            </w:pPr>
+            <w:r>
+              <w:rPr>
+                <w:rFonts w:ascii="Arial" w:cs="Arial" w:eastAsia="Arial" w:hAnsi="Arial"/>
+                <w:b w:val="false"/>
+                <w:bCs w:val="false"/>
+                <w:sz w:val="20"/>
+                <w:szCs w:val="20"/>
+              </w:rPr>
+              <w:t xml:space="preserve">RN-31 a RN-39, RN-63 a RN-67</w:t>
             </w:r>
           </w:p>
         </w:tc>
@@ -5187,17 +6900,17 @@
           <w:p>
             <w:pPr>
               <w:spacing w:after="20" w:before="20" w:line="240"/>
-              <w:jc w:val="center"/>
-            </w:pPr>
-            <w:r>
-              <w:rPr>
-                <w:rFonts w:ascii="Arial" w:cs="Arial" w:eastAsia="Arial" w:hAnsi="Arial"/>
-                <w:b w:val="false"/>
-                <w:bCs w:val="false"/>
-                <w:sz w:val="20"/>
-                <w:szCs w:val="20"/>
-              </w:rPr>
-              <w:t xml:space="preserve">9</w:t>
+              <w:jc w:val="c"/>
+            </w:pPr>
+            <w:r>
+              <w:rPr>
+                <w:rFonts w:ascii="Arial" w:cs="Arial" w:eastAsia="Arial" w:hAnsi="Arial"/>
+                <w:b w:val="false"/>
+                <w:bCs w:val="false"/>
+                <w:sz w:val="20"/>
+                <w:szCs w:val="20"/>
+              </w:rPr>
+              <w:t xml:space="preserve">14</w:t>
             </w:r>
           </w:p>
         </w:tc>
@@ -5226,7 +6939,7 @@
           <w:p>
             <w:pPr>
               <w:spacing w:after="20" w:before="20" w:line="240"/>
-              <w:jc w:val="left"/>
+              <w:jc w:val="l"/>
             </w:pPr>
             <w:r>
               <w:rPr>
@@ -5260,17 +6973,17 @@
           <w:p>
             <w:pPr>
               <w:spacing w:after="20" w:before="20" w:line="240"/>
-              <w:jc w:val="left"/>
-            </w:pPr>
-            <w:r>
-              <w:rPr>
-                <w:rFonts w:ascii="Arial" w:cs="Arial" w:eastAsia="Arial" w:hAnsi="Arial"/>
-                <w:b w:val="false"/>
-                <w:bCs w:val="false"/>
-                <w:sz w:val="20"/>
-                <w:szCs w:val="20"/>
-              </w:rPr>
-              <w:t xml:space="preserve">RN-40 a RN-44</w:t>
+              <w:jc w:val="l"/>
+            </w:pPr>
+            <w:r>
+              <w:rPr>
+                <w:rFonts w:ascii="Arial" w:cs="Arial" w:eastAsia="Arial" w:hAnsi="Arial"/>
+                <w:b w:val="false"/>
+                <w:bCs w:val="false"/>
+                <w:sz w:val="20"/>
+                <w:szCs w:val="20"/>
+              </w:rPr>
+              <w:t xml:space="preserve">RN-40 a RN-44, RN-68 a RN-70</w:t>
             </w:r>
           </w:p>
         </w:tc>
@@ -5294,17 +7007,17 @@
           <w:p>
             <w:pPr>
               <w:spacing w:after="20" w:before="20" w:line="240"/>
-              <w:jc w:val="center"/>
-            </w:pPr>
-            <w:r>
-              <w:rPr>
-                <w:rFonts w:ascii="Arial" w:cs="Arial" w:eastAsia="Arial" w:hAnsi="Arial"/>
-                <w:b w:val="false"/>
-                <w:bCs w:val="false"/>
-                <w:sz w:val="20"/>
-                <w:szCs w:val="20"/>
-              </w:rPr>
-              <w:t xml:space="preserve">5</w:t>
+              <w:jc w:val="c"/>
+            </w:pPr>
+            <w:r>
+              <w:rPr>
+                <w:rFonts w:ascii="Arial" w:cs="Arial" w:eastAsia="Arial" w:hAnsi="Arial"/>
+                <w:b w:val="false"/>
+                <w:bCs w:val="false"/>
+                <w:sz w:val="20"/>
+                <w:szCs w:val="20"/>
+              </w:rPr>
+              <w:t xml:space="preserve">8</w:t>
             </w:r>
           </w:p>
         </w:tc>
@@ -5333,7 +7046,7 @@
           <w:p>
             <w:pPr>
               <w:spacing w:after="20" w:before="20" w:line="240"/>
-              <w:jc w:val="left"/>
+              <w:jc w:val="l"/>
             </w:pPr>
             <w:r>
               <w:rPr>
@@ -5367,17 +7080,17 @@
           <w:p>
             <w:pPr>
               <w:spacing w:after="20" w:before="20" w:line="240"/>
-              <w:jc w:val="left"/>
-            </w:pPr>
-            <w:r>
-              <w:rPr>
-                <w:rFonts w:ascii="Arial" w:cs="Arial" w:eastAsia="Arial" w:hAnsi="Arial"/>
-                <w:b w:val="false"/>
-                <w:bCs w:val="false"/>
-                <w:sz w:val="20"/>
-                <w:szCs w:val="20"/>
-              </w:rPr>
-              <w:t xml:space="preserve">RN-45 e RN-46</w:t>
+              <w:jc w:val="l"/>
+            </w:pPr>
+            <w:r>
+              <w:rPr>
+                <w:rFonts w:ascii="Arial" w:cs="Arial" w:eastAsia="Arial" w:hAnsi="Arial"/>
+                <w:b w:val="false"/>
+                <w:bCs w:val="false"/>
+                <w:sz w:val="20"/>
+                <w:szCs w:val="20"/>
+              </w:rPr>
+              <w:t xml:space="preserve">RN-45, RN-46</w:t>
             </w:r>
           </w:p>
         </w:tc>
@@ -5401,7 +7114,7 @@
           <w:p>
             <w:pPr>
               <w:spacing w:after="20" w:before="20" w:line="240"/>
-              <w:jc w:val="center"/>
+              <w:jc w:val="c"/>
             </w:pPr>
             <w:r>
               <w:rPr>
@@ -5440,7 +7153,7 @@
           <w:p>
             <w:pPr>
               <w:spacing w:after="20" w:before="20" w:line="240"/>
-              <w:jc w:val="left"/>
+              <w:jc w:val="l"/>
             </w:pPr>
             <w:r>
               <w:rPr>
@@ -5474,7 +7187,7 @@
           <w:p>
             <w:pPr>
               <w:spacing w:after="20" w:before="20" w:line="240"/>
-              <w:jc w:val="left"/>
+              <w:jc w:val="l"/>
             </w:pPr>
             <w:r>
               <w:rPr>
@@ -5508,7 +7221,7 @@
           <w:p>
             <w:pPr>
               <w:spacing w:after="20" w:before="20" w:line="240"/>
-              <w:jc w:val="center"/>
+              <w:jc w:val="c"/>
             </w:pPr>
             <w:r>
               <w:rPr>
@@ -5547,7 +7260,7 @@
           <w:p>
             <w:pPr>
               <w:spacing w:after="20" w:before="20" w:line="240"/>
-              <w:jc w:val="left"/>
+              <w:jc w:val="l"/>
             </w:pPr>
             <w:r>
               <w:rPr>
@@ -5581,7 +7294,7 @@
           <w:p>
             <w:pPr>
               <w:spacing w:after="20" w:before="20" w:line="240"/>
-              <w:jc w:val="left"/>
+              <w:jc w:val="l"/>
             </w:pPr>
             <w:r>
               <w:rPr>
@@ -5615,7 +7328,7 @@
           <w:p>
             <w:pPr>
               <w:spacing w:after="20" w:before="20" w:line="240"/>
-              <w:jc w:val="center"/>
+              <w:jc w:val="c"/>
             </w:pPr>
             <w:r>
               <w:rPr>
@@ -5625,7 +7338,7 @@
                 <w:sz w:val="20"/>
                 <w:szCs w:val="20"/>
               </w:rPr>
-              <w:t xml:space="preserve">47</w:t>
+              <w:t xml:space="preserve">70</w:t>
             </w:r>
           </w:p>
         </w:tc>
@@ -5639,6 +7352,8 @@
       <w:r>
         <w:rPr>
           <w:rFonts w:ascii="Arial" w:cs="Arial" w:eastAsia="Arial" w:hAnsi="Arial"/>
+          <w:b w:val="false"/>
+          <w:bCs w:val="false"/>
           <w:sz w:val="20"/>
           <w:szCs w:val="20"/>
         </w:rPr>
@@ -5647,20 +7362,15 @@
     </w:p>
     <w:p>
       <w:pPr>
-        <w:pageBreakBefore/>
-      </w:pPr>
-    </w:p>
-    <w:p>
-      <w:pPr>
         <w:pStyle w:val="Heading1"/>
-        <w:spacing w:after="180" w:before="360" w:line="360"/>
+        <w:spacing w:after="180" w:before="360" w:line="240"/>
+        <w:jc w:val="left"/>
       </w:pPr>
       <w:r>
         <w:rPr>
           <w:rFonts w:ascii="Arial" w:cs="Arial" w:eastAsia="Arial" w:hAnsi="Arial"/>
           <w:b/>
           <w:bCs/>
-          <w:color w:val="000000"/>
           <w:sz w:val="24"/>
           <w:szCs w:val="24"/>
         </w:rPr>
@@ -5675,6 +7385,8 @@
       <w:r>
         <w:rPr>
           <w:rFonts w:ascii="Arial" w:cs="Arial" w:eastAsia="Arial" w:hAnsi="Arial"/>
+          <w:b w:val="false"/>
+          <w:bCs w:val="false"/>
           <w:sz w:val="24"/>
           <w:szCs w:val="24"/>
         </w:rPr>
@@ -8096,7 +9808,7 @@
                 <w:sz w:val="20"/>
                 <w:szCs w:val="20"/>
               </w:rPr>
-              <w:t xml:space="preserve">RN-07, RN-12</w:t>
+              <w:t xml:space="preserve">RN-07, RN-12, RN-56</w:t>
             </w:r>
           </w:p>
         </w:tc>
@@ -8237,7 +9949,7 @@
                 <w:sz w:val="20"/>
                 <w:szCs w:val="20"/>
               </w:rPr>
-              <w:t xml:space="preserve">RN-07, RN-19</w:t>
+              <w:t xml:space="preserve">RN-07, RN-19, RN-58</w:t>
             </w:r>
           </w:p>
         </w:tc>
@@ -8485,7 +10197,7 @@
                 <w:sz w:val="20"/>
                 <w:szCs w:val="20"/>
               </w:rPr>
-              <w:t xml:space="preserve">O sistema deve permitir registrar atividade de produção (semeadura, repicagem, irrigação, adubação) com espécie, recipiente e quantidade</w:t>
+              <w:t xml:space="preserve">O sistema deve permitir registrar atividade de produção — semeadura, repicagem, irrigação, adubação — com espécie, recipiente e quantidade</w:t>
             </w:r>
           </w:p>
         </w:tc>
@@ -8519,7 +10231,7 @@
                 <w:sz w:val="20"/>
                 <w:szCs w:val="20"/>
               </w:rPr>
-              <w:t xml:space="preserve">RN-01, RN-04, RN-05, RN-10, RN-13</w:t>
+              <w:t xml:space="preserve">RN-01, RN-04, RN-05, RN-10, RN-13, RN-57</w:t>
             </w:r>
           </w:p>
         </w:tc>
@@ -8942,7 +10654,7 @@
                 <w:sz w:val="20"/>
                 <w:szCs w:val="20"/>
               </w:rPr>
-              <w:t xml:space="preserve">RN-04, RN-06, RN-13</w:t>
+              <w:t xml:space="preserve">RN-04, RN-06, RN-13, RN-57</w:t>
             </w:r>
           </w:p>
         </w:tc>
@@ -10352,7 +12064,7 @@
                 <w:sz w:val="20"/>
                 <w:szCs w:val="20"/>
               </w:rPr>
-              <w:t xml:space="preserve">RN-19</w:t>
+              <w:t xml:space="preserve">RN-19, RN-59</w:t>
             </w:r>
           </w:p>
         </w:tc>
@@ -10493,7 +12205,7 @@
                 <w:sz w:val="20"/>
                 <w:szCs w:val="20"/>
               </w:rPr>
-              <w:t xml:space="preserve">RN-21, RN-22, RN-39</w:t>
+              <w:t xml:space="preserve">RN-21, RN-22, RN-39, RN-59</w:t>
             </w:r>
           </w:p>
         </w:tc>
@@ -10634,7 +12346,7 @@
                 <w:sz w:val="20"/>
                 <w:szCs w:val="20"/>
               </w:rPr>
-              <w:t xml:space="preserve">RN-23</w:t>
+              <w:t xml:space="preserve">RN-23, RN-62</w:t>
             </w:r>
           </w:p>
         </w:tc>
@@ -10775,7 +12487,7 @@
                 <w:sz w:val="20"/>
                 <w:szCs w:val="20"/>
               </w:rPr>
-              <w:t xml:space="preserve">RN-24</w:t>
+              <w:t xml:space="preserve">RN-24, RN-58</w:t>
             </w:r>
           </w:p>
         </w:tc>
@@ -11057,7 +12769,7 @@
                 <w:sz w:val="20"/>
                 <w:szCs w:val="20"/>
               </w:rPr>
-              <w:t xml:space="preserve">RN-25, RN-30</w:t>
+              <w:t xml:space="preserve">RN-25, RN-30, RN-60, RN-62</w:t>
             </w:r>
           </w:p>
         </w:tc>
@@ -11339,7 +13051,7 @@
                 <w:sz w:val="20"/>
                 <w:szCs w:val="20"/>
               </w:rPr>
-              <w:t xml:space="preserve">RN-26, RN-27</w:t>
+              <w:t xml:space="preserve">RN-26, RN-27, RN-61</w:t>
             </w:r>
           </w:p>
         </w:tc>
@@ -11762,7 +13474,7 @@
                 <w:sz w:val="20"/>
                 <w:szCs w:val="20"/>
               </w:rPr>
-              <w:t xml:space="preserve">RN-06, RN-13, RN-34</w:t>
+              <w:t xml:space="preserve">RN-06, RN-13, RN-34, RN-67</w:t>
             </w:r>
           </w:p>
         </w:tc>
@@ -11903,7 +13615,7 @@
                 <w:sz w:val="20"/>
                 <w:szCs w:val="20"/>
               </w:rPr>
-              <w:t xml:space="preserve">RN-34</w:t>
+              <w:t xml:space="preserve">RN-34, RN-67</w:t>
             </w:r>
           </w:p>
         </w:tc>
@@ -12044,7 +13756,7 @@
                 <w:sz w:val="20"/>
                 <w:szCs w:val="20"/>
               </w:rPr>
-              <w:t xml:space="preserve">RN-21, RN-36</w:t>
+              <w:t xml:space="preserve">RN-21, RN-36, RN-59</w:t>
             </w:r>
           </w:p>
         </w:tc>
@@ -12326,7 +14038,7 @@
                 <w:sz w:val="20"/>
                 <w:szCs w:val="20"/>
               </w:rPr>
-              <w:t xml:space="preserve">RN-37</w:t>
+              <w:t xml:space="preserve">RN-37, RN-63, RN-66</w:t>
             </w:r>
           </w:p>
         </w:tc>
@@ -12890,7 +14602,7 @@
                 <w:sz w:val="20"/>
                 <w:szCs w:val="20"/>
               </w:rPr>
-              <w:t xml:space="preserve">RN-37</w:t>
+              <w:t xml:space="preserve">RN-37, RN-63, RN-66</w:t>
             </w:r>
           </w:p>
         </w:tc>
@@ -13031,7 +14743,7 @@
                 <w:sz w:val="20"/>
                 <w:szCs w:val="20"/>
               </w:rPr>
-              <w:t xml:space="preserve">RN-13, RN-31, RN-37</w:t>
+              <w:t xml:space="preserve">RN-13, RN-31, RN-37, RN-63, RN-70</w:t>
             </w:r>
           </w:p>
         </w:tc>
@@ -13172,7 +14884,7 @@
                 <w:sz w:val="20"/>
                 <w:szCs w:val="20"/>
               </w:rPr>
-              <w:t xml:space="preserve">RN-27, RN-38</w:t>
+              <w:t xml:space="preserve">RN-27, RN-38, RN-65</w:t>
             </w:r>
           </w:p>
         </w:tc>
@@ -13313,7 +15025,7 @@
                 <w:sz w:val="20"/>
                 <w:szCs w:val="20"/>
               </w:rPr>
-              <w:t xml:space="preserve">RN-04, RN-38</w:t>
+              <w:t xml:space="preserve">RN-04, RN-38, RN-65</w:t>
             </w:r>
           </w:p>
         </w:tc>
@@ -13736,7 +15448,7 @@
                 <w:sz w:val="20"/>
                 <w:szCs w:val="20"/>
               </w:rPr>
-              <w:t xml:space="preserve">RN-40</w:t>
+              <w:t xml:space="preserve">RN-40, RN-70</w:t>
             </w:r>
           </w:p>
         </w:tc>
@@ -13877,7 +15589,7 @@
                 <w:sz w:val="20"/>
                 <w:szCs w:val="20"/>
               </w:rPr>
-              <w:t xml:space="preserve">RN-40, RN-41</w:t>
+              <w:t xml:space="preserve">RN-27, RN-40, RN-41, RN-68, RN-69</w:t>
             </w:r>
           </w:p>
         </w:tc>
@@ -14548,7 +16260,7 @@
                 <w:sz w:val="20"/>
                 <w:szCs w:val="20"/>
               </w:rPr>
-              <w:t xml:space="preserve">O sistema deve restringir todo o subsistema financeiro aos perfis chefia e administrador</w:t>
+              <w:t xml:space="preserve">O sistema deve restringir a base bancária — extratos, lançamentos, compras, custos fixos e fechamento — aos perfis chefia e administrador</w:t>
             </w:r>
           </w:p>
         </w:tc>
@@ -15112,7 +16824,7 @@
                 <w:sz w:val="20"/>
                 <w:szCs w:val="20"/>
               </w:rPr>
-              <w:t xml:space="preserve">O sistema deve permitir registrar item genérico (quantidade e recipiente sem espécie definida), atendido posteriormente por uma ou mais espécies</w:t>
+              <w:t xml:space="preserve">O sistema deve permitir registrar item genérico — quantidade e recipiente sem espécie definida —, atendido posteriormente por uma ou mais espécies</w:t>
             </w:r>
           </w:p>
         </w:tc>
@@ -15146,7 +16858,7 @@
                 <w:sz w:val="20"/>
                 <w:szCs w:val="20"/>
               </w:rPr>
-              <w:t xml:space="preserve">RN-32</w:t>
+              <w:t xml:space="preserve">RN-32, RN-64</w:t>
             </w:r>
           </w:p>
         </w:tc>
@@ -15287,7 +16999,7 @@
                 <w:sz w:val="20"/>
                 <w:szCs w:val="20"/>
               </w:rPr>
-              <w:t xml:space="preserve">RN-33</w:t>
+              <w:t xml:space="preserve">RN-33, RN-64</w:t>
             </w:r>
           </w:p>
         </w:tc>
@@ -15428,7 +17140,1135 @@
                 <w:sz w:val="20"/>
                 <w:szCs w:val="20"/>
               </w:rPr>
-              <w:t xml:space="preserve">RN-04, RN-35</w:t>
+              <w:t xml:space="preserve">RN-04, RN-35, RN-64</w:t>
+            </w:r>
+          </w:p>
+        </w:tc>
+      </w:tr>
+      <w:tr>
+        <w:trPr>
+          <w:cantSplit/>
+        </w:trPr>
+        <w:tc>
+          <w:tcPr>
+            <w:tcW w:type="dxa" w:w="900"/>
+            <w:tcBorders>
+              <w:top w:val="single" w:color="000000" w:sz="4"/>
+              <w:left w:val="single" w:color="000000" w:sz="4"/>
+              <w:bottom w:val="single" w:color="000000" w:sz="4"/>
+              <w:right w:val="single" w:color="000000" w:sz="4"/>
+            </w:tcBorders>
+            <w:tcMar>
+              <w:top w:type="dxa" w:w="60"/>
+              <w:left w:type="dxa" w:w="80"/>
+              <w:bottom w:type="dxa" w:w="60"/>
+              <w:right w:type="dxa" w:w="80"/>
+            </w:tcMar>
+            <w:vAlign w:val="center"/>
+          </w:tcPr>
+          <w:p>
+            <w:pPr>
+              <w:spacing w:after="20" w:before="20" w:line="240"/>
+              <w:jc w:val="center"/>
+            </w:pPr>
+            <w:r>
+              <w:rPr>
+                <w:rFonts w:ascii="Arial" w:cs="Arial" w:eastAsia="Arial" w:hAnsi="Arial"/>
+                <w:b/>
+                <w:bCs/>
+                <w:sz w:val="20"/>
+                <w:szCs w:val="20"/>
+              </w:rPr>
+              <w:t xml:space="preserve">RF-69</w:t>
+            </w:r>
+          </w:p>
+        </w:tc>
+        <w:tc>
+          <w:tcPr>
+            <w:tcW w:type="dxa" w:w="2100"/>
+            <w:tcBorders>
+              <w:top w:val="single" w:color="000000" w:sz="4"/>
+              <w:left w:val="single" w:color="000000" w:sz="4"/>
+              <w:bottom w:val="single" w:color="000000" w:sz="4"/>
+              <w:right w:val="single" w:color="000000" w:sz="4"/>
+            </w:tcBorders>
+            <w:tcMar>
+              <w:top w:type="dxa" w:w="60"/>
+              <w:left w:type="dxa" w:w="80"/>
+              <w:bottom w:type="dxa" w:w="60"/>
+              <w:right w:type="dxa" w:w="80"/>
+            </w:tcMar>
+            <w:vAlign w:val="center"/>
+          </w:tcPr>
+          <w:p>
+            <w:pPr>
+              <w:spacing w:after="20" w:before="20" w:line="240"/>
+              <w:jc w:val="left"/>
+            </w:pPr>
+            <w:r>
+              <w:rPr>
+                <w:rFonts w:ascii="Arial" w:cs="Arial" w:eastAsia="Arial" w:hAnsi="Arial"/>
+                <w:b w:val="false"/>
+                <w:bCs w:val="false"/>
+                <w:sz w:val="20"/>
+                <w:szCs w:val="20"/>
+              </w:rPr>
+              <w:t xml:space="preserve">Cadastro de funcionário</w:t>
+            </w:r>
+          </w:p>
+        </w:tc>
+        <w:tc>
+          <w:tcPr>
+            <w:tcW w:type="dxa" w:w="4571"/>
+            <w:tcBorders>
+              <w:top w:val="single" w:color="000000" w:sz="4"/>
+              <w:left w:val="single" w:color="000000" w:sz="4"/>
+              <w:bottom w:val="single" w:color="000000" w:sz="4"/>
+              <w:right w:val="single" w:color="000000" w:sz="4"/>
+            </w:tcBorders>
+            <w:tcMar>
+              <w:top w:type="dxa" w:w="60"/>
+              <w:left w:type="dxa" w:w="80"/>
+              <w:bottom w:type="dxa" w:w="60"/>
+              <w:right w:type="dxa" w:w="80"/>
+            </w:tcMar>
+            <w:vAlign w:val="center"/>
+          </w:tcPr>
+          <w:p>
+            <w:pPr>
+              <w:spacing w:after="20" w:before="20" w:line="240"/>
+              <w:jc w:val="left"/>
+            </w:pPr>
+            <w:r>
+              <w:rPr>
+                <w:rFonts w:ascii="Arial" w:cs="Arial" w:eastAsia="Arial" w:hAnsi="Arial"/>
+                <w:b w:val="false"/>
+                <w:bCs w:val="false"/>
+                <w:sz w:val="20"/>
+                <w:szCs w:val="20"/>
+              </w:rPr>
+              <w:t xml:space="preserve">O sistema deve permitir cadastrar funcionário com contato e vínculo — fixo ou diarista —, inclusive quando ele não tem acesso ao sistema</w:t>
+            </w:r>
+          </w:p>
+        </w:tc>
+        <w:tc>
+          <w:tcPr>
+            <w:tcW w:type="dxa" w:w="1500"/>
+            <w:tcBorders>
+              <w:top w:val="single" w:color="000000" w:sz="4"/>
+              <w:left w:val="single" w:color="000000" w:sz="4"/>
+              <w:bottom w:val="single" w:color="000000" w:sz="4"/>
+              <w:right w:val="single" w:color="000000" w:sz="4"/>
+            </w:tcBorders>
+            <w:tcMar>
+              <w:top w:type="dxa" w:w="60"/>
+              <w:left w:type="dxa" w:w="80"/>
+              <w:bottom w:type="dxa" w:w="60"/>
+              <w:right w:type="dxa" w:w="80"/>
+            </w:tcMar>
+            <w:vAlign w:val="center"/>
+          </w:tcPr>
+          <w:p>
+            <w:pPr>
+              <w:spacing w:after="20" w:before="20" w:line="240"/>
+              <w:jc w:val="left"/>
+            </w:pPr>
+            <w:r>
+              <w:rPr>
+                <w:rFonts w:ascii="Arial" w:cs="Arial" w:eastAsia="Arial" w:hAnsi="Arial"/>
+                <w:b w:val="false"/>
+                <w:bCs w:val="false"/>
+                <w:sz w:val="20"/>
+                <w:szCs w:val="20"/>
+              </w:rPr>
+              <w:t xml:space="preserve">RN-27, RN-54</w:t>
+            </w:r>
+          </w:p>
+        </w:tc>
+      </w:tr>
+      <w:tr>
+        <w:trPr>
+          <w:cantSplit/>
+        </w:trPr>
+        <w:tc>
+          <w:tcPr>
+            <w:tcW w:type="dxa" w:w="900"/>
+            <w:tcBorders>
+              <w:top w:val="single" w:color="000000" w:sz="4"/>
+              <w:left w:val="single" w:color="000000" w:sz="4"/>
+              <w:bottom w:val="single" w:color="000000" w:sz="4"/>
+              <w:right w:val="single" w:color="000000" w:sz="4"/>
+            </w:tcBorders>
+            <w:tcMar>
+              <w:top w:type="dxa" w:w="60"/>
+              <w:left w:type="dxa" w:w="80"/>
+              <w:bottom w:type="dxa" w:w="60"/>
+              <w:right w:type="dxa" w:w="80"/>
+            </w:tcMar>
+            <w:vAlign w:val="center"/>
+          </w:tcPr>
+          <w:p>
+            <w:pPr>
+              <w:spacing w:after="20" w:before="20" w:line="240"/>
+              <w:jc w:val="center"/>
+            </w:pPr>
+            <w:r>
+              <w:rPr>
+                <w:rFonts w:ascii="Arial" w:cs="Arial" w:eastAsia="Arial" w:hAnsi="Arial"/>
+                <w:b/>
+                <w:bCs/>
+                <w:sz w:val="20"/>
+                <w:szCs w:val="20"/>
+              </w:rPr>
+              <w:t xml:space="preserve">RF-70</w:t>
+            </w:r>
+          </w:p>
+        </w:tc>
+        <w:tc>
+          <w:tcPr>
+            <w:tcW w:type="dxa" w:w="2100"/>
+            <w:tcBorders>
+              <w:top w:val="single" w:color="000000" w:sz="4"/>
+              <w:left w:val="single" w:color="000000" w:sz="4"/>
+              <w:bottom w:val="single" w:color="000000" w:sz="4"/>
+              <w:right w:val="single" w:color="000000" w:sz="4"/>
+            </w:tcBorders>
+            <w:tcMar>
+              <w:top w:type="dxa" w:w="60"/>
+              <w:left w:type="dxa" w:w="80"/>
+              <w:bottom w:type="dxa" w:w="60"/>
+              <w:right w:type="dxa" w:w="80"/>
+            </w:tcMar>
+            <w:vAlign w:val="center"/>
+          </w:tcPr>
+          <w:p>
+            <w:pPr>
+              <w:spacing w:after="20" w:before="20" w:line="240"/>
+              <w:jc w:val="left"/>
+            </w:pPr>
+            <w:r>
+              <w:rPr>
+                <w:rFonts w:ascii="Arial" w:cs="Arial" w:eastAsia="Arial" w:hAnsi="Arial"/>
+                <w:b w:val="false"/>
+                <w:bCs w:val="false"/>
+                <w:sz w:val="20"/>
+                <w:szCs w:val="20"/>
+              </w:rPr>
+              <w:t xml:space="preserve">Catálogo de tipos de tarefa</w:t>
+            </w:r>
+          </w:p>
+        </w:tc>
+        <w:tc>
+          <w:tcPr>
+            <w:tcW w:type="dxa" w:w="4571"/>
+            <w:tcBorders>
+              <w:top w:val="single" w:color="000000" w:sz="4"/>
+              <w:left w:val="single" w:color="000000" w:sz="4"/>
+              <w:bottom w:val="single" w:color="000000" w:sz="4"/>
+              <w:right w:val="single" w:color="000000" w:sz="4"/>
+            </w:tcBorders>
+            <w:tcMar>
+              <w:top w:type="dxa" w:w="60"/>
+              <w:left w:type="dxa" w:w="80"/>
+              <w:bottom w:type="dxa" w:w="60"/>
+              <w:right w:type="dxa" w:w="80"/>
+            </w:tcMar>
+            <w:vAlign w:val="center"/>
+          </w:tcPr>
+          <w:p>
+            <w:pPr>
+              <w:spacing w:after="20" w:before="20" w:line="240"/>
+              <w:jc w:val="left"/>
+            </w:pPr>
+            <w:r>
+              <w:rPr>
+                <w:rFonts w:ascii="Arial" w:cs="Arial" w:eastAsia="Arial" w:hAnsi="Arial"/>
+                <w:b w:val="false"/>
+                <w:bCs w:val="false"/>
+                <w:sz w:val="20"/>
+                <w:szCs w:val="20"/>
+              </w:rPr>
+              <w:t xml:space="preserve">O sistema deve permitir manter o catálogo de tipos de tarefa, com unidade de medida, tempo médio por unidade e quais tipos exigem espécie e recipiente</w:t>
+            </w:r>
+          </w:p>
+        </w:tc>
+        <w:tc>
+          <w:tcPr>
+            <w:tcW w:type="dxa" w:w="1500"/>
+            <w:tcBorders>
+              <w:top w:val="single" w:color="000000" w:sz="4"/>
+              <w:left w:val="single" w:color="000000" w:sz="4"/>
+              <w:bottom w:val="single" w:color="000000" w:sz="4"/>
+              <w:right w:val="single" w:color="000000" w:sz="4"/>
+            </w:tcBorders>
+            <w:tcMar>
+              <w:top w:type="dxa" w:w="60"/>
+              <w:left w:type="dxa" w:w="80"/>
+              <w:bottom w:type="dxa" w:w="60"/>
+              <w:right w:type="dxa" w:w="80"/>
+            </w:tcMar>
+            <w:vAlign w:val="center"/>
+          </w:tcPr>
+          <w:p>
+            <w:pPr>
+              <w:spacing w:after="20" w:before="20" w:line="240"/>
+              <w:jc w:val="left"/>
+            </w:pPr>
+            <w:r>
+              <w:rPr>
+                <w:rFonts w:ascii="Arial" w:cs="Arial" w:eastAsia="Arial" w:hAnsi="Arial"/>
+                <w:b w:val="false"/>
+                <w:bCs w:val="false"/>
+                <w:sz w:val="20"/>
+                <w:szCs w:val="20"/>
+              </w:rPr>
+              <w:t xml:space="preserve">RN-55</w:t>
+            </w:r>
+          </w:p>
+        </w:tc>
+      </w:tr>
+      <w:tr>
+        <w:trPr>
+          <w:cantSplit/>
+        </w:trPr>
+        <w:tc>
+          <w:tcPr>
+            <w:tcW w:type="dxa" w:w="900"/>
+            <w:tcBorders>
+              <w:top w:val="single" w:color="000000" w:sz="4"/>
+              <w:left w:val="single" w:color="000000" w:sz="4"/>
+              <w:bottom w:val="single" w:color="000000" w:sz="4"/>
+              <w:right w:val="single" w:color="000000" w:sz="4"/>
+            </w:tcBorders>
+            <w:tcMar>
+              <w:top w:type="dxa" w:w="60"/>
+              <w:left w:type="dxa" w:w="80"/>
+              <w:bottom w:type="dxa" w:w="60"/>
+              <w:right w:type="dxa" w:w="80"/>
+            </w:tcMar>
+            <w:vAlign w:val="center"/>
+          </w:tcPr>
+          <w:p>
+            <w:pPr>
+              <w:spacing w:after="20" w:before="20" w:line="240"/>
+              <w:jc w:val="center"/>
+            </w:pPr>
+            <w:r>
+              <w:rPr>
+                <w:rFonts w:ascii="Arial" w:cs="Arial" w:eastAsia="Arial" w:hAnsi="Arial"/>
+                <w:b/>
+                <w:bCs/>
+                <w:sz w:val="20"/>
+                <w:szCs w:val="20"/>
+              </w:rPr>
+              <w:t xml:space="preserve">RF-71</w:t>
+            </w:r>
+          </w:p>
+        </w:tc>
+        <w:tc>
+          <w:tcPr>
+            <w:tcW w:type="dxa" w:w="2100"/>
+            <w:tcBorders>
+              <w:top w:val="single" w:color="000000" w:sz="4"/>
+              <w:left w:val="single" w:color="000000" w:sz="4"/>
+              <w:bottom w:val="single" w:color="000000" w:sz="4"/>
+              <w:right w:val="single" w:color="000000" w:sz="4"/>
+            </w:tcBorders>
+            <w:tcMar>
+              <w:top w:type="dxa" w:w="60"/>
+              <w:left w:type="dxa" w:w="80"/>
+              <w:bottom w:type="dxa" w:w="60"/>
+              <w:right w:type="dxa" w:w="80"/>
+            </w:tcMar>
+            <w:vAlign w:val="center"/>
+          </w:tcPr>
+          <w:p>
+            <w:pPr>
+              <w:spacing w:after="20" w:before="20" w:line="240"/>
+              <w:jc w:val="left"/>
+            </w:pPr>
+            <w:r>
+              <w:rPr>
+                <w:rFonts w:ascii="Arial" w:cs="Arial" w:eastAsia="Arial" w:hAnsi="Arial"/>
+                <w:b w:val="false"/>
+                <w:bCs w:val="false"/>
+                <w:sz w:val="20"/>
+                <w:szCs w:val="20"/>
+              </w:rPr>
+              <w:t xml:space="preserve">Montagem da agenda da semana</w:t>
+            </w:r>
+          </w:p>
+        </w:tc>
+        <w:tc>
+          <w:tcPr>
+            <w:tcW w:type="dxa" w:w="4571"/>
+            <w:tcBorders>
+              <w:top w:val="single" w:color="000000" w:sz="4"/>
+              <w:left w:val="single" w:color="000000" w:sz="4"/>
+              <w:bottom w:val="single" w:color="000000" w:sz="4"/>
+              <w:right w:val="single" w:color="000000" w:sz="4"/>
+            </w:tcBorders>
+            <w:tcMar>
+              <w:top w:type="dxa" w:w="60"/>
+              <w:left w:type="dxa" w:w="80"/>
+              <w:bottom w:type="dxa" w:w="60"/>
+              <w:right w:type="dxa" w:w="80"/>
+            </w:tcMar>
+            <w:vAlign w:val="center"/>
+          </w:tcPr>
+          <w:p>
+            <w:pPr>
+              <w:spacing w:after="20" w:before="20" w:line="240"/>
+              <w:jc w:val="left"/>
+            </w:pPr>
+            <w:r>
+              <w:rPr>
+                <w:rFonts w:ascii="Arial" w:cs="Arial" w:eastAsia="Arial" w:hAnsi="Arial"/>
+                <w:b w:val="false"/>
+                <w:bCs w:val="false"/>
+                <w:sz w:val="20"/>
+                <w:szCs w:val="20"/>
+              </w:rPr>
+              <w:t xml:space="preserve">O sistema deve permitir montar a agenda da semana atribuindo, por funcionário e por dia, o tipo de tarefa e o turno — manhã ou tarde</w:t>
+            </w:r>
+          </w:p>
+        </w:tc>
+        <w:tc>
+          <w:tcPr>
+            <w:tcW w:type="dxa" w:w="1500"/>
+            <w:tcBorders>
+              <w:top w:val="single" w:color="000000" w:sz="4"/>
+              <w:left w:val="single" w:color="000000" w:sz="4"/>
+              <w:bottom w:val="single" w:color="000000" w:sz="4"/>
+              <w:right w:val="single" w:color="000000" w:sz="4"/>
+            </w:tcBorders>
+            <w:tcMar>
+              <w:top w:type="dxa" w:w="60"/>
+              <w:left w:type="dxa" w:w="80"/>
+              <w:bottom w:type="dxa" w:w="60"/>
+              <w:right w:type="dxa" w:w="80"/>
+            </w:tcMar>
+            <w:vAlign w:val="center"/>
+          </w:tcPr>
+          <w:p>
+            <w:pPr>
+              <w:spacing w:after="20" w:before="20" w:line="240"/>
+              <w:jc w:val="left"/>
+            </w:pPr>
+            <w:r>
+              <w:rPr>
+                <w:rFonts w:ascii="Arial" w:cs="Arial" w:eastAsia="Arial" w:hAnsi="Arial"/>
+                <w:b w:val="false"/>
+                <w:bCs w:val="false"/>
+                <w:sz w:val="20"/>
+                <w:szCs w:val="20"/>
+              </w:rPr>
+              <w:t xml:space="preserve">RN-48</w:t>
+            </w:r>
+          </w:p>
+        </w:tc>
+      </w:tr>
+      <w:tr>
+        <w:trPr>
+          <w:cantSplit/>
+        </w:trPr>
+        <w:tc>
+          <w:tcPr>
+            <w:tcW w:type="dxa" w:w="900"/>
+            <w:tcBorders>
+              <w:top w:val="single" w:color="000000" w:sz="4"/>
+              <w:left w:val="single" w:color="000000" w:sz="4"/>
+              <w:bottom w:val="single" w:color="000000" w:sz="4"/>
+              <w:right w:val="single" w:color="000000" w:sz="4"/>
+            </w:tcBorders>
+            <w:tcMar>
+              <w:top w:type="dxa" w:w="60"/>
+              <w:left w:type="dxa" w:w="80"/>
+              <w:bottom w:type="dxa" w:w="60"/>
+              <w:right w:type="dxa" w:w="80"/>
+            </w:tcMar>
+            <w:vAlign w:val="center"/>
+          </w:tcPr>
+          <w:p>
+            <w:pPr>
+              <w:spacing w:after="20" w:before="20" w:line="240"/>
+              <w:jc w:val="center"/>
+            </w:pPr>
+            <w:r>
+              <w:rPr>
+                <w:rFonts w:ascii="Arial" w:cs="Arial" w:eastAsia="Arial" w:hAnsi="Arial"/>
+                <w:b/>
+                <w:bCs/>
+                <w:sz w:val="20"/>
+                <w:szCs w:val="20"/>
+              </w:rPr>
+              <w:t xml:space="preserve">RF-72</w:t>
+            </w:r>
+          </w:p>
+        </w:tc>
+        <w:tc>
+          <w:tcPr>
+            <w:tcW w:type="dxa" w:w="2100"/>
+            <w:tcBorders>
+              <w:top w:val="single" w:color="000000" w:sz="4"/>
+              <w:left w:val="single" w:color="000000" w:sz="4"/>
+              <w:bottom w:val="single" w:color="000000" w:sz="4"/>
+              <w:right w:val="single" w:color="000000" w:sz="4"/>
+            </w:tcBorders>
+            <w:tcMar>
+              <w:top w:type="dxa" w:w="60"/>
+              <w:left w:type="dxa" w:w="80"/>
+              <w:bottom w:type="dxa" w:w="60"/>
+              <w:right w:type="dxa" w:w="80"/>
+            </w:tcMar>
+            <w:vAlign w:val="center"/>
+          </w:tcPr>
+          <w:p>
+            <w:pPr>
+              <w:spacing w:after="20" w:before="20" w:line="240"/>
+              <w:jc w:val="left"/>
+            </w:pPr>
+            <w:r>
+              <w:rPr>
+                <w:rFonts w:ascii="Arial" w:cs="Arial" w:eastAsia="Arial" w:hAnsi="Arial"/>
+                <w:b w:val="false"/>
+                <w:bCs w:val="false"/>
+                <w:sz w:val="20"/>
+                <w:szCs w:val="20"/>
+              </w:rPr>
+              <w:t xml:space="preserve">Cópia da semana e tarefas recorrentes</w:t>
+            </w:r>
+          </w:p>
+        </w:tc>
+        <w:tc>
+          <w:tcPr>
+            <w:tcW w:type="dxa" w:w="4571"/>
+            <w:tcBorders>
+              <w:top w:val="single" w:color="000000" w:sz="4"/>
+              <w:left w:val="single" w:color="000000" w:sz="4"/>
+              <w:bottom w:val="single" w:color="000000" w:sz="4"/>
+              <w:right w:val="single" w:color="000000" w:sz="4"/>
+            </w:tcBorders>
+            <w:tcMar>
+              <w:top w:type="dxa" w:w="60"/>
+              <w:left w:type="dxa" w:w="80"/>
+              <w:bottom w:type="dxa" w:w="60"/>
+              <w:right w:type="dxa" w:w="80"/>
+            </w:tcMar>
+            <w:vAlign w:val="center"/>
+          </w:tcPr>
+          <w:p>
+            <w:pPr>
+              <w:spacing w:after="20" w:before="20" w:line="240"/>
+              <w:jc w:val="left"/>
+            </w:pPr>
+            <w:r>
+              <w:rPr>
+                <w:rFonts w:ascii="Arial" w:cs="Arial" w:eastAsia="Arial" w:hAnsi="Arial"/>
+                <w:b w:val="false"/>
+                <w:bCs w:val="false"/>
+                <w:sz w:val="20"/>
+                <w:szCs w:val="20"/>
+              </w:rPr>
+              <w:t xml:space="preserve">O sistema deve permitir copiar a agenda da semana anterior e marcar tarefas como recorrentes, que passam a nascer preenchidas</w:t>
+            </w:r>
+          </w:p>
+        </w:tc>
+        <w:tc>
+          <w:tcPr>
+            <w:tcW w:type="dxa" w:w="1500"/>
+            <w:tcBorders>
+              <w:top w:val="single" w:color="000000" w:sz="4"/>
+              <w:left w:val="single" w:color="000000" w:sz="4"/>
+              <w:bottom w:val="single" w:color="000000" w:sz="4"/>
+              <w:right w:val="single" w:color="000000" w:sz="4"/>
+            </w:tcBorders>
+            <w:tcMar>
+              <w:top w:type="dxa" w:w="60"/>
+              <w:left w:type="dxa" w:w="80"/>
+              <w:bottom w:type="dxa" w:w="60"/>
+              <w:right w:type="dxa" w:w="80"/>
+            </w:tcMar>
+            <w:vAlign w:val="center"/>
+          </w:tcPr>
+          <w:p>
+            <w:pPr>
+              <w:spacing w:after="20" w:before="20" w:line="240"/>
+              <w:jc w:val="left"/>
+            </w:pPr>
+            <w:r>
+              <w:rPr>
+                <w:rFonts w:ascii="Arial" w:cs="Arial" w:eastAsia="Arial" w:hAnsi="Arial"/>
+                <w:b w:val="false"/>
+                <w:bCs w:val="false"/>
+                <w:sz w:val="20"/>
+                <w:szCs w:val="20"/>
+              </w:rPr>
+              <w:t xml:space="preserve">RN-49</w:t>
+            </w:r>
+          </w:p>
+        </w:tc>
+      </w:tr>
+      <w:tr>
+        <w:trPr>
+          <w:cantSplit/>
+        </w:trPr>
+        <w:tc>
+          <w:tcPr>
+            <w:tcW w:type="dxa" w:w="900"/>
+            <w:tcBorders>
+              <w:top w:val="single" w:color="000000" w:sz="4"/>
+              <w:left w:val="single" w:color="000000" w:sz="4"/>
+              <w:bottom w:val="single" w:color="000000" w:sz="4"/>
+              <w:right w:val="single" w:color="000000" w:sz="4"/>
+            </w:tcBorders>
+            <w:tcMar>
+              <w:top w:type="dxa" w:w="60"/>
+              <w:left w:type="dxa" w:w="80"/>
+              <w:bottom w:type="dxa" w:w="60"/>
+              <w:right w:type="dxa" w:w="80"/>
+            </w:tcMar>
+            <w:vAlign w:val="center"/>
+          </w:tcPr>
+          <w:p>
+            <w:pPr>
+              <w:spacing w:after="20" w:before="20" w:line="240"/>
+              <w:jc w:val="center"/>
+            </w:pPr>
+            <w:r>
+              <w:rPr>
+                <w:rFonts w:ascii="Arial" w:cs="Arial" w:eastAsia="Arial" w:hAnsi="Arial"/>
+                <w:b/>
+                <w:bCs/>
+                <w:sz w:val="20"/>
+                <w:szCs w:val="20"/>
+              </w:rPr>
+              <w:t xml:space="preserve">RF-73</w:t>
+            </w:r>
+          </w:p>
+        </w:tc>
+        <w:tc>
+          <w:tcPr>
+            <w:tcW w:type="dxa" w:w="2100"/>
+            <w:tcBorders>
+              <w:top w:val="single" w:color="000000" w:sz="4"/>
+              <w:left w:val="single" w:color="000000" w:sz="4"/>
+              <w:bottom w:val="single" w:color="000000" w:sz="4"/>
+              <w:right w:val="single" w:color="000000" w:sz="4"/>
+            </w:tcBorders>
+            <w:tcMar>
+              <w:top w:type="dxa" w:w="60"/>
+              <w:left w:type="dxa" w:w="80"/>
+              <w:bottom w:type="dxa" w:w="60"/>
+              <w:right w:type="dxa" w:w="80"/>
+            </w:tcMar>
+            <w:vAlign w:val="center"/>
+          </w:tcPr>
+          <w:p>
+            <w:pPr>
+              <w:spacing w:after="20" w:before="20" w:line="240"/>
+              <w:jc w:val="left"/>
+            </w:pPr>
+            <w:r>
+              <w:rPr>
+                <w:rFonts w:ascii="Arial" w:cs="Arial" w:eastAsia="Arial" w:hAnsi="Arial"/>
+                <w:b w:val="false"/>
+                <w:bCs w:val="false"/>
+                <w:sz w:val="20"/>
+                <w:szCs w:val="20"/>
+              </w:rPr>
+              <w:t xml:space="preserve">Situação da semana</w:t>
+            </w:r>
+          </w:p>
+        </w:tc>
+        <w:tc>
+          <w:tcPr>
+            <w:tcW w:type="dxa" w:w="4571"/>
+            <w:tcBorders>
+              <w:top w:val="single" w:color="000000" w:sz="4"/>
+              <w:left w:val="single" w:color="000000" w:sz="4"/>
+              <w:bottom w:val="single" w:color="000000" w:sz="4"/>
+              <w:right w:val="single" w:color="000000" w:sz="4"/>
+            </w:tcBorders>
+            <w:tcMar>
+              <w:top w:type="dxa" w:w="60"/>
+              <w:left w:type="dxa" w:w="80"/>
+              <w:bottom w:type="dxa" w:w="60"/>
+              <w:right w:type="dxa" w:w="80"/>
+            </w:tcMar>
+            <w:vAlign w:val="center"/>
+          </w:tcPr>
+          <w:p>
+            <w:pPr>
+              <w:spacing w:after="20" w:before="20" w:line="240"/>
+              <w:jc w:val="left"/>
+            </w:pPr>
+            <w:r>
+              <w:rPr>
+                <w:rFonts w:ascii="Arial" w:cs="Arial" w:eastAsia="Arial" w:hAnsi="Arial"/>
+                <w:b w:val="false"/>
+                <w:bCs w:val="false"/>
+                <w:sz w:val="20"/>
+                <w:szCs w:val="20"/>
+              </w:rPr>
+              <w:t xml:space="preserve">O sistema deve controlar a situação da semana — rascunho, publicada e fechada — e impedir alteração depois do fechamento</w:t>
+            </w:r>
+          </w:p>
+        </w:tc>
+        <w:tc>
+          <w:tcPr>
+            <w:tcW w:type="dxa" w:w="1500"/>
+            <w:tcBorders>
+              <w:top w:val="single" w:color="000000" w:sz="4"/>
+              <w:left w:val="single" w:color="000000" w:sz="4"/>
+              <w:bottom w:val="single" w:color="000000" w:sz="4"/>
+              <w:right w:val="single" w:color="000000" w:sz="4"/>
+            </w:tcBorders>
+            <w:tcMar>
+              <w:top w:type="dxa" w:w="60"/>
+              <w:left w:type="dxa" w:w="80"/>
+              <w:bottom w:type="dxa" w:w="60"/>
+              <w:right w:type="dxa" w:w="80"/>
+            </w:tcMar>
+            <w:vAlign w:val="center"/>
+          </w:tcPr>
+          <w:p>
+            <w:pPr>
+              <w:spacing w:after="20" w:before="20" w:line="240"/>
+              <w:jc w:val="left"/>
+            </w:pPr>
+            <w:r>
+              <w:rPr>
+                <w:rFonts w:ascii="Arial" w:cs="Arial" w:eastAsia="Arial" w:hAnsi="Arial"/>
+                <w:b w:val="false"/>
+                <w:bCs w:val="false"/>
+                <w:sz w:val="20"/>
+                <w:szCs w:val="20"/>
+              </w:rPr>
+              <w:t xml:space="preserve">RN-50</w:t>
+            </w:r>
+          </w:p>
+        </w:tc>
+      </w:tr>
+      <w:tr>
+        <w:trPr>
+          <w:cantSplit/>
+        </w:trPr>
+        <w:tc>
+          <w:tcPr>
+            <w:tcW w:type="dxa" w:w="900"/>
+            <w:tcBorders>
+              <w:top w:val="single" w:color="000000" w:sz="4"/>
+              <w:left w:val="single" w:color="000000" w:sz="4"/>
+              <w:bottom w:val="single" w:color="000000" w:sz="4"/>
+              <w:right w:val="single" w:color="000000" w:sz="4"/>
+            </w:tcBorders>
+            <w:tcMar>
+              <w:top w:type="dxa" w:w="60"/>
+              <w:left w:type="dxa" w:w="80"/>
+              <w:bottom w:type="dxa" w:w="60"/>
+              <w:right w:type="dxa" w:w="80"/>
+            </w:tcMar>
+            <w:vAlign w:val="center"/>
+          </w:tcPr>
+          <w:p>
+            <w:pPr>
+              <w:spacing w:after="20" w:before="20" w:line="240"/>
+              <w:jc w:val="center"/>
+            </w:pPr>
+            <w:r>
+              <w:rPr>
+                <w:rFonts w:ascii="Arial" w:cs="Arial" w:eastAsia="Arial" w:hAnsi="Arial"/>
+                <w:b/>
+                <w:bCs/>
+                <w:sz w:val="20"/>
+                <w:szCs w:val="20"/>
+              </w:rPr>
+              <w:t xml:space="preserve">RF-74</w:t>
+            </w:r>
+          </w:p>
+        </w:tc>
+        <w:tc>
+          <w:tcPr>
+            <w:tcW w:type="dxa" w:w="2100"/>
+            <w:tcBorders>
+              <w:top w:val="single" w:color="000000" w:sz="4"/>
+              <w:left w:val="single" w:color="000000" w:sz="4"/>
+              <w:bottom w:val="single" w:color="000000" w:sz="4"/>
+              <w:right w:val="single" w:color="000000" w:sz="4"/>
+            </w:tcBorders>
+            <w:tcMar>
+              <w:top w:type="dxa" w:w="60"/>
+              <w:left w:type="dxa" w:w="80"/>
+              <w:bottom w:type="dxa" w:w="60"/>
+              <w:right w:type="dxa" w:w="80"/>
+            </w:tcMar>
+            <w:vAlign w:val="center"/>
+          </w:tcPr>
+          <w:p>
+            <w:pPr>
+              <w:spacing w:after="20" w:before="20" w:line="240"/>
+              <w:jc w:val="left"/>
+            </w:pPr>
+            <w:r>
+              <w:rPr>
+                <w:rFonts w:ascii="Arial" w:cs="Arial" w:eastAsia="Arial" w:hAnsi="Arial"/>
+                <w:b w:val="false"/>
+                <w:bCs w:val="false"/>
+                <w:sz w:val="20"/>
+                <w:szCs w:val="20"/>
+              </w:rPr>
+              <w:t xml:space="preserve">Conclusão de tarefa pelo colaborador</w:t>
+            </w:r>
+          </w:p>
+        </w:tc>
+        <w:tc>
+          <w:tcPr>
+            <w:tcW w:type="dxa" w:w="4571"/>
+            <w:tcBorders>
+              <w:top w:val="single" w:color="000000" w:sz="4"/>
+              <w:left w:val="single" w:color="000000" w:sz="4"/>
+              <w:bottom w:val="single" w:color="000000" w:sz="4"/>
+              <w:right w:val="single" w:color="000000" w:sz="4"/>
+            </w:tcBorders>
+            <w:tcMar>
+              <w:top w:type="dxa" w:w="60"/>
+              <w:left w:type="dxa" w:w="80"/>
+              <w:bottom w:type="dxa" w:w="60"/>
+              <w:right w:type="dxa" w:w="80"/>
+            </w:tcMar>
+            <w:vAlign w:val="center"/>
+          </w:tcPr>
+          <w:p>
+            <w:pPr>
+              <w:spacing w:after="20" w:before="20" w:line="240"/>
+              <w:jc w:val="left"/>
+            </w:pPr>
+            <w:r>
+              <w:rPr>
+                <w:rFonts w:ascii="Arial" w:cs="Arial" w:eastAsia="Arial" w:hAnsi="Arial"/>
+                <w:b w:val="false"/>
+                <w:bCs w:val="false"/>
+                <w:sz w:val="20"/>
+                <w:szCs w:val="20"/>
+              </w:rPr>
+              <w:t xml:space="preserve">O sistema deve apresentar ao colaborador apenas as tarefas atribuídas a ele no dia, e permitir concluí-las informando somente a quantidade realizada</w:t>
+            </w:r>
+          </w:p>
+        </w:tc>
+        <w:tc>
+          <w:tcPr>
+            <w:tcW w:type="dxa" w:w="1500"/>
+            <w:tcBorders>
+              <w:top w:val="single" w:color="000000" w:sz="4"/>
+              <w:left w:val="single" w:color="000000" w:sz="4"/>
+              <w:bottom w:val="single" w:color="000000" w:sz="4"/>
+              <w:right w:val="single" w:color="000000" w:sz="4"/>
+            </w:tcBorders>
+            <w:tcMar>
+              <w:top w:type="dxa" w:w="60"/>
+              <w:left w:type="dxa" w:w="80"/>
+              <w:bottom w:type="dxa" w:w="60"/>
+              <w:right w:type="dxa" w:w="80"/>
+            </w:tcMar>
+            <w:vAlign w:val="center"/>
+          </w:tcPr>
+          <w:p>
+            <w:pPr>
+              <w:spacing w:after="20" w:before="20" w:line="240"/>
+              <w:jc w:val="left"/>
+            </w:pPr>
+            <w:r>
+              <w:rPr>
+                <w:rFonts w:ascii="Arial" w:cs="Arial" w:eastAsia="Arial" w:hAnsi="Arial"/>
+                <w:b w:val="false"/>
+                <w:bCs w:val="false"/>
+                <w:sz w:val="20"/>
+                <w:szCs w:val="20"/>
+              </w:rPr>
+              <w:t xml:space="preserve">RN-52</w:t>
+            </w:r>
+          </w:p>
+        </w:tc>
+      </w:tr>
+      <w:tr>
+        <w:trPr>
+          <w:cantSplit/>
+        </w:trPr>
+        <w:tc>
+          <w:tcPr>
+            <w:tcW w:type="dxa" w:w="900"/>
+            <w:tcBorders>
+              <w:top w:val="single" w:color="000000" w:sz="4"/>
+              <w:left w:val="single" w:color="000000" w:sz="4"/>
+              <w:bottom w:val="single" w:color="000000" w:sz="4"/>
+              <w:right w:val="single" w:color="000000" w:sz="4"/>
+            </w:tcBorders>
+            <w:tcMar>
+              <w:top w:type="dxa" w:w="60"/>
+              <w:left w:type="dxa" w:w="80"/>
+              <w:bottom w:type="dxa" w:w="60"/>
+              <w:right w:type="dxa" w:w="80"/>
+            </w:tcMar>
+            <w:vAlign w:val="center"/>
+          </w:tcPr>
+          <w:p>
+            <w:pPr>
+              <w:spacing w:after="20" w:before="20" w:line="240"/>
+              <w:jc w:val="center"/>
+            </w:pPr>
+            <w:r>
+              <w:rPr>
+                <w:rFonts w:ascii="Arial" w:cs="Arial" w:eastAsia="Arial" w:hAnsi="Arial"/>
+                <w:b/>
+                <w:bCs/>
+                <w:sz w:val="20"/>
+                <w:szCs w:val="20"/>
+              </w:rPr>
+              <w:t xml:space="preserve">RF-75</w:t>
+            </w:r>
+          </w:p>
+        </w:tc>
+        <w:tc>
+          <w:tcPr>
+            <w:tcW w:type="dxa" w:w="2100"/>
+            <w:tcBorders>
+              <w:top w:val="single" w:color="000000" w:sz="4"/>
+              <w:left w:val="single" w:color="000000" w:sz="4"/>
+              <w:bottom w:val="single" w:color="000000" w:sz="4"/>
+              <w:right w:val="single" w:color="000000" w:sz="4"/>
+            </w:tcBorders>
+            <w:tcMar>
+              <w:top w:type="dxa" w:w="60"/>
+              <w:left w:type="dxa" w:w="80"/>
+              <w:bottom w:type="dxa" w:w="60"/>
+              <w:right w:type="dxa" w:w="80"/>
+            </w:tcMar>
+            <w:vAlign w:val="center"/>
+          </w:tcPr>
+          <w:p>
+            <w:pPr>
+              <w:spacing w:after="20" w:before="20" w:line="240"/>
+              <w:jc w:val="left"/>
+            </w:pPr>
+            <w:r>
+              <w:rPr>
+                <w:rFonts w:ascii="Arial" w:cs="Arial" w:eastAsia="Arial" w:hAnsi="Arial"/>
+                <w:b w:val="false"/>
+                <w:bCs w:val="false"/>
+                <w:sz w:val="20"/>
+                <w:szCs w:val="20"/>
+              </w:rPr>
+              <w:t xml:space="preserve">Fechamento de tarefa não confirmada</w:t>
+            </w:r>
+          </w:p>
+        </w:tc>
+        <w:tc>
+          <w:tcPr>
+            <w:tcW w:type="dxa" w:w="4571"/>
+            <w:tcBorders>
+              <w:top w:val="single" w:color="000000" w:sz="4"/>
+              <w:left w:val="single" w:color="000000" w:sz="4"/>
+              <w:bottom w:val="single" w:color="000000" w:sz="4"/>
+              <w:right w:val="single" w:color="000000" w:sz="4"/>
+            </w:tcBorders>
+            <w:tcMar>
+              <w:top w:type="dxa" w:w="60"/>
+              <w:left w:type="dxa" w:w="80"/>
+              <w:bottom w:type="dxa" w:w="60"/>
+              <w:right w:type="dxa" w:w="80"/>
+            </w:tcMar>
+            <w:vAlign w:val="center"/>
+          </w:tcPr>
+          <w:p>
+            <w:pPr>
+              <w:spacing w:after="20" w:before="20" w:line="240"/>
+              <w:jc w:val="left"/>
+            </w:pPr>
+            <w:r>
+              <w:rPr>
+                <w:rFonts w:ascii="Arial" w:cs="Arial" w:eastAsia="Arial" w:hAnsi="Arial"/>
+                <w:b w:val="false"/>
+                <w:bCs w:val="false"/>
+                <w:sz w:val="20"/>
+                <w:szCs w:val="20"/>
+              </w:rPr>
+              <w:t xml:space="preserve">O sistema deve assumir como realizada, ao fechar a semana, a tarefa planejada que não foi confirmada, registrando essa condição</w:t>
+            </w:r>
+          </w:p>
+        </w:tc>
+        <w:tc>
+          <w:tcPr>
+            <w:tcW w:type="dxa" w:w="1500"/>
+            <w:tcBorders>
+              <w:top w:val="single" w:color="000000" w:sz="4"/>
+              <w:left w:val="single" w:color="000000" w:sz="4"/>
+              <w:bottom w:val="single" w:color="000000" w:sz="4"/>
+              <w:right w:val="single" w:color="000000" w:sz="4"/>
+            </w:tcBorders>
+            <w:tcMar>
+              <w:top w:type="dxa" w:w="60"/>
+              <w:left w:type="dxa" w:w="80"/>
+              <w:bottom w:type="dxa" w:w="60"/>
+              <w:right w:type="dxa" w:w="80"/>
+            </w:tcMar>
+            <w:vAlign w:val="center"/>
+          </w:tcPr>
+          <w:p>
+            <w:pPr>
+              <w:spacing w:after="20" w:before="20" w:line="240"/>
+              <w:jc w:val="left"/>
+            </w:pPr>
+            <w:r>
+              <w:rPr>
+                <w:rFonts w:ascii="Arial" w:cs="Arial" w:eastAsia="Arial" w:hAnsi="Arial"/>
+                <w:b w:val="false"/>
+                <w:bCs w:val="false"/>
+                <w:sz w:val="20"/>
+                <w:szCs w:val="20"/>
+              </w:rPr>
+              <w:t xml:space="preserve">RN-51</w:t>
+            </w:r>
+          </w:p>
+        </w:tc>
+      </w:tr>
+      <w:tr>
+        <w:trPr>
+          <w:cantSplit/>
+        </w:trPr>
+        <w:tc>
+          <w:tcPr>
+            <w:tcW w:type="dxa" w:w="900"/>
+            <w:tcBorders>
+              <w:top w:val="single" w:color="000000" w:sz="4"/>
+              <w:left w:val="single" w:color="000000" w:sz="4"/>
+              <w:bottom w:val="single" w:color="000000" w:sz="4"/>
+              <w:right w:val="single" w:color="000000" w:sz="4"/>
+            </w:tcBorders>
+            <w:tcMar>
+              <w:top w:type="dxa" w:w="60"/>
+              <w:left w:type="dxa" w:w="80"/>
+              <w:bottom w:type="dxa" w:w="60"/>
+              <w:right w:type="dxa" w:w="80"/>
+            </w:tcMar>
+            <w:vAlign w:val="center"/>
+          </w:tcPr>
+          <w:p>
+            <w:pPr>
+              <w:spacing w:after="20" w:before="20" w:line="240"/>
+              <w:jc w:val="center"/>
+            </w:pPr>
+            <w:r>
+              <w:rPr>
+                <w:rFonts w:ascii="Arial" w:cs="Arial" w:eastAsia="Arial" w:hAnsi="Arial"/>
+                <w:b/>
+                <w:bCs/>
+                <w:sz w:val="20"/>
+                <w:szCs w:val="20"/>
+              </w:rPr>
+              <w:t xml:space="preserve">RF-76</w:t>
+            </w:r>
+          </w:p>
+        </w:tc>
+        <w:tc>
+          <w:tcPr>
+            <w:tcW w:type="dxa" w:w="2100"/>
+            <w:tcBorders>
+              <w:top w:val="single" w:color="000000" w:sz="4"/>
+              <w:left w:val="single" w:color="000000" w:sz="4"/>
+              <w:bottom w:val="single" w:color="000000" w:sz="4"/>
+              <w:right w:val="single" w:color="000000" w:sz="4"/>
+            </w:tcBorders>
+            <w:tcMar>
+              <w:top w:type="dxa" w:w="60"/>
+              <w:left w:type="dxa" w:w="80"/>
+              <w:bottom w:type="dxa" w:w="60"/>
+              <w:right w:type="dxa" w:w="80"/>
+            </w:tcMar>
+            <w:vAlign w:val="center"/>
+          </w:tcPr>
+          <w:p>
+            <w:pPr>
+              <w:spacing w:after="20" w:before="20" w:line="240"/>
+              <w:jc w:val="left"/>
+            </w:pPr>
+            <w:r>
+              <w:rPr>
+                <w:rFonts w:ascii="Arial" w:cs="Arial" w:eastAsia="Arial" w:hAnsi="Arial"/>
+                <w:b w:val="false"/>
+                <w:bCs w:val="false"/>
+                <w:sz w:val="20"/>
+                <w:szCs w:val="20"/>
+              </w:rPr>
+              <w:t xml:space="preserve">Apuração do custo de mão de obra</w:t>
+            </w:r>
+          </w:p>
+        </w:tc>
+        <w:tc>
+          <w:tcPr>
+            <w:tcW w:type="dxa" w:w="4571"/>
+            <w:tcBorders>
+              <w:top w:val="single" w:color="000000" w:sz="4"/>
+              <w:left w:val="single" w:color="000000" w:sz="4"/>
+              <w:bottom w:val="single" w:color="000000" w:sz="4"/>
+              <w:right w:val="single" w:color="000000" w:sz="4"/>
+            </w:tcBorders>
+            <w:tcMar>
+              <w:top w:type="dxa" w:w="60"/>
+              <w:left w:type="dxa" w:w="80"/>
+              <w:bottom w:type="dxa" w:w="60"/>
+              <w:right w:type="dxa" w:w="80"/>
+            </w:tcMar>
+            <w:vAlign w:val="center"/>
+          </w:tcPr>
+          <w:p>
+            <w:pPr>
+              <w:spacing w:after="20" w:before="20" w:line="240"/>
+              <w:jc w:val="left"/>
+            </w:pPr>
+            <w:r>
+              <w:rPr>
+                <w:rFonts w:ascii="Arial" w:cs="Arial" w:eastAsia="Arial" w:hAnsi="Arial"/>
+                <w:b w:val="false"/>
+                <w:bCs w:val="false"/>
+                <w:sz w:val="20"/>
+                <w:szCs w:val="20"/>
+              </w:rPr>
+              <w:t xml:space="preserve">O sistema deve apurar o custo de mão de obra por espécie e período, a partir das horas da agenda e de um valor-hora médio do período, e incorporá-lo ao custo unitário</w:t>
+            </w:r>
+          </w:p>
+        </w:tc>
+        <w:tc>
+          <w:tcPr>
+            <w:tcW w:type="dxa" w:w="1500"/>
+            <w:tcBorders>
+              <w:top w:val="single" w:color="000000" w:sz="4"/>
+              <w:left w:val="single" w:color="000000" w:sz="4"/>
+              <w:bottom w:val="single" w:color="000000" w:sz="4"/>
+              <w:right w:val="single" w:color="000000" w:sz="4"/>
+            </w:tcBorders>
+            <w:tcMar>
+              <w:top w:type="dxa" w:w="60"/>
+              <w:left w:type="dxa" w:w="80"/>
+              <w:bottom w:type="dxa" w:w="60"/>
+              <w:right w:type="dxa" w:w="80"/>
+            </w:tcMar>
+            <w:vAlign w:val="center"/>
+          </w:tcPr>
+          <w:p>
+            <w:pPr>
+              <w:spacing w:after="20" w:before="20" w:line="240"/>
+              <w:jc w:val="left"/>
+            </w:pPr>
+            <w:r>
+              <w:rPr>
+                <w:rFonts w:ascii="Arial" w:cs="Arial" w:eastAsia="Arial" w:hAnsi="Arial"/>
+                <w:b w:val="false"/>
+                <w:bCs w:val="false"/>
+                <w:sz w:val="20"/>
+                <w:szCs w:val="20"/>
+              </w:rPr>
+              <w:t xml:space="preserve">RN-48, RN-53, RN-56</w:t>
             </w:r>
           </w:p>
         </w:tc>
@@ -15442,6 +18282,8 @@
       <w:r>
         <w:rPr>
           <w:rFonts w:ascii="Arial" w:cs="Arial" w:eastAsia="Arial" w:hAnsi="Arial"/>
+          <w:b w:val="false"/>
+          <w:bCs w:val="false"/>
           <w:sz w:val="20"/>
           <w:szCs w:val="20"/>
         </w:rPr>
@@ -15456,6 +18298,8 @@
       <w:r>
         <w:rPr>
           <w:rFonts w:ascii="Arial" w:cs="Arial" w:eastAsia="Arial" w:hAnsi="Arial"/>
+          <w:b w:val="false"/>
+          <w:bCs w:val="false"/>
           <w:sz w:val="24"/>
           <w:szCs w:val="24"/>
         </w:rPr>
@@ -15475,9 +18319,9 @@
         </w:tblBorders>
       </w:tblPr>
       <w:tblGrid>
-        <w:gridCol w:w="1000"/>
+        <w:gridCol w:w="900"/>
         <w:gridCol w:w="2100"/>
-        <w:gridCol w:w="4471"/>
+        <w:gridCol w:w="4571"/>
         <w:gridCol w:w="1500"/>
       </w:tblGrid>
       <w:tr>
@@ -15487,7 +18331,7 @@
         </w:trPr>
         <w:tc>
           <w:tcPr>
-            <w:tcW w:type="dxa" w:w="1000"/>
+            <w:tcW w:type="dxa" w:w="900"/>
             <w:tcBorders>
               <w:top w:val="single" w:color="000000" w:sz="4"/>
               <w:left w:val="single" w:color="000000" w:sz="4"/>
@@ -15557,7 +18401,7 @@
         </w:tc>
         <w:tc>
           <w:tcPr>
-            <w:tcW w:type="dxa" w:w="4471"/>
+            <w:tcW w:type="dxa" w:w="4571"/>
             <w:tcBorders>
               <w:top w:val="single" w:color="000000" w:sz="4"/>
               <w:left w:val="single" w:color="000000" w:sz="4"/>
@@ -15632,7 +18476,7 @@
         </w:trPr>
         <w:tc>
           <w:tcPr>
-            <w:tcW w:type="dxa" w:w="1000"/>
+            <w:tcW w:type="dxa" w:w="900"/>
             <w:tcBorders>
               <w:top w:val="single" w:color="000000" w:sz="4"/>
               <w:left w:val="single" w:color="000000" w:sz="4"/>
@@ -15700,7 +18544,7 @@
         </w:tc>
         <w:tc>
           <w:tcPr>
-            <w:tcW w:type="dxa" w:w="4471"/>
+            <w:tcW w:type="dxa" w:w="4571"/>
             <w:tcBorders>
               <w:top w:val="single" w:color="000000" w:sz="4"/>
               <w:left w:val="single" w:color="000000" w:sz="4"/>
@@ -15762,7 +18606,7 @@
                 <w:sz w:val="20"/>
                 <w:szCs w:val="20"/>
               </w:rPr>
-              <w:t xml:space="preserve">RN-10, RN-16, RN-26, RN-37</w:t>
+              <w:t xml:space="preserve">RN-10, RN-16, RN-26, RN-37, RN-48, RN-49, RN-52, RN-55</w:t>
             </w:r>
           </w:p>
         </w:tc>
@@ -15773,7 +18617,7 @@
         </w:trPr>
         <w:tc>
           <w:tcPr>
-            <w:tcW w:type="dxa" w:w="1000"/>
+            <w:tcW w:type="dxa" w:w="900"/>
             <w:tcBorders>
               <w:top w:val="single" w:color="000000" w:sz="4"/>
               <w:left w:val="single" w:color="000000" w:sz="4"/>
@@ -15841,7 +18685,7 @@
         </w:tc>
         <w:tc>
           <w:tcPr>
-            <w:tcW w:type="dxa" w:w="4471"/>
+            <w:tcW w:type="dxa" w:w="4571"/>
             <w:tcBorders>
               <w:top w:val="single" w:color="000000" w:sz="4"/>
               <w:left w:val="single" w:color="000000" w:sz="4"/>
@@ -15903,7 +18747,7 @@
                 <w:sz w:val="20"/>
                 <w:szCs w:val="20"/>
               </w:rPr>
-              <w:t xml:space="preserve">RN-03, RN-16, RN-20, RN-41</w:t>
+              <w:t xml:space="preserve">RN-03, RN-16, RN-20, RN-27, RN-41, RN-52, RN-57</w:t>
             </w:r>
           </w:p>
         </w:tc>
@@ -15914,7 +18758,7 @@
         </w:trPr>
         <w:tc>
           <w:tcPr>
-            <w:tcW w:type="dxa" w:w="1000"/>
+            <w:tcW w:type="dxa" w:w="900"/>
             <w:tcBorders>
               <w:top w:val="single" w:color="000000" w:sz="4"/>
               <w:left w:val="single" w:color="000000" w:sz="4"/>
@@ -15982,7 +18826,7 @@
         </w:tc>
         <w:tc>
           <w:tcPr>
-            <w:tcW w:type="dxa" w:w="4471"/>
+            <w:tcW w:type="dxa" w:w="4571"/>
             <w:tcBorders>
               <w:top w:val="single" w:color="000000" w:sz="4"/>
               <w:left w:val="single" w:color="000000" w:sz="4"/>
@@ -16055,7 +18899,7 @@
         </w:trPr>
         <w:tc>
           <w:tcPr>
-            <w:tcW w:type="dxa" w:w="1000"/>
+            <w:tcW w:type="dxa" w:w="900"/>
             <w:tcBorders>
               <w:top w:val="single" w:color="000000" w:sz="4"/>
               <w:left w:val="single" w:color="000000" w:sz="4"/>
@@ -16123,7 +18967,7 @@
         </w:tc>
         <w:tc>
           <w:tcPr>
-            <w:tcW w:type="dxa" w:w="4471"/>
+            <w:tcW w:type="dxa" w:w="4571"/>
             <w:tcBorders>
               <w:top w:val="single" w:color="000000" w:sz="4"/>
               <w:left w:val="single" w:color="000000" w:sz="4"/>
@@ -16196,7 +19040,7 @@
         </w:trPr>
         <w:tc>
           <w:tcPr>
-            <w:tcW w:type="dxa" w:w="1000"/>
+            <w:tcW w:type="dxa" w:w="900"/>
             <w:tcBorders>
               <w:top w:val="single" w:color="000000" w:sz="4"/>
               <w:left w:val="single" w:color="000000" w:sz="4"/>
@@ -16264,7 +19108,7 @@
         </w:tc>
         <w:tc>
           <w:tcPr>
-            <w:tcW w:type="dxa" w:w="4471"/>
+            <w:tcW w:type="dxa" w:w="4571"/>
             <w:tcBorders>
               <w:top w:val="single" w:color="000000" w:sz="4"/>
               <w:left w:val="single" w:color="000000" w:sz="4"/>
@@ -16337,7 +19181,7 @@
         </w:trPr>
         <w:tc>
           <w:tcPr>
-            <w:tcW w:type="dxa" w:w="1000"/>
+            <w:tcW w:type="dxa" w:w="900"/>
             <w:tcBorders>
               <w:top w:val="single" w:color="000000" w:sz="4"/>
               <w:left w:val="single" w:color="000000" w:sz="4"/>
@@ -16405,7 +19249,7 @@
         </w:tc>
         <w:tc>
           <w:tcPr>
-            <w:tcW w:type="dxa" w:w="4471"/>
+            <w:tcW w:type="dxa" w:w="4571"/>
             <w:tcBorders>
               <w:top w:val="single" w:color="000000" w:sz="4"/>
               <w:left w:val="single" w:color="000000" w:sz="4"/>
@@ -16478,7 +19322,7 @@
         </w:trPr>
         <w:tc>
           <w:tcPr>
-            <w:tcW w:type="dxa" w:w="1000"/>
+            <w:tcW w:type="dxa" w:w="900"/>
             <w:tcBorders>
               <w:top w:val="single" w:color="000000" w:sz="4"/>
               <w:left w:val="single" w:color="000000" w:sz="4"/>
@@ -16546,7 +19390,7 @@
         </w:tc>
         <w:tc>
           <w:tcPr>
-            <w:tcW w:type="dxa" w:w="4471"/>
+            <w:tcW w:type="dxa" w:w="4571"/>
             <w:tcBorders>
               <w:top w:val="single" w:color="000000" w:sz="4"/>
               <w:left w:val="single" w:color="000000" w:sz="4"/>
@@ -16619,7 +19463,7 @@
         </w:trPr>
         <w:tc>
           <w:tcPr>
-            <w:tcW w:type="dxa" w:w="1000"/>
+            <w:tcW w:type="dxa" w:w="900"/>
             <w:tcBorders>
               <w:top w:val="single" w:color="000000" w:sz="4"/>
               <w:left w:val="single" w:color="000000" w:sz="4"/>
@@ -16687,7 +19531,7 @@
         </w:tc>
         <w:tc>
           <w:tcPr>
-            <w:tcW w:type="dxa" w:w="4471"/>
+            <w:tcW w:type="dxa" w:w="4571"/>
             <w:tcBorders>
               <w:top w:val="single" w:color="000000" w:sz="4"/>
               <w:left w:val="single" w:color="000000" w:sz="4"/>
@@ -16760,7 +19604,7 @@
         </w:trPr>
         <w:tc>
           <w:tcPr>
-            <w:tcW w:type="dxa" w:w="1000"/>
+            <w:tcW w:type="dxa" w:w="900"/>
             <w:tcBorders>
               <w:top w:val="single" w:color="000000" w:sz="4"/>
               <w:left w:val="single" w:color="000000" w:sz="4"/>
@@ -16828,7 +19672,7 @@
         </w:tc>
         <w:tc>
           <w:tcPr>
-            <w:tcW w:type="dxa" w:w="4471"/>
+            <w:tcW w:type="dxa" w:w="4571"/>
             <w:tcBorders>
               <w:top w:val="single" w:color="000000" w:sz="4"/>
               <w:left w:val="single" w:color="000000" w:sz="4"/>
@@ -16901,7 +19745,7 @@
         </w:trPr>
         <w:tc>
           <w:tcPr>
-            <w:tcW w:type="dxa" w:w="1000"/>
+            <w:tcW w:type="dxa" w:w="900"/>
             <w:tcBorders>
               <w:top w:val="single" w:color="000000" w:sz="4"/>
               <w:left w:val="single" w:color="000000" w:sz="4"/>
@@ -16969,7 +19813,7 @@
         </w:tc>
         <w:tc>
           <w:tcPr>
-            <w:tcW w:type="dxa" w:w="4471"/>
+            <w:tcW w:type="dxa" w:w="4571"/>
             <w:tcBorders>
               <w:top w:val="single" w:color="000000" w:sz="4"/>
               <w:left w:val="single" w:color="000000" w:sz="4"/>
@@ -17042,7 +19886,7 @@
         </w:trPr>
         <w:tc>
           <w:tcPr>
-            <w:tcW w:type="dxa" w:w="1000"/>
+            <w:tcW w:type="dxa" w:w="900"/>
             <w:tcBorders>
               <w:top w:val="single" w:color="000000" w:sz="4"/>
               <w:left w:val="single" w:color="000000" w:sz="4"/>
@@ -17110,7 +19954,7 @@
         </w:tc>
         <w:tc>
           <w:tcPr>
-            <w:tcW w:type="dxa" w:w="4471"/>
+            <w:tcW w:type="dxa" w:w="4571"/>
             <w:tcBorders>
               <w:top w:val="single" w:color="000000" w:sz="4"/>
               <w:left w:val="single" w:color="000000" w:sz="4"/>
@@ -17183,7 +20027,7 @@
         </w:trPr>
         <w:tc>
           <w:tcPr>
-            <w:tcW w:type="dxa" w:w="1000"/>
+            <w:tcW w:type="dxa" w:w="900"/>
             <w:tcBorders>
               <w:top w:val="single" w:color="000000" w:sz="4"/>
               <w:left w:val="single" w:color="000000" w:sz="4"/>
@@ -17251,7 +20095,7 @@
         </w:tc>
         <w:tc>
           <w:tcPr>
-            <w:tcW w:type="dxa" w:w="4471"/>
+            <w:tcW w:type="dxa" w:w="4571"/>
             <w:tcBorders>
               <w:top w:val="single" w:color="000000" w:sz="4"/>
               <w:left w:val="single" w:color="000000" w:sz="4"/>
@@ -17313,7 +20157,7 @@
                 <w:sz w:val="20"/>
                 <w:szCs w:val="20"/>
               </w:rPr>
-              <w:t xml:space="preserve">RN-44, RN-45</w:t>
+              <w:t xml:space="preserve">RN-44, RN-45, RN-53</w:t>
             </w:r>
           </w:p>
         </w:tc>
@@ -17324,7 +20168,7 @@
         </w:trPr>
         <w:tc>
           <w:tcPr>
-            <w:tcW w:type="dxa" w:w="1000"/>
+            <w:tcW w:type="dxa" w:w="900"/>
             <w:tcBorders>
               <w:top w:val="single" w:color="000000" w:sz="4"/>
               <w:left w:val="single" w:color="000000" w:sz="4"/>
@@ -17392,7 +20236,7 @@
         </w:tc>
         <w:tc>
           <w:tcPr>
-            <w:tcW w:type="dxa" w:w="4471"/>
+            <w:tcW w:type="dxa" w:w="4571"/>
             <w:tcBorders>
               <w:top w:val="single" w:color="000000" w:sz="4"/>
               <w:left w:val="single" w:color="000000" w:sz="4"/>
@@ -17465,7 +20309,7 @@
         </w:trPr>
         <w:tc>
           <w:tcPr>
-            <w:tcW w:type="dxa" w:w="1000"/>
+            <w:tcW w:type="dxa" w:w="900"/>
             <w:tcBorders>
               <w:top w:val="single" w:color="000000" w:sz="4"/>
               <w:left w:val="single" w:color="000000" w:sz="4"/>
@@ -17533,7 +20377,7 @@
         </w:tc>
         <w:tc>
           <w:tcPr>
-            <w:tcW w:type="dxa" w:w="4471"/>
+            <w:tcW w:type="dxa" w:w="4571"/>
             <w:tcBorders>
               <w:top w:val="single" w:color="000000" w:sz="4"/>
               <w:left w:val="single" w:color="000000" w:sz="4"/>
@@ -17606,7 +20450,7 @@
         </w:trPr>
         <w:tc>
           <w:tcPr>
-            <w:tcW w:type="dxa" w:w="1000"/>
+            <w:tcW w:type="dxa" w:w="900"/>
             <w:tcBorders>
               <w:top w:val="single" w:color="000000" w:sz="4"/>
               <w:left w:val="single" w:color="000000" w:sz="4"/>
@@ -17674,7 +20518,7 @@
         </w:tc>
         <w:tc>
           <w:tcPr>
-            <w:tcW w:type="dxa" w:w="4471"/>
+            <w:tcW w:type="dxa" w:w="4571"/>
             <w:tcBorders>
               <w:top w:val="single" w:color="000000" w:sz="4"/>
               <w:left w:val="single" w:color="000000" w:sz="4"/>
@@ -17747,7 +20591,7 @@
         </w:trPr>
         <w:tc>
           <w:tcPr>
-            <w:tcW w:type="dxa" w:w="1000"/>
+            <w:tcW w:type="dxa" w:w="900"/>
             <w:tcBorders>
               <w:top w:val="single" w:color="000000" w:sz="4"/>
               <w:left w:val="single" w:color="000000" w:sz="4"/>
@@ -17815,7 +20659,7 @@
         </w:tc>
         <w:tc>
           <w:tcPr>
-            <w:tcW w:type="dxa" w:w="4471"/>
+            <w:tcW w:type="dxa" w:w="4571"/>
             <w:tcBorders>
               <w:top w:val="single" w:color="000000" w:sz="4"/>
               <w:left w:val="single" w:color="000000" w:sz="4"/>
@@ -17888,7 +20732,7 @@
         </w:trPr>
         <w:tc>
           <w:tcPr>
-            <w:tcW w:type="dxa" w:w="1000"/>
+            <w:tcW w:type="dxa" w:w="900"/>
             <w:tcBorders>
               <w:top w:val="single" w:color="000000" w:sz="4"/>
               <w:left w:val="single" w:color="000000" w:sz="4"/>
@@ -17956,7 +20800,7 @@
         </w:tc>
         <w:tc>
           <w:tcPr>
-            <w:tcW w:type="dxa" w:w="4471"/>
+            <w:tcW w:type="dxa" w:w="4571"/>
             <w:tcBorders>
               <w:top w:val="single" w:color="000000" w:sz="4"/>
               <w:left w:val="single" w:color="000000" w:sz="4"/>
@@ -18029,7 +20873,7 @@
         </w:trPr>
         <w:tc>
           <w:tcPr>
-            <w:tcW w:type="dxa" w:w="1000"/>
+            <w:tcW w:type="dxa" w:w="900"/>
             <w:tcBorders>
               <w:top w:val="single" w:color="000000" w:sz="4"/>
               <w:left w:val="single" w:color="000000" w:sz="4"/>
@@ -18097,7 +20941,7 @@
         </w:tc>
         <w:tc>
           <w:tcPr>
-            <w:tcW w:type="dxa" w:w="4471"/>
+            <w:tcW w:type="dxa" w:w="4571"/>
             <w:tcBorders>
               <w:top w:val="single" w:color="000000" w:sz="4"/>
               <w:left w:val="single" w:color="000000" w:sz="4"/>
@@ -18170,7 +21014,7 @@
         </w:trPr>
         <w:tc>
           <w:tcPr>
-            <w:tcW w:type="dxa" w:w="1000"/>
+            <w:tcW w:type="dxa" w:w="900"/>
             <w:tcBorders>
               <w:top w:val="single" w:color="000000" w:sz="4"/>
               <w:left w:val="single" w:color="000000" w:sz="4"/>
@@ -18238,7 +21082,7 @@
         </w:tc>
         <w:tc>
           <w:tcPr>
-            <w:tcW w:type="dxa" w:w="4471"/>
+            <w:tcW w:type="dxa" w:w="4571"/>
             <w:tcBorders>
               <w:top w:val="single" w:color="000000" w:sz="4"/>
               <w:left w:val="single" w:color="000000" w:sz="4"/>
@@ -18311,7 +21155,7 @@
         </w:trPr>
         <w:tc>
           <w:tcPr>
-            <w:tcW w:type="dxa" w:w="1000"/>
+            <w:tcW w:type="dxa" w:w="900"/>
             <w:tcBorders>
               <w:top w:val="single" w:color="000000" w:sz="4"/>
               <w:left w:val="single" w:color="000000" w:sz="4"/>
@@ -18379,7 +21223,7 @@
         </w:tc>
         <w:tc>
           <w:tcPr>
-            <w:tcW w:type="dxa" w:w="4471"/>
+            <w:tcW w:type="dxa" w:w="4571"/>
             <w:tcBorders>
               <w:top w:val="single" w:color="000000" w:sz="4"/>
               <w:left w:val="single" w:color="000000" w:sz="4"/>
@@ -18452,7 +21296,7 @@
         </w:trPr>
         <w:tc>
           <w:tcPr>
-            <w:tcW w:type="dxa" w:w="1000"/>
+            <w:tcW w:type="dxa" w:w="900"/>
             <w:tcBorders>
               <w:top w:val="single" w:color="000000" w:sz="4"/>
               <w:left w:val="single" w:color="000000" w:sz="4"/>
@@ -18520,7 +21364,7 @@
         </w:tc>
         <w:tc>
           <w:tcPr>
-            <w:tcW w:type="dxa" w:w="4471"/>
+            <w:tcW w:type="dxa" w:w="4571"/>
             <w:tcBorders>
               <w:top w:val="single" w:color="000000" w:sz="4"/>
               <w:left w:val="single" w:color="000000" w:sz="4"/>
@@ -18593,7 +21437,7 @@
         </w:trPr>
         <w:tc>
           <w:tcPr>
-            <w:tcW w:type="dxa" w:w="1000"/>
+            <w:tcW w:type="dxa" w:w="900"/>
             <w:tcBorders>
               <w:top w:val="single" w:color="000000" w:sz="4"/>
               <w:left w:val="single" w:color="000000" w:sz="4"/>
@@ -18661,7 +21505,7 @@
         </w:tc>
         <w:tc>
           <w:tcPr>
-            <w:tcW w:type="dxa" w:w="4471"/>
+            <w:tcW w:type="dxa" w:w="4571"/>
             <w:tcBorders>
               <w:top w:val="single" w:color="000000" w:sz="4"/>
               <w:left w:val="single" w:color="000000" w:sz="4"/>
@@ -18734,7 +21578,7 @@
         </w:trPr>
         <w:tc>
           <w:tcPr>
-            <w:tcW w:type="dxa" w:w="1000"/>
+            <w:tcW w:type="dxa" w:w="900"/>
             <w:tcBorders>
               <w:top w:val="single" w:color="000000" w:sz="4"/>
               <w:left w:val="single" w:color="000000" w:sz="4"/>
@@ -18802,7 +21646,7 @@
         </w:tc>
         <w:tc>
           <w:tcPr>
-            <w:tcW w:type="dxa" w:w="4471"/>
+            <w:tcW w:type="dxa" w:w="4571"/>
             <w:tcBorders>
               <w:top w:val="single" w:color="000000" w:sz="4"/>
               <w:left w:val="single" w:color="000000" w:sz="4"/>
@@ -18864,7 +21708,7 @@
                 <w:sz w:val="20"/>
                 <w:szCs w:val="20"/>
               </w:rPr>
-              <w:t xml:space="preserve">RN-30</w:t>
+              <w:t xml:space="preserve">RN-30, RN-60</w:t>
             </w:r>
           </w:p>
         </w:tc>
@@ -18875,7 +21719,7 @@
         </w:trPr>
         <w:tc>
           <w:tcPr>
-            <w:tcW w:type="dxa" w:w="1000"/>
+            <w:tcW w:type="dxa" w:w="900"/>
             <w:tcBorders>
               <w:top w:val="single" w:color="000000" w:sz="4"/>
               <w:left w:val="single" w:color="000000" w:sz="4"/>
@@ -18943,7 +21787,7 @@
         </w:tc>
         <w:tc>
           <w:tcPr>
-            <w:tcW w:type="dxa" w:w="4471"/>
+            <w:tcW w:type="dxa" w:w="4571"/>
             <w:tcBorders>
               <w:top w:val="single" w:color="000000" w:sz="4"/>
               <w:left w:val="single" w:color="000000" w:sz="4"/>
@@ -19005,7 +21849,7 @@
                 <w:sz w:val="20"/>
                 <w:szCs w:val="20"/>
               </w:rPr>
-              <w:t xml:space="preserve">RN-25, RN-28</w:t>
+              <w:t xml:space="preserve">RN-25, RN-28, RN-62</w:t>
             </w:r>
           </w:p>
         </w:tc>
@@ -19016,7 +21860,7 @@
         </w:trPr>
         <w:tc>
           <w:tcPr>
-            <w:tcW w:type="dxa" w:w="1000"/>
+            <w:tcW w:type="dxa" w:w="900"/>
             <w:tcBorders>
               <w:top w:val="single" w:color="000000" w:sz="4"/>
               <w:left w:val="single" w:color="000000" w:sz="4"/>
@@ -19084,7 +21928,7 @@
         </w:tc>
         <w:tc>
           <w:tcPr>
-            <w:tcW w:type="dxa" w:w="4471"/>
+            <w:tcW w:type="dxa" w:w="4571"/>
             <w:tcBorders>
               <w:top w:val="single" w:color="000000" w:sz="4"/>
               <w:left w:val="single" w:color="000000" w:sz="4"/>
@@ -19157,7 +22001,7 @@
         </w:trPr>
         <w:tc>
           <w:tcPr>
-            <w:tcW w:type="dxa" w:w="1000"/>
+            <w:tcW w:type="dxa" w:w="900"/>
             <w:tcBorders>
               <w:top w:val="single" w:color="000000" w:sz="4"/>
               <w:left w:val="single" w:color="000000" w:sz="4"/>
@@ -19225,7 +22069,7 @@
         </w:tc>
         <w:tc>
           <w:tcPr>
-            <w:tcW w:type="dxa" w:w="4471"/>
+            <w:tcW w:type="dxa" w:w="4571"/>
             <w:tcBorders>
               <w:top w:val="single" w:color="000000" w:sz="4"/>
               <w:left w:val="single" w:color="000000" w:sz="4"/>
@@ -19301,6 +22145,8 @@
       <w:r>
         <w:rPr>
           <w:rFonts w:ascii="Arial" w:cs="Arial" w:eastAsia="Arial" w:hAnsi="Arial"/>
+          <w:b w:val="false"/>
+          <w:bCs w:val="false"/>
           <w:sz w:val="20"/>
           <w:szCs w:val="20"/>
         </w:rPr>
@@ -19315,6 +22161,8 @@
       <w:r>
         <w:rPr>
           <w:rFonts w:ascii="Arial" w:cs="Arial" w:eastAsia="Arial" w:hAnsi="Arial"/>
+          <w:b w:val="false"/>
+          <w:bCs w:val="false"/>
           <w:sz w:val="24"/>
           <w:szCs w:val="24"/>
         </w:rPr>
@@ -20622,6 +23470,8 @@
       <w:r>
         <w:rPr>
           <w:rFonts w:ascii="Arial" w:cs="Arial" w:eastAsia="Arial" w:hAnsi="Arial"/>
+          <w:b w:val="false"/>
+          <w:bCs w:val="false"/>
           <w:sz w:val="20"/>
           <w:szCs w:val="20"/>
         </w:rPr>
@@ -20636,6 +23486,8 @@
       <w:r>
         <w:rPr>
           <w:rFonts w:ascii="Arial" w:cs="Arial" w:eastAsia="Arial" w:hAnsi="Arial"/>
+          <w:b w:val="false"/>
+          <w:bCs w:val="false"/>
           <w:sz w:val="24"/>
           <w:szCs w:val="24"/>
         </w:rPr>
@@ -20719,6 +23571,7 @@
               <w:bottom w:type="dxa" w:w="60"/>
               <w:right w:type="dxa" w:w="80"/>
             </w:tcMar>
+            <w:vAlign w:val="center"/>
           </w:tcPr>
           <w:p>
             <w:pPr>
@@ -20754,6 +23607,7 @@
               <w:bottom w:type="dxa" w:w="60"/>
               <w:right w:type="dxa" w:w="80"/>
             </w:tcMar>
+            <w:vAlign w:val="center"/>
           </w:tcPr>
           <w:p>
             <w:pPr>
@@ -20780,6 +23634,7 @@
         </w:trPr>
         <w:tc>
           <w:tcPr>
+            <w:tcW w:type="dxa" w:w="3071"/>
             <w:vMerge w:val="continue"/>
             <w:tcBorders>
               <w:top w:val="single" w:color="000000" w:sz="4"/>
@@ -20787,8 +23642,31 @@
               <w:bottom w:val="single" w:color="000000" w:sz="4"/>
               <w:right w:val="single" w:color="000000" w:sz="4"/>
             </w:tcBorders>
-          </w:tcPr>
-          <w:p/>
+            <w:shd w:fill="D9D9D9" w:color="auto" w:val="clear"/>
+            <w:tcMar>
+              <w:top w:type="dxa" w:w="60"/>
+              <w:left w:type="dxa" w:w="80"/>
+              <w:bottom w:type="dxa" w:w="60"/>
+              <w:right w:type="dxa" w:w="80"/>
+            </w:tcMar>
+            <w:vAlign w:val="center"/>
+          </w:tcPr>
+          <w:p>
+            <w:pPr>
+              <w:spacing w:after="20" w:before="20" w:line="240"/>
+              <w:jc w:val="center"/>
+            </w:pPr>
+            <w:r>
+              <w:rPr>
+                <w:rFonts w:ascii="Arial" w:cs="Arial" w:eastAsia="Arial" w:hAnsi="Arial"/>
+                <w:b/>
+                <w:bCs/>
+                <w:sz w:val="20"/>
+                <w:szCs w:val="20"/>
+              </w:rPr>
+              <w:t xml:space="preserve"/>
+            </w:r>
+          </w:p>
         </w:tc>
         <w:tc>
           <w:tcPr>
@@ -20955,7 +23833,7 @@
           <w:p>
             <w:pPr>
               <w:spacing w:after="20" w:before="20" w:line="240"/>
-              <w:jc w:val="left"/>
+              <w:jc w:val="l"/>
             </w:pPr>
             <w:r>
               <w:rPr>
@@ -20989,17 +23867,17 @@
           <w:p>
             <w:pPr>
               <w:spacing w:after="20" w:before="20" w:line="240"/>
-              <w:jc w:val="center"/>
-            </w:pPr>
-            <w:r>
-              <w:rPr>
-                <w:rFonts w:ascii="Arial" w:cs="Arial" w:eastAsia="Arial" w:hAnsi="Arial"/>
-                <w:b w:val="false"/>
-                <w:bCs w:val="false"/>
-                <w:sz w:val="20"/>
-                <w:szCs w:val="20"/>
-              </w:rPr>
-              <w:t xml:space="preserve">65</w:t>
+              <w:jc w:val="c"/>
+            </w:pPr>
+            <w:r>
+              <w:rPr>
+                <w:rFonts w:ascii="Arial" w:cs="Arial" w:eastAsia="Arial" w:hAnsi="Arial"/>
+                <w:b w:val="false"/>
+                <w:bCs w:val="false"/>
+                <w:sz w:val="20"/>
+                <w:szCs w:val="20"/>
+              </w:rPr>
+              <w:t xml:space="preserve">73</w:t>
             </w:r>
           </w:p>
         </w:tc>
@@ -21023,17 +23901,17 @@
           <w:p>
             <w:pPr>
               <w:spacing w:after="20" w:before="20" w:line="240"/>
-              <w:jc w:val="center"/>
-            </w:pPr>
-            <w:r>
-              <w:rPr>
-                <w:rFonts w:ascii="Arial" w:cs="Arial" w:eastAsia="Arial" w:hAnsi="Arial"/>
-                <w:b w:val="false"/>
-                <w:bCs w:val="false"/>
-                <w:sz w:val="20"/>
-                <w:szCs w:val="20"/>
-              </w:rPr>
-              <w:t xml:space="preserve">95,6</w:t>
+              <w:jc w:val="c"/>
+            </w:pPr>
+            <w:r>
+              <w:rPr>
+                <w:rFonts w:ascii="Arial" w:cs="Arial" w:eastAsia="Arial" w:hAnsi="Arial"/>
+                <w:b w:val="false"/>
+                <w:bCs w:val="false"/>
+                <w:sz w:val="20"/>
+                <w:szCs w:val="20"/>
+              </w:rPr>
+              <w:t xml:space="preserve">96,1</w:t>
             </w:r>
           </w:p>
         </w:tc>
@@ -21057,7 +23935,7 @@
           <w:p>
             <w:pPr>
               <w:spacing w:after="20" w:before="20" w:line="240"/>
-              <w:jc w:val="center"/>
+              <w:jc w:val="c"/>
             </w:pPr>
             <w:r>
               <w:rPr>
@@ -21091,7 +23969,7 @@
           <w:p>
             <w:pPr>
               <w:spacing w:after="20" w:before="20" w:line="240"/>
-              <w:jc w:val="center"/>
+              <w:jc w:val="c"/>
             </w:pPr>
             <w:r>
               <w:rPr>
@@ -21130,7 +24008,7 @@
           <w:p>
             <w:pPr>
               <w:spacing w:after="20" w:before="20" w:line="240"/>
-              <w:jc w:val="left"/>
+              <w:jc w:val="l"/>
             </w:pPr>
             <w:r>
               <w:rPr>
@@ -21164,7 +24042,7 @@
           <w:p>
             <w:pPr>
               <w:spacing w:after="20" w:before="20" w:line="240"/>
-              <w:jc w:val="center"/>
+              <w:jc w:val="c"/>
             </w:pPr>
             <w:r>
               <w:rPr>
@@ -21198,7 +24076,7 @@
           <w:p>
             <w:pPr>
               <w:spacing w:after="20" w:before="20" w:line="240"/>
-              <w:jc w:val="center"/>
+              <w:jc w:val="c"/>
             </w:pPr>
             <w:r>
               <w:rPr>
@@ -21232,7 +24110,7 @@
           <w:p>
             <w:pPr>
               <w:spacing w:after="20" w:before="20" w:line="240"/>
-              <w:jc w:val="center"/>
+              <w:jc w:val="c"/>
             </w:pPr>
             <w:r>
               <w:rPr>
@@ -21266,7 +24144,7 @@
           <w:p>
             <w:pPr>
               <w:spacing w:after="20" w:before="20" w:line="240"/>
-              <w:jc w:val="center"/>
+              <w:jc w:val="c"/>
             </w:pPr>
             <w:r>
               <w:rPr>
@@ -21305,7 +24183,7 @@
           <w:p>
             <w:pPr>
               <w:spacing w:after="20" w:before="20" w:line="240"/>
-              <w:jc w:val="left"/>
+              <w:jc w:val="l"/>
             </w:pPr>
             <w:r>
               <w:rPr>
@@ -21339,7 +24217,7 @@
           <w:p>
             <w:pPr>
               <w:spacing w:after="20" w:before="20" w:line="240"/>
-              <w:jc w:val="center"/>
+              <w:jc w:val="c"/>
             </w:pPr>
             <w:r>
               <w:rPr>
@@ -21373,17 +24251,17 @@
           <w:p>
             <w:pPr>
               <w:spacing w:after="20" w:before="20" w:line="240"/>
-              <w:jc w:val="center"/>
-            </w:pPr>
-            <w:r>
-              <w:rPr>
-                <w:rFonts w:ascii="Arial" w:cs="Arial" w:eastAsia="Arial" w:hAnsi="Arial"/>
-                <w:b w:val="false"/>
-                <w:bCs w:val="false"/>
-                <w:sz w:val="20"/>
-                <w:szCs w:val="20"/>
-              </w:rPr>
-              <w:t xml:space="preserve">4,4</w:t>
+              <w:jc w:val="c"/>
+            </w:pPr>
+            <w:r>
+              <w:rPr>
+                <w:rFonts w:ascii="Arial" w:cs="Arial" w:eastAsia="Arial" w:hAnsi="Arial"/>
+                <w:b w:val="false"/>
+                <w:bCs w:val="false"/>
+                <w:sz w:val="20"/>
+                <w:szCs w:val="20"/>
+              </w:rPr>
+              <w:t xml:space="preserve">3,9</w:t>
             </w:r>
           </w:p>
         </w:tc>
@@ -21407,7 +24285,7 @@
           <w:p>
             <w:pPr>
               <w:spacing w:after="20" w:before="20" w:line="240"/>
-              <w:jc w:val="center"/>
+              <w:jc w:val="c"/>
             </w:pPr>
             <w:r>
               <w:rPr>
@@ -21441,7 +24319,7 @@
           <w:p>
             <w:pPr>
               <w:spacing w:after="20" w:before="20" w:line="240"/>
-              <w:jc w:val="center"/>
+              <w:jc w:val="c"/>
             </w:pPr>
             <w:r>
               <w:rPr>
@@ -21480,7 +24358,7 @@
           <w:p>
             <w:pPr>
               <w:spacing w:after="20" w:before="20" w:line="240"/>
-              <w:jc w:val="left"/>
+              <w:jc w:val="l"/>
             </w:pPr>
             <w:r>
               <w:rPr>
@@ -21514,7 +24392,7 @@
           <w:p>
             <w:pPr>
               <w:spacing w:after="20" w:before="20" w:line="240"/>
-              <w:jc w:val="center"/>
+              <w:jc w:val="c"/>
             </w:pPr>
             <w:r>
               <w:rPr>
@@ -21524,7 +24402,7 @@
                 <w:sz w:val="20"/>
                 <w:szCs w:val="20"/>
               </w:rPr>
-              <w:t xml:space="preserve">68</w:t>
+              <w:t xml:space="preserve">76</w:t>
             </w:r>
           </w:p>
         </w:tc>
@@ -21548,7 +24426,7 @@
           <w:p>
             <w:pPr>
               <w:spacing w:after="20" w:before="20" w:line="240"/>
-              <w:jc w:val="center"/>
+              <w:jc w:val="c"/>
             </w:pPr>
             <w:r>
               <w:rPr>
@@ -21582,7 +24460,7 @@
           <w:p>
             <w:pPr>
               <w:spacing w:after="20" w:before="20" w:line="240"/>
-              <w:jc w:val="center"/>
+              <w:jc w:val="c"/>
             </w:pPr>
             <w:r>
               <w:rPr>
@@ -21616,7 +24494,7 @@
           <w:p>
             <w:pPr>
               <w:spacing w:after="20" w:before="20" w:line="240"/>
-              <w:jc w:val="center"/>
+              <w:jc w:val="c"/>
             </w:pPr>
             <w:r>
               <w:rPr>
@@ -21640,6 +24518,8 @@
       <w:r>
         <w:rPr>
           <w:rFonts w:ascii="Arial" w:cs="Arial" w:eastAsia="Arial" w:hAnsi="Arial"/>
+          <w:b w:val="false"/>
+          <w:bCs w:val="false"/>
           <w:sz w:val="20"/>
           <w:szCs w:val="20"/>
         </w:rPr>
@@ -21656,361 +24536,39 @@
 </w:document>
 </file>
 
-<file path=word/comments.xml><?xml version="1.0" encoding="utf-8"?>
-<w:comments xmlns:cx="http://schemas.microsoft.com/office/drawing/2014/chartex" xmlns:cx1="http://schemas.microsoft.com/office/drawing/2015/9/8/chartex" xmlns:cx2="http://schemas.microsoft.com/office/drawing/2015/10/21/chartex" xmlns:cx3="http://schemas.microsoft.com/office/drawing/2016/5/9/chartex" xmlns:cx4="http://schemas.microsoft.com/office/drawing/2016/5/10/chartex" xmlns:cx5="http://schemas.microsoft.com/office/drawing/2016/5/11/chartex" xmlns:cx6="http://schemas.microsoft.com/office/drawing/2016/5/12/chartex" xmlns:cx7="http://schemas.microsoft.com/office/drawing/2016/5/13/chartex" xmlns:cx8="http://schemas.microsoft.com/office/drawing/2016/5/14/chartex" xmlns:mc="http://schemas.openxmlformats.org/markup-compatibility/2006" xmlns:aink="http://schemas.microsoft.com/office/drawing/2016/ink" xmlns:am3d="http://schemas.microsoft.com/office/drawing/2017/model3d" xmlns:o="urn:schemas-microsoft-com:office:office" xmlns:r="http://schemas.openxmlformats.org/officeDocument/2006/relationships" xmlns:m="http://schemas.openxmlformats.org/officeDocument/2006/math" xmlns:v="urn:schemas-microsoft-com:vml" xmlns:wp14="http://schemas.microsoft.com/office/word/2010/wordprocessingDrawing" xmlns:wp="http://schemas.openxmlformats.org/drawingml/2006/wordprocessingDrawing" xmlns:w10="urn:schemas-microsoft-com:office:word" xmlns:w="http://schemas.openxmlformats.org/wordprocessingml/2006/main" xmlns:w14="http://schemas.microsoft.com/office/word/2010/wordml" xmlns:w15="http://schemas.microsoft.com/office/word/2012/wordml" xmlns:w16cex="http://schemas.microsoft.com/office/word/2018/wordml/cex" xmlns:w16cid="http://schemas.microsoft.com/office/word/2016/wordml/cid" xmlns:w16="http://schemas.microsoft.com/office/word/2018/wordml" xmlns:w16sdtdh="http://schemas.microsoft.com/office/word/2020/wordml/sdtdatahash" xmlns:w16se="http://schemas.microsoft.com/office/word/2015/wordml/symex" xmlns:wpg="http://schemas.microsoft.com/office/word/2010/wordprocessingGroup" xmlns:wpi="http://schemas.microsoft.com/office/word/2010/wordprocessingInk" xmlns:wne="http://schemas.microsoft.com/office/word/2006/wordml" xmlns:wps="http://schemas.microsoft.com/office/word/2010/wordprocessingShape"/>
-</file>
-
-<file path=word/endnotes.xml><?xml version="1.0" encoding="utf-8"?>
-<w:endnotes xmlns:wpc="http://schemas.microsoft.com/office/word/2010/wordprocessingCanvas" xmlns:mc="http://schemas.openxmlformats.org/markup-compatibility/2006" xmlns:o="urn:schemas-microsoft-com:office:office" xmlns:r="http://schemas.openxmlformats.org/officeDocument/2006/relationships" xmlns:m="http://schemas.openxmlformats.org/officeDocument/2006/math" xmlns:v="urn:schemas-microsoft-com:vml" xmlns:wp14="http://schemas.microsoft.com/office/word/2010/wordprocessingDrawing" xmlns:wp="http://schemas.openxmlformats.org/drawingml/2006/wordprocessingDrawing" xmlns:w10="urn:schemas-microsoft-com:office:word" xmlns:w="http://schemas.openxmlformats.org/wordprocessingml/2006/main" xmlns:w14="http://schemas.microsoft.com/office/word/2010/wordml" xmlns:w15="http://schemas.microsoft.com/office/word/2012/wordml" xmlns:wpg="http://schemas.microsoft.com/office/word/2010/wordprocessingGroup" xmlns:wpi="http://schemas.microsoft.com/office/word/2010/wordprocessingInk" xmlns:wne="http://schemas.microsoft.com/office/word/2006/wordml" xmlns:wps="http://schemas.microsoft.com/office/word/2010/wordprocessingShape" mc:Ignorable="w14 w15 wp14">
-  <w:endnote w:type="separator" w:id="-1">
-    <w:p>
-      <w:pPr>
-        <w:spacing w:after="0" w:line="240" w:lineRule="auto"/>
-      </w:pPr>
-      <w:r>
-        <w:rPr>
-          <w:rStyle w:val="EndnoteReference"/>
-        </w:rPr>
-        <w:endnoteRef/>
-      </w:r>
-      <w:r>
-        <w:separator/>
-      </w:r>
-    </w:p>
-  </w:endnote>
-  <w:endnote w:type="continuationSeparator" w:id="0">
-    <w:p>
-      <w:pPr>
-        <w:spacing w:after="0" w:line="240" w:lineRule="auto"/>
-      </w:pPr>
-      <w:r>
-        <w:rPr>
-          <w:rStyle w:val="EndnoteReference"/>
-        </w:rPr>
-        <w:endnoteRef/>
-      </w:r>
-      <w:r>
-        <w:continuationSeparator/>
-      </w:r>
-    </w:p>
-  </w:endnote>
-</w:endnotes>
-</file>
-
-<file path=word/footnotes.xml><?xml version="1.0" encoding="utf-8"?>
-<w:footnotes xmlns:wpc="http://schemas.microsoft.com/office/word/2010/wordprocessingCanvas" xmlns:mc="http://schemas.openxmlformats.org/markup-compatibility/2006" xmlns:o="urn:schemas-microsoft-com:office:office" xmlns:r="http://schemas.openxmlformats.org/officeDocument/2006/relationships" xmlns:m="http://schemas.openxmlformats.org/officeDocument/2006/math" xmlns:v="urn:schemas-microsoft-com:vml" xmlns:wp14="http://schemas.microsoft.com/office/word/2010/wordprocessingDrawing" xmlns:wp="http://schemas.openxmlformats.org/drawingml/2006/wordprocessingDrawing" xmlns:w10="urn:schemas-microsoft-com:office:word" xmlns:w="http://schemas.openxmlformats.org/wordprocessingml/2006/main" xmlns:w14="http://schemas.microsoft.com/office/word/2010/wordml" xmlns:w15="http://schemas.microsoft.com/office/word/2012/wordml" xmlns:wpg="http://schemas.microsoft.com/office/word/2010/wordprocessingGroup" xmlns:wpi="http://schemas.microsoft.com/office/word/2010/wordprocessingInk" xmlns:wne="http://schemas.microsoft.com/office/word/2006/wordml" xmlns:wps="http://schemas.microsoft.com/office/word/2010/wordprocessingShape" mc:Ignorable="w14 w15 wp14">
-  <w:footnote w:type="separator" w:id="-1">
-    <w:p>
-      <w:pPr>
-        <w:spacing w:after="0" w:line="240" w:lineRule="auto"/>
-      </w:pPr>
-      <w:r>
-        <w:rPr>
-          <w:rStyle w:val="FootnoteReference"/>
-        </w:rPr>
-        <w:footnoteRef/>
-      </w:r>
-      <w:r>
-        <w:separator/>
-      </w:r>
-    </w:p>
-  </w:footnote>
-  <w:footnote w:type="continuationSeparator" w:id="0">
-    <w:p>
-      <w:pPr>
-        <w:spacing w:after="0" w:line="240" w:lineRule="auto"/>
-      </w:pPr>
-      <w:r>
-        <w:rPr>
-          <w:rStyle w:val="FootnoteReference"/>
-        </w:rPr>
-        <w:footnoteRef/>
-      </w:r>
-      <w:r>
-        <w:continuationSeparator/>
-      </w:r>
-    </w:p>
-  </w:footnote>
-</w:footnotes>
-</file>
-
-<file path=word/numbering.xml><?xml version="1.0" encoding="utf-8"?>
-<w:numbering xmlns:wpc="http://schemas.microsoft.com/office/word/2010/wordprocessingCanvas" xmlns:mc="http://schemas.openxmlformats.org/markup-compatibility/2006" xmlns:o="urn:schemas-microsoft-com:office:office" xmlns:r="http://schemas.openxmlformats.org/officeDocument/2006/relationships" xmlns:m="http://schemas.openxmlformats.org/officeDocument/2006/math" xmlns:v="urn:schemas-microsoft-com:vml" xmlns:wp14="http://schemas.microsoft.com/office/word/2010/wordprocessingDrawing" xmlns:wp="http://schemas.openxmlformats.org/drawingml/2006/wordprocessingDrawing" xmlns:w10="urn:schemas-microsoft-com:office:word" xmlns:w="http://schemas.openxmlformats.org/wordprocessingml/2006/main" xmlns:w14="http://schemas.microsoft.com/office/word/2010/wordml" xmlns:w15="http://schemas.microsoft.com/office/word/2012/wordml" xmlns:wpg="http://schemas.microsoft.com/office/word/2010/wordprocessingGroup" xmlns:wpi="http://schemas.microsoft.com/office/word/2010/wordprocessingInk" xmlns:wne="http://schemas.microsoft.com/office/word/2006/wordml" xmlns:wps="http://schemas.microsoft.com/office/word/2010/wordprocessingShape" mc:Ignorable="w14 w15 wp14">
-  <w:abstractNum w:abstractNumId="1" w15:restartNumberingAfterBreak="0">
-    <w:multiLevelType w:val="hybridMultilevel"/>
-    <w:lvl w:ilvl="0" w15:tentative="1">
-      <w:start w:val="1"/>
-      <w:numFmt w:val="bullet"/>
-      <w:lvlText w:val="●"/>
-      <w:lvlJc w:val="left"/>
-      <w:pPr>
-        <w:ind w:left="720" w:hanging="360"/>
-      </w:pPr>
-    </w:lvl>
-    <w:lvl w:ilvl="1" w15:tentative="1">
-      <w:start w:val="1"/>
-      <w:numFmt w:val="bullet"/>
-      <w:lvlText w:val="○"/>
-      <w:lvlJc w:val="left"/>
-      <w:pPr>
-        <w:ind w:left="1440" w:hanging="360"/>
-      </w:pPr>
-    </w:lvl>
-    <w:lvl w:ilvl="2" w15:tentative="1">
-      <w:start w:val="1"/>
-      <w:numFmt w:val="bullet"/>
-      <w:lvlText w:val="■"/>
-      <w:lvlJc w:val="left"/>
-      <w:pPr>
-        <w:ind w:left="2160" w:hanging="360"/>
-      </w:pPr>
-    </w:lvl>
-    <w:lvl w:ilvl="3" w15:tentative="1">
-      <w:start w:val="1"/>
-      <w:numFmt w:val="bullet"/>
-      <w:lvlText w:val="●"/>
-      <w:lvlJc w:val="left"/>
-      <w:pPr>
-        <w:ind w:left="2880" w:hanging="360"/>
-      </w:pPr>
-    </w:lvl>
-    <w:lvl w:ilvl="4" w15:tentative="1">
-      <w:start w:val="1"/>
-      <w:numFmt w:val="bullet"/>
-      <w:lvlText w:val="○"/>
-      <w:lvlJc w:val="left"/>
-      <w:pPr>
-        <w:ind w:left="3600" w:hanging="360"/>
-      </w:pPr>
-    </w:lvl>
-    <w:lvl w:ilvl="5" w15:tentative="1">
-      <w:start w:val="1"/>
-      <w:numFmt w:val="bullet"/>
-      <w:lvlText w:val="■"/>
-      <w:lvlJc w:val="left"/>
-      <w:pPr>
-        <w:ind w:left="4320" w:hanging="360"/>
-      </w:pPr>
-    </w:lvl>
-    <w:lvl w:ilvl="6" w15:tentative="1">
-      <w:start w:val="1"/>
-      <w:numFmt w:val="bullet"/>
-      <w:lvlText w:val="●"/>
-      <w:lvlJc w:val="left"/>
-      <w:pPr>
-        <w:ind w:left="5040" w:hanging="360"/>
-      </w:pPr>
-    </w:lvl>
-    <w:lvl w:ilvl="7" w15:tentative="1">
-      <w:start w:val="1"/>
-      <w:numFmt w:val="bullet"/>
-      <w:lvlText w:val="●"/>
-      <w:lvlJc w:val="left"/>
-      <w:pPr>
-        <w:ind w:left="5760" w:hanging="360"/>
-      </w:pPr>
-    </w:lvl>
-    <w:lvl w:ilvl="8" w15:tentative="1">
-      <w:start w:val="1"/>
-      <w:numFmt w:val="bullet"/>
-      <w:lvlText w:val="●"/>
-      <w:lvlJc w:val="left"/>
-      <w:pPr>
-        <w:ind w:left="6480" w:hanging="360"/>
-      </w:pPr>
-    </w:lvl>
-  </w:abstractNum>
-  <w:num w:numId="1">
-    <w:abstractNumId w:val="1"/>
-    <w:lvlOverride w:ilvl="0">
-      <w:startOverride w:val="1"/>
-    </w:lvlOverride>
-  </w:num>
-</w:numbering>
-</file>
-
 <file path=word/styles.xml><?xml version="1.0" encoding="utf-8"?>
-<w:styles xmlns:mc="http://schemas.openxmlformats.org/markup-compatibility/2006" xmlns:r="http://schemas.openxmlformats.org/officeDocument/2006/relationships" xmlns:w="http://schemas.openxmlformats.org/wordprocessingml/2006/main" xmlns:w14="http://schemas.microsoft.com/office/word/2010/wordml" xmlns:w15="http://schemas.microsoft.com/office/word/2012/wordml" mc:Ignorable="w14 w15">
+<w:styles xmlns:w="http://schemas.openxmlformats.org/wordprocessingml/2006/main">
   <w:docDefaults>
     <w:rPrDefault>
       <w:rPr>
         <w:rFonts w:ascii="Arial" w:cs="Arial" w:eastAsia="Arial" w:hAnsi="Arial"/>
-        <w:sz w:val="24"/>
-        <w:szCs w:val="24"/>
+        <w:sz w:val="20"/>
+        <w:szCs w:val="20"/>
       </w:rPr>
     </w:rPrDefault>
-    <w:pPrDefault/>
+    <w:pPrDefault>
+      <w:pPr>
+        <w:spacing w:after="0" w:line="240"/>
+      </w:pPr>
+    </w:pPrDefault>
   </w:docDefaults>
-  <w:style w:type="paragraph" w:styleId="Title">
-    <w:name w:val="Title"/>
-    <w:basedOn w:val="Normal"/>
-    <w:next w:val="Normal"/>
+  <w:style w:type="paragraph" w:styleId="Normal" w:default="1">
+    <w:name w:val="Normal"/>
     <w:qFormat/>
-    <w:rPr>
-      <w:sz w:val="56"/>
-      <w:szCs w:val="56"/>
-    </w:rPr>
   </w:style>
   <w:style w:type="paragraph" w:styleId="Heading1">
-    <w:name w:val="Heading 1"/>
+    <w:name w:val="heading 1"/>
     <w:basedOn w:val="Normal"/>
-    <w:next w:val="Normal"/>
     <w:qFormat/>
+    <w:pPr>
+      <w:outlineLvl w:val="0"/>
+    </w:pPr>
     <w:rPr>
-      <w:color w:val="2E74B5"/>
-      <w:sz w:val="32"/>
-      <w:szCs w:val="32"/>
-    </w:rPr>
-  </w:style>
-  <w:style w:type="paragraph" w:styleId="Heading2">
-    <w:name w:val="Heading 2"/>
-    <w:basedOn w:val="Normal"/>
-    <w:next w:val="Normal"/>
-    <w:qFormat/>
-    <w:rPr>
-      <w:color w:val="2E74B5"/>
-      <w:sz w:val="26"/>
-      <w:szCs w:val="26"/>
-    </w:rPr>
-  </w:style>
-  <w:style w:type="paragraph" w:styleId="Heading3">
-    <w:name w:val="Heading 3"/>
-    <w:basedOn w:val="Normal"/>
-    <w:next w:val="Normal"/>
-    <w:qFormat/>
-    <w:rPr>
-      <w:color w:val="1F4D78"/>
+      <w:rFonts w:ascii="Arial" w:cs="Arial" w:eastAsia="Arial" w:hAnsi="Arial"/>
+      <w:b/>
       <w:sz w:val="24"/>
       <w:szCs w:val="24"/>
     </w:rPr>
   </w:style>
-  <w:style w:type="paragraph" w:styleId="Heading4">
-    <w:name w:val="Heading 4"/>
-    <w:basedOn w:val="Normal"/>
-    <w:next w:val="Normal"/>
-    <w:qFormat/>
-    <w:rPr>
-      <w:i/>
-      <w:iCs/>
-      <w:color w:val="2E74B5"/>
-    </w:rPr>
-  </w:style>
-  <w:style w:type="paragraph" w:styleId="Heading5">
-    <w:name w:val="Heading 5"/>
-    <w:basedOn w:val="Normal"/>
-    <w:next w:val="Normal"/>
-    <w:qFormat/>
-    <w:rPr>
-      <w:color w:val="2E74B5"/>
-    </w:rPr>
-  </w:style>
-  <w:style w:type="paragraph" w:styleId="Heading6">
-    <w:name w:val="Heading 6"/>
-    <w:basedOn w:val="Normal"/>
-    <w:next w:val="Normal"/>
-    <w:qFormat/>
-    <w:rPr>
-      <w:color w:val="1F4D78"/>
-    </w:rPr>
-  </w:style>
-  <w:style w:type="paragraph" w:styleId="Strong">
-    <w:name w:val="Strong"/>
-    <w:basedOn w:val="Normal"/>
-    <w:next w:val="Normal"/>
-    <w:qFormat/>
-    <w:rPr>
-      <w:b/>
-      <w:bCs/>
-    </w:rPr>
-  </w:style>
-  <w:style w:type="paragraph" w:styleId="ListParagraph">
-    <w:name w:val="List Paragraph"/>
-    <w:basedOn w:val="Normal"/>
-    <w:qFormat/>
-  </w:style>
-  <w:style w:type="character" w:styleId="Hyperlink">
-    <w:name w:val="Hyperlink"/>
-    <w:basedOn w:val="DefaultParagraphFont"/>
-    <w:uiPriority w:val="99"/>
-    <w:unhideWhenUsed/>
-    <w:rPr>
-      <w:color w:val="0563C1"/>
-      <w:u w:val="single"/>
-    </w:rPr>
-  </w:style>
-  <w:style w:type="character" w:styleId="FootnoteReference">
-    <w:name w:val="footnote reference"/>
-    <w:basedOn w:val="DefaultParagraphFont"/>
-    <w:uiPriority w:val="99"/>
-    <w:semiHidden/>
-    <w:unhideWhenUsed/>
-    <w:rPr>
-      <w:vertAlign w:val="superscript"/>
-    </w:rPr>
-  </w:style>
-  <w:style w:type="paragraph" w:styleId="FootnoteText">
-    <w:name w:val="footnote text"/>
-    <w:basedOn w:val="Normal"/>
-    <w:link w:val="FootnoteTextChar"/>
-    <w:uiPriority w:val="99"/>
-    <w:semiHidden/>
-    <w:unhideWhenUsed/>
-    <w:pPr>
-      <w:spacing w:after="0" w:line="240" w:lineRule="auto"/>
-    </w:pPr>
-    <w:rPr>
-      <w:sz w:val="20"/>
-      <w:szCs w:val="20"/>
-    </w:rPr>
-  </w:style>
-  <w:style w:type="character" w:styleId="FootnoteTextChar">
-    <w:name w:val="Footnote Text Char"/>
-    <w:basedOn w:val="DefaultParagraphFont"/>
-    <w:link w:val="FootnoteText"/>
-    <w:uiPriority w:val="99"/>
-    <w:semiHidden/>
-    <w:unhideWhenUsed/>
-    <w:rPr>
-      <w:sz w:val="20"/>
-      <w:szCs w:val="20"/>
-    </w:rPr>
-  </w:style>
-  <w:style w:type="character" w:styleId="EndnoteReference">
-    <w:name w:val="endnote reference"/>
-    <w:basedOn w:val="DefaultParagraphFont"/>
-    <w:uiPriority w:val="99"/>
-    <w:semiHidden/>
-    <w:unhideWhenUsed/>
-    <w:rPr>
-      <w:vertAlign w:val="superscript"/>
-    </w:rPr>
-  </w:style>
-  <w:style w:type="paragraph" w:styleId="EndnoteText">
-    <w:name w:val="endnote text"/>
-    <w:basedOn w:val="Normal"/>
-    <w:link w:val="EndnoteTextChar"/>
-    <w:uiPriority w:val="99"/>
-    <w:semiHidden/>
-    <w:unhideWhenUsed/>
-    <w:pPr>
-      <w:spacing w:after="0" w:line="240" w:lineRule="auto"/>
-    </w:pPr>
-    <w:rPr>
-      <w:sz w:val="20"/>
-      <w:szCs w:val="20"/>
-    </w:rPr>
-  </w:style>
-  <w:style w:type="character" w:styleId="EndnoteTextChar">
-    <w:name w:val="Endnote Text Char"/>
-    <w:basedOn w:val="DefaultParagraphFont"/>
-    <w:link w:val="EndnoteText"/>
-    <w:uiPriority w:val="99"/>
-    <w:semiHidden/>
-    <w:unhideWhenUsed/>
-    <w:rPr>
-      <w:sz w:val="20"/>
-      <w:szCs w:val="20"/>
-    </w:rPr>
-  </w:style>
 </w:styles>
 </file>
--- a/quadros-regras-de-negocio-e-requisitos.docx
+++ b/quadros-regras-de-negocio-e-requisitos.docx
@@ -6297,7 +6297,7 @@
           <w:p>
             <w:pPr>
               <w:spacing w:after="20" w:before="20" w:line="240"/>
-              <w:jc w:val="l"/>
+              <w:jc w:val="left"/>
             </w:pPr>
             <w:r>
               <w:rPr>
@@ -6331,7 +6331,7 @@
           <w:p>
             <w:pPr>
               <w:spacing w:after="20" w:before="20" w:line="240"/>
-              <w:jc w:val="l"/>
+              <w:jc w:val="left"/>
             </w:pPr>
             <w:r>
               <w:rPr>
@@ -6365,7 +6365,7 @@
           <w:p>
             <w:pPr>
               <w:spacing w:after="20" w:before="20" w:line="240"/>
-              <w:jc w:val="c"/>
+              <w:jc w:val="center"/>
             </w:pPr>
             <w:r>
               <w:rPr>
@@ -6404,7 +6404,7 @@
           <w:p>
             <w:pPr>
               <w:spacing w:after="20" w:before="20" w:line="240"/>
-              <w:jc w:val="l"/>
+              <w:jc w:val="left"/>
             </w:pPr>
             <w:r>
               <w:rPr>
@@ -6438,7 +6438,7 @@
           <w:p>
             <w:pPr>
               <w:spacing w:after="20" w:before="20" w:line="240"/>
-              <w:jc w:val="l"/>
+              <w:jc w:val="left"/>
             </w:pPr>
             <w:r>
               <w:rPr>
@@ -6472,7 +6472,7 @@
           <w:p>
             <w:pPr>
               <w:spacing w:after="20" w:before="20" w:line="240"/>
-              <w:jc w:val="c"/>
+              <w:jc w:val="center"/>
             </w:pPr>
             <w:r>
               <w:rPr>
@@ -6511,7 +6511,7 @@
           <w:p>
             <w:pPr>
               <w:spacing w:after="20" w:before="20" w:line="240"/>
-              <w:jc w:val="l"/>
+              <w:jc w:val="left"/>
             </w:pPr>
             <w:r>
               <w:rPr>
@@ -6545,7 +6545,7 @@
           <w:p>
             <w:pPr>
               <w:spacing w:after="20" w:before="20" w:line="240"/>
-              <w:jc w:val="l"/>
+              <w:jc w:val="left"/>
             </w:pPr>
             <w:r>
               <w:rPr>
@@ -6579,7 +6579,7 @@
           <w:p>
             <w:pPr>
               <w:spacing w:after="20" w:before="20" w:line="240"/>
-              <w:jc w:val="c"/>
+              <w:jc w:val="center"/>
             </w:pPr>
             <w:r>
               <w:rPr>
@@ -6618,7 +6618,7 @@
           <w:p>
             <w:pPr>
               <w:spacing w:after="20" w:before="20" w:line="240"/>
-              <w:jc w:val="l"/>
+              <w:jc w:val="left"/>
             </w:pPr>
             <w:r>
               <w:rPr>
@@ -6652,7 +6652,7 @@
           <w:p>
             <w:pPr>
               <w:spacing w:after="20" w:before="20" w:line="240"/>
-              <w:jc w:val="l"/>
+              <w:jc w:val="left"/>
             </w:pPr>
             <w:r>
               <w:rPr>
@@ -6686,7 +6686,7 @@
           <w:p>
             <w:pPr>
               <w:spacing w:after="20" w:before="20" w:line="240"/>
-              <w:jc w:val="c"/>
+              <w:jc w:val="center"/>
             </w:pPr>
             <w:r>
               <w:rPr>
@@ -6725,7 +6725,7 @@
           <w:p>
             <w:pPr>
               <w:spacing w:after="20" w:before="20" w:line="240"/>
-              <w:jc w:val="l"/>
+              <w:jc w:val="left"/>
             </w:pPr>
             <w:r>
               <w:rPr>
@@ -6759,7 +6759,7 @@
           <w:p>
             <w:pPr>
               <w:spacing w:after="20" w:before="20" w:line="240"/>
-              <w:jc w:val="l"/>
+              <w:jc w:val="left"/>
             </w:pPr>
             <w:r>
               <w:rPr>
@@ -6793,7 +6793,7 @@
           <w:p>
             <w:pPr>
               <w:spacing w:after="20" w:before="20" w:line="240"/>
-              <w:jc w:val="c"/>
+              <w:jc w:val="center"/>
             </w:pPr>
             <w:r>
               <w:rPr>
@@ -6832,7 +6832,7 @@
           <w:p>
             <w:pPr>
               <w:spacing w:after="20" w:before="20" w:line="240"/>
-              <w:jc w:val="l"/>
+              <w:jc w:val="left"/>
             </w:pPr>
             <w:r>
               <w:rPr>
@@ -6866,7 +6866,7 @@
           <w:p>
             <w:pPr>
               <w:spacing w:after="20" w:before="20" w:line="240"/>
-              <w:jc w:val="l"/>
+              <w:jc w:val="left"/>
             </w:pPr>
             <w:r>
               <w:rPr>
@@ -6900,7 +6900,7 @@
           <w:p>
             <w:pPr>
               <w:spacing w:after="20" w:before="20" w:line="240"/>
-              <w:jc w:val="c"/>
+              <w:jc w:val="center"/>
             </w:pPr>
             <w:r>
               <w:rPr>
@@ -6939,7 +6939,7 @@
           <w:p>
             <w:pPr>
               <w:spacing w:after="20" w:before="20" w:line="240"/>
-              <w:jc w:val="l"/>
+              <w:jc w:val="left"/>
             </w:pPr>
             <w:r>
               <w:rPr>
@@ -6973,7 +6973,7 @@
           <w:p>
             <w:pPr>
               <w:spacing w:after="20" w:before="20" w:line="240"/>
-              <w:jc w:val="l"/>
+              <w:jc w:val="left"/>
             </w:pPr>
             <w:r>
               <w:rPr>
@@ -7007,7 +7007,7 @@
           <w:p>
             <w:pPr>
               <w:spacing w:after="20" w:before="20" w:line="240"/>
-              <w:jc w:val="c"/>
+              <w:jc w:val="center"/>
             </w:pPr>
             <w:r>
               <w:rPr>
@@ -7046,7 +7046,7 @@
           <w:p>
             <w:pPr>
               <w:spacing w:after="20" w:before="20" w:line="240"/>
-              <w:jc w:val="l"/>
+              <w:jc w:val="left"/>
             </w:pPr>
             <w:r>
               <w:rPr>
@@ -7080,7 +7080,7 @@
           <w:p>
             <w:pPr>
               <w:spacing w:after="20" w:before="20" w:line="240"/>
-              <w:jc w:val="l"/>
+              <w:jc w:val="left"/>
             </w:pPr>
             <w:r>
               <w:rPr>
@@ -7114,7 +7114,7 @@
           <w:p>
             <w:pPr>
               <w:spacing w:after="20" w:before="20" w:line="240"/>
-              <w:jc w:val="c"/>
+              <w:jc w:val="center"/>
             </w:pPr>
             <w:r>
               <w:rPr>
@@ -7153,7 +7153,7 @@
           <w:p>
             <w:pPr>
               <w:spacing w:after="20" w:before="20" w:line="240"/>
-              <w:jc w:val="l"/>
+              <w:jc w:val="left"/>
             </w:pPr>
             <w:r>
               <w:rPr>
@@ -7187,7 +7187,7 @@
           <w:p>
             <w:pPr>
               <w:spacing w:after="20" w:before="20" w:line="240"/>
-              <w:jc w:val="l"/>
+              <w:jc w:val="left"/>
             </w:pPr>
             <w:r>
               <w:rPr>
@@ -7221,7 +7221,7 @@
           <w:p>
             <w:pPr>
               <w:spacing w:after="20" w:before="20" w:line="240"/>
-              <w:jc w:val="c"/>
+              <w:jc w:val="center"/>
             </w:pPr>
             <w:r>
               <w:rPr>
@@ -7260,7 +7260,7 @@
           <w:p>
             <w:pPr>
               <w:spacing w:after="20" w:before="20" w:line="240"/>
-              <w:jc w:val="l"/>
+              <w:jc w:val="left"/>
             </w:pPr>
             <w:r>
               <w:rPr>
@@ -7294,7 +7294,7 @@
           <w:p>
             <w:pPr>
               <w:spacing w:after="20" w:before="20" w:line="240"/>
-              <w:jc w:val="l"/>
+              <w:jc w:val="left"/>
             </w:pPr>
             <w:r>
               <w:rPr>
@@ -7328,7 +7328,7 @@
           <w:p>
             <w:pPr>
               <w:spacing w:after="20" w:before="20" w:line="240"/>
-              <w:jc w:val="c"/>
+              <w:jc w:val="center"/>
             </w:pPr>
             <w:r>
               <w:rPr>
@@ -23833,7 +23833,7 @@
           <w:p>
             <w:pPr>
               <w:spacing w:after="20" w:before="20" w:line="240"/>
-              <w:jc w:val="l"/>
+              <w:jc w:val="left"/>
             </w:pPr>
             <w:r>
               <w:rPr>
@@ -23867,7 +23867,7 @@
           <w:p>
             <w:pPr>
               <w:spacing w:after="20" w:before="20" w:line="240"/>
-              <w:jc w:val="c"/>
+              <w:jc w:val="center"/>
             </w:pPr>
             <w:r>
               <w:rPr>
@@ -23901,7 +23901,7 @@
           <w:p>
             <w:pPr>
               <w:spacing w:after="20" w:before="20" w:line="240"/>
-              <w:jc w:val="c"/>
+              <w:jc w:val="center"/>
             </w:pPr>
             <w:r>
               <w:rPr>
@@ -23935,7 +23935,7 @@
           <w:p>
             <w:pPr>
               <w:spacing w:after="20" w:before="20" w:line="240"/>
-              <w:jc w:val="c"/>
+              <w:jc w:val="center"/>
             </w:pPr>
             <w:r>
               <w:rPr>
@@ -23969,7 +23969,7 @@
           <w:p>
             <w:pPr>
               <w:spacing w:after="20" w:before="20" w:line="240"/>
-              <w:jc w:val="c"/>
+              <w:jc w:val="center"/>
             </w:pPr>
             <w:r>
               <w:rPr>
@@ -24008,7 +24008,7 @@
           <w:p>
             <w:pPr>
               <w:spacing w:after="20" w:before="20" w:line="240"/>
-              <w:jc w:val="l"/>
+              <w:jc w:val="left"/>
             </w:pPr>
             <w:r>
               <w:rPr>
@@ -24042,7 +24042,7 @@
           <w:p>
             <w:pPr>
               <w:spacing w:after="20" w:before="20" w:line="240"/>
-              <w:jc w:val="c"/>
+              <w:jc w:val="center"/>
             </w:pPr>
             <w:r>
               <w:rPr>
@@ -24076,7 +24076,7 @@
           <w:p>
             <w:pPr>
               <w:spacing w:after="20" w:before="20" w:line="240"/>
-              <w:jc w:val="c"/>
+              <w:jc w:val="center"/>
             </w:pPr>
             <w:r>
               <w:rPr>
@@ -24110,7 +24110,7 @@
           <w:p>
             <w:pPr>
               <w:spacing w:after="20" w:before="20" w:line="240"/>
-              <w:jc w:val="c"/>
+              <w:jc w:val="center"/>
             </w:pPr>
             <w:r>
               <w:rPr>
@@ -24144,7 +24144,7 @@
           <w:p>
             <w:pPr>
               <w:spacing w:after="20" w:before="20" w:line="240"/>
-              <w:jc w:val="c"/>
+              <w:jc w:val="center"/>
             </w:pPr>
             <w:r>
               <w:rPr>
@@ -24183,7 +24183,7 @@
           <w:p>
             <w:pPr>
               <w:spacing w:after="20" w:before="20" w:line="240"/>
-              <w:jc w:val="l"/>
+              <w:jc w:val="left"/>
             </w:pPr>
             <w:r>
               <w:rPr>
@@ -24217,7 +24217,7 @@
           <w:p>
             <w:pPr>
               <w:spacing w:after="20" w:before="20" w:line="240"/>
-              <w:jc w:val="c"/>
+              <w:jc w:val="center"/>
             </w:pPr>
             <w:r>
               <w:rPr>
@@ -24251,7 +24251,7 @@
           <w:p>
             <w:pPr>
               <w:spacing w:after="20" w:before="20" w:line="240"/>
-              <w:jc w:val="c"/>
+              <w:jc w:val="center"/>
             </w:pPr>
             <w:r>
               <w:rPr>
@@ -24285,7 +24285,7 @@
           <w:p>
             <w:pPr>
               <w:spacing w:after="20" w:before="20" w:line="240"/>
-              <w:jc w:val="c"/>
+              <w:jc w:val="center"/>
             </w:pPr>
             <w:r>
               <w:rPr>
@@ -24319,7 +24319,7 @@
           <w:p>
             <w:pPr>
               <w:spacing w:after="20" w:before="20" w:line="240"/>
-              <w:jc w:val="c"/>
+              <w:jc w:val="center"/>
             </w:pPr>
             <w:r>
               <w:rPr>
@@ -24358,7 +24358,7 @@
           <w:p>
             <w:pPr>
               <w:spacing w:after="20" w:before="20" w:line="240"/>
-              <w:jc w:val="l"/>
+              <w:jc w:val="left"/>
             </w:pPr>
             <w:r>
               <w:rPr>
@@ -24392,7 +24392,7 @@
           <w:p>
             <w:pPr>
               <w:spacing w:after="20" w:before="20" w:line="240"/>
-              <w:jc w:val="c"/>
+              <w:jc w:val="center"/>
             </w:pPr>
             <w:r>
               <w:rPr>
@@ -24426,7 +24426,7 @@
           <w:p>
             <w:pPr>
               <w:spacing w:after="20" w:before="20" w:line="240"/>
-              <w:jc w:val="c"/>
+              <w:jc w:val="center"/>
             </w:pPr>
             <w:r>
               <w:rPr>
@@ -24460,7 +24460,7 @@
           <w:p>
             <w:pPr>
               <w:spacing w:after="20" w:before="20" w:line="240"/>
-              <w:jc w:val="c"/>
+              <w:jc w:val="center"/>
             </w:pPr>
             <w:r>
               <w:rPr>
@@ -24494,7 +24494,7 @@
           <w:p>
             <w:pPr>
               <w:spacing w:after="20" w:before="20" w:line="240"/>
-              <w:jc w:val="c"/>
+              <w:jc w:val="center"/>
             </w:pPr>
             <w:r>
               <w:rPr>

--- a/quadros-regras-de-negocio-e-requisitos.docx
+++ b/quadros-regras-de-negocio-e-requisitos.docx
@@ -195,7 +195,7 @@
                 <w:sz w:val="20"/>
                 <w:szCs w:val="20"/>
               </w:rPr>
-              <w:t xml:space="preserve">Toda informação do viveiro — custo, preço, estoque, perda, pedido — refere-se a uma espécie; a espécie é a unidade em torno da qual a operação se organiza</w:t>
+              <w:t xml:space="preserve">Toda informação do viveiro (custo, preço, estoque, perda, pedido) refere-se a uma espécie; a espécie é a unidade em torno da qual a operação se organiza</w:t>
             </w:r>
           </w:p>
         </w:tc>
@@ -341,7 +341,7 @@
                 <w:sz w:val="20"/>
                 <w:szCs w:val="20"/>
               </w:rPr>
-              <w:t xml:space="preserve">Uma espécie admite várias características simultâneas — nativa, exótica, frutífera, ornamental, madeireira, forrageira. Uma nativa pode ser ao mesmo tempo frutífera e madeireira</w:t>
+              <w:t xml:space="preserve">Uma espécie admite várias características simultâneas, nativa, exótica, frutífera, ornamental, madeireira, forrageira. Uma nativa pode ser ao mesmo tempo frutífera e madeireira</w:t>
             </w:r>
           </w:p>
         </w:tc>
@@ -487,7 +487,7 @@
                 <w:sz w:val="20"/>
                 <w:szCs w:val="20"/>
               </w:rPr>
-              <w:t xml:space="preserve">O ciclo produtivo — semeadura, germinação, repicagem, rustificação — tem duração conhecida por espécie e recipiente; a data de disponibilidade decorre da data de semeadura somada a essa duração</w:t>
+              <w:t xml:space="preserve">O ciclo produtivo (semeadura, germinação, repicagem, rustificação) tem duração conhecida por espécie e recipiente; a data de disponibilidade decorre da data de semeadura somada a essa duração</w:t>
             </w:r>
           </w:p>
         </w:tc>
@@ -831,7 +831,7 @@
                 <w:sz w:val="20"/>
                 <w:szCs w:val="20"/>
               </w:rPr>
-              <w:t xml:space="preserve">O preço do insumo varia ao longo do tempo, e o custo apurado em um período permanece válido para aquele período — o valor anterior não é descartado</w:t>
+              <w:t xml:space="preserve">O preço do insumo varia ao longo do tempo, e o custo apurado em um período permanece válido para aquele período: o valor anterior não é descartado</w:t>
             </w:r>
           </w:p>
         </w:tc>
@@ -977,7 +977,7 @@
                 <w:sz w:val="20"/>
                 <w:szCs w:val="20"/>
               </w:rPr>
-              <w:t xml:space="preserve">A mão de obra compõe o custo por tempo médio estimado por atividade, e não por apontamento individual de horas — precisão suficiente para revelar margem negativa, sem impor controle de ponto por tarefa</w:t>
+              <w:t xml:space="preserve">A mão de obra compõe o custo por tempo médio estimado por atividade, e não por apontamento individual de horas, precisão suficiente para revelar margem negativa, sem impor controle de ponto por tarefa</w:t>
             </w:r>
           </w:p>
         </w:tc>
@@ -1050,7 +1050,7 @@
                 <w:sz w:val="20"/>
                 <w:szCs w:val="20"/>
               </w:rPr>
-              <w:t xml:space="preserve">A semente coletada em campo tem custo próprio — deslocamento, combustível e horas —, rateado pela quantidade obtida. Nem toda espécie tem semente comprada</w:t>
+              <w:t xml:space="preserve">A semente coletada em campo tem custo próprio (deslocamento, combustível e horas), rateado pela quantidade obtida. Nem toda espécie tem semente comprada</w:t>
             </w:r>
           </w:p>
         </w:tc>
@@ -1196,7 +1196,7 @@
                 <w:sz w:val="20"/>
                 <w:szCs w:val="20"/>
               </w:rPr>
-              <w:t xml:space="preserve">A mão de obra entra no custo por um valor-hora médio da equipe — folha do mês dividida pelas horas do mês —, e não pelo salário de cada um. O que varia entre espécies é o tempo gasto, não quem o gastou; e o custo fica real sem expor remuneração individual</w:t>
+              <w:t xml:space="preserve">A mão de obra entra no custo por um valor-hora médio da equipe (folha do mês dividida pelas horas do mês), e não pelo salário de cada um. O que varia entre espécies é o tempo gasto, não quem o gastou; e o custo fica real sem expor remuneração individual</w:t>
             </w:r>
           </w:p>
         </w:tc>
@@ -1686,7 +1686,7 @@
                 <w:sz w:val="20"/>
                 <w:szCs w:val="20"/>
               </w:rPr>
-              <w:t xml:space="preserve">A perda é evento normal da produção e exige causa classificada em lista fechada — seca, praga, geada, manuseio, outro. Campo livre inviabiliza a análise por causa</w:t>
+              <w:t xml:space="preserve">A perda é evento normal da produção e exige causa classificada em lista fechada, seca, praga, geada, manuseio, outro. Campo livre inviabiliza a análise por causa</w:t>
             </w:r>
           </w:p>
         </w:tc>
@@ -2051,7 +2051,7 @@
                 <w:sz w:val="20"/>
                 <w:szCs w:val="20"/>
               </w:rPr>
-              <w:t xml:space="preserve">A semana fecha e, fechada, não se altera — sem isso o custo do período muda depois de apurado</w:t>
+              <w:t xml:space="preserve">A semana fecha e, fechada, não se altera: sem isso o custo do período muda depois de apurado</w:t>
             </w:r>
           </w:p>
         </w:tc>
@@ -2468,7 +2468,7 @@
                 <w:sz w:val="20"/>
                 <w:szCs w:val="20"/>
               </w:rPr>
-              <w:t xml:space="preserve">O preço de venda é custo unitário real mais a margem do canal — nunca estimativa intuitiva</w:t>
+              <w:t xml:space="preserve">O preço de venda é custo unitário real mais a margem do canal, nunca estimativa intuitiva</w:t>
             </w:r>
           </w:p>
         </w:tc>
@@ -2541,7 +2541,7 @@
                 <w:sz w:val="20"/>
                 <w:szCs w:val="20"/>
               </w:rPr>
-              <w:t xml:space="preserve">O canal de venda é lista fechada de cinco — atacado (padrão), compensação ambiental, paisagismo, prefeitura, varejo — e determina a margem. O mesmo produto tem preços diferentes por canal, e isso é regra, não exceção</w:t>
+              <w:t xml:space="preserve">O canal de venda é lista fechada de cinco, atacado (padrão), compensação ambiental, paisagismo, prefeitura, varejo, e determina a margem. O mesmo produto tem preços diferentes por canal, e isso é regra, não exceção</w:t>
             </w:r>
           </w:p>
         </w:tc>
@@ -2687,7 +2687,7 @@
                 <w:sz w:val="20"/>
                 <w:szCs w:val="20"/>
               </w:rPr>
-              <w:t xml:space="preserve">O piso mínimo varia por canal e por espécie — não é constante única do sistema</w:t>
+              <w:t xml:space="preserve">O piso mínimo varia por canal e por espécie: não é constante única do sistema</w:t>
             </w:r>
           </w:p>
         </w:tc>
@@ -2833,7 +2833,7 @@
                 <w:sz w:val="20"/>
                 <w:szCs w:val="20"/>
               </w:rPr>
-              <w:t xml:space="preserve">Margem negativa é venda com prejuízo e precisa ser detectada e destacada — hoje ela ocorre sem que ninguém perceba</w:t>
+              <w:t xml:space="preserve">Margem negativa é venda com prejuízo e precisa ser detectada e destacada: hoje ela ocorre sem que ninguém perceba</w:t>
             </w:r>
           </w:p>
         </w:tc>
@@ -2906,7 +2906,7 @@
                 <w:sz w:val="20"/>
                 <w:szCs w:val="20"/>
               </w:rPr>
-              <w:t xml:space="preserve">O preço vale por um período, e a margem de uma venda se afere contra o custo vigente no dia em que ela foi feita — sobrescrever o custo apagaria a resposta para "qual era a margem quando eu vendi"</w:t>
+              <w:t xml:space="preserve">O preço vale por um período, e a margem de uma venda se afere contra o custo vigente no dia em que ela foi feita, sobrescrever o custo apagaria a resposta para "qual era a margem quando eu vendi"</w:t>
             </w:r>
           </w:p>
         </w:tc>
@@ -3323,7 +3323,7 @@
                 <w:sz w:val="20"/>
                 <w:szCs w:val="20"/>
               </w:rPr>
-              <w:t xml:space="preserve">Toda contraparte do viveiro é uma identidade única — quem compra, quem vende, quem trabalha, o sócio, o banco, o governo, o contador —, e o vínculo com o viveiro é papel acumulável dessa identidade, escolhido em lista fechada. A mesma pessoa pode ser cliente e fornecedor; a identidade é uma só, os papéis é que são múltiplos</w:t>
+              <w:t xml:space="preserve">Toda contraparte do viveiro é uma identidade única (quem compra, quem vende, quem trabalha, o sócio, o banco, o governo, o contador), e o vínculo com o viveiro é papel acumulável dessa identidade, escolhido em lista fechada. A mesma pessoa pode ser cliente e fornecedor; a identidade é uma só, os papéis é que são múltiplos</w:t>
             </w:r>
           </w:p>
         </w:tc>
@@ -3688,7 +3688,7 @@
                 <w:sz w:val="20"/>
                 <w:szCs w:val="20"/>
               </w:rPr>
-              <w:t xml:space="preserve">O tipo de tarefa é vocabulário fechado, e carrega o tempo médio por unidade — é ele que liga a atividade de campo ao custo</w:t>
+              <w:t xml:space="preserve">O tipo de tarefa é vocabulário fechado, e carrega o tempo médio por unidade, é ele que liga a atividade de campo ao custo</w:t>
             </w:r>
           </w:p>
         </w:tc>
@@ -4105,7 +4105,7 @@
                 <w:sz w:val="20"/>
                 <w:szCs w:val="20"/>
               </w:rPr>
-              <w:t xml:space="preserve">O pedido percorre uma sequência de estados até a entrega, e cada transição tem um responsável — quem conclui uma etapa aciona a seguinte</w:t>
+              <w:t xml:space="preserve">O pedido percorre uma sequência de estados até a entrega, e cada transição tem um responsável: quem conclui uma etapa aciona a seguinte</w:t>
             </w:r>
           </w:p>
         </w:tc>
@@ -4543,7 +4543,7 @@
                 <w:sz w:val="20"/>
                 <w:szCs w:val="20"/>
               </w:rPr>
-              <w:t xml:space="preserve">A carga é gerada a partir dos itens aprovados e separada fisicamente em campo; é ela, e não o pedido, a unidade que sai do viveiro. Um pedido pode gerar mais de uma carga, e a entrega da última não fecha o ciclo por si só — ver RN-63 e RN-70</w:t>
+              <w:t xml:space="preserve">A carga é gerada a partir dos itens aprovados e separada fisicamente em campo; é ela, e não o pedido, a unidade que sai do viveiro. Um pedido pode gerar mais de uma carga, e a entrega da última não fecha o ciclo por si só, ver RN-63 e RN-70</w:t>
             </w:r>
           </w:p>
         </w:tc>
@@ -4689,7 +4689,7 @@
                 <w:sz w:val="20"/>
                 <w:szCs w:val="20"/>
               </w:rPr>
-              <w:t xml:space="preserve">A revenda de muda de terceiro também respeita o piso mínimo — o custo de aquisição substitui o custo de produção, a regra do piso permanece</w:t>
+              <w:t xml:space="preserve">A revenda de muda de terceiro também respeita o piso mínimo: o custo de aquisição substitui o custo de produção, a regra do piso permanece</w:t>
             </w:r>
           </w:p>
         </w:tc>
@@ -4908,7 +4908,7 @@
                 <w:sz w:val="20"/>
                 <w:szCs w:val="20"/>
               </w:rPr>
-              <w:t xml:space="preserve">O fornecedor que não responde deixa de ser consultado — a confiabilidade se mede pela taxa de resposta, e a cotação deixa de ser disparo cego</w:t>
+              <w:t xml:space="preserve">O fornecedor que não responde deixa de ser consultado: a confiabilidade se mede pela taxa de resposta, e a cotação deixa de ser disparo cego</w:t>
             </w:r>
           </w:p>
         </w:tc>
@@ -5325,7 +5325,7 @@
                 <w:sz w:val="20"/>
                 <w:szCs w:val="20"/>
               </w:rPr>
-              <w:t xml:space="preserve">O centro de custo separa gasto de negócio de gasto pessoal da família — lista fechada de cinco: viveiro, sítio, clínica, casa, floricultura. A separação é pré-requisito de qualquer indicador confiável</w:t>
+              <w:t xml:space="preserve">O centro de custo separa gasto de negócio de gasto pessoal da família, lista fechada de cinco: viveiro, sítio, clínica, casa, floricultura. A separação é pré-requisito de qualquer indicador confiável</w:t>
             </w:r>
           </w:p>
         </w:tc>
@@ -5398,7 +5398,7 @@
                 <w:sz w:val="20"/>
                 <w:szCs w:val="20"/>
               </w:rPr>
-              <w:t xml:space="preserve">Lançamento equivalente a outro já classificado recebe a mesma classificação — o gasto recorrente não se reclassifica todo mês</w:t>
+              <w:t xml:space="preserve">Lançamento equivalente a outro já classificado recebe a mesma classificação: o gasto recorrente não se reclassifica todo mês</w:t>
             </w:r>
           </w:p>
         </w:tc>
@@ -5544,7 +5544,7 @@
                 <w:sz w:val="20"/>
                 <w:szCs w:val="20"/>
               </w:rPr>
-              <w:t xml:space="preserve">A base bancária é assunto exclusivo da chefia — decorrência direta de ela misturar gasto de negócio e gasto pessoal. O que dela deriva e não a expõe — custo, margem, preço, indicador — segue em leitura para a gerência</w:t>
+              <w:t xml:space="preserve">A base bancária é assunto exclusivo da chefia, decorrência direta de ela misturar gasto de negócio e gasto pessoal. O que dela deriva e não a expõe (custo, margem, preço, indicador) segue em leitura para a gerência</w:t>
             </w:r>
           </w:p>
         </w:tc>
@@ -5617,7 +5617,7 @@
                 <w:sz w:val="20"/>
                 <w:szCs w:val="20"/>
               </w:rPr>
-              <w:t xml:space="preserve">Transferência entre contas do próprio viveiro não é despesa nem receita — sem pareá-las, o mesmo dinheiro conta duas vezes</w:t>
+              <w:t xml:space="preserve">Transferência entre contas do próprio viveiro não é despesa nem receita: sem pareá-las, o mesmo dinheiro conta duas vezes</w:t>
             </w:r>
           </w:p>
         </w:tc>
@@ -5961,7 +5961,7 @@
                 <w:sz w:val="20"/>
                 <w:szCs w:val="20"/>
               </w:rPr>
-              <w:t xml:space="preserve">Cada pessoa tem um perfil — chefia, gerência, colaborador, administrador — que determina o que ela vê e o que pode fazer</w:t>
+              <w:t xml:space="preserve">Cada pessoa tem um perfil (chefia, gerência, colaborador, administrador) que determina o que ela vê e o que pode fazer</w:t>
             </w:r>
           </w:p>
         </w:tc>
@@ -10197,7 +10197,7 @@
                 <w:sz w:val="20"/>
                 <w:szCs w:val="20"/>
               </w:rPr>
-              <w:t xml:space="preserve">O sistema deve permitir registrar atividade de produção — semeadura, repicagem, irrigação, adubação — com espécie, recipiente e quantidade</w:t>
+              <w:t xml:space="preserve">O sistema deve permitir registrar atividade de produção (semeadura, repicagem, irrigação, adubação) com espécie, recipiente e quantidade</w:t>
             </w:r>
           </w:p>
         </w:tc>
@@ -16260,7 +16260,7 @@
                 <w:sz w:val="20"/>
                 <w:szCs w:val="20"/>
               </w:rPr>
-              <w:t xml:space="preserve">O sistema deve restringir a base bancária — extratos, lançamentos, compras, custos fixos e fechamento — aos perfis chefia e administrador</w:t>
+              <w:t xml:space="preserve">O sistema deve restringir a base bancária (extratos, lançamentos, compras, custos fixos e fechamento) aos perfis chefia e administrador</w:t>
             </w:r>
           </w:p>
         </w:tc>
@@ -16824,7 +16824,7 @@
                 <w:sz w:val="20"/>
                 <w:szCs w:val="20"/>
               </w:rPr>
-              <w:t xml:space="preserve">O sistema deve permitir registrar item genérico — quantidade e recipiente sem espécie definida —, atendido posteriormente por uma ou mais espécies</w:t>
+              <w:t xml:space="preserve">O sistema deve permitir registrar item genérico (quantidade e recipiente sem espécie definida), atendido posteriormente por uma ou mais espécies</w:t>
             </w:r>
           </w:p>
         </w:tc>
@@ -17247,7 +17247,7 @@
                 <w:sz w:val="20"/>
                 <w:szCs w:val="20"/>
               </w:rPr>
-              <w:t xml:space="preserve">O sistema deve permitir cadastrar funcionário com contato e vínculo — fixo ou diarista —, inclusive quando ele não tem acesso ao sistema</w:t>
+              <w:t xml:space="preserve">O sistema deve permitir cadastrar funcionário com contato e vínculo (fixo ou diarista), inclusive quando ele não tem acesso ao sistema</w:t>
             </w:r>
           </w:p>
         </w:tc>
@@ -17529,7 +17529,7 @@
                 <w:sz w:val="20"/>
                 <w:szCs w:val="20"/>
               </w:rPr>
-              <w:t xml:space="preserve">O sistema deve permitir montar a agenda da semana atribuindo, por funcionário e por dia, o tipo de tarefa e o turno — manhã ou tarde</w:t>
+              <w:t xml:space="preserve">O sistema deve permitir montar a agenda da semana atribuindo, por funcionário e por dia, o tipo de tarefa e o turno, manhã ou tarde</w:t>
             </w:r>
           </w:p>
         </w:tc>
@@ -17811,7 +17811,7 @@
                 <w:sz w:val="20"/>
                 <w:szCs w:val="20"/>
               </w:rPr>
-              <w:t xml:space="preserve">O sistema deve controlar a situação da semana — rascunho, publicada e fechada — e impedir alteração depois do fechamento</w:t>
+              <w:t xml:space="preserve">O sistema deve controlar a situação da semana (rascunho, publicada e fechada) e impedir alteração depois do fechamento</w:t>
             </w:r>
           </w:p>
         </w:tc>

--- a/quadros-regras-de-negocio-e-requisitos.docx
+++ b/quadros-regras-de-negocio-e-requisitos.docx
@@ -4743,7 +4743,7 @@
                 <w:szCs w:val="20"/>
                 <w:highlight w:val="yellow"/>
               </w:rPr>
-              <w:t xml:space="preserve">O centro de custo separa gasto de negócio de gasto pessoal da família, lista fechada de cinco, viveiro, sítio, clínica, casa, floricultura.</w:t>
+              <w:t xml:space="preserve">O centro de custo separa gasto de negócio de gasto pessoal da família. Os cinco iniciais são viveiro, sítio, clínica, casa e floricultura, e o conjunto é mantido no cadastro.</w:t>
             </w:r>
           </w:p>
         </w:tc>
@@ -5182,6 +5182,225 @@
                 <w:szCs w:val="20"/>
               </w:rPr>
               <w:t xml:space="preserve">Pedido entregue não é pedido pago. O recebimento é evento próprio, e só o extrato o comprova.</w:t>
+            </w:r>
+          </w:p>
+        </w:tc>
+      </w:tr>
+      <w:tr>
+        <w:trPr>
+          <w:cantSplit/>
+        </w:trPr>
+        <w:tc>
+          <w:tcPr>
+            <w:tcW w:type="dxa" w:w="1200"/>
+            <w:tcBorders>
+              <w:top w:val="single" w:color="000000" w:sz="4"/>
+              <w:left w:val="single" w:color="000000" w:sz="4"/>
+              <w:bottom w:val="single" w:color="000000" w:sz="4"/>
+              <w:right w:val="single" w:color="000000" w:sz="4"/>
+            </w:tcBorders>
+            <w:tcMar>
+              <w:top w:type="dxa" w:w="60"/>
+              <w:left w:type="dxa" w:w="80"/>
+              <w:bottom w:type="dxa" w:w="60"/>
+              <w:right w:type="dxa" w:w="80"/>
+            </w:tcMar>
+            <w:vAlign w:val="center"/>
+          </w:tcPr>
+          <w:p>
+            <w:pPr>
+              <w:spacing w:after="20" w:before="20" w:line="240"/>
+              <w:jc w:val="center"/>
+            </w:pPr>
+            <w:r>
+              <w:rPr>
+                <w:rFonts w:ascii="Arial" w:cs="Arial" w:eastAsia="Arial" w:hAnsi="Arial"/>
+                <w:b/>
+                <w:bCs/>
+                <w:sz w:val="20"/>
+                <w:szCs w:val="20"/>
+              </w:rPr>
+              <w:t xml:space="preserve">RN-71</w:t>
+            </w:r>
+          </w:p>
+        </w:tc>
+        <w:tc>
+          <w:tcPr>
+            <w:tcW w:type="dxa" w:w="7871"/>
+            <w:tcBorders>
+              <w:top w:val="single" w:color="000000" w:sz="4"/>
+              <w:left w:val="single" w:color="000000" w:sz="4"/>
+              <w:bottom w:val="single" w:color="000000" w:sz="4"/>
+              <w:right w:val="single" w:color="000000" w:sz="4"/>
+            </w:tcBorders>
+            <w:tcMar>
+              <w:top w:type="dxa" w:w="60"/>
+              <w:left w:type="dxa" w:w="80"/>
+              <w:bottom w:type="dxa" w:w="60"/>
+              <w:right w:type="dxa" w:w="80"/>
+            </w:tcMar>
+            <w:vAlign w:val="center"/>
+          </w:tcPr>
+          <w:p>
+            <w:pPr>
+              <w:spacing w:after="20" w:before="20" w:line="240"/>
+              <w:jc w:val="left"/>
+            </w:pPr>
+            <w:r>
+              <w:rPr>
+                <w:rFonts w:ascii="Arial" w:cs="Arial" w:eastAsia="Arial" w:hAnsi="Arial"/>
+                <w:b w:val="false"/>
+                <w:bCs w:val="false"/>
+                <w:sz w:val="20"/>
+                <w:szCs w:val="20"/>
+              </w:rPr>
+              <w:t xml:space="preserve">Os destinos de gasto da família mudam com o tempo. O conjunto de centros de custo é mantido, não fixo.</w:t>
+            </w:r>
+          </w:p>
+        </w:tc>
+      </w:tr>
+      <w:tr>
+        <w:trPr>
+          <w:cantSplit/>
+        </w:trPr>
+        <w:tc>
+          <w:tcPr>
+            <w:tcW w:type="dxa" w:w="1200"/>
+            <w:tcBorders>
+              <w:top w:val="single" w:color="000000" w:sz="4"/>
+              <w:left w:val="single" w:color="000000" w:sz="4"/>
+              <w:bottom w:val="single" w:color="000000" w:sz="4"/>
+              <w:right w:val="single" w:color="000000" w:sz="4"/>
+            </w:tcBorders>
+            <w:tcMar>
+              <w:top w:type="dxa" w:w="60"/>
+              <w:left w:type="dxa" w:w="80"/>
+              <w:bottom w:type="dxa" w:w="60"/>
+              <w:right w:type="dxa" w:w="80"/>
+            </w:tcMar>
+            <w:vAlign w:val="center"/>
+          </w:tcPr>
+          <w:p>
+            <w:pPr>
+              <w:spacing w:after="20" w:before="20" w:line="240"/>
+              <w:jc w:val="center"/>
+            </w:pPr>
+            <w:r>
+              <w:rPr>
+                <w:rFonts w:ascii="Arial" w:cs="Arial" w:eastAsia="Arial" w:hAnsi="Arial"/>
+                <w:b/>
+                <w:bCs/>
+                <w:sz w:val="20"/>
+                <w:szCs w:val="20"/>
+              </w:rPr>
+              <w:t xml:space="preserve">RN-72</w:t>
+            </w:r>
+          </w:p>
+        </w:tc>
+        <w:tc>
+          <w:tcPr>
+            <w:tcW w:type="dxa" w:w="7871"/>
+            <w:tcBorders>
+              <w:top w:val="single" w:color="000000" w:sz="4"/>
+              <w:left w:val="single" w:color="000000" w:sz="4"/>
+              <w:bottom w:val="single" w:color="000000" w:sz="4"/>
+              <w:right w:val="single" w:color="000000" w:sz="4"/>
+            </w:tcBorders>
+            <w:tcMar>
+              <w:top w:type="dxa" w:w="60"/>
+              <w:left w:type="dxa" w:w="80"/>
+              <w:bottom w:type="dxa" w:w="60"/>
+              <w:right w:type="dxa" w:w="80"/>
+            </w:tcMar>
+            <w:vAlign w:val="center"/>
+          </w:tcPr>
+          <w:p>
+            <w:pPr>
+              <w:spacing w:after="20" w:before="20" w:line="240"/>
+              <w:jc w:val="left"/>
+            </w:pPr>
+            <w:r>
+              <w:rPr>
+                <w:rFonts w:ascii="Arial" w:cs="Arial" w:eastAsia="Arial" w:hAnsi="Arial"/>
+                <w:b w:val="false"/>
+                <w:bCs w:val="false"/>
+                <w:sz w:val="20"/>
+                <w:szCs w:val="20"/>
+              </w:rPr>
+              <w:t xml:space="preserve">Centro de custo não se exclui, inativa-se. O lançamento já classificado guarda o seu centro para sempre.</w:t>
+            </w:r>
+          </w:p>
+        </w:tc>
+      </w:tr>
+      <w:tr>
+        <w:trPr>
+          <w:cantSplit/>
+        </w:trPr>
+        <w:tc>
+          <w:tcPr>
+            <w:tcW w:type="dxa" w:w="1200"/>
+            <w:tcBorders>
+              <w:top w:val="single" w:color="000000" w:sz="4"/>
+              <w:left w:val="single" w:color="000000" w:sz="4"/>
+              <w:bottom w:val="single" w:color="000000" w:sz="4"/>
+              <w:right w:val="single" w:color="000000" w:sz="4"/>
+            </w:tcBorders>
+            <w:tcMar>
+              <w:top w:type="dxa" w:w="60"/>
+              <w:left w:type="dxa" w:w="80"/>
+              <w:bottom w:type="dxa" w:w="60"/>
+              <w:right w:type="dxa" w:w="80"/>
+            </w:tcMar>
+            <w:vAlign w:val="center"/>
+          </w:tcPr>
+          <w:p>
+            <w:pPr>
+              <w:spacing w:after="20" w:before="20" w:line="240"/>
+              <w:jc w:val="center"/>
+            </w:pPr>
+            <w:r>
+              <w:rPr>
+                <w:rFonts w:ascii="Arial" w:cs="Arial" w:eastAsia="Arial" w:hAnsi="Arial"/>
+                <w:b/>
+                <w:bCs/>
+                <w:sz w:val="20"/>
+                <w:szCs w:val="20"/>
+              </w:rPr>
+              <w:t xml:space="preserve">RN-73</w:t>
+            </w:r>
+          </w:p>
+        </w:tc>
+        <w:tc>
+          <w:tcPr>
+            <w:tcW w:type="dxa" w:w="7871"/>
+            <w:tcBorders>
+              <w:top w:val="single" w:color="000000" w:sz="4"/>
+              <w:left w:val="single" w:color="000000" w:sz="4"/>
+              <w:bottom w:val="single" w:color="000000" w:sz="4"/>
+              <w:right w:val="single" w:color="000000" w:sz="4"/>
+            </w:tcBorders>
+            <w:tcMar>
+              <w:top w:type="dxa" w:w="60"/>
+              <w:left w:type="dxa" w:w="80"/>
+              <w:bottom w:type="dxa" w:w="60"/>
+              <w:right w:type="dxa" w:w="80"/>
+            </w:tcMar>
+            <w:vAlign w:val="center"/>
+          </w:tcPr>
+          <w:p>
+            <w:pPr>
+              <w:spacing w:after="20" w:before="20" w:line="240"/>
+              <w:jc w:val="left"/>
+            </w:pPr>
+            <w:r>
+              <w:rPr>
+                <w:rFonts w:ascii="Arial" w:cs="Arial" w:eastAsia="Arial" w:hAnsi="Arial"/>
+                <w:b w:val="false"/>
+                <w:bCs w:val="false"/>
+                <w:sz w:val="20"/>
+                <w:szCs w:val="20"/>
+              </w:rPr>
+              <w:t xml:space="preserve">A natureza do centro é escolhida uma vez. Alterá-la depois de existir lançamento reescreveria o passado.</w:t>
             </w:r>
           </w:p>
         </w:tc>
@@ -6401,7 +6620,7 @@
                 <w:sz w:val="20"/>
                 <w:szCs w:val="20"/>
               </w:rPr>
-              <w:t xml:space="preserve">RN-40 a RN-44, RN-68 a RN-70</w:t>
+              <w:t xml:space="preserve">RN-40 a RN-44, RN-68 a RN-73</w:t>
             </w:r>
           </w:p>
         </w:tc>
@@ -6435,7 +6654,7 @@
                 <w:sz w:val="20"/>
                 <w:szCs w:val="20"/>
               </w:rPr>
-              <w:t xml:space="preserve">8</w:t>
+              <w:t xml:space="preserve">11</w:t>
             </w:r>
           </w:p>
         </w:tc>
@@ -6756,7 +6975,7 @@
                 <w:sz w:val="20"/>
                 <w:szCs w:val="20"/>
               </w:rPr>
-              <w:t xml:space="preserve">62</w:t>
+              <w:t xml:space="preserve">65</w:t>
             </w:r>
           </w:p>
         </w:tc>
@@ -14973,7 +15192,7 @@
                 <w:sz w:val="20"/>
                 <w:szCs w:val="20"/>
               </w:rPr>
-              <w:t xml:space="preserve">O sistema deve permitir classificar cada lançamento indicando centro de custo, categoria e contraparte, todos em lista fechada.</w:t>
+              <w:t xml:space="preserve">O sistema deve permitir classificar cada lançamento indicando centro de custo, categoria e contraparte, todos escolhidos de lista mantida no cadastro, sem digitação livre.</w:t>
             </w:r>
           </w:p>
         </w:tc>
@@ -17687,6 +17906,429 @@
                 <w:szCs w:val="20"/>
               </w:rPr>
               <w:t xml:space="preserve">RN-48, RN-53, RN-56</w:t>
+            </w:r>
+          </w:p>
+        </w:tc>
+      </w:tr>
+      <w:tr>
+        <w:trPr>
+          <w:cantSplit/>
+        </w:trPr>
+        <w:tc>
+          <w:tcPr>
+            <w:tcW w:type="dxa" w:w="900"/>
+            <w:tcBorders>
+              <w:top w:val="single" w:color="000000" w:sz="4"/>
+              <w:left w:val="single" w:color="000000" w:sz="4"/>
+              <w:bottom w:val="single" w:color="000000" w:sz="4"/>
+              <w:right w:val="single" w:color="000000" w:sz="4"/>
+            </w:tcBorders>
+            <w:tcMar>
+              <w:top w:type="dxa" w:w="60"/>
+              <w:left w:type="dxa" w:w="80"/>
+              <w:bottom w:type="dxa" w:w="60"/>
+              <w:right w:type="dxa" w:w="80"/>
+            </w:tcMar>
+            <w:vAlign w:val="center"/>
+          </w:tcPr>
+          <w:p>
+            <w:pPr>
+              <w:spacing w:after="20" w:before="20" w:line="240"/>
+              <w:jc w:val="center"/>
+            </w:pPr>
+            <w:r>
+              <w:rPr>
+                <w:rFonts w:ascii="Arial" w:cs="Arial" w:eastAsia="Arial" w:hAnsi="Arial"/>
+                <w:b/>
+                <w:bCs/>
+                <w:sz w:val="20"/>
+                <w:szCs w:val="20"/>
+              </w:rPr>
+              <w:t xml:space="preserve">RF-77</w:t>
+            </w:r>
+          </w:p>
+        </w:tc>
+        <w:tc>
+          <w:tcPr>
+            <w:tcW w:type="dxa" w:w="2100"/>
+            <w:tcBorders>
+              <w:top w:val="single" w:color="000000" w:sz="4"/>
+              <w:left w:val="single" w:color="000000" w:sz="4"/>
+              <w:bottom w:val="single" w:color="000000" w:sz="4"/>
+              <w:right w:val="single" w:color="000000" w:sz="4"/>
+            </w:tcBorders>
+            <w:tcMar>
+              <w:top w:type="dxa" w:w="60"/>
+              <w:left w:type="dxa" w:w="80"/>
+              <w:bottom w:type="dxa" w:w="60"/>
+              <w:right w:type="dxa" w:w="80"/>
+            </w:tcMar>
+            <w:vAlign w:val="center"/>
+          </w:tcPr>
+          <w:p>
+            <w:pPr>
+              <w:spacing w:after="20" w:before="20" w:line="240"/>
+              <w:jc w:val="left"/>
+            </w:pPr>
+            <w:r>
+              <w:rPr>
+                <w:rFonts w:ascii="Arial" w:cs="Arial" w:eastAsia="Arial" w:hAnsi="Arial"/>
+                <w:b w:val="false"/>
+                <w:bCs w:val="false"/>
+                <w:sz w:val="20"/>
+                <w:szCs w:val="20"/>
+              </w:rPr>
+              <w:t xml:space="preserve">Cadastro de centro de custo</w:t>
+            </w:r>
+          </w:p>
+        </w:tc>
+        <w:tc>
+          <w:tcPr>
+            <w:tcW w:type="dxa" w:w="4571"/>
+            <w:tcBorders>
+              <w:top w:val="single" w:color="000000" w:sz="4"/>
+              <w:left w:val="single" w:color="000000" w:sz="4"/>
+              <w:bottom w:val="single" w:color="000000" w:sz="4"/>
+              <w:right w:val="single" w:color="000000" w:sz="4"/>
+            </w:tcBorders>
+            <w:tcMar>
+              <w:top w:type="dxa" w:w="60"/>
+              <w:left w:type="dxa" w:w="80"/>
+              <w:bottom w:type="dxa" w:w="60"/>
+              <w:right w:type="dxa" w:w="80"/>
+            </w:tcMar>
+            <w:vAlign w:val="center"/>
+          </w:tcPr>
+          <w:p>
+            <w:pPr>
+              <w:spacing w:after="20" w:before="20" w:line="240"/>
+              <w:jc w:val="left"/>
+            </w:pPr>
+            <w:r>
+              <w:rPr>
+                <w:rFonts w:ascii="Arial" w:cs="Arial" w:eastAsia="Arial" w:hAnsi="Arial"/>
+                <w:b w:val="false"/>
+                <w:bCs w:val="false"/>
+                <w:sz w:val="20"/>
+                <w:szCs w:val="20"/>
+              </w:rPr>
+              <w:t xml:space="preserve">O sistema deve permitir cadastrar centro de custo informando nome e natureza (negócio ou pessoal).</w:t>
+            </w:r>
+          </w:p>
+        </w:tc>
+        <w:tc>
+          <w:tcPr>
+            <w:tcW w:type="dxa" w:w="1500"/>
+            <w:tcBorders>
+              <w:top w:val="single" w:color="000000" w:sz="4"/>
+              <w:left w:val="single" w:color="000000" w:sz="4"/>
+              <w:bottom w:val="single" w:color="000000" w:sz="4"/>
+              <w:right w:val="single" w:color="000000" w:sz="4"/>
+            </w:tcBorders>
+            <w:tcMar>
+              <w:top w:type="dxa" w:w="60"/>
+              <w:left w:type="dxa" w:w="80"/>
+              <w:bottom w:type="dxa" w:w="60"/>
+              <w:right w:type="dxa" w:w="80"/>
+            </w:tcMar>
+            <w:vAlign w:val="center"/>
+          </w:tcPr>
+          <w:p>
+            <w:pPr>
+              <w:spacing w:after="20" w:before="20" w:line="240"/>
+              <w:jc w:val="left"/>
+            </w:pPr>
+            <w:r>
+              <w:rPr>
+                <w:rFonts w:ascii="Arial" w:cs="Arial" w:eastAsia="Arial" w:hAnsi="Arial"/>
+                <w:b w:val="false"/>
+                <w:bCs w:val="false"/>
+                <w:sz w:val="20"/>
+                <w:szCs w:val="20"/>
+              </w:rPr>
+              <w:t xml:space="preserve">RN-71</w:t>
+            </w:r>
+          </w:p>
+        </w:tc>
+      </w:tr>
+      <w:tr>
+        <w:trPr>
+          <w:cantSplit/>
+        </w:trPr>
+        <w:tc>
+          <w:tcPr>
+            <w:tcW w:type="dxa" w:w="900"/>
+            <w:tcBorders>
+              <w:top w:val="single" w:color="000000" w:sz="4"/>
+              <w:left w:val="single" w:color="000000" w:sz="4"/>
+              <w:bottom w:val="single" w:color="000000" w:sz="4"/>
+              <w:right w:val="single" w:color="000000" w:sz="4"/>
+            </w:tcBorders>
+            <w:tcMar>
+              <w:top w:type="dxa" w:w="60"/>
+              <w:left w:type="dxa" w:w="80"/>
+              <w:bottom w:type="dxa" w:w="60"/>
+              <w:right w:type="dxa" w:w="80"/>
+            </w:tcMar>
+            <w:vAlign w:val="center"/>
+          </w:tcPr>
+          <w:p>
+            <w:pPr>
+              <w:spacing w:after="20" w:before="20" w:line="240"/>
+              <w:jc w:val="center"/>
+            </w:pPr>
+            <w:r>
+              <w:rPr>
+                <w:rFonts w:ascii="Arial" w:cs="Arial" w:eastAsia="Arial" w:hAnsi="Arial"/>
+                <w:b/>
+                <w:bCs/>
+                <w:sz w:val="20"/>
+                <w:szCs w:val="20"/>
+              </w:rPr>
+              <w:t xml:space="preserve">RF-78</w:t>
+            </w:r>
+          </w:p>
+        </w:tc>
+        <w:tc>
+          <w:tcPr>
+            <w:tcW w:type="dxa" w:w="2100"/>
+            <w:tcBorders>
+              <w:top w:val="single" w:color="000000" w:sz="4"/>
+              <w:left w:val="single" w:color="000000" w:sz="4"/>
+              <w:bottom w:val="single" w:color="000000" w:sz="4"/>
+              <w:right w:val="single" w:color="000000" w:sz="4"/>
+            </w:tcBorders>
+            <w:tcMar>
+              <w:top w:type="dxa" w:w="60"/>
+              <w:left w:type="dxa" w:w="80"/>
+              <w:bottom w:type="dxa" w:w="60"/>
+              <w:right w:type="dxa" w:w="80"/>
+            </w:tcMar>
+            <w:vAlign w:val="center"/>
+          </w:tcPr>
+          <w:p>
+            <w:pPr>
+              <w:spacing w:after="20" w:before="20" w:line="240"/>
+              <w:jc w:val="left"/>
+            </w:pPr>
+            <w:r>
+              <w:rPr>
+                <w:rFonts w:ascii="Arial" w:cs="Arial" w:eastAsia="Arial" w:hAnsi="Arial"/>
+                <w:b w:val="false"/>
+                <w:bCs w:val="false"/>
+                <w:sz w:val="20"/>
+                <w:szCs w:val="20"/>
+              </w:rPr>
+              <w:t xml:space="preserve">Inativação de centro de custo</w:t>
+            </w:r>
+          </w:p>
+        </w:tc>
+        <w:tc>
+          <w:tcPr>
+            <w:tcW w:type="dxa" w:w="4571"/>
+            <w:tcBorders>
+              <w:top w:val="single" w:color="000000" w:sz="4"/>
+              <w:left w:val="single" w:color="000000" w:sz="4"/>
+              <w:bottom w:val="single" w:color="000000" w:sz="4"/>
+              <w:right w:val="single" w:color="000000" w:sz="4"/>
+            </w:tcBorders>
+            <w:tcMar>
+              <w:top w:type="dxa" w:w="60"/>
+              <w:left w:type="dxa" w:w="80"/>
+              <w:bottom w:type="dxa" w:w="60"/>
+              <w:right w:type="dxa" w:w="80"/>
+            </w:tcMar>
+            <w:vAlign w:val="center"/>
+          </w:tcPr>
+          <w:p>
+            <w:pPr>
+              <w:spacing w:after="20" w:before="20" w:line="240"/>
+              <w:jc w:val="left"/>
+            </w:pPr>
+            <w:r>
+              <w:rPr>
+                <w:rFonts w:ascii="Arial" w:cs="Arial" w:eastAsia="Arial" w:hAnsi="Arial"/>
+                <w:b w:val="false"/>
+                <w:bCs w:val="false"/>
+                <w:sz w:val="20"/>
+                <w:szCs w:val="20"/>
+              </w:rPr>
+              <w:t xml:space="preserve">O sistema deve permitir inativar e reativar centro de custo, retirando-o das escolhas de lançamento novo sem afetar lançamento já classificado nele.</w:t>
+            </w:r>
+          </w:p>
+        </w:tc>
+        <w:tc>
+          <w:tcPr>
+            <w:tcW w:type="dxa" w:w="1500"/>
+            <w:tcBorders>
+              <w:top w:val="single" w:color="000000" w:sz="4"/>
+              <w:left w:val="single" w:color="000000" w:sz="4"/>
+              <w:bottom w:val="single" w:color="000000" w:sz="4"/>
+              <w:right w:val="single" w:color="000000" w:sz="4"/>
+            </w:tcBorders>
+            <w:tcMar>
+              <w:top w:type="dxa" w:w="60"/>
+              <w:left w:type="dxa" w:w="80"/>
+              <w:bottom w:type="dxa" w:w="60"/>
+              <w:right w:type="dxa" w:w="80"/>
+            </w:tcMar>
+            <w:vAlign w:val="center"/>
+          </w:tcPr>
+          <w:p>
+            <w:pPr>
+              <w:spacing w:after="20" w:before="20" w:line="240"/>
+              <w:jc w:val="left"/>
+            </w:pPr>
+            <w:r>
+              <w:rPr>
+                <w:rFonts w:ascii="Arial" w:cs="Arial" w:eastAsia="Arial" w:hAnsi="Arial"/>
+                <w:b w:val="false"/>
+                <w:bCs w:val="false"/>
+                <w:sz w:val="20"/>
+                <w:szCs w:val="20"/>
+              </w:rPr>
+              <w:t xml:space="preserve">RN-72</w:t>
+            </w:r>
+          </w:p>
+        </w:tc>
+      </w:tr>
+      <w:tr>
+        <w:trPr>
+          <w:cantSplit/>
+        </w:trPr>
+        <w:tc>
+          <w:tcPr>
+            <w:tcW w:type="dxa" w:w="900"/>
+            <w:tcBorders>
+              <w:top w:val="single" w:color="000000" w:sz="4"/>
+              <w:left w:val="single" w:color="000000" w:sz="4"/>
+              <w:bottom w:val="single" w:color="000000" w:sz="4"/>
+              <w:right w:val="single" w:color="000000" w:sz="4"/>
+            </w:tcBorders>
+            <w:tcMar>
+              <w:top w:type="dxa" w:w="60"/>
+              <w:left w:type="dxa" w:w="80"/>
+              <w:bottom w:type="dxa" w:w="60"/>
+              <w:right w:type="dxa" w:w="80"/>
+            </w:tcMar>
+            <w:vAlign w:val="center"/>
+          </w:tcPr>
+          <w:p>
+            <w:pPr>
+              <w:spacing w:after="20" w:before="20" w:line="240"/>
+              <w:jc w:val="center"/>
+            </w:pPr>
+            <w:r>
+              <w:rPr>
+                <w:rFonts w:ascii="Arial" w:cs="Arial" w:eastAsia="Arial" w:hAnsi="Arial"/>
+                <w:b/>
+                <w:bCs/>
+                <w:sz w:val="20"/>
+                <w:szCs w:val="20"/>
+              </w:rPr>
+              <w:t xml:space="preserve">RF-79</w:t>
+            </w:r>
+          </w:p>
+        </w:tc>
+        <w:tc>
+          <w:tcPr>
+            <w:tcW w:type="dxa" w:w="2100"/>
+            <w:tcBorders>
+              <w:top w:val="single" w:color="000000" w:sz="4"/>
+              <w:left w:val="single" w:color="000000" w:sz="4"/>
+              <w:bottom w:val="single" w:color="000000" w:sz="4"/>
+              <w:right w:val="single" w:color="000000" w:sz="4"/>
+            </w:tcBorders>
+            <w:tcMar>
+              <w:top w:type="dxa" w:w="60"/>
+              <w:left w:type="dxa" w:w="80"/>
+              <w:bottom w:type="dxa" w:w="60"/>
+              <w:right w:type="dxa" w:w="80"/>
+            </w:tcMar>
+            <w:vAlign w:val="center"/>
+          </w:tcPr>
+          <w:p>
+            <w:pPr>
+              <w:spacing w:after="20" w:before="20" w:line="240"/>
+              <w:jc w:val="left"/>
+            </w:pPr>
+            <w:r>
+              <w:rPr>
+                <w:rFonts w:ascii="Arial" w:cs="Arial" w:eastAsia="Arial" w:hAnsi="Arial"/>
+                <w:b w:val="false"/>
+                <w:bCs w:val="false"/>
+                <w:sz w:val="20"/>
+                <w:szCs w:val="20"/>
+              </w:rPr>
+              <w:t xml:space="preserve">Imutabilidade da natureza do centro</w:t>
+            </w:r>
+          </w:p>
+        </w:tc>
+        <w:tc>
+          <w:tcPr>
+            <w:tcW w:type="dxa" w:w="4571"/>
+            <w:tcBorders>
+              <w:top w:val="single" w:color="000000" w:sz="4"/>
+              <w:left w:val="single" w:color="000000" w:sz="4"/>
+              <w:bottom w:val="single" w:color="000000" w:sz="4"/>
+              <w:right w:val="single" w:color="000000" w:sz="4"/>
+            </w:tcBorders>
+            <w:tcMar>
+              <w:top w:type="dxa" w:w="60"/>
+              <w:left w:type="dxa" w:w="80"/>
+              <w:bottom w:type="dxa" w:w="60"/>
+              <w:right w:type="dxa" w:w="80"/>
+            </w:tcMar>
+            <w:vAlign w:val="center"/>
+          </w:tcPr>
+          <w:p>
+            <w:pPr>
+              <w:spacing w:after="20" w:before="20" w:line="240"/>
+              <w:jc w:val="left"/>
+            </w:pPr>
+            <w:r>
+              <w:rPr>
+                <w:rFonts w:ascii="Arial" w:cs="Arial" w:eastAsia="Arial" w:hAnsi="Arial"/>
+                <w:b w:val="false"/>
+                <w:bCs w:val="false"/>
+                <w:sz w:val="20"/>
+                <w:szCs w:val="20"/>
+              </w:rPr>
+              <w:t xml:space="preserve">O sistema não deve permitir excluir centro de custo, nem alterar a sua natureza depois de existir lançamento classificado nele.</w:t>
+            </w:r>
+          </w:p>
+        </w:tc>
+        <w:tc>
+          <w:tcPr>
+            <w:tcW w:type="dxa" w:w="1500"/>
+            <w:tcBorders>
+              <w:top w:val="single" w:color="000000" w:sz="4"/>
+              <w:left w:val="single" w:color="000000" w:sz="4"/>
+              <w:bottom w:val="single" w:color="000000" w:sz="4"/>
+              <w:right w:val="single" w:color="000000" w:sz="4"/>
+            </w:tcBorders>
+            <w:tcMar>
+              <w:top w:type="dxa" w:w="60"/>
+              <w:left w:type="dxa" w:w="80"/>
+              <w:bottom w:type="dxa" w:w="60"/>
+              <w:right w:type="dxa" w:w="80"/>
+            </w:tcMar>
+            <w:vAlign w:val="center"/>
+          </w:tcPr>
+          <w:p>
+            <w:pPr>
+              <w:spacing w:after="20" w:before="20" w:line="240"/>
+              <w:jc w:val="left"/>
+            </w:pPr>
+            <w:r>
+              <w:rPr>
+                <w:rFonts w:ascii="Arial" w:cs="Arial" w:eastAsia="Arial" w:hAnsi="Arial"/>
+                <w:b w:val="false"/>
+                <w:bCs w:val="false"/>
+                <w:sz w:val="20"/>
+                <w:szCs w:val="20"/>
+              </w:rPr>
+              <w:t xml:space="preserve">RN-73</w:t>
             </w:r>
           </w:p>
         </w:tc>
@@ -23295,7 +23937,7 @@
                 <w:sz w:val="20"/>
                 <w:szCs w:val="20"/>
               </w:rPr>
-              <w:t xml:space="preserve">72</w:t>
+              <w:t xml:space="preserve">75</w:t>
             </w:r>
           </w:p>
         </w:tc>
@@ -23329,7 +23971,7 @@
                 <w:sz w:val="20"/>
                 <w:szCs w:val="20"/>
               </w:rPr>
-              <w:t xml:space="preserve">94,7</w:t>
+              <w:t xml:space="preserve">94,9</w:t>
             </w:r>
           </w:p>
         </w:tc>
@@ -23679,7 +24321,7 @@
                 <w:sz w:val="20"/>
                 <w:szCs w:val="20"/>
               </w:rPr>
-              <w:t xml:space="preserve">5,3</w:t>
+              <w:t xml:space="preserve">5,1</w:t>
             </w:r>
           </w:p>
         </w:tc>
@@ -23820,7 +24462,7 @@
                 <w:sz w:val="20"/>
                 <w:szCs w:val="20"/>
               </w:rPr>
-              <w:t xml:space="preserve">76</w:t>
+              <w:t xml:space="preserve">79</w:t>
             </w:r>
           </w:p>
         </w:tc>

--- a/quadros-regras-de-negocio-e-requisitos.docx
+++ b/quadros-regras-de-negocio-e-requisitos.docx
@@ -1905,7 +1905,7 @@
                 <w:sz w:val="20"/>
                 <w:szCs w:val="20"/>
               </w:rPr>
-              <w:t xml:space="preserve">O trabalho do viveiro é planejado por turno, não por horário. A unidade da agenda é dia × turno (manhã, tarde), e um turno vale quatro horas.</w:t>
+              <w:t xml:space="preserve">O trabalho do viveiro é planejado por turno, não por horário. A unidade da agenda é dia × turno (manhã, tarde), e a duração do turno vem do período de trabalho cadastrado.</w:t>
             </w:r>
           </w:p>
         </w:tc>
@@ -2051,7 +2051,7 @@
                 <w:sz w:val="20"/>
                 <w:szCs w:val="20"/>
               </w:rPr>
-              <w:t xml:space="preserve">Tarefa planejada e não confirmada conta como realizada ao fechar a semana, com a condição registrada.</w:t>
+              <w:t xml:space="preserve">As horas do período saem do apontamento quando ele existe. Onde não houve apontamento, a tarefa planejada conta como realizada pelo turno, com a condição registrada.</w:t>
             </w:r>
           </w:p>
         </w:tc>
@@ -2198,6 +2198,1247 @@
                 <w:szCs w:val="20"/>
               </w:rPr>
               <w:t xml:space="preserve">Só semeadura e repicagem somam ao estoque. Irrigação, adubação e rustificação são manejo e não alteram quantidade.</w:t>
+            </w:r>
+          </w:p>
+        </w:tc>
+      </w:tr>
+      <w:tr>
+        <w:trPr>
+          <w:cantSplit/>
+        </w:trPr>
+        <w:tc>
+          <w:tcPr>
+            <w:tcW w:type="dxa" w:w="1200"/>
+            <w:tcBorders>
+              <w:top w:val="single" w:color="000000" w:sz="4"/>
+              <w:left w:val="single" w:color="000000" w:sz="4"/>
+              <w:bottom w:val="single" w:color="000000" w:sz="4"/>
+              <w:right w:val="single" w:color="000000" w:sz="4"/>
+            </w:tcBorders>
+            <w:tcMar>
+              <w:top w:type="dxa" w:w="60"/>
+              <w:left w:type="dxa" w:w="80"/>
+              <w:bottom w:type="dxa" w:w="60"/>
+              <w:right w:type="dxa" w:w="80"/>
+            </w:tcMar>
+            <w:vAlign w:val="center"/>
+          </w:tcPr>
+          <w:p>
+            <w:pPr>
+              <w:spacing w:after="20" w:before="20" w:line="240"/>
+              <w:jc w:val="center"/>
+            </w:pPr>
+            <w:r>
+              <w:rPr>
+                <w:rFonts w:ascii="Arial" w:cs="Arial" w:eastAsia="Arial" w:hAnsi="Arial"/>
+                <w:b/>
+                <w:bCs/>
+                <w:sz w:val="20"/>
+                <w:szCs w:val="20"/>
+              </w:rPr>
+              <w:t xml:space="preserve">RN-74</w:t>
+            </w:r>
+          </w:p>
+        </w:tc>
+        <w:tc>
+          <w:tcPr>
+            <w:tcW w:type="dxa" w:w="7871"/>
+            <w:tcBorders>
+              <w:top w:val="single" w:color="000000" w:sz="4"/>
+              <w:left w:val="single" w:color="000000" w:sz="4"/>
+              <w:bottom w:val="single" w:color="000000" w:sz="4"/>
+              <w:right w:val="single" w:color="000000" w:sz="4"/>
+            </w:tcBorders>
+            <w:tcMar>
+              <w:top w:type="dxa" w:w="60"/>
+              <w:left w:type="dxa" w:w="80"/>
+              <w:bottom w:type="dxa" w:w="60"/>
+              <w:right w:type="dxa" w:w="80"/>
+            </w:tcMar>
+            <w:vAlign w:val="center"/>
+          </w:tcPr>
+          <w:p>
+            <w:pPr>
+              <w:spacing w:after="20" w:before="20" w:line="240"/>
+              <w:jc w:val="left"/>
+            </w:pPr>
+            <w:r>
+              <w:rPr>
+                <w:rFonts w:ascii="Arial" w:cs="Arial" w:eastAsia="Arial" w:hAnsi="Arial"/>
+                <w:b w:val="false"/>
+                <w:bCs w:val="false"/>
+                <w:sz w:val="20"/>
+                <w:szCs w:val="20"/>
+              </w:rPr>
+              <w:t xml:space="preserve">O viveiro é dividido em áreas identificadas por letra, e cada área tem canteiros numerados de 1 até o máximo dela.</w:t>
+            </w:r>
+          </w:p>
+        </w:tc>
+      </w:tr>
+      <w:tr>
+        <w:trPr>
+          <w:cantSplit/>
+        </w:trPr>
+        <w:tc>
+          <w:tcPr>
+            <w:tcW w:type="dxa" w:w="1200"/>
+            <w:tcBorders>
+              <w:top w:val="single" w:color="000000" w:sz="4"/>
+              <w:left w:val="single" w:color="000000" w:sz="4"/>
+              <w:bottom w:val="single" w:color="000000" w:sz="4"/>
+              <w:right w:val="single" w:color="000000" w:sz="4"/>
+            </w:tcBorders>
+            <w:tcMar>
+              <w:top w:type="dxa" w:w="60"/>
+              <w:left w:type="dxa" w:w="80"/>
+              <w:bottom w:type="dxa" w:w="60"/>
+              <w:right w:type="dxa" w:w="80"/>
+            </w:tcMar>
+            <w:vAlign w:val="center"/>
+          </w:tcPr>
+          <w:p>
+            <w:pPr>
+              <w:spacing w:after="20" w:before="20" w:line="240"/>
+              <w:jc w:val="center"/>
+            </w:pPr>
+            <w:r>
+              <w:rPr>
+                <w:rFonts w:ascii="Arial" w:cs="Arial" w:eastAsia="Arial" w:hAnsi="Arial"/>
+                <w:b/>
+                <w:bCs/>
+                <w:sz w:val="20"/>
+                <w:szCs w:val="20"/>
+              </w:rPr>
+              <w:t xml:space="preserve">RN-75</w:t>
+            </w:r>
+          </w:p>
+        </w:tc>
+        <w:tc>
+          <w:tcPr>
+            <w:tcW w:type="dxa" w:w="7871"/>
+            <w:tcBorders>
+              <w:top w:val="single" w:color="000000" w:sz="4"/>
+              <w:left w:val="single" w:color="000000" w:sz="4"/>
+              <w:bottom w:val="single" w:color="000000" w:sz="4"/>
+              <w:right w:val="single" w:color="000000" w:sz="4"/>
+            </w:tcBorders>
+            <w:tcMar>
+              <w:top w:type="dxa" w:w="60"/>
+              <w:left w:type="dxa" w:w="80"/>
+              <w:bottom w:type="dxa" w:w="60"/>
+              <w:right w:type="dxa" w:w="80"/>
+            </w:tcMar>
+            <w:vAlign w:val="center"/>
+          </w:tcPr>
+          <w:p>
+            <w:pPr>
+              <w:spacing w:after="20" w:before="20" w:line="240"/>
+              <w:jc w:val="left"/>
+            </w:pPr>
+            <w:r>
+              <w:rPr>
+                <w:rFonts w:ascii="Arial" w:cs="Arial" w:eastAsia="Arial" w:hAnsi="Arial"/>
+                <w:b w:val="false"/>
+                <w:bCs w:val="false"/>
+                <w:sz w:val="20"/>
+                <w:szCs w:val="20"/>
+              </w:rPr>
+              <w:t xml:space="preserve">Lote é a leva de mudas da mesma espécie, no mesmo recipiente, plantada junta. É a unidade de rastreamento da produção.</w:t>
+            </w:r>
+          </w:p>
+        </w:tc>
+      </w:tr>
+      <w:tr>
+        <w:trPr>
+          <w:cantSplit/>
+        </w:trPr>
+        <w:tc>
+          <w:tcPr>
+            <w:tcW w:type="dxa" w:w="1200"/>
+            <w:tcBorders>
+              <w:top w:val="single" w:color="000000" w:sz="4"/>
+              <w:left w:val="single" w:color="000000" w:sz="4"/>
+              <w:bottom w:val="single" w:color="000000" w:sz="4"/>
+              <w:right w:val="single" w:color="000000" w:sz="4"/>
+            </w:tcBorders>
+            <w:tcMar>
+              <w:top w:type="dxa" w:w="60"/>
+              <w:left w:type="dxa" w:w="80"/>
+              <w:bottom w:type="dxa" w:w="60"/>
+              <w:right w:type="dxa" w:w="80"/>
+            </w:tcMar>
+            <w:vAlign w:val="center"/>
+          </w:tcPr>
+          <w:p>
+            <w:pPr>
+              <w:spacing w:after="20" w:before="20" w:line="240"/>
+              <w:jc w:val="center"/>
+            </w:pPr>
+            <w:r>
+              <w:rPr>
+                <w:rFonts w:ascii="Arial" w:cs="Arial" w:eastAsia="Arial" w:hAnsi="Arial"/>
+                <w:b/>
+                <w:bCs/>
+                <w:sz w:val="20"/>
+                <w:szCs w:val="20"/>
+              </w:rPr>
+              <w:t xml:space="preserve">RN-76</w:t>
+            </w:r>
+          </w:p>
+        </w:tc>
+        <w:tc>
+          <w:tcPr>
+            <w:tcW w:type="dxa" w:w="7871"/>
+            <w:tcBorders>
+              <w:top w:val="single" w:color="000000" w:sz="4"/>
+              <w:left w:val="single" w:color="000000" w:sz="4"/>
+              <w:bottom w:val="single" w:color="000000" w:sz="4"/>
+              <w:right w:val="single" w:color="000000" w:sz="4"/>
+            </w:tcBorders>
+            <w:tcMar>
+              <w:top w:type="dxa" w:w="60"/>
+              <w:left w:type="dxa" w:w="80"/>
+              <w:bottom w:type="dxa" w:w="60"/>
+              <w:right w:type="dxa" w:w="80"/>
+            </w:tcMar>
+            <w:vAlign w:val="center"/>
+          </w:tcPr>
+          <w:p>
+            <w:pPr>
+              <w:spacing w:after="20" w:before="20" w:line="240"/>
+              <w:jc w:val="left"/>
+            </w:pPr>
+            <w:r>
+              <w:rPr>
+                <w:rFonts w:ascii="Arial" w:cs="Arial" w:eastAsia="Arial" w:hAnsi="Arial"/>
+                <w:b w:val="false"/>
+                <w:bCs w:val="false"/>
+                <w:sz w:val="20"/>
+                <w:szCs w:val="20"/>
+              </w:rPr>
+              <w:t xml:space="preserve">Um lote ocupa um canteiro. Leva que não cabe num canteiro é outro lote.</w:t>
+            </w:r>
+          </w:p>
+        </w:tc>
+      </w:tr>
+      <w:tr>
+        <w:trPr>
+          <w:cantSplit/>
+        </w:trPr>
+        <w:tc>
+          <w:tcPr>
+            <w:tcW w:type="dxa" w:w="1200"/>
+            <w:tcBorders>
+              <w:top w:val="single" w:color="000000" w:sz="4"/>
+              <w:left w:val="single" w:color="000000" w:sz="4"/>
+              <w:bottom w:val="single" w:color="000000" w:sz="4"/>
+              <w:right w:val="single" w:color="000000" w:sz="4"/>
+            </w:tcBorders>
+            <w:tcMar>
+              <w:top w:type="dxa" w:w="60"/>
+              <w:left w:type="dxa" w:w="80"/>
+              <w:bottom w:type="dxa" w:w="60"/>
+              <w:right w:type="dxa" w:w="80"/>
+            </w:tcMar>
+            <w:vAlign w:val="center"/>
+          </w:tcPr>
+          <w:p>
+            <w:pPr>
+              <w:spacing w:after="20" w:before="20" w:line="240"/>
+              <w:jc w:val="center"/>
+            </w:pPr>
+            <w:r>
+              <w:rPr>
+                <w:rFonts w:ascii="Arial" w:cs="Arial" w:eastAsia="Arial" w:hAnsi="Arial"/>
+                <w:b/>
+                <w:bCs/>
+                <w:sz w:val="20"/>
+                <w:szCs w:val="20"/>
+              </w:rPr>
+              <w:t xml:space="preserve">RN-77</w:t>
+            </w:r>
+          </w:p>
+        </w:tc>
+        <w:tc>
+          <w:tcPr>
+            <w:tcW w:type="dxa" w:w="7871"/>
+            <w:tcBorders>
+              <w:top w:val="single" w:color="000000" w:sz="4"/>
+              <w:left w:val="single" w:color="000000" w:sz="4"/>
+              <w:bottom w:val="single" w:color="000000" w:sz="4"/>
+              <w:right w:val="single" w:color="000000" w:sz="4"/>
+            </w:tcBorders>
+            <w:tcMar>
+              <w:top w:type="dxa" w:w="60"/>
+              <w:left w:type="dxa" w:w="80"/>
+              <w:bottom w:type="dxa" w:w="60"/>
+              <w:right w:type="dxa" w:w="80"/>
+            </w:tcMar>
+            <w:vAlign w:val="center"/>
+          </w:tcPr>
+          <w:p>
+            <w:pPr>
+              <w:spacing w:after="20" w:before="20" w:line="240"/>
+              <w:jc w:val="left"/>
+            </w:pPr>
+            <w:r>
+              <w:rPr>
+                <w:rFonts w:ascii="Arial" w:cs="Arial" w:eastAsia="Arial" w:hAnsi="Arial"/>
+                <w:b w:val="false"/>
+                <w:bCs w:val="false"/>
+                <w:sz w:val="20"/>
+                <w:szCs w:val="20"/>
+              </w:rPr>
+              <w:t xml:space="preserve">A repicagem para recipiente maior cria lote novo ligado ao de origem. A leva muda de identidade quando muda de tamanho.</w:t>
+            </w:r>
+          </w:p>
+        </w:tc>
+      </w:tr>
+      <w:tr>
+        <w:trPr>
+          <w:cantSplit/>
+        </w:trPr>
+        <w:tc>
+          <w:tcPr>
+            <w:tcW w:type="dxa" w:w="1200"/>
+            <w:tcBorders>
+              <w:top w:val="single" w:color="000000" w:sz="4"/>
+              <w:left w:val="single" w:color="000000" w:sz="4"/>
+              <w:bottom w:val="single" w:color="000000" w:sz="4"/>
+              <w:right w:val="single" w:color="000000" w:sz="4"/>
+            </w:tcBorders>
+            <w:tcMar>
+              <w:top w:type="dxa" w:w="60"/>
+              <w:left w:type="dxa" w:w="80"/>
+              <w:bottom w:type="dxa" w:w="60"/>
+              <w:right w:type="dxa" w:w="80"/>
+            </w:tcMar>
+            <w:vAlign w:val="center"/>
+          </w:tcPr>
+          <w:p>
+            <w:pPr>
+              <w:spacing w:after="20" w:before="20" w:line="240"/>
+              <w:jc w:val="center"/>
+            </w:pPr>
+            <w:r>
+              <w:rPr>
+                <w:rFonts w:ascii="Arial" w:cs="Arial" w:eastAsia="Arial" w:hAnsi="Arial"/>
+                <w:b/>
+                <w:bCs/>
+                <w:sz w:val="20"/>
+                <w:szCs w:val="20"/>
+              </w:rPr>
+              <w:t xml:space="preserve">RN-78</w:t>
+            </w:r>
+          </w:p>
+        </w:tc>
+        <w:tc>
+          <w:tcPr>
+            <w:tcW w:type="dxa" w:w="7871"/>
+            <w:tcBorders>
+              <w:top w:val="single" w:color="000000" w:sz="4"/>
+              <w:left w:val="single" w:color="000000" w:sz="4"/>
+              <w:bottom w:val="single" w:color="000000" w:sz="4"/>
+              <w:right w:val="single" w:color="000000" w:sz="4"/>
+            </w:tcBorders>
+            <w:tcMar>
+              <w:top w:type="dxa" w:w="60"/>
+              <w:left w:type="dxa" w:w="80"/>
+              <w:bottom w:type="dxa" w:w="60"/>
+              <w:right w:type="dxa" w:w="80"/>
+            </w:tcMar>
+            <w:vAlign w:val="center"/>
+          </w:tcPr>
+          <w:p>
+            <w:pPr>
+              <w:spacing w:after="20" w:before="20" w:line="240"/>
+              <w:jc w:val="left"/>
+            </w:pPr>
+            <w:r>
+              <w:rPr>
+                <w:rFonts w:ascii="Arial" w:cs="Arial" w:eastAsia="Arial" w:hAnsi="Arial"/>
+                <w:b w:val="false"/>
+                <w:bCs w:val="false"/>
+                <w:sz w:val="20"/>
+                <w:szCs w:val="20"/>
+              </w:rPr>
+              <w:t xml:space="preserve">Nenhum lote tem saldo negativo.</w:t>
+            </w:r>
+          </w:p>
+        </w:tc>
+      </w:tr>
+      <w:tr>
+        <w:trPr>
+          <w:cantSplit/>
+        </w:trPr>
+        <w:tc>
+          <w:tcPr>
+            <w:tcW w:type="dxa" w:w="1200"/>
+            <w:tcBorders>
+              <w:top w:val="single" w:color="000000" w:sz="4"/>
+              <w:left w:val="single" w:color="000000" w:sz="4"/>
+              <w:bottom w:val="single" w:color="000000" w:sz="4"/>
+              <w:right w:val="single" w:color="000000" w:sz="4"/>
+            </w:tcBorders>
+            <w:tcMar>
+              <w:top w:type="dxa" w:w="60"/>
+              <w:left w:type="dxa" w:w="80"/>
+              <w:bottom w:type="dxa" w:w="60"/>
+              <w:right w:type="dxa" w:w="80"/>
+            </w:tcMar>
+            <w:vAlign w:val="center"/>
+          </w:tcPr>
+          <w:p>
+            <w:pPr>
+              <w:spacing w:after="20" w:before="20" w:line="240"/>
+              <w:jc w:val="center"/>
+            </w:pPr>
+            <w:r>
+              <w:rPr>
+                <w:rFonts w:ascii="Arial" w:cs="Arial" w:eastAsia="Arial" w:hAnsi="Arial"/>
+                <w:b/>
+                <w:bCs/>
+                <w:sz w:val="20"/>
+                <w:szCs w:val="20"/>
+              </w:rPr>
+              <w:t xml:space="preserve">RN-79</w:t>
+            </w:r>
+          </w:p>
+        </w:tc>
+        <w:tc>
+          <w:tcPr>
+            <w:tcW w:type="dxa" w:w="7871"/>
+            <w:tcBorders>
+              <w:top w:val="single" w:color="000000" w:sz="4"/>
+              <w:left w:val="single" w:color="000000" w:sz="4"/>
+              <w:bottom w:val="single" w:color="000000" w:sz="4"/>
+              <w:right w:val="single" w:color="000000" w:sz="4"/>
+            </w:tcBorders>
+            <w:tcMar>
+              <w:top w:type="dxa" w:w="60"/>
+              <w:left w:type="dxa" w:w="80"/>
+              <w:bottom w:type="dxa" w:w="60"/>
+              <w:right w:type="dxa" w:w="80"/>
+            </w:tcMar>
+            <w:vAlign w:val="center"/>
+          </w:tcPr>
+          <w:p>
+            <w:pPr>
+              <w:spacing w:after="20" w:before="20" w:line="240"/>
+              <w:jc w:val="left"/>
+            </w:pPr>
+            <w:r>
+              <w:rPr>
+                <w:rFonts w:ascii="Arial" w:cs="Arial" w:eastAsia="Arial" w:hAnsi="Arial"/>
+                <w:b w:val="false"/>
+                <w:bCs w:val="false"/>
+                <w:sz w:val="20"/>
+                <w:szCs w:val="20"/>
+              </w:rPr>
+              <w:t xml:space="preserve">Lote com saldo zero está encerrado, sai da ocupação e permanece no histórico.</w:t>
+            </w:r>
+          </w:p>
+        </w:tc>
+      </w:tr>
+      <w:tr>
+        <w:trPr>
+          <w:cantSplit/>
+        </w:trPr>
+        <w:tc>
+          <w:tcPr>
+            <w:tcW w:type="dxa" w:w="1200"/>
+            <w:tcBorders>
+              <w:top w:val="single" w:color="000000" w:sz="4"/>
+              <w:left w:val="single" w:color="000000" w:sz="4"/>
+              <w:bottom w:val="single" w:color="000000" w:sz="4"/>
+              <w:right w:val="single" w:color="000000" w:sz="4"/>
+            </w:tcBorders>
+            <w:tcMar>
+              <w:top w:type="dxa" w:w="60"/>
+              <w:left w:type="dxa" w:w="80"/>
+              <w:bottom w:type="dxa" w:w="60"/>
+              <w:right w:type="dxa" w:w="80"/>
+            </w:tcMar>
+            <w:vAlign w:val="center"/>
+          </w:tcPr>
+          <w:p>
+            <w:pPr>
+              <w:spacing w:after="20" w:before="20" w:line="240"/>
+              <w:jc w:val="center"/>
+            </w:pPr>
+            <w:r>
+              <w:rPr>
+                <w:rFonts w:ascii="Arial" w:cs="Arial" w:eastAsia="Arial" w:hAnsi="Arial"/>
+                <w:b/>
+                <w:bCs/>
+                <w:sz w:val="20"/>
+                <w:szCs w:val="20"/>
+              </w:rPr>
+              <w:t xml:space="preserve">RN-80</w:t>
+            </w:r>
+          </w:p>
+        </w:tc>
+        <w:tc>
+          <w:tcPr>
+            <w:tcW w:type="dxa" w:w="7871"/>
+            <w:tcBorders>
+              <w:top w:val="single" w:color="000000" w:sz="4"/>
+              <w:left w:val="single" w:color="000000" w:sz="4"/>
+              <w:bottom w:val="single" w:color="000000" w:sz="4"/>
+              <w:right w:val="single" w:color="000000" w:sz="4"/>
+            </w:tcBorders>
+            <w:tcMar>
+              <w:top w:type="dxa" w:w="60"/>
+              <w:left w:type="dxa" w:w="80"/>
+              <w:bottom w:type="dxa" w:w="60"/>
+              <w:right w:type="dxa" w:w="80"/>
+            </w:tcMar>
+            <w:vAlign w:val="center"/>
+          </w:tcPr>
+          <w:p>
+            <w:pPr>
+              <w:spacing w:after="20" w:before="20" w:line="240"/>
+              <w:jc w:val="left"/>
+            </w:pPr>
+            <w:r>
+              <w:rPr>
+                <w:rFonts w:ascii="Arial" w:cs="Arial" w:eastAsia="Arial" w:hAnsi="Arial"/>
+                <w:b w:val="false"/>
+                <w:bCs w:val="false"/>
+                <w:sz w:val="20"/>
+                <w:szCs w:val="20"/>
+              </w:rPr>
+              <w:t xml:space="preserve">Toda tarefa pertence a uma de seis categorias: semente, terra, plantio, manutenção, pós-morte e expedição.</w:t>
+            </w:r>
+          </w:p>
+        </w:tc>
+      </w:tr>
+      <w:tr>
+        <w:trPr>
+          <w:cantSplit/>
+        </w:trPr>
+        <w:tc>
+          <w:tcPr>
+            <w:tcW w:type="dxa" w:w="1200"/>
+            <w:tcBorders>
+              <w:top w:val="single" w:color="000000" w:sz="4"/>
+              <w:left w:val="single" w:color="000000" w:sz="4"/>
+              <w:bottom w:val="single" w:color="000000" w:sz="4"/>
+              <w:right w:val="single" w:color="000000" w:sz="4"/>
+            </w:tcBorders>
+            <w:tcMar>
+              <w:top w:type="dxa" w:w="60"/>
+              <w:left w:type="dxa" w:w="80"/>
+              <w:bottom w:type="dxa" w:w="60"/>
+              <w:right w:type="dxa" w:w="80"/>
+            </w:tcMar>
+            <w:vAlign w:val="center"/>
+          </w:tcPr>
+          <w:p>
+            <w:pPr>
+              <w:spacing w:after="20" w:before="20" w:line="240"/>
+              <w:jc w:val="center"/>
+            </w:pPr>
+            <w:r>
+              <w:rPr>
+                <w:rFonts w:ascii="Arial" w:cs="Arial" w:eastAsia="Arial" w:hAnsi="Arial"/>
+                <w:b/>
+                <w:bCs/>
+                <w:sz w:val="20"/>
+                <w:szCs w:val="20"/>
+              </w:rPr>
+              <w:t xml:space="preserve">RN-81</w:t>
+            </w:r>
+          </w:p>
+        </w:tc>
+        <w:tc>
+          <w:tcPr>
+            <w:tcW w:type="dxa" w:w="7871"/>
+            <w:tcBorders>
+              <w:top w:val="single" w:color="000000" w:sz="4"/>
+              <w:left w:val="single" w:color="000000" w:sz="4"/>
+              <w:bottom w:val="single" w:color="000000" w:sz="4"/>
+              <w:right w:val="single" w:color="000000" w:sz="4"/>
+            </w:tcBorders>
+            <w:tcMar>
+              <w:top w:type="dxa" w:w="60"/>
+              <w:left w:type="dxa" w:w="80"/>
+              <w:bottom w:type="dxa" w:w="60"/>
+              <w:right w:type="dxa" w:w="80"/>
+            </w:tcMar>
+            <w:vAlign w:val="center"/>
+          </w:tcPr>
+          <w:p>
+            <w:pPr>
+              <w:spacing w:after="20" w:before="20" w:line="240"/>
+              <w:jc w:val="left"/>
+            </w:pPr>
+            <w:r>
+              <w:rPr>
+                <w:rFonts w:ascii="Arial" w:cs="Arial" w:eastAsia="Arial" w:hAnsi="Arial"/>
+                <w:b w:val="false"/>
+                <w:bCs w:val="false"/>
+                <w:sz w:val="20"/>
+                <w:szCs w:val="20"/>
+              </w:rPr>
+              <w:t xml:space="preserve">A tarefa é medida por tempo ou por quantidade de recipientes, saco ou tubete. A medição por quantidade também mede o tempo.</w:t>
+            </w:r>
+          </w:p>
+        </w:tc>
+      </w:tr>
+      <w:tr>
+        <w:trPr>
+          <w:cantSplit/>
+        </w:trPr>
+        <w:tc>
+          <w:tcPr>
+            <w:tcW w:type="dxa" w:w="1200"/>
+            <w:tcBorders>
+              <w:top w:val="single" w:color="000000" w:sz="4"/>
+              <w:left w:val="single" w:color="000000" w:sz="4"/>
+              <w:bottom w:val="single" w:color="000000" w:sz="4"/>
+              <w:right w:val="single" w:color="000000" w:sz="4"/>
+            </w:tcBorders>
+            <w:tcMar>
+              <w:top w:type="dxa" w:w="60"/>
+              <w:left w:type="dxa" w:w="80"/>
+              <w:bottom w:type="dxa" w:w="60"/>
+              <w:right w:type="dxa" w:w="80"/>
+            </w:tcMar>
+            <w:vAlign w:val="center"/>
+          </w:tcPr>
+          <w:p>
+            <w:pPr>
+              <w:spacing w:after="20" w:before="20" w:line="240"/>
+              <w:jc w:val="center"/>
+            </w:pPr>
+            <w:r>
+              <w:rPr>
+                <w:rFonts w:ascii="Arial" w:cs="Arial" w:eastAsia="Arial" w:hAnsi="Arial"/>
+                <w:b/>
+                <w:bCs/>
+                <w:sz w:val="20"/>
+                <w:szCs w:val="20"/>
+              </w:rPr>
+              <w:t xml:space="preserve">RN-82</w:t>
+            </w:r>
+          </w:p>
+        </w:tc>
+        <w:tc>
+          <w:tcPr>
+            <w:tcW w:type="dxa" w:w="7871"/>
+            <w:tcBorders>
+              <w:top w:val="single" w:color="000000" w:sz="4"/>
+              <w:left w:val="single" w:color="000000" w:sz="4"/>
+              <w:bottom w:val="single" w:color="000000" w:sz="4"/>
+              <w:right w:val="single" w:color="000000" w:sz="4"/>
+            </w:tcBorders>
+            <w:tcMar>
+              <w:top w:type="dxa" w:w="60"/>
+              <w:left w:type="dxa" w:w="80"/>
+              <w:bottom w:type="dxa" w:w="60"/>
+              <w:right w:type="dxa" w:w="80"/>
+            </w:tcMar>
+            <w:vAlign w:val="center"/>
+          </w:tcPr>
+          <w:p>
+            <w:pPr>
+              <w:spacing w:after="20" w:before="20" w:line="240"/>
+              <w:jc w:val="left"/>
+            </w:pPr>
+            <w:r>
+              <w:rPr>
+                <w:rFonts w:ascii="Arial" w:cs="Arial" w:eastAsia="Arial" w:hAnsi="Arial"/>
+                <w:b w:val="false"/>
+                <w:bCs w:val="false"/>
+                <w:sz w:val="20"/>
+                <w:szCs w:val="20"/>
+              </w:rPr>
+              <w:t xml:space="preserve">Tarefa que trabalha mudas já plantadas identifica lote e canteiro.</w:t>
+            </w:r>
+          </w:p>
+        </w:tc>
+      </w:tr>
+      <w:tr>
+        <w:trPr>
+          <w:cantSplit/>
+        </w:trPr>
+        <w:tc>
+          <w:tcPr>
+            <w:tcW w:type="dxa" w:w="1200"/>
+            <w:tcBorders>
+              <w:top w:val="single" w:color="000000" w:sz="4"/>
+              <w:left w:val="single" w:color="000000" w:sz="4"/>
+              <w:bottom w:val="single" w:color="000000" w:sz="4"/>
+              <w:right w:val="single" w:color="000000" w:sz="4"/>
+            </w:tcBorders>
+            <w:tcMar>
+              <w:top w:type="dxa" w:w="60"/>
+              <w:left w:type="dxa" w:w="80"/>
+              <w:bottom w:type="dxa" w:w="60"/>
+              <w:right w:type="dxa" w:w="80"/>
+            </w:tcMar>
+            <w:vAlign w:val="center"/>
+          </w:tcPr>
+          <w:p>
+            <w:pPr>
+              <w:spacing w:after="20" w:before="20" w:line="240"/>
+              <w:jc w:val="center"/>
+            </w:pPr>
+            <w:r>
+              <w:rPr>
+                <w:rFonts w:ascii="Arial" w:cs="Arial" w:eastAsia="Arial" w:hAnsi="Arial"/>
+                <w:b/>
+                <w:bCs/>
+                <w:sz w:val="20"/>
+                <w:szCs w:val="20"/>
+              </w:rPr>
+              <w:t xml:space="preserve">RN-83</w:t>
+            </w:r>
+          </w:p>
+        </w:tc>
+        <w:tc>
+          <w:tcPr>
+            <w:tcW w:type="dxa" w:w="7871"/>
+            <w:tcBorders>
+              <w:top w:val="single" w:color="000000" w:sz="4"/>
+              <w:left w:val="single" w:color="000000" w:sz="4"/>
+              <w:bottom w:val="single" w:color="000000" w:sz="4"/>
+              <w:right w:val="single" w:color="000000" w:sz="4"/>
+            </w:tcBorders>
+            <w:tcMar>
+              <w:top w:type="dxa" w:w="60"/>
+              <w:left w:type="dxa" w:w="80"/>
+              <w:bottom w:type="dxa" w:w="60"/>
+              <w:right w:type="dxa" w:w="80"/>
+            </w:tcMar>
+            <w:vAlign w:val="center"/>
+          </w:tcPr>
+          <w:p>
+            <w:pPr>
+              <w:spacing w:after="20" w:before="20" w:line="240"/>
+              <w:jc w:val="left"/>
+            </w:pPr>
+            <w:r>
+              <w:rPr>
+                <w:rFonts w:ascii="Arial" w:cs="Arial" w:eastAsia="Arial" w:hAnsi="Arial"/>
+                <w:b w:val="false"/>
+                <w:bCs w:val="false"/>
+                <w:sz w:val="20"/>
+                <w:szCs w:val="20"/>
+              </w:rPr>
+              <w:t xml:space="preserve">Uma pessoa faz uma tarefa por vez. Começar outra encerra a anterior.</w:t>
+            </w:r>
+          </w:p>
+        </w:tc>
+      </w:tr>
+      <w:tr>
+        <w:trPr>
+          <w:cantSplit/>
+        </w:trPr>
+        <w:tc>
+          <w:tcPr>
+            <w:tcW w:type="dxa" w:w="1200"/>
+            <w:tcBorders>
+              <w:top w:val="single" w:color="000000" w:sz="4"/>
+              <w:left w:val="single" w:color="000000" w:sz="4"/>
+              <w:bottom w:val="single" w:color="000000" w:sz="4"/>
+              <w:right w:val="single" w:color="000000" w:sz="4"/>
+            </w:tcBorders>
+            <w:tcMar>
+              <w:top w:type="dxa" w:w="60"/>
+              <w:left w:type="dxa" w:w="80"/>
+              <w:bottom w:type="dxa" w:w="60"/>
+              <w:right w:type="dxa" w:w="80"/>
+            </w:tcMar>
+            <w:vAlign w:val="center"/>
+          </w:tcPr>
+          <w:p>
+            <w:pPr>
+              <w:spacing w:after="20" w:before="20" w:line="240"/>
+              <w:jc w:val="center"/>
+            </w:pPr>
+            <w:r>
+              <w:rPr>
+                <w:rFonts w:ascii="Arial" w:cs="Arial" w:eastAsia="Arial" w:hAnsi="Arial"/>
+                <w:b/>
+                <w:bCs/>
+                <w:sz w:val="20"/>
+                <w:szCs w:val="20"/>
+              </w:rPr>
+              <w:t xml:space="preserve">RN-84</w:t>
+            </w:r>
+          </w:p>
+        </w:tc>
+        <w:tc>
+          <w:tcPr>
+            <w:tcW w:type="dxa" w:w="7871"/>
+            <w:tcBorders>
+              <w:top w:val="single" w:color="000000" w:sz="4"/>
+              <w:left w:val="single" w:color="000000" w:sz="4"/>
+              <w:bottom w:val="single" w:color="000000" w:sz="4"/>
+              <w:right w:val="single" w:color="000000" w:sz="4"/>
+            </w:tcBorders>
+            <w:tcMar>
+              <w:top w:type="dxa" w:w="60"/>
+              <w:left w:type="dxa" w:w="80"/>
+              <w:bottom w:type="dxa" w:w="60"/>
+              <w:right w:type="dxa" w:w="80"/>
+            </w:tcMar>
+            <w:vAlign w:val="center"/>
+          </w:tcPr>
+          <w:p>
+            <w:pPr>
+              <w:spacing w:after="20" w:before="20" w:line="240"/>
+              <w:jc w:val="left"/>
+            </w:pPr>
+            <w:r>
+              <w:rPr>
+                <w:rFonts w:ascii="Arial" w:cs="Arial" w:eastAsia="Arial" w:hAnsi="Arial"/>
+                <w:b w:val="false"/>
+                <w:bCs w:val="false"/>
+                <w:sz w:val="20"/>
+                <w:szCs w:val="20"/>
+              </w:rPr>
+              <w:t xml:space="preserve">Uma tarefa admite vários executores, e o mesmo turno admite várias tarefas em curso com grupos diferentes.</w:t>
+            </w:r>
+          </w:p>
+        </w:tc>
+      </w:tr>
+      <w:tr>
+        <w:trPr>
+          <w:cantSplit/>
+        </w:trPr>
+        <w:tc>
+          <w:tcPr>
+            <w:tcW w:type="dxa" w:w="1200"/>
+            <w:tcBorders>
+              <w:top w:val="single" w:color="000000" w:sz="4"/>
+              <w:left w:val="single" w:color="000000" w:sz="4"/>
+              <w:bottom w:val="single" w:color="000000" w:sz="4"/>
+              <w:right w:val="single" w:color="000000" w:sz="4"/>
+            </w:tcBorders>
+            <w:tcMar>
+              <w:top w:type="dxa" w:w="60"/>
+              <w:left w:type="dxa" w:w="80"/>
+              <w:bottom w:type="dxa" w:w="60"/>
+              <w:right w:type="dxa" w:w="80"/>
+            </w:tcMar>
+            <w:vAlign w:val="center"/>
+          </w:tcPr>
+          <w:p>
+            <w:pPr>
+              <w:spacing w:after="20" w:before="20" w:line="240"/>
+              <w:jc w:val="center"/>
+            </w:pPr>
+            <w:r>
+              <w:rPr>
+                <w:rFonts w:ascii="Arial" w:cs="Arial" w:eastAsia="Arial" w:hAnsi="Arial"/>
+                <w:b/>
+                <w:bCs/>
+                <w:sz w:val="20"/>
+                <w:szCs w:val="20"/>
+              </w:rPr>
+              <w:t xml:space="preserve">RN-85</w:t>
+            </w:r>
+          </w:p>
+        </w:tc>
+        <w:tc>
+          <w:tcPr>
+            <w:tcW w:type="dxa" w:w="7871"/>
+            <w:tcBorders>
+              <w:top w:val="single" w:color="000000" w:sz="4"/>
+              <w:left w:val="single" w:color="000000" w:sz="4"/>
+              <w:bottom w:val="single" w:color="000000" w:sz="4"/>
+              <w:right w:val="single" w:color="000000" w:sz="4"/>
+            </w:tcBorders>
+            <w:tcMar>
+              <w:top w:type="dxa" w:w="60"/>
+              <w:left w:type="dxa" w:w="80"/>
+              <w:bottom w:type="dxa" w:w="60"/>
+              <w:right w:type="dxa" w:w="80"/>
+            </w:tcMar>
+            <w:vAlign w:val="center"/>
+          </w:tcPr>
+          <w:p>
+            <w:pPr>
+              <w:spacing w:after="20" w:before="20" w:line="240"/>
+              <w:jc w:val="left"/>
+            </w:pPr>
+            <w:r>
+              <w:rPr>
+                <w:rFonts w:ascii="Arial" w:cs="Arial" w:eastAsia="Arial" w:hAnsi="Arial"/>
+                <w:b w:val="false"/>
+                <w:bCs w:val="false"/>
+                <w:sz w:val="20"/>
+                <w:szCs w:val="20"/>
+              </w:rPr>
+              <w:t xml:space="preserve">O período de trabalho, hora de início e de fim de cada turno, é parâmetro mantido e não constante.</w:t>
+            </w:r>
+          </w:p>
+        </w:tc>
+      </w:tr>
+      <w:tr>
+        <w:trPr>
+          <w:cantSplit/>
+        </w:trPr>
+        <w:tc>
+          <w:tcPr>
+            <w:tcW w:type="dxa" w:w="1200"/>
+            <w:tcBorders>
+              <w:top w:val="single" w:color="000000" w:sz="4"/>
+              <w:left w:val="single" w:color="000000" w:sz="4"/>
+              <w:bottom w:val="single" w:color="000000" w:sz="4"/>
+              <w:right w:val="single" w:color="000000" w:sz="4"/>
+            </w:tcBorders>
+            <w:tcMar>
+              <w:top w:type="dxa" w:w="60"/>
+              <w:left w:type="dxa" w:w="80"/>
+              <w:bottom w:type="dxa" w:w="60"/>
+              <w:right w:type="dxa" w:w="80"/>
+            </w:tcMar>
+            <w:vAlign w:val="center"/>
+          </w:tcPr>
+          <w:p>
+            <w:pPr>
+              <w:spacing w:after="20" w:before="20" w:line="240"/>
+              <w:jc w:val="center"/>
+            </w:pPr>
+            <w:r>
+              <w:rPr>
+                <w:rFonts w:ascii="Arial" w:cs="Arial" w:eastAsia="Arial" w:hAnsi="Arial"/>
+                <w:b/>
+                <w:bCs/>
+                <w:sz w:val="20"/>
+                <w:szCs w:val="20"/>
+              </w:rPr>
+              <w:t xml:space="preserve">RN-86</w:t>
+            </w:r>
+          </w:p>
+        </w:tc>
+        <w:tc>
+          <w:tcPr>
+            <w:tcW w:type="dxa" w:w="7871"/>
+            <w:tcBorders>
+              <w:top w:val="single" w:color="000000" w:sz="4"/>
+              <w:left w:val="single" w:color="000000" w:sz="4"/>
+              <w:bottom w:val="single" w:color="000000" w:sz="4"/>
+              <w:right w:val="single" w:color="000000" w:sz="4"/>
+            </w:tcBorders>
+            <w:tcMar>
+              <w:top w:type="dxa" w:w="60"/>
+              <w:left w:type="dxa" w:w="80"/>
+              <w:bottom w:type="dxa" w:w="60"/>
+              <w:right w:type="dxa" w:w="80"/>
+            </w:tcMar>
+            <w:vAlign w:val="center"/>
+          </w:tcPr>
+          <w:p>
+            <w:pPr>
+              <w:spacing w:after="20" w:before="20" w:line="240"/>
+              <w:jc w:val="left"/>
+            </w:pPr>
+            <w:r>
+              <w:rPr>
+                <w:rFonts w:ascii="Arial" w:cs="Arial" w:eastAsia="Arial" w:hAnsi="Arial"/>
+                <w:b w:val="false"/>
+                <w:bCs w:val="false"/>
+                <w:sz w:val="20"/>
+                <w:szCs w:val="20"/>
+              </w:rPr>
+              <w:t xml:space="preserve">O dia do funcionário termina explicitamente. Apontamento deixado aberto não conta hora além do fim do turno.</w:t>
+            </w:r>
+          </w:p>
+        </w:tc>
+      </w:tr>
+      <w:tr>
+        <w:trPr>
+          <w:cantSplit/>
+        </w:trPr>
+        <w:tc>
+          <w:tcPr>
+            <w:tcW w:type="dxa" w:w="1200"/>
+            <w:tcBorders>
+              <w:top w:val="single" w:color="000000" w:sz="4"/>
+              <w:left w:val="single" w:color="000000" w:sz="4"/>
+              <w:bottom w:val="single" w:color="000000" w:sz="4"/>
+              <w:right w:val="single" w:color="000000" w:sz="4"/>
+            </w:tcBorders>
+            <w:tcMar>
+              <w:top w:type="dxa" w:w="60"/>
+              <w:left w:type="dxa" w:w="80"/>
+              <w:bottom w:type="dxa" w:w="60"/>
+              <w:right w:type="dxa" w:w="80"/>
+            </w:tcMar>
+            <w:vAlign w:val="center"/>
+          </w:tcPr>
+          <w:p>
+            <w:pPr>
+              <w:spacing w:after="20" w:before="20" w:line="240"/>
+              <w:jc w:val="center"/>
+            </w:pPr>
+            <w:r>
+              <w:rPr>
+                <w:rFonts w:ascii="Arial" w:cs="Arial" w:eastAsia="Arial" w:hAnsi="Arial"/>
+                <w:b/>
+                <w:bCs/>
+                <w:sz w:val="20"/>
+                <w:szCs w:val="20"/>
+              </w:rPr>
+              <w:t xml:space="preserve">RN-87</w:t>
+            </w:r>
+          </w:p>
+        </w:tc>
+        <w:tc>
+          <w:tcPr>
+            <w:tcW w:type="dxa" w:w="7871"/>
+            <w:tcBorders>
+              <w:top w:val="single" w:color="000000" w:sz="4"/>
+              <w:left w:val="single" w:color="000000" w:sz="4"/>
+              <w:bottom w:val="single" w:color="000000" w:sz="4"/>
+              <w:right w:val="single" w:color="000000" w:sz="4"/>
+            </w:tcBorders>
+            <w:tcMar>
+              <w:top w:type="dxa" w:w="60"/>
+              <w:left w:type="dxa" w:w="80"/>
+              <w:bottom w:type="dxa" w:w="60"/>
+              <w:right w:type="dxa" w:w="80"/>
+            </w:tcMar>
+            <w:vAlign w:val="center"/>
+          </w:tcPr>
+          <w:p>
+            <w:pPr>
+              <w:spacing w:after="20" w:before="20" w:line="240"/>
+              <w:jc w:val="left"/>
+            </w:pPr>
+            <w:r>
+              <w:rPr>
+                <w:rFonts w:ascii="Arial" w:cs="Arial" w:eastAsia="Arial" w:hAnsi="Arial"/>
+                <w:b w:val="false"/>
+                <w:bCs w:val="false"/>
+                <w:sz w:val="20"/>
+                <w:szCs w:val="20"/>
+              </w:rPr>
+              <w:t xml:space="preserve">Insumo consumido na tarefa sai do saldo no mesmo gesto do apontamento.</w:t>
+            </w:r>
+          </w:p>
+        </w:tc>
+      </w:tr>
+      <w:tr>
+        <w:trPr>
+          <w:cantSplit/>
+        </w:trPr>
+        <w:tc>
+          <w:tcPr>
+            <w:tcW w:type="dxa" w:w="1200"/>
+            <w:tcBorders>
+              <w:top w:val="single" w:color="000000" w:sz="4"/>
+              <w:left w:val="single" w:color="000000" w:sz="4"/>
+              <w:bottom w:val="single" w:color="000000" w:sz="4"/>
+              <w:right w:val="single" w:color="000000" w:sz="4"/>
+            </w:tcBorders>
+            <w:tcMar>
+              <w:top w:type="dxa" w:w="60"/>
+              <w:left w:type="dxa" w:w="80"/>
+              <w:bottom w:type="dxa" w:w="60"/>
+              <w:right w:type="dxa" w:w="80"/>
+            </w:tcMar>
+            <w:vAlign w:val="center"/>
+          </w:tcPr>
+          <w:p>
+            <w:pPr>
+              <w:spacing w:after="20" w:before="20" w:line="240"/>
+              <w:jc w:val="center"/>
+            </w:pPr>
+            <w:r>
+              <w:rPr>
+                <w:rFonts w:ascii="Arial" w:cs="Arial" w:eastAsia="Arial" w:hAnsi="Arial"/>
+                <w:b/>
+                <w:bCs/>
+                <w:sz w:val="20"/>
+                <w:szCs w:val="20"/>
+              </w:rPr>
+              <w:t xml:space="preserve">RN-88</w:t>
+            </w:r>
+          </w:p>
+        </w:tc>
+        <w:tc>
+          <w:tcPr>
+            <w:tcW w:type="dxa" w:w="7871"/>
+            <w:tcBorders>
+              <w:top w:val="single" w:color="000000" w:sz="4"/>
+              <w:left w:val="single" w:color="000000" w:sz="4"/>
+              <w:bottom w:val="single" w:color="000000" w:sz="4"/>
+              <w:right w:val="single" w:color="000000" w:sz="4"/>
+            </w:tcBorders>
+            <w:tcMar>
+              <w:top w:type="dxa" w:w="60"/>
+              <w:left w:type="dxa" w:w="80"/>
+              <w:bottom w:type="dxa" w:w="60"/>
+              <w:right w:type="dxa" w:w="80"/>
+            </w:tcMar>
+            <w:vAlign w:val="center"/>
+          </w:tcPr>
+          <w:p>
+            <w:pPr>
+              <w:spacing w:after="20" w:before="20" w:line="240"/>
+              <w:jc w:val="left"/>
+            </w:pPr>
+            <w:r>
+              <w:rPr>
+                <w:rFonts w:ascii="Arial" w:cs="Arial" w:eastAsia="Arial" w:hAnsi="Arial"/>
+                <w:b w:val="false"/>
+                <w:bCs w:val="false"/>
+                <w:sz w:val="20"/>
+                <w:szCs w:val="20"/>
+              </w:rPr>
+              <w:t xml:space="preserve">O saldo de insumo é derivado, entradas menos consumo. Não há campo de saldo.</w:t>
+            </w:r>
+          </w:p>
+        </w:tc>
+      </w:tr>
+      <w:tr>
+        <w:trPr>
+          <w:cantSplit/>
+        </w:trPr>
+        <w:tc>
+          <w:tcPr>
+            <w:tcW w:type="dxa" w:w="1200"/>
+            <w:tcBorders>
+              <w:top w:val="single" w:color="000000" w:sz="4"/>
+              <w:left w:val="single" w:color="000000" w:sz="4"/>
+              <w:bottom w:val="single" w:color="000000" w:sz="4"/>
+              <w:right w:val="single" w:color="000000" w:sz="4"/>
+            </w:tcBorders>
+            <w:tcMar>
+              <w:top w:type="dxa" w:w="60"/>
+              <w:left w:type="dxa" w:w="80"/>
+              <w:bottom w:type="dxa" w:w="60"/>
+              <w:right w:type="dxa" w:w="80"/>
+            </w:tcMar>
+            <w:vAlign w:val="center"/>
+          </w:tcPr>
+          <w:p>
+            <w:pPr>
+              <w:spacing w:after="20" w:before="20" w:line="240"/>
+              <w:jc w:val="center"/>
+            </w:pPr>
+            <w:r>
+              <w:rPr>
+                <w:rFonts w:ascii="Arial" w:cs="Arial" w:eastAsia="Arial" w:hAnsi="Arial"/>
+                <w:b/>
+                <w:bCs/>
+                <w:sz w:val="20"/>
+                <w:szCs w:val="20"/>
+              </w:rPr>
+              <w:t xml:space="preserve">RN-89</w:t>
+            </w:r>
+          </w:p>
+        </w:tc>
+        <w:tc>
+          <w:tcPr>
+            <w:tcW w:type="dxa" w:w="7871"/>
+            <w:tcBorders>
+              <w:top w:val="single" w:color="000000" w:sz="4"/>
+              <w:left w:val="single" w:color="000000" w:sz="4"/>
+              <w:bottom w:val="single" w:color="000000" w:sz="4"/>
+              <w:right w:val="single" w:color="000000" w:sz="4"/>
+            </w:tcBorders>
+            <w:tcMar>
+              <w:top w:type="dxa" w:w="60"/>
+              <w:left w:type="dxa" w:w="80"/>
+              <w:bottom w:type="dxa" w:w="60"/>
+              <w:right w:type="dxa" w:w="80"/>
+            </w:tcMar>
+            <w:vAlign w:val="center"/>
+          </w:tcPr>
+          <w:p>
+            <w:pPr>
+              <w:spacing w:after="20" w:before="20" w:line="240"/>
+              <w:jc w:val="left"/>
+            </w:pPr>
+            <w:r>
+              <w:rPr>
+                <w:rFonts w:ascii="Arial" w:cs="Arial" w:eastAsia="Arial" w:hAnsi="Arial"/>
+                <w:b w:val="false"/>
+                <w:bCs w:val="false"/>
+                <w:sz w:val="20"/>
+                <w:szCs w:val="20"/>
+              </w:rPr>
+              <w:t xml:space="preserve">Gasto extra da tarefa é custo direto do lote e da espécie trabalhada.</w:t>
+            </w:r>
+          </w:p>
+        </w:tc>
+      </w:tr>
+      <w:tr>
+        <w:trPr>
+          <w:cantSplit/>
+        </w:trPr>
+        <w:tc>
+          <w:tcPr>
+            <w:tcW w:type="dxa" w:w="1200"/>
+            <w:tcBorders>
+              <w:top w:val="single" w:color="000000" w:sz="4"/>
+              <w:left w:val="single" w:color="000000" w:sz="4"/>
+              <w:bottom w:val="single" w:color="000000" w:sz="4"/>
+              <w:right w:val="single" w:color="000000" w:sz="4"/>
+            </w:tcBorders>
+            <w:tcMar>
+              <w:top w:type="dxa" w:w="60"/>
+              <w:left w:type="dxa" w:w="80"/>
+              <w:bottom w:type="dxa" w:w="60"/>
+              <w:right w:type="dxa" w:w="80"/>
+            </w:tcMar>
+            <w:vAlign w:val="center"/>
+          </w:tcPr>
+          <w:p>
+            <w:pPr>
+              <w:spacing w:after="20" w:before="20" w:line="240"/>
+              <w:jc w:val="center"/>
+            </w:pPr>
+            <w:r>
+              <w:rPr>
+                <w:rFonts w:ascii="Arial" w:cs="Arial" w:eastAsia="Arial" w:hAnsi="Arial"/>
+                <w:b/>
+                <w:bCs/>
+                <w:sz w:val="20"/>
+                <w:szCs w:val="20"/>
+              </w:rPr>
+              <w:t xml:space="preserve">RN-90</w:t>
+            </w:r>
+          </w:p>
+        </w:tc>
+        <w:tc>
+          <w:tcPr>
+            <w:tcW w:type="dxa" w:w="7871"/>
+            <w:tcBorders>
+              <w:top w:val="single" w:color="000000" w:sz="4"/>
+              <w:left w:val="single" w:color="000000" w:sz="4"/>
+              <w:bottom w:val="single" w:color="000000" w:sz="4"/>
+              <w:right w:val="single" w:color="000000" w:sz="4"/>
+            </w:tcBorders>
+            <w:tcMar>
+              <w:top w:type="dxa" w:w="60"/>
+              <w:left w:type="dxa" w:w="80"/>
+              <w:bottom w:type="dxa" w:w="60"/>
+              <w:right w:type="dxa" w:w="80"/>
+            </w:tcMar>
+            <w:vAlign w:val="center"/>
+          </w:tcPr>
+          <w:p>
+            <w:pPr>
+              <w:spacing w:after="20" w:before="20" w:line="240"/>
+              <w:jc w:val="left"/>
+            </w:pPr>
+            <w:r>
+              <w:rPr>
+                <w:rFonts w:ascii="Arial" w:cs="Arial" w:eastAsia="Arial" w:hAnsi="Arial"/>
+                <w:b w:val="false"/>
+                <w:bCs w:val="false"/>
+                <w:sz w:val="20"/>
+                <w:szCs w:val="20"/>
+              </w:rPr>
+              <w:t xml:space="preserve">A classificação separa mortas de vivas, e a parte morta vira perda do lote no mesmo registro.</w:t>
             </w:r>
           </w:p>
         </w:tc>
@@ -6192,7 +7433,7 @@
                 <w:sz w:val="20"/>
                 <w:szCs w:val="20"/>
               </w:rPr>
-              <w:t xml:space="preserve">RN-13 a RN-18, RN-48, RN-50 a RN-52, RN-57</w:t>
+              <w:t xml:space="preserve">RN-13 a RN-18, RN-48, RN-50 a RN-52, RN-57, RN-74 a RN-90</w:t>
             </w:r>
           </w:p>
         </w:tc>
@@ -6226,7 +7467,7 @@
                 <w:sz w:val="20"/>
                 <w:szCs w:val="20"/>
               </w:rPr>
-              <w:t xml:space="preserve">11</w:t>
+              <w:t xml:space="preserve">28</w:t>
             </w:r>
           </w:p>
         </w:tc>
@@ -6975,7 +8216,7 @@
                 <w:sz w:val="20"/>
                 <w:szCs w:val="20"/>
               </w:rPr>
-              <w:t xml:space="preserve">65</w:t>
+              <w:t xml:space="preserve">82</w:t>
             </w:r>
           </w:p>
         </w:tc>
@@ -18333,6 +19574,3672 @@
           </w:p>
         </w:tc>
       </w:tr>
+      <w:tr>
+        <w:trPr>
+          <w:cantSplit/>
+        </w:trPr>
+        <w:tc>
+          <w:tcPr>
+            <w:tcW w:type="dxa" w:w="900"/>
+            <w:tcBorders>
+              <w:top w:val="single" w:color="000000" w:sz="4"/>
+              <w:left w:val="single" w:color="000000" w:sz="4"/>
+              <w:bottom w:val="single" w:color="000000" w:sz="4"/>
+              <w:right w:val="single" w:color="000000" w:sz="4"/>
+            </w:tcBorders>
+            <w:tcMar>
+              <w:top w:type="dxa" w:w="60"/>
+              <w:left w:type="dxa" w:w="80"/>
+              <w:bottom w:type="dxa" w:w="60"/>
+              <w:right w:type="dxa" w:w="80"/>
+            </w:tcMar>
+            <w:vAlign w:val="center"/>
+          </w:tcPr>
+          <w:p>
+            <w:pPr>
+              <w:spacing w:after="20" w:before="20" w:line="240"/>
+              <w:jc w:val="center"/>
+            </w:pPr>
+            <w:r>
+              <w:rPr>
+                <w:rFonts w:ascii="Arial" w:cs="Arial" w:eastAsia="Arial" w:hAnsi="Arial"/>
+                <w:b/>
+                <w:bCs/>
+                <w:sz w:val="20"/>
+                <w:szCs w:val="20"/>
+              </w:rPr>
+              <w:t xml:space="preserve">RF-80</w:t>
+            </w:r>
+          </w:p>
+        </w:tc>
+        <w:tc>
+          <w:tcPr>
+            <w:tcW w:type="dxa" w:w="2100"/>
+            <w:tcBorders>
+              <w:top w:val="single" w:color="000000" w:sz="4"/>
+              <w:left w:val="single" w:color="000000" w:sz="4"/>
+              <w:bottom w:val="single" w:color="000000" w:sz="4"/>
+              <w:right w:val="single" w:color="000000" w:sz="4"/>
+            </w:tcBorders>
+            <w:tcMar>
+              <w:top w:type="dxa" w:w="60"/>
+              <w:left w:type="dxa" w:w="80"/>
+              <w:bottom w:type="dxa" w:w="60"/>
+              <w:right w:type="dxa" w:w="80"/>
+            </w:tcMar>
+            <w:vAlign w:val="center"/>
+          </w:tcPr>
+          <w:p>
+            <w:pPr>
+              <w:spacing w:after="20" w:before="20" w:line="240"/>
+              <w:jc w:val="left"/>
+            </w:pPr>
+            <w:r>
+              <w:rPr>
+                <w:rFonts w:ascii="Arial" w:cs="Arial" w:eastAsia="Arial" w:hAnsi="Arial"/>
+                <w:b w:val="false"/>
+                <w:bCs w:val="false"/>
+                <w:sz w:val="20"/>
+                <w:szCs w:val="20"/>
+              </w:rPr>
+              <w:t xml:space="preserve">Cadastro de área do viveiro</w:t>
+            </w:r>
+          </w:p>
+        </w:tc>
+        <w:tc>
+          <w:tcPr>
+            <w:tcW w:type="dxa" w:w="4571"/>
+            <w:tcBorders>
+              <w:top w:val="single" w:color="000000" w:sz="4"/>
+              <w:left w:val="single" w:color="000000" w:sz="4"/>
+              <w:bottom w:val="single" w:color="000000" w:sz="4"/>
+              <w:right w:val="single" w:color="000000" w:sz="4"/>
+            </w:tcBorders>
+            <w:tcMar>
+              <w:top w:type="dxa" w:w="60"/>
+              <w:left w:type="dxa" w:w="80"/>
+              <w:bottom w:type="dxa" w:w="60"/>
+              <w:right w:type="dxa" w:w="80"/>
+            </w:tcMar>
+            <w:vAlign w:val="center"/>
+          </w:tcPr>
+          <w:p>
+            <w:pPr>
+              <w:spacing w:after="20" w:before="20" w:line="240"/>
+              <w:jc w:val="left"/>
+            </w:pPr>
+            <w:r>
+              <w:rPr>
+                <w:rFonts w:ascii="Arial" w:cs="Arial" w:eastAsia="Arial" w:hAnsi="Arial"/>
+                <w:b w:val="false"/>
+                <w:bCs w:val="false"/>
+                <w:sz w:val="20"/>
+                <w:szCs w:val="20"/>
+              </w:rPr>
+              <w:t xml:space="preserve">O sistema deve permitir cadastrar áreas do viveiro identificadas por letra.</w:t>
+            </w:r>
+          </w:p>
+        </w:tc>
+        <w:tc>
+          <w:tcPr>
+            <w:tcW w:type="dxa" w:w="1500"/>
+            <w:tcBorders>
+              <w:top w:val="single" w:color="000000" w:sz="4"/>
+              <w:left w:val="single" w:color="000000" w:sz="4"/>
+              <w:bottom w:val="single" w:color="000000" w:sz="4"/>
+              <w:right w:val="single" w:color="000000" w:sz="4"/>
+            </w:tcBorders>
+            <w:tcMar>
+              <w:top w:type="dxa" w:w="60"/>
+              <w:left w:type="dxa" w:w="80"/>
+              <w:bottom w:type="dxa" w:w="60"/>
+              <w:right w:type="dxa" w:w="80"/>
+            </w:tcMar>
+            <w:vAlign w:val="center"/>
+          </w:tcPr>
+          <w:p>
+            <w:pPr>
+              <w:spacing w:after="20" w:before="20" w:line="240"/>
+              <w:jc w:val="left"/>
+            </w:pPr>
+            <w:r>
+              <w:rPr>
+                <w:rFonts w:ascii="Arial" w:cs="Arial" w:eastAsia="Arial" w:hAnsi="Arial"/>
+                <w:b w:val="false"/>
+                <w:bCs w:val="false"/>
+                <w:sz w:val="20"/>
+                <w:szCs w:val="20"/>
+              </w:rPr>
+              <w:t xml:space="preserve">RN-74</w:t>
+            </w:r>
+          </w:p>
+        </w:tc>
+      </w:tr>
+      <w:tr>
+        <w:trPr>
+          <w:cantSplit/>
+        </w:trPr>
+        <w:tc>
+          <w:tcPr>
+            <w:tcW w:type="dxa" w:w="900"/>
+            <w:tcBorders>
+              <w:top w:val="single" w:color="000000" w:sz="4"/>
+              <w:left w:val="single" w:color="000000" w:sz="4"/>
+              <w:bottom w:val="single" w:color="000000" w:sz="4"/>
+              <w:right w:val="single" w:color="000000" w:sz="4"/>
+            </w:tcBorders>
+            <w:tcMar>
+              <w:top w:type="dxa" w:w="60"/>
+              <w:left w:type="dxa" w:w="80"/>
+              <w:bottom w:type="dxa" w:w="60"/>
+              <w:right w:type="dxa" w:w="80"/>
+            </w:tcMar>
+            <w:vAlign w:val="center"/>
+          </w:tcPr>
+          <w:p>
+            <w:pPr>
+              <w:spacing w:after="20" w:before="20" w:line="240"/>
+              <w:jc w:val="center"/>
+            </w:pPr>
+            <w:r>
+              <w:rPr>
+                <w:rFonts w:ascii="Arial" w:cs="Arial" w:eastAsia="Arial" w:hAnsi="Arial"/>
+                <w:b/>
+                <w:bCs/>
+                <w:sz w:val="20"/>
+                <w:szCs w:val="20"/>
+              </w:rPr>
+              <w:t xml:space="preserve">RF-81</w:t>
+            </w:r>
+          </w:p>
+        </w:tc>
+        <w:tc>
+          <w:tcPr>
+            <w:tcW w:type="dxa" w:w="2100"/>
+            <w:tcBorders>
+              <w:top w:val="single" w:color="000000" w:sz="4"/>
+              <w:left w:val="single" w:color="000000" w:sz="4"/>
+              <w:bottom w:val="single" w:color="000000" w:sz="4"/>
+              <w:right w:val="single" w:color="000000" w:sz="4"/>
+            </w:tcBorders>
+            <w:tcMar>
+              <w:top w:type="dxa" w:w="60"/>
+              <w:left w:type="dxa" w:w="80"/>
+              <w:bottom w:type="dxa" w:w="60"/>
+              <w:right w:type="dxa" w:w="80"/>
+            </w:tcMar>
+            <w:vAlign w:val="center"/>
+          </w:tcPr>
+          <w:p>
+            <w:pPr>
+              <w:spacing w:after="20" w:before="20" w:line="240"/>
+              <w:jc w:val="left"/>
+            </w:pPr>
+            <w:r>
+              <w:rPr>
+                <w:rFonts w:ascii="Arial" w:cs="Arial" w:eastAsia="Arial" w:hAnsi="Arial"/>
+                <w:b w:val="false"/>
+                <w:bCs w:val="false"/>
+                <w:sz w:val="20"/>
+                <w:szCs w:val="20"/>
+              </w:rPr>
+              <w:t xml:space="preserve">Cadastro de canteiro</w:t>
+            </w:r>
+          </w:p>
+        </w:tc>
+        <w:tc>
+          <w:tcPr>
+            <w:tcW w:type="dxa" w:w="4571"/>
+            <w:tcBorders>
+              <w:top w:val="single" w:color="000000" w:sz="4"/>
+              <w:left w:val="single" w:color="000000" w:sz="4"/>
+              <w:bottom w:val="single" w:color="000000" w:sz="4"/>
+              <w:right w:val="single" w:color="000000" w:sz="4"/>
+            </w:tcBorders>
+            <w:tcMar>
+              <w:top w:type="dxa" w:w="60"/>
+              <w:left w:type="dxa" w:w="80"/>
+              <w:bottom w:type="dxa" w:w="60"/>
+              <w:right w:type="dxa" w:w="80"/>
+            </w:tcMar>
+            <w:vAlign w:val="center"/>
+          </w:tcPr>
+          <w:p>
+            <w:pPr>
+              <w:spacing w:after="20" w:before="20" w:line="240"/>
+              <w:jc w:val="left"/>
+            </w:pPr>
+            <w:r>
+              <w:rPr>
+                <w:rFonts w:ascii="Arial" w:cs="Arial" w:eastAsia="Arial" w:hAnsi="Arial"/>
+                <w:b w:val="false"/>
+                <w:bCs w:val="false"/>
+                <w:sz w:val="20"/>
+                <w:szCs w:val="20"/>
+              </w:rPr>
+              <w:t xml:space="preserve">O sistema deve permitir cadastrar canteiros numerados dentro de cada área, recusando número repetido na mesma área.</w:t>
+            </w:r>
+          </w:p>
+        </w:tc>
+        <w:tc>
+          <w:tcPr>
+            <w:tcW w:type="dxa" w:w="1500"/>
+            <w:tcBorders>
+              <w:top w:val="single" w:color="000000" w:sz="4"/>
+              <w:left w:val="single" w:color="000000" w:sz="4"/>
+              <w:bottom w:val="single" w:color="000000" w:sz="4"/>
+              <w:right w:val="single" w:color="000000" w:sz="4"/>
+            </w:tcBorders>
+            <w:tcMar>
+              <w:top w:type="dxa" w:w="60"/>
+              <w:left w:type="dxa" w:w="80"/>
+              <w:bottom w:type="dxa" w:w="60"/>
+              <w:right w:type="dxa" w:w="80"/>
+            </w:tcMar>
+            <w:vAlign w:val="center"/>
+          </w:tcPr>
+          <w:p>
+            <w:pPr>
+              <w:spacing w:after="20" w:before="20" w:line="240"/>
+              <w:jc w:val="left"/>
+            </w:pPr>
+            <w:r>
+              <w:rPr>
+                <w:rFonts w:ascii="Arial" w:cs="Arial" w:eastAsia="Arial" w:hAnsi="Arial"/>
+                <w:b w:val="false"/>
+                <w:bCs w:val="false"/>
+                <w:sz w:val="20"/>
+                <w:szCs w:val="20"/>
+              </w:rPr>
+              <w:t xml:space="preserve">RN-74</w:t>
+            </w:r>
+          </w:p>
+        </w:tc>
+      </w:tr>
+      <w:tr>
+        <w:trPr>
+          <w:cantSplit/>
+        </w:trPr>
+        <w:tc>
+          <w:tcPr>
+            <w:tcW w:type="dxa" w:w="900"/>
+            <w:tcBorders>
+              <w:top w:val="single" w:color="000000" w:sz="4"/>
+              <w:left w:val="single" w:color="000000" w:sz="4"/>
+              <w:bottom w:val="single" w:color="000000" w:sz="4"/>
+              <w:right w:val="single" w:color="000000" w:sz="4"/>
+            </w:tcBorders>
+            <w:tcMar>
+              <w:top w:type="dxa" w:w="60"/>
+              <w:left w:type="dxa" w:w="80"/>
+              <w:bottom w:type="dxa" w:w="60"/>
+              <w:right w:type="dxa" w:w="80"/>
+            </w:tcMar>
+            <w:vAlign w:val="center"/>
+          </w:tcPr>
+          <w:p>
+            <w:pPr>
+              <w:spacing w:after="20" w:before="20" w:line="240"/>
+              <w:jc w:val="center"/>
+            </w:pPr>
+            <w:r>
+              <w:rPr>
+                <w:rFonts w:ascii="Arial" w:cs="Arial" w:eastAsia="Arial" w:hAnsi="Arial"/>
+                <w:b/>
+                <w:bCs/>
+                <w:sz w:val="20"/>
+                <w:szCs w:val="20"/>
+              </w:rPr>
+              <w:t xml:space="preserve">RF-82</w:t>
+            </w:r>
+          </w:p>
+        </w:tc>
+        <w:tc>
+          <w:tcPr>
+            <w:tcW w:type="dxa" w:w="2100"/>
+            <w:tcBorders>
+              <w:top w:val="single" w:color="000000" w:sz="4"/>
+              <w:left w:val="single" w:color="000000" w:sz="4"/>
+              <w:bottom w:val="single" w:color="000000" w:sz="4"/>
+              <w:right w:val="single" w:color="000000" w:sz="4"/>
+            </w:tcBorders>
+            <w:tcMar>
+              <w:top w:type="dxa" w:w="60"/>
+              <w:left w:type="dxa" w:w="80"/>
+              <w:bottom w:type="dxa" w:w="60"/>
+              <w:right w:type="dxa" w:w="80"/>
+            </w:tcMar>
+            <w:vAlign w:val="center"/>
+          </w:tcPr>
+          <w:p>
+            <w:pPr>
+              <w:spacing w:after="20" w:before="20" w:line="240"/>
+              <w:jc w:val="left"/>
+            </w:pPr>
+            <w:r>
+              <w:rPr>
+                <w:rFonts w:ascii="Arial" w:cs="Arial" w:eastAsia="Arial" w:hAnsi="Arial"/>
+                <w:b w:val="false"/>
+                <w:bCs w:val="false"/>
+                <w:sz w:val="20"/>
+                <w:szCs w:val="20"/>
+              </w:rPr>
+              <w:t xml:space="preserve">Formulário comandado pelo catálogo</w:t>
+            </w:r>
+          </w:p>
+        </w:tc>
+        <w:tc>
+          <w:tcPr>
+            <w:tcW w:type="dxa" w:w="4571"/>
+            <w:tcBorders>
+              <w:top w:val="single" w:color="000000" w:sz="4"/>
+              <w:left w:val="single" w:color="000000" w:sz="4"/>
+              <w:bottom w:val="single" w:color="000000" w:sz="4"/>
+              <w:right w:val="single" w:color="000000" w:sz="4"/>
+            </w:tcBorders>
+            <w:tcMar>
+              <w:top w:type="dxa" w:w="60"/>
+              <w:left w:type="dxa" w:w="80"/>
+              <w:bottom w:type="dxa" w:w="60"/>
+              <w:right w:type="dxa" w:w="80"/>
+            </w:tcMar>
+            <w:vAlign w:val="center"/>
+          </w:tcPr>
+          <w:p>
+            <w:pPr>
+              <w:spacing w:after="20" w:before="20" w:line="240"/>
+              <w:jc w:val="left"/>
+            </w:pPr>
+            <w:r>
+              <w:rPr>
+                <w:rFonts w:ascii="Arial" w:cs="Arial" w:eastAsia="Arial" w:hAnsi="Arial"/>
+                <w:b w:val="false"/>
+                <w:bCs w:val="false"/>
+                <w:sz w:val="20"/>
+                <w:szCs w:val="20"/>
+              </w:rPr>
+              <w:t xml:space="preserve">O sistema deve pedir, no planejamento e no apontamento, exatamente os dados que o tipo de tarefa declarar exigir, e nenhum outro.</w:t>
+            </w:r>
+          </w:p>
+        </w:tc>
+        <w:tc>
+          <w:tcPr>
+            <w:tcW w:type="dxa" w:w="1500"/>
+            <w:tcBorders>
+              <w:top w:val="single" w:color="000000" w:sz="4"/>
+              <w:left w:val="single" w:color="000000" w:sz="4"/>
+              <w:bottom w:val="single" w:color="000000" w:sz="4"/>
+              <w:right w:val="single" w:color="000000" w:sz="4"/>
+            </w:tcBorders>
+            <w:tcMar>
+              <w:top w:type="dxa" w:w="60"/>
+              <w:left w:type="dxa" w:w="80"/>
+              <w:bottom w:type="dxa" w:w="60"/>
+              <w:right w:type="dxa" w:w="80"/>
+            </w:tcMar>
+            <w:vAlign w:val="center"/>
+          </w:tcPr>
+          <w:p>
+            <w:pPr>
+              <w:spacing w:after="20" w:before="20" w:line="240"/>
+              <w:jc w:val="left"/>
+            </w:pPr>
+            <w:r>
+              <w:rPr>
+                <w:rFonts w:ascii="Arial" w:cs="Arial" w:eastAsia="Arial" w:hAnsi="Arial"/>
+                <w:b w:val="false"/>
+                <w:bCs w:val="false"/>
+                <w:sz w:val="20"/>
+                <w:szCs w:val="20"/>
+              </w:rPr>
+              <w:t xml:space="preserve">RN-80, RN-81, RN-82</w:t>
+            </w:r>
+          </w:p>
+        </w:tc>
+      </w:tr>
+      <w:tr>
+        <w:trPr>
+          <w:cantSplit/>
+        </w:trPr>
+        <w:tc>
+          <w:tcPr>
+            <w:tcW w:type="dxa" w:w="900"/>
+            <w:tcBorders>
+              <w:top w:val="single" w:color="000000" w:sz="4"/>
+              <w:left w:val="single" w:color="000000" w:sz="4"/>
+              <w:bottom w:val="single" w:color="000000" w:sz="4"/>
+              <w:right w:val="single" w:color="000000" w:sz="4"/>
+            </w:tcBorders>
+            <w:tcMar>
+              <w:top w:type="dxa" w:w="60"/>
+              <w:left w:type="dxa" w:w="80"/>
+              <w:bottom w:type="dxa" w:w="60"/>
+              <w:right w:type="dxa" w:w="80"/>
+            </w:tcMar>
+            <w:vAlign w:val="center"/>
+          </w:tcPr>
+          <w:p>
+            <w:pPr>
+              <w:spacing w:after="20" w:before="20" w:line="240"/>
+              <w:jc w:val="center"/>
+            </w:pPr>
+            <w:r>
+              <w:rPr>
+                <w:rFonts w:ascii="Arial" w:cs="Arial" w:eastAsia="Arial" w:hAnsi="Arial"/>
+                <w:b/>
+                <w:bCs/>
+                <w:sz w:val="20"/>
+                <w:szCs w:val="20"/>
+              </w:rPr>
+              <w:t xml:space="preserve">RF-83</w:t>
+            </w:r>
+          </w:p>
+        </w:tc>
+        <w:tc>
+          <w:tcPr>
+            <w:tcW w:type="dxa" w:w="2100"/>
+            <w:tcBorders>
+              <w:top w:val="single" w:color="000000" w:sz="4"/>
+              <w:left w:val="single" w:color="000000" w:sz="4"/>
+              <w:bottom w:val="single" w:color="000000" w:sz="4"/>
+              <w:right w:val="single" w:color="000000" w:sz="4"/>
+            </w:tcBorders>
+            <w:tcMar>
+              <w:top w:type="dxa" w:w="60"/>
+              <w:left w:type="dxa" w:w="80"/>
+              <w:bottom w:type="dxa" w:w="60"/>
+              <w:right w:type="dxa" w:w="80"/>
+            </w:tcMar>
+            <w:vAlign w:val="center"/>
+          </w:tcPr>
+          <w:p>
+            <w:pPr>
+              <w:spacing w:after="20" w:before="20" w:line="240"/>
+              <w:jc w:val="left"/>
+            </w:pPr>
+            <w:r>
+              <w:rPr>
+                <w:rFonts w:ascii="Arial" w:cs="Arial" w:eastAsia="Arial" w:hAnsi="Arial"/>
+                <w:b w:val="false"/>
+                <w:bCs w:val="false"/>
+                <w:sz w:val="20"/>
+                <w:szCs w:val="20"/>
+              </w:rPr>
+              <w:t xml:space="preserve">Cadastro do período de trabalho</w:t>
+            </w:r>
+          </w:p>
+        </w:tc>
+        <w:tc>
+          <w:tcPr>
+            <w:tcW w:type="dxa" w:w="4571"/>
+            <w:tcBorders>
+              <w:top w:val="single" w:color="000000" w:sz="4"/>
+              <w:left w:val="single" w:color="000000" w:sz="4"/>
+              <w:bottom w:val="single" w:color="000000" w:sz="4"/>
+              <w:right w:val="single" w:color="000000" w:sz="4"/>
+            </w:tcBorders>
+            <w:tcMar>
+              <w:top w:type="dxa" w:w="60"/>
+              <w:left w:type="dxa" w:w="80"/>
+              <w:bottom w:type="dxa" w:w="60"/>
+              <w:right w:type="dxa" w:w="80"/>
+            </w:tcMar>
+            <w:vAlign w:val="center"/>
+          </w:tcPr>
+          <w:p>
+            <w:pPr>
+              <w:spacing w:after="20" w:before="20" w:line="240"/>
+              <w:jc w:val="left"/>
+            </w:pPr>
+            <w:r>
+              <w:rPr>
+                <w:rFonts w:ascii="Arial" w:cs="Arial" w:eastAsia="Arial" w:hAnsi="Arial"/>
+                <w:b w:val="false"/>
+                <w:bCs w:val="false"/>
+                <w:sz w:val="20"/>
+                <w:szCs w:val="20"/>
+              </w:rPr>
+              <w:t xml:space="preserve">O sistema deve permitir manter o período de trabalho, com hora de início e de fim de cada turno, e adotá-lo como jornada padrão da agenda.</w:t>
+            </w:r>
+          </w:p>
+        </w:tc>
+        <w:tc>
+          <w:tcPr>
+            <w:tcW w:type="dxa" w:w="1500"/>
+            <w:tcBorders>
+              <w:top w:val="single" w:color="000000" w:sz="4"/>
+              <w:left w:val="single" w:color="000000" w:sz="4"/>
+              <w:bottom w:val="single" w:color="000000" w:sz="4"/>
+              <w:right w:val="single" w:color="000000" w:sz="4"/>
+            </w:tcBorders>
+            <w:tcMar>
+              <w:top w:type="dxa" w:w="60"/>
+              <w:left w:type="dxa" w:w="80"/>
+              <w:bottom w:type="dxa" w:w="60"/>
+              <w:right w:type="dxa" w:w="80"/>
+            </w:tcMar>
+            <w:vAlign w:val="center"/>
+          </w:tcPr>
+          <w:p>
+            <w:pPr>
+              <w:spacing w:after="20" w:before="20" w:line="240"/>
+              <w:jc w:val="left"/>
+            </w:pPr>
+            <w:r>
+              <w:rPr>
+                <w:rFonts w:ascii="Arial" w:cs="Arial" w:eastAsia="Arial" w:hAnsi="Arial"/>
+                <w:b w:val="false"/>
+                <w:bCs w:val="false"/>
+                <w:sz w:val="20"/>
+                <w:szCs w:val="20"/>
+              </w:rPr>
+              <w:t xml:space="preserve">RN-48, RN-85</w:t>
+            </w:r>
+          </w:p>
+        </w:tc>
+      </w:tr>
+      <w:tr>
+        <w:trPr>
+          <w:cantSplit/>
+        </w:trPr>
+        <w:tc>
+          <w:tcPr>
+            <w:tcW w:type="dxa" w:w="900"/>
+            <w:tcBorders>
+              <w:top w:val="single" w:color="000000" w:sz="4"/>
+              <w:left w:val="single" w:color="000000" w:sz="4"/>
+              <w:bottom w:val="single" w:color="000000" w:sz="4"/>
+              <w:right w:val="single" w:color="000000" w:sz="4"/>
+            </w:tcBorders>
+            <w:tcMar>
+              <w:top w:type="dxa" w:w="60"/>
+              <w:left w:type="dxa" w:w="80"/>
+              <w:bottom w:type="dxa" w:w="60"/>
+              <w:right w:type="dxa" w:w="80"/>
+            </w:tcMar>
+            <w:vAlign w:val="center"/>
+          </w:tcPr>
+          <w:p>
+            <w:pPr>
+              <w:spacing w:after="20" w:before="20" w:line="240"/>
+              <w:jc w:val="center"/>
+            </w:pPr>
+            <w:r>
+              <w:rPr>
+                <w:rFonts w:ascii="Arial" w:cs="Arial" w:eastAsia="Arial" w:hAnsi="Arial"/>
+                <w:b/>
+                <w:bCs/>
+                <w:sz w:val="20"/>
+                <w:szCs w:val="20"/>
+              </w:rPr>
+              <w:t xml:space="preserve">RF-84</w:t>
+            </w:r>
+          </w:p>
+        </w:tc>
+        <w:tc>
+          <w:tcPr>
+            <w:tcW w:type="dxa" w:w="2100"/>
+            <w:tcBorders>
+              <w:top w:val="single" w:color="000000" w:sz="4"/>
+              <w:left w:val="single" w:color="000000" w:sz="4"/>
+              <w:bottom w:val="single" w:color="000000" w:sz="4"/>
+              <w:right w:val="single" w:color="000000" w:sz="4"/>
+            </w:tcBorders>
+            <w:tcMar>
+              <w:top w:type="dxa" w:w="60"/>
+              <w:left w:type="dxa" w:w="80"/>
+              <w:bottom w:type="dxa" w:w="60"/>
+              <w:right w:type="dxa" w:w="80"/>
+            </w:tcMar>
+            <w:vAlign w:val="center"/>
+          </w:tcPr>
+          <w:p>
+            <w:pPr>
+              <w:spacing w:after="20" w:before="20" w:line="240"/>
+              <w:jc w:val="left"/>
+            </w:pPr>
+            <w:r>
+              <w:rPr>
+                <w:rFonts w:ascii="Arial" w:cs="Arial" w:eastAsia="Arial" w:hAnsi="Arial"/>
+                <w:b w:val="false"/>
+                <w:bCs w:val="false"/>
+                <w:sz w:val="20"/>
+                <w:szCs w:val="20"/>
+              </w:rPr>
+              <w:t xml:space="preserve">Criação de lote</w:t>
+            </w:r>
+          </w:p>
+        </w:tc>
+        <w:tc>
+          <w:tcPr>
+            <w:tcW w:type="dxa" w:w="4571"/>
+            <w:tcBorders>
+              <w:top w:val="single" w:color="000000" w:sz="4"/>
+              <w:left w:val="single" w:color="000000" w:sz="4"/>
+              <w:bottom w:val="single" w:color="000000" w:sz="4"/>
+              <w:right w:val="single" w:color="000000" w:sz="4"/>
+            </w:tcBorders>
+            <w:tcMar>
+              <w:top w:type="dxa" w:w="60"/>
+              <w:left w:type="dxa" w:w="80"/>
+              <w:bottom w:type="dxa" w:w="60"/>
+              <w:right w:type="dxa" w:w="80"/>
+            </w:tcMar>
+            <w:vAlign w:val="center"/>
+          </w:tcPr>
+          <w:p>
+            <w:pPr>
+              <w:spacing w:after="20" w:before="20" w:line="240"/>
+              <w:jc w:val="left"/>
+            </w:pPr>
+            <w:r>
+              <w:rPr>
+                <w:rFonts w:ascii="Arial" w:cs="Arial" w:eastAsia="Arial" w:hAnsi="Arial"/>
+                <w:b w:val="false"/>
+                <w:bCs w:val="false"/>
+                <w:sz w:val="20"/>
+                <w:szCs w:val="20"/>
+              </w:rPr>
+              <w:t xml:space="preserve">O sistema deve permitir criar lote informando espécie, recipiente, quantidade, área e canteiro.</w:t>
+            </w:r>
+          </w:p>
+        </w:tc>
+        <w:tc>
+          <w:tcPr>
+            <w:tcW w:type="dxa" w:w="1500"/>
+            <w:tcBorders>
+              <w:top w:val="single" w:color="000000" w:sz="4"/>
+              <w:left w:val="single" w:color="000000" w:sz="4"/>
+              <w:bottom w:val="single" w:color="000000" w:sz="4"/>
+              <w:right w:val="single" w:color="000000" w:sz="4"/>
+            </w:tcBorders>
+            <w:tcMar>
+              <w:top w:type="dxa" w:w="60"/>
+              <w:left w:type="dxa" w:w="80"/>
+              <w:bottom w:type="dxa" w:w="60"/>
+              <w:right w:type="dxa" w:w="80"/>
+            </w:tcMar>
+            <w:vAlign w:val="center"/>
+          </w:tcPr>
+          <w:p>
+            <w:pPr>
+              <w:spacing w:after="20" w:before="20" w:line="240"/>
+              <w:jc w:val="left"/>
+            </w:pPr>
+            <w:r>
+              <w:rPr>
+                <w:rFonts w:ascii="Arial" w:cs="Arial" w:eastAsia="Arial" w:hAnsi="Arial"/>
+                <w:b w:val="false"/>
+                <w:bCs w:val="false"/>
+                <w:sz w:val="20"/>
+                <w:szCs w:val="20"/>
+              </w:rPr>
+              <w:t xml:space="preserve">RN-75, RN-76</w:t>
+            </w:r>
+          </w:p>
+        </w:tc>
+      </w:tr>
+      <w:tr>
+        <w:trPr>
+          <w:cantSplit/>
+        </w:trPr>
+        <w:tc>
+          <w:tcPr>
+            <w:tcW w:type="dxa" w:w="900"/>
+            <w:tcBorders>
+              <w:top w:val="single" w:color="000000" w:sz="4"/>
+              <w:left w:val="single" w:color="000000" w:sz="4"/>
+              <w:bottom w:val="single" w:color="000000" w:sz="4"/>
+              <w:right w:val="single" w:color="000000" w:sz="4"/>
+            </w:tcBorders>
+            <w:tcMar>
+              <w:top w:type="dxa" w:w="60"/>
+              <w:left w:type="dxa" w:w="80"/>
+              <w:bottom w:type="dxa" w:w="60"/>
+              <w:right w:type="dxa" w:w="80"/>
+            </w:tcMar>
+            <w:vAlign w:val="center"/>
+          </w:tcPr>
+          <w:p>
+            <w:pPr>
+              <w:spacing w:after="20" w:before="20" w:line="240"/>
+              <w:jc w:val="center"/>
+            </w:pPr>
+            <w:r>
+              <w:rPr>
+                <w:rFonts w:ascii="Arial" w:cs="Arial" w:eastAsia="Arial" w:hAnsi="Arial"/>
+                <w:b/>
+                <w:bCs/>
+                <w:sz w:val="20"/>
+                <w:szCs w:val="20"/>
+              </w:rPr>
+              <w:t xml:space="preserve">RF-85</w:t>
+            </w:r>
+          </w:p>
+        </w:tc>
+        <w:tc>
+          <w:tcPr>
+            <w:tcW w:type="dxa" w:w="2100"/>
+            <w:tcBorders>
+              <w:top w:val="single" w:color="000000" w:sz="4"/>
+              <w:left w:val="single" w:color="000000" w:sz="4"/>
+              <w:bottom w:val="single" w:color="000000" w:sz="4"/>
+              <w:right w:val="single" w:color="000000" w:sz="4"/>
+            </w:tcBorders>
+            <w:tcMar>
+              <w:top w:type="dxa" w:w="60"/>
+              <w:left w:type="dxa" w:w="80"/>
+              <w:bottom w:type="dxa" w:w="60"/>
+              <w:right w:type="dxa" w:w="80"/>
+            </w:tcMar>
+            <w:vAlign w:val="center"/>
+          </w:tcPr>
+          <w:p>
+            <w:pPr>
+              <w:spacing w:after="20" w:before="20" w:line="240"/>
+              <w:jc w:val="left"/>
+            </w:pPr>
+            <w:r>
+              <w:rPr>
+                <w:rFonts w:ascii="Arial" w:cs="Arial" w:eastAsia="Arial" w:hAnsi="Arial"/>
+                <w:b w:val="false"/>
+                <w:bCs w:val="false"/>
+                <w:sz w:val="20"/>
+                <w:szCs w:val="20"/>
+              </w:rPr>
+              <w:t xml:space="preserve">Ocupação do viveiro</w:t>
+            </w:r>
+          </w:p>
+        </w:tc>
+        <w:tc>
+          <w:tcPr>
+            <w:tcW w:type="dxa" w:w="4571"/>
+            <w:tcBorders>
+              <w:top w:val="single" w:color="000000" w:sz="4"/>
+              <w:left w:val="single" w:color="000000" w:sz="4"/>
+              <w:bottom w:val="single" w:color="000000" w:sz="4"/>
+              <w:right w:val="single" w:color="000000" w:sz="4"/>
+            </w:tcBorders>
+            <w:tcMar>
+              <w:top w:type="dxa" w:w="60"/>
+              <w:left w:type="dxa" w:w="80"/>
+              <w:bottom w:type="dxa" w:w="60"/>
+              <w:right w:type="dxa" w:w="80"/>
+            </w:tcMar>
+            <w:vAlign w:val="center"/>
+          </w:tcPr>
+          <w:p>
+            <w:pPr>
+              <w:spacing w:after="20" w:before="20" w:line="240"/>
+              <w:jc w:val="left"/>
+            </w:pPr>
+            <w:r>
+              <w:rPr>
+                <w:rFonts w:ascii="Arial" w:cs="Arial" w:eastAsia="Arial" w:hAnsi="Arial"/>
+                <w:b w:val="false"/>
+                <w:bCs w:val="false"/>
+                <w:sz w:val="20"/>
+                <w:szCs w:val="20"/>
+              </w:rPr>
+              <w:t xml:space="preserve">O sistema deve apresentar a ocupação do viveiro por área e canteiro, indicando o lote de cada canteiro ocupado e quais estão livres.</w:t>
+            </w:r>
+          </w:p>
+        </w:tc>
+        <w:tc>
+          <w:tcPr>
+            <w:tcW w:type="dxa" w:w="1500"/>
+            <w:tcBorders>
+              <w:top w:val="single" w:color="000000" w:sz="4"/>
+              <w:left w:val="single" w:color="000000" w:sz="4"/>
+              <w:bottom w:val="single" w:color="000000" w:sz="4"/>
+              <w:right w:val="single" w:color="000000" w:sz="4"/>
+            </w:tcBorders>
+            <w:tcMar>
+              <w:top w:type="dxa" w:w="60"/>
+              <w:left w:type="dxa" w:w="80"/>
+              <w:bottom w:type="dxa" w:w="60"/>
+              <w:right w:type="dxa" w:w="80"/>
+            </w:tcMar>
+            <w:vAlign w:val="center"/>
+          </w:tcPr>
+          <w:p>
+            <w:pPr>
+              <w:spacing w:after="20" w:before="20" w:line="240"/>
+              <w:jc w:val="left"/>
+            </w:pPr>
+            <w:r>
+              <w:rPr>
+                <w:rFonts w:ascii="Arial" w:cs="Arial" w:eastAsia="Arial" w:hAnsi="Arial"/>
+                <w:b w:val="false"/>
+                <w:bCs w:val="false"/>
+                <w:sz w:val="20"/>
+                <w:szCs w:val="20"/>
+              </w:rPr>
+              <w:t xml:space="preserve">RN-74, RN-76, RN-79</w:t>
+            </w:r>
+          </w:p>
+        </w:tc>
+      </w:tr>
+      <w:tr>
+        <w:trPr>
+          <w:cantSplit/>
+        </w:trPr>
+        <w:tc>
+          <w:tcPr>
+            <w:tcW w:type="dxa" w:w="900"/>
+            <w:tcBorders>
+              <w:top w:val="single" w:color="000000" w:sz="4"/>
+              <w:left w:val="single" w:color="000000" w:sz="4"/>
+              <w:bottom w:val="single" w:color="000000" w:sz="4"/>
+              <w:right w:val="single" w:color="000000" w:sz="4"/>
+            </w:tcBorders>
+            <w:tcMar>
+              <w:top w:type="dxa" w:w="60"/>
+              <w:left w:type="dxa" w:w="80"/>
+              <w:bottom w:type="dxa" w:w="60"/>
+              <w:right w:type="dxa" w:w="80"/>
+            </w:tcMar>
+            <w:vAlign w:val="center"/>
+          </w:tcPr>
+          <w:p>
+            <w:pPr>
+              <w:spacing w:after="20" w:before="20" w:line="240"/>
+              <w:jc w:val="center"/>
+            </w:pPr>
+            <w:r>
+              <w:rPr>
+                <w:rFonts w:ascii="Arial" w:cs="Arial" w:eastAsia="Arial" w:hAnsi="Arial"/>
+                <w:b/>
+                <w:bCs/>
+                <w:sz w:val="20"/>
+                <w:szCs w:val="20"/>
+              </w:rPr>
+              <w:t xml:space="preserve">RF-86</w:t>
+            </w:r>
+          </w:p>
+        </w:tc>
+        <w:tc>
+          <w:tcPr>
+            <w:tcW w:type="dxa" w:w="2100"/>
+            <w:tcBorders>
+              <w:top w:val="single" w:color="000000" w:sz="4"/>
+              <w:left w:val="single" w:color="000000" w:sz="4"/>
+              <w:bottom w:val="single" w:color="000000" w:sz="4"/>
+              <w:right w:val="single" w:color="000000" w:sz="4"/>
+            </w:tcBorders>
+            <w:tcMar>
+              <w:top w:type="dxa" w:w="60"/>
+              <w:left w:type="dxa" w:w="80"/>
+              <w:bottom w:type="dxa" w:w="60"/>
+              <w:right w:type="dxa" w:w="80"/>
+            </w:tcMar>
+            <w:vAlign w:val="center"/>
+          </w:tcPr>
+          <w:p>
+            <w:pPr>
+              <w:spacing w:after="20" w:before="20" w:line="240"/>
+              <w:jc w:val="left"/>
+            </w:pPr>
+            <w:r>
+              <w:rPr>
+                <w:rFonts w:ascii="Arial" w:cs="Arial" w:eastAsia="Arial" w:hAnsi="Arial"/>
+                <w:b w:val="false"/>
+                <w:bCs w:val="false"/>
+                <w:sz w:val="20"/>
+                <w:szCs w:val="20"/>
+              </w:rPr>
+              <w:t xml:space="preserve">Repicagem com lote de origem</w:t>
+            </w:r>
+          </w:p>
+        </w:tc>
+        <w:tc>
+          <w:tcPr>
+            <w:tcW w:type="dxa" w:w="4571"/>
+            <w:tcBorders>
+              <w:top w:val="single" w:color="000000" w:sz="4"/>
+              <w:left w:val="single" w:color="000000" w:sz="4"/>
+              <w:bottom w:val="single" w:color="000000" w:sz="4"/>
+              <w:right w:val="single" w:color="000000" w:sz="4"/>
+            </w:tcBorders>
+            <w:tcMar>
+              <w:top w:type="dxa" w:w="60"/>
+              <w:left w:type="dxa" w:w="80"/>
+              <w:bottom w:type="dxa" w:w="60"/>
+              <w:right w:type="dxa" w:w="80"/>
+            </w:tcMar>
+            <w:vAlign w:val="center"/>
+          </w:tcPr>
+          <w:p>
+            <w:pPr>
+              <w:spacing w:after="20" w:before="20" w:line="240"/>
+              <w:jc w:val="left"/>
+            </w:pPr>
+            <w:r>
+              <w:rPr>
+                <w:rFonts w:ascii="Arial" w:cs="Arial" w:eastAsia="Arial" w:hAnsi="Arial"/>
+                <w:b w:val="false"/>
+                <w:bCs w:val="false"/>
+                <w:sz w:val="20"/>
+                <w:szCs w:val="20"/>
+              </w:rPr>
+              <w:t xml:space="preserve">O sistema deve permitir registrar repicagem transferindo parte ou todo o lote para recipiente maior, criando um lote novo que aponta para o de origem.</w:t>
+            </w:r>
+          </w:p>
+        </w:tc>
+        <w:tc>
+          <w:tcPr>
+            <w:tcW w:type="dxa" w:w="1500"/>
+            <w:tcBorders>
+              <w:top w:val="single" w:color="000000" w:sz="4"/>
+              <w:left w:val="single" w:color="000000" w:sz="4"/>
+              <w:bottom w:val="single" w:color="000000" w:sz="4"/>
+              <w:right w:val="single" w:color="000000" w:sz="4"/>
+            </w:tcBorders>
+            <w:tcMar>
+              <w:top w:type="dxa" w:w="60"/>
+              <w:left w:type="dxa" w:w="80"/>
+              <w:bottom w:type="dxa" w:w="60"/>
+              <w:right w:type="dxa" w:w="80"/>
+            </w:tcMar>
+            <w:vAlign w:val="center"/>
+          </w:tcPr>
+          <w:p>
+            <w:pPr>
+              <w:spacing w:after="20" w:before="20" w:line="240"/>
+              <w:jc w:val="left"/>
+            </w:pPr>
+            <w:r>
+              <w:rPr>
+                <w:rFonts w:ascii="Arial" w:cs="Arial" w:eastAsia="Arial" w:hAnsi="Arial"/>
+                <w:b w:val="false"/>
+                <w:bCs w:val="false"/>
+                <w:sz w:val="20"/>
+                <w:szCs w:val="20"/>
+              </w:rPr>
+              <w:t xml:space="preserve">RN-77</w:t>
+            </w:r>
+          </w:p>
+        </w:tc>
+      </w:tr>
+      <w:tr>
+        <w:trPr>
+          <w:cantSplit/>
+        </w:trPr>
+        <w:tc>
+          <w:tcPr>
+            <w:tcW w:type="dxa" w:w="900"/>
+            <w:tcBorders>
+              <w:top w:val="single" w:color="000000" w:sz="4"/>
+              <w:left w:val="single" w:color="000000" w:sz="4"/>
+              <w:bottom w:val="single" w:color="000000" w:sz="4"/>
+              <w:right w:val="single" w:color="000000" w:sz="4"/>
+            </w:tcBorders>
+            <w:tcMar>
+              <w:top w:type="dxa" w:w="60"/>
+              <w:left w:type="dxa" w:w="80"/>
+              <w:bottom w:type="dxa" w:w="60"/>
+              <w:right w:type="dxa" w:w="80"/>
+            </w:tcMar>
+            <w:vAlign w:val="center"/>
+          </w:tcPr>
+          <w:p>
+            <w:pPr>
+              <w:spacing w:after="20" w:before="20" w:line="240"/>
+              <w:jc w:val="center"/>
+            </w:pPr>
+            <w:r>
+              <w:rPr>
+                <w:rFonts w:ascii="Arial" w:cs="Arial" w:eastAsia="Arial" w:hAnsi="Arial"/>
+                <w:b/>
+                <w:bCs/>
+                <w:sz w:val="20"/>
+                <w:szCs w:val="20"/>
+              </w:rPr>
+              <w:t xml:space="preserve">RF-87</w:t>
+            </w:r>
+          </w:p>
+        </w:tc>
+        <w:tc>
+          <w:tcPr>
+            <w:tcW w:type="dxa" w:w="2100"/>
+            <w:tcBorders>
+              <w:top w:val="single" w:color="000000" w:sz="4"/>
+              <w:left w:val="single" w:color="000000" w:sz="4"/>
+              <w:bottom w:val="single" w:color="000000" w:sz="4"/>
+              <w:right w:val="single" w:color="000000" w:sz="4"/>
+            </w:tcBorders>
+            <w:tcMar>
+              <w:top w:type="dxa" w:w="60"/>
+              <w:left w:type="dxa" w:w="80"/>
+              <w:bottom w:type="dxa" w:w="60"/>
+              <w:right w:type="dxa" w:w="80"/>
+            </w:tcMar>
+            <w:vAlign w:val="center"/>
+          </w:tcPr>
+          <w:p>
+            <w:pPr>
+              <w:spacing w:after="20" w:before="20" w:line="240"/>
+              <w:jc w:val="left"/>
+            </w:pPr>
+            <w:r>
+              <w:rPr>
+                <w:rFonts w:ascii="Arial" w:cs="Arial" w:eastAsia="Arial" w:hAnsi="Arial"/>
+                <w:b w:val="false"/>
+                <w:bCs w:val="false"/>
+                <w:sz w:val="20"/>
+                <w:szCs w:val="20"/>
+              </w:rPr>
+              <w:t xml:space="preserve">Histórico de movimentos do lote</w:t>
+            </w:r>
+          </w:p>
+        </w:tc>
+        <w:tc>
+          <w:tcPr>
+            <w:tcW w:type="dxa" w:w="4571"/>
+            <w:tcBorders>
+              <w:top w:val="single" w:color="000000" w:sz="4"/>
+              <w:left w:val="single" w:color="000000" w:sz="4"/>
+              <w:bottom w:val="single" w:color="000000" w:sz="4"/>
+              <w:right w:val="single" w:color="000000" w:sz="4"/>
+            </w:tcBorders>
+            <w:tcMar>
+              <w:top w:type="dxa" w:w="60"/>
+              <w:left w:type="dxa" w:w="80"/>
+              <w:bottom w:type="dxa" w:w="60"/>
+              <w:right w:type="dxa" w:w="80"/>
+            </w:tcMar>
+            <w:vAlign w:val="center"/>
+          </w:tcPr>
+          <w:p>
+            <w:pPr>
+              <w:spacing w:after="20" w:before="20" w:line="240"/>
+              <w:jc w:val="left"/>
+            </w:pPr>
+            <w:r>
+              <w:rPr>
+                <w:rFonts w:ascii="Arial" w:cs="Arial" w:eastAsia="Arial" w:hAnsi="Arial"/>
+                <w:b w:val="false"/>
+                <w:bCs w:val="false"/>
+                <w:sz w:val="20"/>
+                <w:szCs w:val="20"/>
+              </w:rPr>
+              <w:t xml:space="preserve">O sistema deve apresentar o histórico de movimentos do lote, com a quantidade e o motivo de cada um.</w:t>
+            </w:r>
+          </w:p>
+        </w:tc>
+        <w:tc>
+          <w:tcPr>
+            <w:tcW w:type="dxa" w:w="1500"/>
+            <w:tcBorders>
+              <w:top w:val="single" w:color="000000" w:sz="4"/>
+              <w:left w:val="single" w:color="000000" w:sz="4"/>
+              <w:bottom w:val="single" w:color="000000" w:sz="4"/>
+              <w:right w:val="single" w:color="000000" w:sz="4"/>
+            </w:tcBorders>
+            <w:tcMar>
+              <w:top w:type="dxa" w:w="60"/>
+              <w:left w:type="dxa" w:w="80"/>
+              <w:bottom w:type="dxa" w:w="60"/>
+              <w:right w:type="dxa" w:w="80"/>
+            </w:tcMar>
+            <w:vAlign w:val="center"/>
+          </w:tcPr>
+          <w:p>
+            <w:pPr>
+              <w:spacing w:after="20" w:before="20" w:line="240"/>
+              <w:jc w:val="left"/>
+            </w:pPr>
+            <w:r>
+              <w:rPr>
+                <w:rFonts w:ascii="Arial" w:cs="Arial" w:eastAsia="Arial" w:hAnsi="Arial"/>
+                <w:b w:val="false"/>
+                <w:bCs w:val="false"/>
+                <w:sz w:val="20"/>
+                <w:szCs w:val="20"/>
+              </w:rPr>
+              <w:t xml:space="preserve">RN-75, RN-77</w:t>
+            </w:r>
+          </w:p>
+        </w:tc>
+      </w:tr>
+      <w:tr>
+        <w:trPr>
+          <w:cantSplit/>
+        </w:trPr>
+        <w:tc>
+          <w:tcPr>
+            <w:tcW w:type="dxa" w:w="900"/>
+            <w:tcBorders>
+              <w:top w:val="single" w:color="000000" w:sz="4"/>
+              <w:left w:val="single" w:color="000000" w:sz="4"/>
+              <w:bottom w:val="single" w:color="000000" w:sz="4"/>
+              <w:right w:val="single" w:color="000000" w:sz="4"/>
+            </w:tcBorders>
+            <w:tcMar>
+              <w:top w:type="dxa" w:w="60"/>
+              <w:left w:type="dxa" w:w="80"/>
+              <w:bottom w:type="dxa" w:w="60"/>
+              <w:right w:type="dxa" w:w="80"/>
+            </w:tcMar>
+            <w:vAlign w:val="center"/>
+          </w:tcPr>
+          <w:p>
+            <w:pPr>
+              <w:spacing w:after="20" w:before="20" w:line="240"/>
+              <w:jc w:val="center"/>
+            </w:pPr>
+            <w:r>
+              <w:rPr>
+                <w:rFonts w:ascii="Arial" w:cs="Arial" w:eastAsia="Arial" w:hAnsi="Arial"/>
+                <w:b/>
+                <w:bCs/>
+                <w:sz w:val="20"/>
+                <w:szCs w:val="20"/>
+              </w:rPr>
+              <w:t xml:space="preserve">RF-88</w:t>
+            </w:r>
+          </w:p>
+        </w:tc>
+        <w:tc>
+          <w:tcPr>
+            <w:tcW w:type="dxa" w:w="2100"/>
+            <w:tcBorders>
+              <w:top w:val="single" w:color="000000" w:sz="4"/>
+              <w:left w:val="single" w:color="000000" w:sz="4"/>
+              <w:bottom w:val="single" w:color="000000" w:sz="4"/>
+              <w:right w:val="single" w:color="000000" w:sz="4"/>
+            </w:tcBorders>
+            <w:tcMar>
+              <w:top w:type="dxa" w:w="60"/>
+              <w:left w:type="dxa" w:w="80"/>
+              <w:bottom w:type="dxa" w:w="60"/>
+              <w:right w:type="dxa" w:w="80"/>
+            </w:tcMar>
+            <w:vAlign w:val="center"/>
+          </w:tcPr>
+          <w:p>
+            <w:pPr>
+              <w:spacing w:after="20" w:before="20" w:line="240"/>
+              <w:jc w:val="left"/>
+            </w:pPr>
+            <w:r>
+              <w:rPr>
+                <w:rFonts w:ascii="Arial" w:cs="Arial" w:eastAsia="Arial" w:hAnsi="Arial"/>
+                <w:b w:val="false"/>
+                <w:bCs w:val="false"/>
+                <w:sz w:val="20"/>
+                <w:szCs w:val="20"/>
+              </w:rPr>
+              <w:t xml:space="preserve">Recusa de saldo negativo de lote</w:t>
+            </w:r>
+          </w:p>
+        </w:tc>
+        <w:tc>
+          <w:tcPr>
+            <w:tcW w:type="dxa" w:w="4571"/>
+            <w:tcBorders>
+              <w:top w:val="single" w:color="000000" w:sz="4"/>
+              <w:left w:val="single" w:color="000000" w:sz="4"/>
+              <w:bottom w:val="single" w:color="000000" w:sz="4"/>
+              <w:right w:val="single" w:color="000000" w:sz="4"/>
+            </w:tcBorders>
+            <w:tcMar>
+              <w:top w:type="dxa" w:w="60"/>
+              <w:left w:type="dxa" w:w="80"/>
+              <w:bottom w:type="dxa" w:w="60"/>
+              <w:right w:type="dxa" w:w="80"/>
+            </w:tcMar>
+            <w:vAlign w:val="center"/>
+          </w:tcPr>
+          <w:p>
+            <w:pPr>
+              <w:spacing w:after="20" w:before="20" w:line="240"/>
+              <w:jc w:val="left"/>
+            </w:pPr>
+            <w:r>
+              <w:rPr>
+                <w:rFonts w:ascii="Arial" w:cs="Arial" w:eastAsia="Arial" w:hAnsi="Arial"/>
+                <w:b w:val="false"/>
+                <w:bCs w:val="false"/>
+                <w:sz w:val="20"/>
+                <w:szCs w:val="20"/>
+              </w:rPr>
+              <w:t xml:space="preserve">O sistema não deve permitir movimento que deixe o saldo do lote negativo.</w:t>
+            </w:r>
+          </w:p>
+        </w:tc>
+        <w:tc>
+          <w:tcPr>
+            <w:tcW w:type="dxa" w:w="1500"/>
+            <w:tcBorders>
+              <w:top w:val="single" w:color="000000" w:sz="4"/>
+              <w:left w:val="single" w:color="000000" w:sz="4"/>
+              <w:bottom w:val="single" w:color="000000" w:sz="4"/>
+              <w:right w:val="single" w:color="000000" w:sz="4"/>
+            </w:tcBorders>
+            <w:tcMar>
+              <w:top w:type="dxa" w:w="60"/>
+              <w:left w:type="dxa" w:w="80"/>
+              <w:bottom w:type="dxa" w:w="60"/>
+              <w:right w:type="dxa" w:w="80"/>
+            </w:tcMar>
+            <w:vAlign w:val="center"/>
+          </w:tcPr>
+          <w:p>
+            <w:pPr>
+              <w:spacing w:after="20" w:before="20" w:line="240"/>
+              <w:jc w:val="left"/>
+            </w:pPr>
+            <w:r>
+              <w:rPr>
+                <w:rFonts w:ascii="Arial" w:cs="Arial" w:eastAsia="Arial" w:hAnsi="Arial"/>
+                <w:b w:val="false"/>
+                <w:bCs w:val="false"/>
+                <w:sz w:val="20"/>
+                <w:szCs w:val="20"/>
+              </w:rPr>
+              <w:t xml:space="preserve">RN-78</w:t>
+            </w:r>
+          </w:p>
+        </w:tc>
+      </w:tr>
+      <w:tr>
+        <w:trPr>
+          <w:cantSplit/>
+        </w:trPr>
+        <w:tc>
+          <w:tcPr>
+            <w:tcW w:type="dxa" w:w="900"/>
+            <w:tcBorders>
+              <w:top w:val="single" w:color="000000" w:sz="4"/>
+              <w:left w:val="single" w:color="000000" w:sz="4"/>
+              <w:bottom w:val="single" w:color="000000" w:sz="4"/>
+              <w:right w:val="single" w:color="000000" w:sz="4"/>
+            </w:tcBorders>
+            <w:tcMar>
+              <w:top w:type="dxa" w:w="60"/>
+              <w:left w:type="dxa" w:w="80"/>
+              <w:bottom w:type="dxa" w:w="60"/>
+              <w:right w:type="dxa" w:w="80"/>
+            </w:tcMar>
+            <w:vAlign w:val="center"/>
+          </w:tcPr>
+          <w:p>
+            <w:pPr>
+              <w:spacing w:after="20" w:before="20" w:line="240"/>
+              <w:jc w:val="center"/>
+            </w:pPr>
+            <w:r>
+              <w:rPr>
+                <w:rFonts w:ascii="Arial" w:cs="Arial" w:eastAsia="Arial" w:hAnsi="Arial"/>
+                <w:b/>
+                <w:bCs/>
+                <w:sz w:val="20"/>
+                <w:szCs w:val="20"/>
+              </w:rPr>
+              <w:t xml:space="preserve">RF-89</w:t>
+            </w:r>
+          </w:p>
+        </w:tc>
+        <w:tc>
+          <w:tcPr>
+            <w:tcW w:type="dxa" w:w="2100"/>
+            <w:tcBorders>
+              <w:top w:val="single" w:color="000000" w:sz="4"/>
+              <w:left w:val="single" w:color="000000" w:sz="4"/>
+              <w:bottom w:val="single" w:color="000000" w:sz="4"/>
+              <w:right w:val="single" w:color="000000" w:sz="4"/>
+            </w:tcBorders>
+            <w:tcMar>
+              <w:top w:type="dxa" w:w="60"/>
+              <w:left w:type="dxa" w:w="80"/>
+              <w:bottom w:type="dxa" w:w="60"/>
+              <w:right w:type="dxa" w:w="80"/>
+            </w:tcMar>
+            <w:vAlign w:val="center"/>
+          </w:tcPr>
+          <w:p>
+            <w:pPr>
+              <w:spacing w:after="20" w:before="20" w:line="240"/>
+              <w:jc w:val="left"/>
+            </w:pPr>
+            <w:r>
+              <w:rPr>
+                <w:rFonts w:ascii="Arial" w:cs="Arial" w:eastAsia="Arial" w:hAnsi="Arial"/>
+                <w:b w:val="false"/>
+                <w:bCs w:val="false"/>
+                <w:sz w:val="20"/>
+                <w:szCs w:val="20"/>
+              </w:rPr>
+              <w:t xml:space="preserve">Encerramento de lote zerado</w:t>
+            </w:r>
+          </w:p>
+        </w:tc>
+        <w:tc>
+          <w:tcPr>
+            <w:tcW w:type="dxa" w:w="4571"/>
+            <w:tcBorders>
+              <w:top w:val="single" w:color="000000" w:sz="4"/>
+              <w:left w:val="single" w:color="000000" w:sz="4"/>
+              <w:bottom w:val="single" w:color="000000" w:sz="4"/>
+              <w:right w:val="single" w:color="000000" w:sz="4"/>
+            </w:tcBorders>
+            <w:tcMar>
+              <w:top w:type="dxa" w:w="60"/>
+              <w:left w:type="dxa" w:w="80"/>
+              <w:bottom w:type="dxa" w:w="60"/>
+              <w:right w:type="dxa" w:w="80"/>
+            </w:tcMar>
+            <w:vAlign w:val="center"/>
+          </w:tcPr>
+          <w:p>
+            <w:pPr>
+              <w:spacing w:after="20" w:before="20" w:line="240"/>
+              <w:jc w:val="left"/>
+            </w:pPr>
+            <w:r>
+              <w:rPr>
+                <w:rFonts w:ascii="Arial" w:cs="Arial" w:eastAsia="Arial" w:hAnsi="Arial"/>
+                <w:b w:val="false"/>
+                <w:bCs w:val="false"/>
+                <w:sz w:val="20"/>
+                <w:szCs w:val="20"/>
+              </w:rPr>
+              <w:t xml:space="preserve">O sistema deve encerrar o lote quando o saldo chegar a zero, liberando o canteiro e preservando o histórico.</w:t>
+            </w:r>
+          </w:p>
+        </w:tc>
+        <w:tc>
+          <w:tcPr>
+            <w:tcW w:type="dxa" w:w="1500"/>
+            <w:tcBorders>
+              <w:top w:val="single" w:color="000000" w:sz="4"/>
+              <w:left w:val="single" w:color="000000" w:sz="4"/>
+              <w:bottom w:val="single" w:color="000000" w:sz="4"/>
+              <w:right w:val="single" w:color="000000" w:sz="4"/>
+            </w:tcBorders>
+            <w:tcMar>
+              <w:top w:type="dxa" w:w="60"/>
+              <w:left w:type="dxa" w:w="80"/>
+              <w:bottom w:type="dxa" w:w="60"/>
+              <w:right w:type="dxa" w:w="80"/>
+            </w:tcMar>
+            <w:vAlign w:val="center"/>
+          </w:tcPr>
+          <w:p>
+            <w:pPr>
+              <w:spacing w:after="20" w:before="20" w:line="240"/>
+              <w:jc w:val="left"/>
+            </w:pPr>
+            <w:r>
+              <w:rPr>
+                <w:rFonts w:ascii="Arial" w:cs="Arial" w:eastAsia="Arial" w:hAnsi="Arial"/>
+                <w:b w:val="false"/>
+                <w:bCs w:val="false"/>
+                <w:sz w:val="20"/>
+                <w:szCs w:val="20"/>
+              </w:rPr>
+              <w:t xml:space="preserve">RN-79</w:t>
+            </w:r>
+          </w:p>
+        </w:tc>
+      </w:tr>
+      <w:tr>
+        <w:trPr>
+          <w:cantSplit/>
+        </w:trPr>
+        <w:tc>
+          <w:tcPr>
+            <w:tcW w:type="dxa" w:w="900"/>
+            <w:tcBorders>
+              <w:top w:val="single" w:color="000000" w:sz="4"/>
+              <w:left w:val="single" w:color="000000" w:sz="4"/>
+              <w:bottom w:val="single" w:color="000000" w:sz="4"/>
+              <w:right w:val="single" w:color="000000" w:sz="4"/>
+            </w:tcBorders>
+            <w:tcMar>
+              <w:top w:type="dxa" w:w="60"/>
+              <w:left w:type="dxa" w:w="80"/>
+              <w:bottom w:type="dxa" w:w="60"/>
+              <w:right w:type="dxa" w:w="80"/>
+            </w:tcMar>
+            <w:vAlign w:val="center"/>
+          </w:tcPr>
+          <w:p>
+            <w:pPr>
+              <w:spacing w:after="20" w:before="20" w:line="240"/>
+              <w:jc w:val="center"/>
+            </w:pPr>
+            <w:r>
+              <w:rPr>
+                <w:rFonts w:ascii="Arial" w:cs="Arial" w:eastAsia="Arial" w:hAnsi="Arial"/>
+                <w:b/>
+                <w:bCs/>
+                <w:sz w:val="20"/>
+                <w:szCs w:val="20"/>
+              </w:rPr>
+              <w:t xml:space="preserve">RF-90</w:t>
+            </w:r>
+          </w:p>
+        </w:tc>
+        <w:tc>
+          <w:tcPr>
+            <w:tcW w:type="dxa" w:w="2100"/>
+            <w:tcBorders>
+              <w:top w:val="single" w:color="000000" w:sz="4"/>
+              <w:left w:val="single" w:color="000000" w:sz="4"/>
+              <w:bottom w:val="single" w:color="000000" w:sz="4"/>
+              <w:right w:val="single" w:color="000000" w:sz="4"/>
+            </w:tcBorders>
+            <w:tcMar>
+              <w:top w:type="dxa" w:w="60"/>
+              <w:left w:type="dxa" w:w="80"/>
+              <w:bottom w:type="dxa" w:w="60"/>
+              <w:right w:type="dxa" w:w="80"/>
+            </w:tcMar>
+            <w:vAlign w:val="center"/>
+          </w:tcPr>
+          <w:p>
+            <w:pPr>
+              <w:spacing w:after="20" w:before="20" w:line="240"/>
+              <w:jc w:val="left"/>
+            </w:pPr>
+            <w:r>
+              <w:rPr>
+                <w:rFonts w:ascii="Arial" w:cs="Arial" w:eastAsia="Arial" w:hAnsi="Arial"/>
+                <w:b w:val="false"/>
+                <w:bCs w:val="false"/>
+                <w:sz w:val="20"/>
+                <w:szCs w:val="20"/>
+              </w:rPr>
+              <w:t xml:space="preserve">Previsão de disponibilidade do lote</w:t>
+            </w:r>
+          </w:p>
+        </w:tc>
+        <w:tc>
+          <w:tcPr>
+            <w:tcW w:type="dxa" w:w="4571"/>
+            <w:tcBorders>
+              <w:top w:val="single" w:color="000000" w:sz="4"/>
+              <w:left w:val="single" w:color="000000" w:sz="4"/>
+              <w:bottom w:val="single" w:color="000000" w:sz="4"/>
+              <w:right w:val="single" w:color="000000" w:sz="4"/>
+            </w:tcBorders>
+            <w:tcMar>
+              <w:top w:type="dxa" w:w="60"/>
+              <w:left w:type="dxa" w:w="80"/>
+              <w:bottom w:type="dxa" w:w="60"/>
+              <w:right w:type="dxa" w:w="80"/>
+            </w:tcMar>
+            <w:vAlign w:val="center"/>
+          </w:tcPr>
+          <w:p>
+            <w:pPr>
+              <w:spacing w:after="20" w:before="20" w:line="240"/>
+              <w:jc w:val="left"/>
+            </w:pPr>
+            <w:r>
+              <w:rPr>
+                <w:rFonts w:ascii="Arial" w:cs="Arial" w:eastAsia="Arial" w:hAnsi="Arial"/>
+                <w:b w:val="false"/>
+                <w:bCs w:val="false"/>
+                <w:sz w:val="20"/>
+                <w:szCs w:val="20"/>
+              </w:rPr>
+              <w:t xml:space="preserve">O sistema deveria apresentar, por lote, a previsão de disponibilidade, a partir da data de plantio e do tempo de produção da espécie.</w:t>
+            </w:r>
+          </w:p>
+        </w:tc>
+        <w:tc>
+          <w:tcPr>
+            <w:tcW w:type="dxa" w:w="1500"/>
+            <w:tcBorders>
+              <w:top w:val="single" w:color="000000" w:sz="4"/>
+              <w:left w:val="single" w:color="000000" w:sz="4"/>
+              <w:bottom w:val="single" w:color="000000" w:sz="4"/>
+              <w:right w:val="single" w:color="000000" w:sz="4"/>
+            </w:tcBorders>
+            <w:tcMar>
+              <w:top w:type="dxa" w:w="60"/>
+              <w:left w:type="dxa" w:w="80"/>
+              <w:bottom w:type="dxa" w:w="60"/>
+              <w:right w:type="dxa" w:w="80"/>
+            </w:tcMar>
+            <w:vAlign w:val="center"/>
+          </w:tcPr>
+          <w:p>
+            <w:pPr>
+              <w:spacing w:after="20" w:before="20" w:line="240"/>
+              <w:jc w:val="left"/>
+            </w:pPr>
+            <w:r>
+              <w:rPr>
+                <w:rFonts w:ascii="Arial" w:cs="Arial" w:eastAsia="Arial" w:hAnsi="Arial"/>
+                <w:b w:val="false"/>
+                <w:bCs w:val="false"/>
+                <w:sz w:val="20"/>
+                <w:szCs w:val="20"/>
+              </w:rPr>
+              <w:t xml:space="preserve">RN-05, RN-06, RN-75</w:t>
+            </w:r>
+          </w:p>
+        </w:tc>
+      </w:tr>
+      <w:tr>
+        <w:trPr>
+          <w:cantSplit/>
+        </w:trPr>
+        <w:tc>
+          <w:tcPr>
+            <w:tcW w:type="dxa" w:w="900"/>
+            <w:tcBorders>
+              <w:top w:val="single" w:color="000000" w:sz="4"/>
+              <w:left w:val="single" w:color="000000" w:sz="4"/>
+              <w:bottom w:val="single" w:color="000000" w:sz="4"/>
+              <w:right w:val="single" w:color="000000" w:sz="4"/>
+            </w:tcBorders>
+            <w:tcMar>
+              <w:top w:type="dxa" w:w="60"/>
+              <w:left w:type="dxa" w:w="80"/>
+              <w:bottom w:type="dxa" w:w="60"/>
+              <w:right w:type="dxa" w:w="80"/>
+            </w:tcMar>
+            <w:vAlign w:val="center"/>
+          </w:tcPr>
+          <w:p>
+            <w:pPr>
+              <w:spacing w:after="20" w:before="20" w:line="240"/>
+              <w:jc w:val="center"/>
+            </w:pPr>
+            <w:r>
+              <w:rPr>
+                <w:rFonts w:ascii="Arial" w:cs="Arial" w:eastAsia="Arial" w:hAnsi="Arial"/>
+                <w:b/>
+                <w:bCs/>
+                <w:sz w:val="20"/>
+                <w:szCs w:val="20"/>
+              </w:rPr>
+              <w:t xml:space="preserve">RF-91</w:t>
+            </w:r>
+          </w:p>
+        </w:tc>
+        <w:tc>
+          <w:tcPr>
+            <w:tcW w:type="dxa" w:w="2100"/>
+            <w:tcBorders>
+              <w:top w:val="single" w:color="000000" w:sz="4"/>
+              <w:left w:val="single" w:color="000000" w:sz="4"/>
+              <w:bottom w:val="single" w:color="000000" w:sz="4"/>
+              <w:right w:val="single" w:color="000000" w:sz="4"/>
+            </w:tcBorders>
+            <w:tcMar>
+              <w:top w:type="dxa" w:w="60"/>
+              <w:left w:type="dxa" w:w="80"/>
+              <w:bottom w:type="dxa" w:w="60"/>
+              <w:right w:type="dxa" w:w="80"/>
+            </w:tcMar>
+            <w:vAlign w:val="center"/>
+          </w:tcPr>
+          <w:p>
+            <w:pPr>
+              <w:spacing w:after="20" w:before="20" w:line="240"/>
+              <w:jc w:val="left"/>
+            </w:pPr>
+            <w:r>
+              <w:rPr>
+                <w:rFonts w:ascii="Arial" w:cs="Arial" w:eastAsia="Arial" w:hAnsi="Arial"/>
+                <w:b w:val="false"/>
+                <w:bCs w:val="false"/>
+                <w:sz w:val="20"/>
+                <w:szCs w:val="20"/>
+              </w:rPr>
+              <w:t xml:space="preserve">Vínculo de perda e contagem ao lote</w:t>
+            </w:r>
+          </w:p>
+        </w:tc>
+        <w:tc>
+          <w:tcPr>
+            <w:tcW w:type="dxa" w:w="4571"/>
+            <w:tcBorders>
+              <w:top w:val="single" w:color="000000" w:sz="4"/>
+              <w:left w:val="single" w:color="000000" w:sz="4"/>
+              <w:bottom w:val="single" w:color="000000" w:sz="4"/>
+              <w:right w:val="single" w:color="000000" w:sz="4"/>
+            </w:tcBorders>
+            <w:tcMar>
+              <w:top w:type="dxa" w:w="60"/>
+              <w:left w:type="dxa" w:w="80"/>
+              <w:bottom w:type="dxa" w:w="60"/>
+              <w:right w:type="dxa" w:w="80"/>
+            </w:tcMar>
+            <w:vAlign w:val="center"/>
+          </w:tcPr>
+          <w:p>
+            <w:pPr>
+              <w:spacing w:after="20" w:before="20" w:line="240"/>
+              <w:jc w:val="left"/>
+            </w:pPr>
+            <w:r>
+              <w:rPr>
+                <w:rFonts w:ascii="Arial" w:cs="Arial" w:eastAsia="Arial" w:hAnsi="Arial"/>
+                <w:b w:val="false"/>
+                <w:bCs w:val="false"/>
+                <w:sz w:val="20"/>
+                <w:szCs w:val="20"/>
+              </w:rPr>
+              <w:t xml:space="preserve">O sistema deve permitir vincular perda, contagem física e saída de venda ao lote, dispensando informar espécie e recipiente quando o lote os determinar.</w:t>
+            </w:r>
+          </w:p>
+        </w:tc>
+        <w:tc>
+          <w:tcPr>
+            <w:tcW w:type="dxa" w:w="1500"/>
+            <w:tcBorders>
+              <w:top w:val="single" w:color="000000" w:sz="4"/>
+              <w:left w:val="single" w:color="000000" w:sz="4"/>
+              <w:bottom w:val="single" w:color="000000" w:sz="4"/>
+              <w:right w:val="single" w:color="000000" w:sz="4"/>
+            </w:tcBorders>
+            <w:tcMar>
+              <w:top w:type="dxa" w:w="60"/>
+              <w:left w:type="dxa" w:w="80"/>
+              <w:bottom w:type="dxa" w:w="60"/>
+              <w:right w:type="dxa" w:w="80"/>
+            </w:tcMar>
+            <w:vAlign w:val="center"/>
+          </w:tcPr>
+          <w:p>
+            <w:pPr>
+              <w:spacing w:after="20" w:before="20" w:line="240"/>
+              <w:jc w:val="left"/>
+            </w:pPr>
+            <w:r>
+              <w:rPr>
+                <w:rFonts w:ascii="Arial" w:cs="Arial" w:eastAsia="Arial" w:hAnsi="Arial"/>
+                <w:b w:val="false"/>
+                <w:bCs w:val="false"/>
+                <w:sz w:val="20"/>
+                <w:szCs w:val="20"/>
+              </w:rPr>
+              <w:t xml:space="preserve">RN-13, RN-16, RN-75, RN-90</w:t>
+            </w:r>
+          </w:p>
+        </w:tc>
+      </w:tr>
+      <w:tr>
+        <w:trPr>
+          <w:cantSplit/>
+        </w:trPr>
+        <w:tc>
+          <w:tcPr>
+            <w:tcW w:type="dxa" w:w="900"/>
+            <w:tcBorders>
+              <w:top w:val="single" w:color="000000" w:sz="4"/>
+              <w:left w:val="single" w:color="000000" w:sz="4"/>
+              <w:bottom w:val="single" w:color="000000" w:sz="4"/>
+              <w:right w:val="single" w:color="000000" w:sz="4"/>
+            </w:tcBorders>
+            <w:tcMar>
+              <w:top w:type="dxa" w:w="60"/>
+              <w:left w:type="dxa" w:w="80"/>
+              <w:bottom w:type="dxa" w:w="60"/>
+              <w:right w:type="dxa" w:w="80"/>
+            </w:tcMar>
+            <w:vAlign w:val="center"/>
+          </w:tcPr>
+          <w:p>
+            <w:pPr>
+              <w:spacing w:after="20" w:before="20" w:line="240"/>
+              <w:jc w:val="center"/>
+            </w:pPr>
+            <w:r>
+              <w:rPr>
+                <w:rFonts w:ascii="Arial" w:cs="Arial" w:eastAsia="Arial" w:hAnsi="Arial"/>
+                <w:b/>
+                <w:bCs/>
+                <w:sz w:val="20"/>
+                <w:szCs w:val="20"/>
+              </w:rPr>
+              <w:t xml:space="preserve">RF-92</w:t>
+            </w:r>
+          </w:p>
+        </w:tc>
+        <w:tc>
+          <w:tcPr>
+            <w:tcW w:type="dxa" w:w="2100"/>
+            <w:tcBorders>
+              <w:top w:val="single" w:color="000000" w:sz="4"/>
+              <w:left w:val="single" w:color="000000" w:sz="4"/>
+              <w:bottom w:val="single" w:color="000000" w:sz="4"/>
+              <w:right w:val="single" w:color="000000" w:sz="4"/>
+            </w:tcBorders>
+            <w:tcMar>
+              <w:top w:type="dxa" w:w="60"/>
+              <w:left w:type="dxa" w:w="80"/>
+              <w:bottom w:type="dxa" w:w="60"/>
+              <w:right w:type="dxa" w:w="80"/>
+            </w:tcMar>
+            <w:vAlign w:val="center"/>
+          </w:tcPr>
+          <w:p>
+            <w:pPr>
+              <w:spacing w:after="20" w:before="20" w:line="240"/>
+              <w:jc w:val="left"/>
+            </w:pPr>
+            <w:r>
+              <w:rPr>
+                <w:rFonts w:ascii="Arial" w:cs="Arial" w:eastAsia="Arial" w:hAnsi="Arial"/>
+                <w:b w:val="false"/>
+                <w:bCs w:val="false"/>
+                <w:sz w:val="20"/>
+                <w:szCs w:val="20"/>
+              </w:rPr>
+              <w:t xml:space="preserve">Grupo de funcionários na tarefa</w:t>
+            </w:r>
+          </w:p>
+        </w:tc>
+        <w:tc>
+          <w:tcPr>
+            <w:tcW w:type="dxa" w:w="4571"/>
+            <w:tcBorders>
+              <w:top w:val="single" w:color="000000" w:sz="4"/>
+              <w:left w:val="single" w:color="000000" w:sz="4"/>
+              <w:bottom w:val="single" w:color="000000" w:sz="4"/>
+              <w:right w:val="single" w:color="000000" w:sz="4"/>
+            </w:tcBorders>
+            <w:tcMar>
+              <w:top w:type="dxa" w:w="60"/>
+              <w:left w:type="dxa" w:w="80"/>
+              <w:bottom w:type="dxa" w:w="60"/>
+              <w:right w:type="dxa" w:w="80"/>
+            </w:tcMar>
+            <w:vAlign w:val="center"/>
+          </w:tcPr>
+          <w:p>
+            <w:pPr>
+              <w:spacing w:after="20" w:before="20" w:line="240"/>
+              <w:jc w:val="left"/>
+            </w:pPr>
+            <w:r>
+              <w:rPr>
+                <w:rFonts w:ascii="Arial" w:cs="Arial" w:eastAsia="Arial" w:hAnsi="Arial"/>
+                <w:b w:val="false"/>
+                <w:bCs w:val="false"/>
+                <w:sz w:val="20"/>
+                <w:szCs w:val="20"/>
+              </w:rPr>
+              <w:t xml:space="preserve">O sistema deve permitir atribuir a mesma tarefa a mais de um funcionário, e mais de uma tarefa ao mesmo turno com grupos diferentes.</w:t>
+            </w:r>
+          </w:p>
+        </w:tc>
+        <w:tc>
+          <w:tcPr>
+            <w:tcW w:type="dxa" w:w="1500"/>
+            <w:tcBorders>
+              <w:top w:val="single" w:color="000000" w:sz="4"/>
+              <w:left w:val="single" w:color="000000" w:sz="4"/>
+              <w:bottom w:val="single" w:color="000000" w:sz="4"/>
+              <w:right w:val="single" w:color="000000" w:sz="4"/>
+            </w:tcBorders>
+            <w:tcMar>
+              <w:top w:type="dxa" w:w="60"/>
+              <w:left w:type="dxa" w:w="80"/>
+              <w:bottom w:type="dxa" w:w="60"/>
+              <w:right w:type="dxa" w:w="80"/>
+            </w:tcMar>
+            <w:vAlign w:val="center"/>
+          </w:tcPr>
+          <w:p>
+            <w:pPr>
+              <w:spacing w:after="20" w:before="20" w:line="240"/>
+              <w:jc w:val="left"/>
+            </w:pPr>
+            <w:r>
+              <w:rPr>
+                <w:rFonts w:ascii="Arial" w:cs="Arial" w:eastAsia="Arial" w:hAnsi="Arial"/>
+                <w:b w:val="false"/>
+                <w:bCs w:val="false"/>
+                <w:sz w:val="20"/>
+                <w:szCs w:val="20"/>
+              </w:rPr>
+              <w:t xml:space="preserve">RN-84</w:t>
+            </w:r>
+          </w:p>
+        </w:tc>
+      </w:tr>
+      <w:tr>
+        <w:trPr>
+          <w:cantSplit/>
+        </w:trPr>
+        <w:tc>
+          <w:tcPr>
+            <w:tcW w:type="dxa" w:w="900"/>
+            <w:tcBorders>
+              <w:top w:val="single" w:color="000000" w:sz="4"/>
+              <w:left w:val="single" w:color="000000" w:sz="4"/>
+              <w:bottom w:val="single" w:color="000000" w:sz="4"/>
+              <w:right w:val="single" w:color="000000" w:sz="4"/>
+            </w:tcBorders>
+            <w:tcMar>
+              <w:top w:type="dxa" w:w="60"/>
+              <w:left w:type="dxa" w:w="80"/>
+              <w:bottom w:type="dxa" w:w="60"/>
+              <w:right w:type="dxa" w:w="80"/>
+            </w:tcMar>
+            <w:vAlign w:val="center"/>
+          </w:tcPr>
+          <w:p>
+            <w:pPr>
+              <w:spacing w:after="20" w:before="20" w:line="240"/>
+              <w:jc w:val="center"/>
+            </w:pPr>
+            <w:r>
+              <w:rPr>
+                <w:rFonts w:ascii="Arial" w:cs="Arial" w:eastAsia="Arial" w:hAnsi="Arial"/>
+                <w:b/>
+                <w:bCs/>
+                <w:sz w:val="20"/>
+                <w:szCs w:val="20"/>
+              </w:rPr>
+              <w:t xml:space="preserve">RF-93</w:t>
+            </w:r>
+          </w:p>
+        </w:tc>
+        <w:tc>
+          <w:tcPr>
+            <w:tcW w:type="dxa" w:w="2100"/>
+            <w:tcBorders>
+              <w:top w:val="single" w:color="000000" w:sz="4"/>
+              <w:left w:val="single" w:color="000000" w:sz="4"/>
+              <w:bottom w:val="single" w:color="000000" w:sz="4"/>
+              <w:right w:val="single" w:color="000000" w:sz="4"/>
+            </w:tcBorders>
+            <w:tcMar>
+              <w:top w:type="dxa" w:w="60"/>
+              <w:left w:type="dxa" w:w="80"/>
+              <w:bottom w:type="dxa" w:w="60"/>
+              <w:right w:type="dxa" w:w="80"/>
+            </w:tcMar>
+            <w:vAlign w:val="center"/>
+          </w:tcPr>
+          <w:p>
+            <w:pPr>
+              <w:spacing w:after="20" w:before="20" w:line="240"/>
+              <w:jc w:val="left"/>
+            </w:pPr>
+            <w:r>
+              <w:rPr>
+                <w:rFonts w:ascii="Arial" w:cs="Arial" w:eastAsia="Arial" w:hAnsi="Arial"/>
+                <w:b w:val="false"/>
+                <w:bCs w:val="false"/>
+                <w:sz w:val="20"/>
+                <w:szCs w:val="20"/>
+              </w:rPr>
+              <w:t xml:space="preserve">Lançamento por intervalo de dias</w:t>
+            </w:r>
+          </w:p>
+        </w:tc>
+        <w:tc>
+          <w:tcPr>
+            <w:tcW w:type="dxa" w:w="4571"/>
+            <w:tcBorders>
+              <w:top w:val="single" w:color="000000" w:sz="4"/>
+              <w:left w:val="single" w:color="000000" w:sz="4"/>
+              <w:bottom w:val="single" w:color="000000" w:sz="4"/>
+              <w:right w:val="single" w:color="000000" w:sz="4"/>
+            </w:tcBorders>
+            <w:tcMar>
+              <w:top w:type="dxa" w:w="60"/>
+              <w:left w:type="dxa" w:w="80"/>
+              <w:bottom w:type="dxa" w:w="60"/>
+              <w:right w:type="dxa" w:w="80"/>
+            </w:tcMar>
+            <w:vAlign w:val="center"/>
+          </w:tcPr>
+          <w:p>
+            <w:pPr>
+              <w:spacing w:after="20" w:before="20" w:line="240"/>
+              <w:jc w:val="left"/>
+            </w:pPr>
+            <w:r>
+              <w:rPr>
+                <w:rFonts w:ascii="Arial" w:cs="Arial" w:eastAsia="Arial" w:hAnsi="Arial"/>
+                <w:b w:val="false"/>
+                <w:bCs w:val="false"/>
+                <w:sz w:val="20"/>
+                <w:szCs w:val="20"/>
+              </w:rPr>
+              <w:t xml:space="preserve">O sistema deve permitir lançar a mesma atribuição para um intervalo de dias de uma vez.</w:t>
+            </w:r>
+          </w:p>
+        </w:tc>
+        <w:tc>
+          <w:tcPr>
+            <w:tcW w:type="dxa" w:w="1500"/>
+            <w:tcBorders>
+              <w:top w:val="single" w:color="000000" w:sz="4"/>
+              <w:left w:val="single" w:color="000000" w:sz="4"/>
+              <w:bottom w:val="single" w:color="000000" w:sz="4"/>
+              <w:right w:val="single" w:color="000000" w:sz="4"/>
+            </w:tcBorders>
+            <w:tcMar>
+              <w:top w:type="dxa" w:w="60"/>
+              <w:left w:type="dxa" w:w="80"/>
+              <w:bottom w:type="dxa" w:w="60"/>
+              <w:right w:type="dxa" w:w="80"/>
+            </w:tcMar>
+            <w:vAlign w:val="center"/>
+          </w:tcPr>
+          <w:p>
+            <w:pPr>
+              <w:spacing w:after="20" w:before="20" w:line="240"/>
+              <w:jc w:val="left"/>
+            </w:pPr>
+            <w:r>
+              <w:rPr>
+                <w:rFonts w:ascii="Arial" w:cs="Arial" w:eastAsia="Arial" w:hAnsi="Arial"/>
+                <w:b w:val="false"/>
+                <w:bCs w:val="false"/>
+                <w:sz w:val="20"/>
+                <w:szCs w:val="20"/>
+              </w:rPr>
+              <w:t xml:space="preserve">RN-48, RN-84</w:t>
+            </w:r>
+          </w:p>
+        </w:tc>
+      </w:tr>
+      <w:tr>
+        <w:trPr>
+          <w:cantSplit/>
+        </w:trPr>
+        <w:tc>
+          <w:tcPr>
+            <w:tcW w:type="dxa" w:w="900"/>
+            <w:tcBorders>
+              <w:top w:val="single" w:color="000000" w:sz="4"/>
+              <w:left w:val="single" w:color="000000" w:sz="4"/>
+              <w:bottom w:val="single" w:color="000000" w:sz="4"/>
+              <w:right w:val="single" w:color="000000" w:sz="4"/>
+            </w:tcBorders>
+            <w:tcMar>
+              <w:top w:type="dxa" w:w="60"/>
+              <w:left w:type="dxa" w:w="80"/>
+              <w:bottom w:type="dxa" w:w="60"/>
+              <w:right w:type="dxa" w:w="80"/>
+            </w:tcMar>
+            <w:vAlign w:val="center"/>
+          </w:tcPr>
+          <w:p>
+            <w:pPr>
+              <w:spacing w:after="20" w:before="20" w:line="240"/>
+              <w:jc w:val="center"/>
+            </w:pPr>
+            <w:r>
+              <w:rPr>
+                <w:rFonts w:ascii="Arial" w:cs="Arial" w:eastAsia="Arial" w:hAnsi="Arial"/>
+                <w:b/>
+                <w:bCs/>
+                <w:sz w:val="20"/>
+                <w:szCs w:val="20"/>
+              </w:rPr>
+              <w:t xml:space="preserve">RF-94</w:t>
+            </w:r>
+          </w:p>
+        </w:tc>
+        <w:tc>
+          <w:tcPr>
+            <w:tcW w:type="dxa" w:w="2100"/>
+            <w:tcBorders>
+              <w:top w:val="single" w:color="000000" w:sz="4"/>
+              <w:left w:val="single" w:color="000000" w:sz="4"/>
+              <w:bottom w:val="single" w:color="000000" w:sz="4"/>
+              <w:right w:val="single" w:color="000000" w:sz="4"/>
+            </w:tcBorders>
+            <w:tcMar>
+              <w:top w:type="dxa" w:w="60"/>
+              <w:left w:type="dxa" w:w="80"/>
+              <w:bottom w:type="dxa" w:w="60"/>
+              <w:right w:type="dxa" w:w="80"/>
+            </w:tcMar>
+            <w:vAlign w:val="center"/>
+          </w:tcPr>
+          <w:p>
+            <w:pPr>
+              <w:spacing w:after="20" w:before="20" w:line="240"/>
+              <w:jc w:val="left"/>
+            </w:pPr>
+            <w:r>
+              <w:rPr>
+                <w:rFonts w:ascii="Arial" w:cs="Arial" w:eastAsia="Arial" w:hAnsi="Arial"/>
+                <w:b w:val="false"/>
+                <w:bCs w:val="false"/>
+                <w:sz w:val="20"/>
+                <w:szCs w:val="20"/>
+              </w:rPr>
+              <w:t xml:space="preserve">Agenda do dia com cartão por pessoa</w:t>
+            </w:r>
+          </w:p>
+        </w:tc>
+        <w:tc>
+          <w:tcPr>
+            <w:tcW w:type="dxa" w:w="4571"/>
+            <w:tcBorders>
+              <w:top w:val="single" w:color="000000" w:sz="4"/>
+              <w:left w:val="single" w:color="000000" w:sz="4"/>
+              <w:bottom w:val="single" w:color="000000" w:sz="4"/>
+              <w:right w:val="single" w:color="000000" w:sz="4"/>
+            </w:tcBorders>
+            <w:tcMar>
+              <w:top w:type="dxa" w:w="60"/>
+              <w:left w:type="dxa" w:w="80"/>
+              <w:bottom w:type="dxa" w:w="60"/>
+              <w:right w:type="dxa" w:w="80"/>
+            </w:tcMar>
+            <w:vAlign w:val="center"/>
+          </w:tcPr>
+          <w:p>
+            <w:pPr>
+              <w:spacing w:after="20" w:before="20" w:line="240"/>
+              <w:jc w:val="left"/>
+            </w:pPr>
+            <w:r>
+              <w:rPr>
+                <w:rFonts w:ascii="Arial" w:cs="Arial" w:eastAsia="Arial" w:hAnsi="Arial"/>
+                <w:b w:val="false"/>
+                <w:bCs w:val="false"/>
+                <w:sz w:val="20"/>
+                <w:szCs w:val="20"/>
+              </w:rPr>
+              <w:t xml:space="preserve">O sistema deve apresentar a agenda do dia com as tarefas planejadas e um cartão por funcionário, mostrando o que cada um faz naquele momento.</w:t>
+            </w:r>
+          </w:p>
+        </w:tc>
+        <w:tc>
+          <w:tcPr>
+            <w:tcW w:type="dxa" w:w="1500"/>
+            <w:tcBorders>
+              <w:top w:val="single" w:color="000000" w:sz="4"/>
+              <w:left w:val="single" w:color="000000" w:sz="4"/>
+              <w:bottom w:val="single" w:color="000000" w:sz="4"/>
+              <w:right w:val="single" w:color="000000" w:sz="4"/>
+            </w:tcBorders>
+            <w:tcMar>
+              <w:top w:type="dxa" w:w="60"/>
+              <w:left w:type="dxa" w:w="80"/>
+              <w:bottom w:type="dxa" w:w="60"/>
+              <w:right w:type="dxa" w:w="80"/>
+            </w:tcMar>
+            <w:vAlign w:val="center"/>
+          </w:tcPr>
+          <w:p>
+            <w:pPr>
+              <w:spacing w:after="20" w:before="20" w:line="240"/>
+              <w:jc w:val="left"/>
+            </w:pPr>
+            <w:r>
+              <w:rPr>
+                <w:rFonts w:ascii="Arial" w:cs="Arial" w:eastAsia="Arial" w:hAnsi="Arial"/>
+                <w:b w:val="false"/>
+                <w:bCs w:val="false"/>
+                <w:sz w:val="20"/>
+                <w:szCs w:val="20"/>
+              </w:rPr>
+              <w:t xml:space="preserve">RN-84</w:t>
+            </w:r>
+          </w:p>
+        </w:tc>
+      </w:tr>
+      <w:tr>
+        <w:trPr>
+          <w:cantSplit/>
+        </w:trPr>
+        <w:tc>
+          <w:tcPr>
+            <w:tcW w:type="dxa" w:w="900"/>
+            <w:tcBorders>
+              <w:top w:val="single" w:color="000000" w:sz="4"/>
+              <w:left w:val="single" w:color="000000" w:sz="4"/>
+              <w:bottom w:val="single" w:color="000000" w:sz="4"/>
+              <w:right w:val="single" w:color="000000" w:sz="4"/>
+            </w:tcBorders>
+            <w:tcMar>
+              <w:top w:type="dxa" w:w="60"/>
+              <w:left w:type="dxa" w:w="80"/>
+              <w:bottom w:type="dxa" w:w="60"/>
+              <w:right w:type="dxa" w:w="80"/>
+            </w:tcMar>
+            <w:vAlign w:val="center"/>
+          </w:tcPr>
+          <w:p>
+            <w:pPr>
+              <w:spacing w:after="20" w:before="20" w:line="240"/>
+              <w:jc w:val="center"/>
+            </w:pPr>
+            <w:r>
+              <w:rPr>
+                <w:rFonts w:ascii="Arial" w:cs="Arial" w:eastAsia="Arial" w:hAnsi="Arial"/>
+                <w:b/>
+                <w:bCs/>
+                <w:sz w:val="20"/>
+                <w:szCs w:val="20"/>
+              </w:rPr>
+              <w:t xml:space="preserve">RF-95</w:t>
+            </w:r>
+          </w:p>
+        </w:tc>
+        <w:tc>
+          <w:tcPr>
+            <w:tcW w:type="dxa" w:w="2100"/>
+            <w:tcBorders>
+              <w:top w:val="single" w:color="000000" w:sz="4"/>
+              <w:left w:val="single" w:color="000000" w:sz="4"/>
+              <w:bottom w:val="single" w:color="000000" w:sz="4"/>
+              <w:right w:val="single" w:color="000000" w:sz="4"/>
+            </w:tcBorders>
+            <w:tcMar>
+              <w:top w:type="dxa" w:w="60"/>
+              <w:left w:type="dxa" w:w="80"/>
+              <w:bottom w:type="dxa" w:w="60"/>
+              <w:right w:type="dxa" w:w="80"/>
+            </w:tcMar>
+            <w:vAlign w:val="center"/>
+          </w:tcPr>
+          <w:p>
+            <w:pPr>
+              <w:spacing w:after="20" w:before="20" w:line="240"/>
+              <w:jc w:val="left"/>
+            </w:pPr>
+            <w:r>
+              <w:rPr>
+                <w:rFonts w:ascii="Arial" w:cs="Arial" w:eastAsia="Arial" w:hAnsi="Arial"/>
+                <w:b w:val="false"/>
+                <w:bCs w:val="false"/>
+                <w:sz w:val="20"/>
+                <w:szCs w:val="20"/>
+              </w:rPr>
+              <w:t xml:space="preserve">Início de apontamento</w:t>
+            </w:r>
+          </w:p>
+        </w:tc>
+        <w:tc>
+          <w:tcPr>
+            <w:tcW w:type="dxa" w:w="4571"/>
+            <w:tcBorders>
+              <w:top w:val="single" w:color="000000" w:sz="4"/>
+              <w:left w:val="single" w:color="000000" w:sz="4"/>
+              <w:bottom w:val="single" w:color="000000" w:sz="4"/>
+              <w:right w:val="single" w:color="000000" w:sz="4"/>
+            </w:tcBorders>
+            <w:tcMar>
+              <w:top w:type="dxa" w:w="60"/>
+              <w:left w:type="dxa" w:w="80"/>
+              <w:bottom w:type="dxa" w:w="60"/>
+              <w:right w:type="dxa" w:w="80"/>
+            </w:tcMar>
+            <w:vAlign w:val="center"/>
+          </w:tcPr>
+          <w:p>
+            <w:pPr>
+              <w:spacing w:after="20" w:before="20" w:line="240"/>
+              <w:jc w:val="left"/>
+            </w:pPr>
+            <w:r>
+              <w:rPr>
+                <w:rFonts w:ascii="Arial" w:cs="Arial" w:eastAsia="Arial" w:hAnsi="Arial"/>
+                <w:b w:val="false"/>
+                <w:bCs w:val="false"/>
+                <w:sz w:val="20"/>
+                <w:szCs w:val="20"/>
+              </w:rPr>
+              <w:t xml:space="preserve">O sistema deve permitir iniciar o apontamento de uma tarefa para um funcionário, encerrando automaticamente o apontamento que estiver aberto para ele.</w:t>
+            </w:r>
+          </w:p>
+        </w:tc>
+        <w:tc>
+          <w:tcPr>
+            <w:tcW w:type="dxa" w:w="1500"/>
+            <w:tcBorders>
+              <w:top w:val="single" w:color="000000" w:sz="4"/>
+              <w:left w:val="single" w:color="000000" w:sz="4"/>
+              <w:bottom w:val="single" w:color="000000" w:sz="4"/>
+              <w:right w:val="single" w:color="000000" w:sz="4"/>
+            </w:tcBorders>
+            <w:tcMar>
+              <w:top w:type="dxa" w:w="60"/>
+              <w:left w:type="dxa" w:w="80"/>
+              <w:bottom w:type="dxa" w:w="60"/>
+              <w:right w:type="dxa" w:w="80"/>
+            </w:tcMar>
+            <w:vAlign w:val="center"/>
+          </w:tcPr>
+          <w:p>
+            <w:pPr>
+              <w:spacing w:after="20" w:before="20" w:line="240"/>
+              <w:jc w:val="left"/>
+            </w:pPr>
+            <w:r>
+              <w:rPr>
+                <w:rFonts w:ascii="Arial" w:cs="Arial" w:eastAsia="Arial" w:hAnsi="Arial"/>
+                <w:b w:val="false"/>
+                <w:bCs w:val="false"/>
+                <w:sz w:val="20"/>
+                <w:szCs w:val="20"/>
+              </w:rPr>
+              <w:t xml:space="preserve">RN-83</w:t>
+            </w:r>
+          </w:p>
+        </w:tc>
+      </w:tr>
+      <w:tr>
+        <w:trPr>
+          <w:cantSplit/>
+        </w:trPr>
+        <w:tc>
+          <w:tcPr>
+            <w:tcW w:type="dxa" w:w="900"/>
+            <w:tcBorders>
+              <w:top w:val="single" w:color="000000" w:sz="4"/>
+              <w:left w:val="single" w:color="000000" w:sz="4"/>
+              <w:bottom w:val="single" w:color="000000" w:sz="4"/>
+              <w:right w:val="single" w:color="000000" w:sz="4"/>
+            </w:tcBorders>
+            <w:tcMar>
+              <w:top w:type="dxa" w:w="60"/>
+              <w:left w:type="dxa" w:w="80"/>
+              <w:bottom w:type="dxa" w:w="60"/>
+              <w:right w:type="dxa" w:w="80"/>
+            </w:tcMar>
+            <w:vAlign w:val="center"/>
+          </w:tcPr>
+          <w:p>
+            <w:pPr>
+              <w:spacing w:after="20" w:before="20" w:line="240"/>
+              <w:jc w:val="center"/>
+            </w:pPr>
+            <w:r>
+              <w:rPr>
+                <w:rFonts w:ascii="Arial" w:cs="Arial" w:eastAsia="Arial" w:hAnsi="Arial"/>
+                <w:b/>
+                <w:bCs/>
+                <w:sz w:val="20"/>
+                <w:szCs w:val="20"/>
+              </w:rPr>
+              <w:t xml:space="preserve">RF-96</w:t>
+            </w:r>
+          </w:p>
+        </w:tc>
+        <w:tc>
+          <w:tcPr>
+            <w:tcW w:type="dxa" w:w="2100"/>
+            <w:tcBorders>
+              <w:top w:val="single" w:color="000000" w:sz="4"/>
+              <w:left w:val="single" w:color="000000" w:sz="4"/>
+              <w:bottom w:val="single" w:color="000000" w:sz="4"/>
+              <w:right w:val="single" w:color="000000" w:sz="4"/>
+            </w:tcBorders>
+            <w:tcMar>
+              <w:top w:type="dxa" w:w="60"/>
+              <w:left w:type="dxa" w:w="80"/>
+              <w:bottom w:type="dxa" w:w="60"/>
+              <w:right w:type="dxa" w:w="80"/>
+            </w:tcMar>
+            <w:vAlign w:val="center"/>
+          </w:tcPr>
+          <w:p>
+            <w:pPr>
+              <w:spacing w:after="20" w:before="20" w:line="240"/>
+              <w:jc w:val="left"/>
+            </w:pPr>
+            <w:r>
+              <w:rPr>
+                <w:rFonts w:ascii="Arial" w:cs="Arial" w:eastAsia="Arial" w:hAnsi="Arial"/>
+                <w:b w:val="false"/>
+                <w:bCs w:val="false"/>
+                <w:sz w:val="20"/>
+                <w:szCs w:val="20"/>
+              </w:rPr>
+              <w:t xml:space="preserve">Encerramento do dia</w:t>
+            </w:r>
+          </w:p>
+        </w:tc>
+        <w:tc>
+          <w:tcPr>
+            <w:tcW w:type="dxa" w:w="4571"/>
+            <w:tcBorders>
+              <w:top w:val="single" w:color="000000" w:sz="4"/>
+              <w:left w:val="single" w:color="000000" w:sz="4"/>
+              <w:bottom w:val="single" w:color="000000" w:sz="4"/>
+              <w:right w:val="single" w:color="000000" w:sz="4"/>
+            </w:tcBorders>
+            <w:tcMar>
+              <w:top w:type="dxa" w:w="60"/>
+              <w:left w:type="dxa" w:w="80"/>
+              <w:bottom w:type="dxa" w:w="60"/>
+              <w:right w:type="dxa" w:w="80"/>
+            </w:tcMar>
+            <w:vAlign w:val="center"/>
+          </w:tcPr>
+          <w:p>
+            <w:pPr>
+              <w:spacing w:after="20" w:before="20" w:line="240"/>
+              <w:jc w:val="left"/>
+            </w:pPr>
+            <w:r>
+              <w:rPr>
+                <w:rFonts w:ascii="Arial" w:cs="Arial" w:eastAsia="Arial" w:hAnsi="Arial"/>
+                <w:b w:val="false"/>
+                <w:bCs w:val="false"/>
+                <w:sz w:val="20"/>
+                <w:szCs w:val="20"/>
+              </w:rPr>
+              <w:t xml:space="preserve">O sistema deve permitir encerrar o dia do funcionário, fechando o apontamento aberto sem iniciar outro.</w:t>
+            </w:r>
+          </w:p>
+        </w:tc>
+        <w:tc>
+          <w:tcPr>
+            <w:tcW w:type="dxa" w:w="1500"/>
+            <w:tcBorders>
+              <w:top w:val="single" w:color="000000" w:sz="4"/>
+              <w:left w:val="single" w:color="000000" w:sz="4"/>
+              <w:bottom w:val="single" w:color="000000" w:sz="4"/>
+              <w:right w:val="single" w:color="000000" w:sz="4"/>
+            </w:tcBorders>
+            <w:tcMar>
+              <w:top w:type="dxa" w:w="60"/>
+              <w:left w:type="dxa" w:w="80"/>
+              <w:bottom w:type="dxa" w:w="60"/>
+              <w:right w:type="dxa" w:w="80"/>
+            </w:tcMar>
+            <w:vAlign w:val="center"/>
+          </w:tcPr>
+          <w:p>
+            <w:pPr>
+              <w:spacing w:after="20" w:before="20" w:line="240"/>
+              <w:jc w:val="left"/>
+            </w:pPr>
+            <w:r>
+              <w:rPr>
+                <w:rFonts w:ascii="Arial" w:cs="Arial" w:eastAsia="Arial" w:hAnsi="Arial"/>
+                <w:b w:val="false"/>
+                <w:bCs w:val="false"/>
+                <w:sz w:val="20"/>
+                <w:szCs w:val="20"/>
+              </w:rPr>
+              <w:t xml:space="preserve">RN-86</w:t>
+            </w:r>
+          </w:p>
+        </w:tc>
+      </w:tr>
+      <w:tr>
+        <w:trPr>
+          <w:cantSplit/>
+        </w:trPr>
+        <w:tc>
+          <w:tcPr>
+            <w:tcW w:type="dxa" w:w="900"/>
+            <w:tcBorders>
+              <w:top w:val="single" w:color="000000" w:sz="4"/>
+              <w:left w:val="single" w:color="000000" w:sz="4"/>
+              <w:bottom w:val="single" w:color="000000" w:sz="4"/>
+              <w:right w:val="single" w:color="000000" w:sz="4"/>
+            </w:tcBorders>
+            <w:tcMar>
+              <w:top w:type="dxa" w:w="60"/>
+              <w:left w:type="dxa" w:w="80"/>
+              <w:bottom w:type="dxa" w:w="60"/>
+              <w:right w:type="dxa" w:w="80"/>
+            </w:tcMar>
+            <w:vAlign w:val="center"/>
+          </w:tcPr>
+          <w:p>
+            <w:pPr>
+              <w:spacing w:after="20" w:before="20" w:line="240"/>
+              <w:jc w:val="center"/>
+            </w:pPr>
+            <w:r>
+              <w:rPr>
+                <w:rFonts w:ascii="Arial" w:cs="Arial" w:eastAsia="Arial" w:hAnsi="Arial"/>
+                <w:b/>
+                <w:bCs/>
+                <w:sz w:val="20"/>
+                <w:szCs w:val="20"/>
+              </w:rPr>
+              <w:t xml:space="preserve">RF-97</w:t>
+            </w:r>
+          </w:p>
+        </w:tc>
+        <w:tc>
+          <w:tcPr>
+            <w:tcW w:type="dxa" w:w="2100"/>
+            <w:tcBorders>
+              <w:top w:val="single" w:color="000000" w:sz="4"/>
+              <w:left w:val="single" w:color="000000" w:sz="4"/>
+              <w:bottom w:val="single" w:color="000000" w:sz="4"/>
+              <w:right w:val="single" w:color="000000" w:sz="4"/>
+            </w:tcBorders>
+            <w:tcMar>
+              <w:top w:type="dxa" w:w="60"/>
+              <w:left w:type="dxa" w:w="80"/>
+              <w:bottom w:type="dxa" w:w="60"/>
+              <w:right w:type="dxa" w:w="80"/>
+            </w:tcMar>
+            <w:vAlign w:val="center"/>
+          </w:tcPr>
+          <w:p>
+            <w:pPr>
+              <w:spacing w:after="20" w:before="20" w:line="240"/>
+              <w:jc w:val="left"/>
+            </w:pPr>
+            <w:r>
+              <w:rPr>
+                <w:rFonts w:ascii="Arial" w:cs="Arial" w:eastAsia="Arial" w:hAnsi="Arial"/>
+                <w:b w:val="false"/>
+                <w:bCs w:val="false"/>
+                <w:sz w:val="20"/>
+                <w:szCs w:val="20"/>
+              </w:rPr>
+              <w:t xml:space="preserve">Um apontamento aberto por pessoa</w:t>
+            </w:r>
+          </w:p>
+        </w:tc>
+        <w:tc>
+          <w:tcPr>
+            <w:tcW w:type="dxa" w:w="4571"/>
+            <w:tcBorders>
+              <w:top w:val="single" w:color="000000" w:sz="4"/>
+              <w:left w:val="single" w:color="000000" w:sz="4"/>
+              <w:bottom w:val="single" w:color="000000" w:sz="4"/>
+              <w:right w:val="single" w:color="000000" w:sz="4"/>
+            </w:tcBorders>
+            <w:tcMar>
+              <w:top w:type="dxa" w:w="60"/>
+              <w:left w:type="dxa" w:w="80"/>
+              <w:bottom w:type="dxa" w:w="60"/>
+              <w:right w:type="dxa" w:w="80"/>
+            </w:tcMar>
+            <w:vAlign w:val="center"/>
+          </w:tcPr>
+          <w:p>
+            <w:pPr>
+              <w:spacing w:after="20" w:before="20" w:line="240"/>
+              <w:jc w:val="left"/>
+            </w:pPr>
+            <w:r>
+              <w:rPr>
+                <w:rFonts w:ascii="Arial" w:cs="Arial" w:eastAsia="Arial" w:hAnsi="Arial"/>
+                <w:b w:val="false"/>
+                <w:bCs w:val="false"/>
+                <w:sz w:val="20"/>
+                <w:szCs w:val="20"/>
+              </w:rPr>
+              <w:t xml:space="preserve">O sistema não deve permitir dois apontamentos abertos para o mesmo funcionário.</w:t>
+            </w:r>
+          </w:p>
+        </w:tc>
+        <w:tc>
+          <w:tcPr>
+            <w:tcW w:type="dxa" w:w="1500"/>
+            <w:tcBorders>
+              <w:top w:val="single" w:color="000000" w:sz="4"/>
+              <w:left w:val="single" w:color="000000" w:sz="4"/>
+              <w:bottom w:val="single" w:color="000000" w:sz="4"/>
+              <w:right w:val="single" w:color="000000" w:sz="4"/>
+            </w:tcBorders>
+            <w:tcMar>
+              <w:top w:type="dxa" w:w="60"/>
+              <w:left w:type="dxa" w:w="80"/>
+              <w:bottom w:type="dxa" w:w="60"/>
+              <w:right w:type="dxa" w:w="80"/>
+            </w:tcMar>
+            <w:vAlign w:val="center"/>
+          </w:tcPr>
+          <w:p>
+            <w:pPr>
+              <w:spacing w:after="20" w:before="20" w:line="240"/>
+              <w:jc w:val="left"/>
+            </w:pPr>
+            <w:r>
+              <w:rPr>
+                <w:rFonts w:ascii="Arial" w:cs="Arial" w:eastAsia="Arial" w:hAnsi="Arial"/>
+                <w:b w:val="false"/>
+                <w:bCs w:val="false"/>
+                <w:sz w:val="20"/>
+                <w:szCs w:val="20"/>
+              </w:rPr>
+              <w:t xml:space="preserve">RN-83</w:t>
+            </w:r>
+          </w:p>
+        </w:tc>
+      </w:tr>
+      <w:tr>
+        <w:trPr>
+          <w:cantSplit/>
+        </w:trPr>
+        <w:tc>
+          <w:tcPr>
+            <w:tcW w:type="dxa" w:w="900"/>
+            <w:tcBorders>
+              <w:top w:val="single" w:color="000000" w:sz="4"/>
+              <w:left w:val="single" w:color="000000" w:sz="4"/>
+              <w:bottom w:val="single" w:color="000000" w:sz="4"/>
+              <w:right w:val="single" w:color="000000" w:sz="4"/>
+            </w:tcBorders>
+            <w:tcMar>
+              <w:top w:type="dxa" w:w="60"/>
+              <w:left w:type="dxa" w:w="80"/>
+              <w:bottom w:type="dxa" w:w="60"/>
+              <w:right w:type="dxa" w:w="80"/>
+            </w:tcMar>
+            <w:vAlign w:val="center"/>
+          </w:tcPr>
+          <w:p>
+            <w:pPr>
+              <w:spacing w:after="20" w:before="20" w:line="240"/>
+              <w:jc w:val="center"/>
+            </w:pPr>
+            <w:r>
+              <w:rPr>
+                <w:rFonts w:ascii="Arial" w:cs="Arial" w:eastAsia="Arial" w:hAnsi="Arial"/>
+                <w:b/>
+                <w:bCs/>
+                <w:sz w:val="20"/>
+                <w:szCs w:val="20"/>
+              </w:rPr>
+              <w:t xml:space="preserve">RF-98</w:t>
+            </w:r>
+          </w:p>
+        </w:tc>
+        <w:tc>
+          <w:tcPr>
+            <w:tcW w:type="dxa" w:w="2100"/>
+            <w:tcBorders>
+              <w:top w:val="single" w:color="000000" w:sz="4"/>
+              <w:left w:val="single" w:color="000000" w:sz="4"/>
+              <w:bottom w:val="single" w:color="000000" w:sz="4"/>
+              <w:right w:val="single" w:color="000000" w:sz="4"/>
+            </w:tcBorders>
+            <w:tcMar>
+              <w:top w:type="dxa" w:w="60"/>
+              <w:left w:type="dxa" w:w="80"/>
+              <w:bottom w:type="dxa" w:w="60"/>
+              <w:right w:type="dxa" w:w="80"/>
+            </w:tcMar>
+            <w:vAlign w:val="center"/>
+          </w:tcPr>
+          <w:p>
+            <w:pPr>
+              <w:spacing w:after="20" w:before="20" w:line="240"/>
+              <w:jc w:val="left"/>
+            </w:pPr>
+            <w:r>
+              <w:rPr>
+                <w:rFonts w:ascii="Arial" w:cs="Arial" w:eastAsia="Arial" w:hAnsi="Arial"/>
+                <w:b w:val="false"/>
+                <w:bCs w:val="false"/>
+                <w:sz w:val="20"/>
+                <w:szCs w:val="20"/>
+              </w:rPr>
+              <w:t xml:space="preserve">Quantidade no encerramento</w:t>
+            </w:r>
+          </w:p>
+        </w:tc>
+        <w:tc>
+          <w:tcPr>
+            <w:tcW w:type="dxa" w:w="4571"/>
+            <w:tcBorders>
+              <w:top w:val="single" w:color="000000" w:sz="4"/>
+              <w:left w:val="single" w:color="000000" w:sz="4"/>
+              <w:bottom w:val="single" w:color="000000" w:sz="4"/>
+              <w:right w:val="single" w:color="000000" w:sz="4"/>
+            </w:tcBorders>
+            <w:tcMar>
+              <w:top w:type="dxa" w:w="60"/>
+              <w:left w:type="dxa" w:w="80"/>
+              <w:bottom w:type="dxa" w:w="60"/>
+              <w:right w:type="dxa" w:w="80"/>
+            </w:tcMar>
+            <w:vAlign w:val="center"/>
+          </w:tcPr>
+          <w:p>
+            <w:pPr>
+              <w:spacing w:after="20" w:before="20" w:line="240"/>
+              <w:jc w:val="left"/>
+            </w:pPr>
+            <w:r>
+              <w:rPr>
+                <w:rFonts w:ascii="Arial" w:cs="Arial" w:eastAsia="Arial" w:hAnsi="Arial"/>
+                <w:b w:val="false"/>
+                <w:bCs w:val="false"/>
+                <w:sz w:val="20"/>
+                <w:szCs w:val="20"/>
+              </w:rPr>
+              <w:t xml:space="preserve">O sistema deve solicitar a quantidade realizada ao encerrar a tarefa, quando o tipo de tarefa for medido por saco ou por tubete, e apenas nesse caso.</w:t>
+            </w:r>
+          </w:p>
+        </w:tc>
+        <w:tc>
+          <w:tcPr>
+            <w:tcW w:type="dxa" w:w="1500"/>
+            <w:tcBorders>
+              <w:top w:val="single" w:color="000000" w:sz="4"/>
+              <w:left w:val="single" w:color="000000" w:sz="4"/>
+              <w:bottom w:val="single" w:color="000000" w:sz="4"/>
+              <w:right w:val="single" w:color="000000" w:sz="4"/>
+            </w:tcBorders>
+            <w:tcMar>
+              <w:top w:type="dxa" w:w="60"/>
+              <w:left w:type="dxa" w:w="80"/>
+              <w:bottom w:type="dxa" w:w="60"/>
+              <w:right w:type="dxa" w:w="80"/>
+            </w:tcMar>
+            <w:vAlign w:val="center"/>
+          </w:tcPr>
+          <w:p>
+            <w:pPr>
+              <w:spacing w:after="20" w:before="20" w:line="240"/>
+              <w:jc w:val="left"/>
+            </w:pPr>
+            <w:r>
+              <w:rPr>
+                <w:rFonts w:ascii="Arial" w:cs="Arial" w:eastAsia="Arial" w:hAnsi="Arial"/>
+                <w:b w:val="false"/>
+                <w:bCs w:val="false"/>
+                <w:sz w:val="20"/>
+                <w:szCs w:val="20"/>
+              </w:rPr>
+              <w:t xml:space="preserve">RN-81</w:t>
+            </w:r>
+          </w:p>
+        </w:tc>
+      </w:tr>
+      <w:tr>
+        <w:trPr>
+          <w:cantSplit/>
+        </w:trPr>
+        <w:tc>
+          <w:tcPr>
+            <w:tcW w:type="dxa" w:w="900"/>
+            <w:tcBorders>
+              <w:top w:val="single" w:color="000000" w:sz="4"/>
+              <w:left w:val="single" w:color="000000" w:sz="4"/>
+              <w:bottom w:val="single" w:color="000000" w:sz="4"/>
+              <w:right w:val="single" w:color="000000" w:sz="4"/>
+            </w:tcBorders>
+            <w:tcMar>
+              <w:top w:type="dxa" w:w="60"/>
+              <w:left w:type="dxa" w:w="80"/>
+              <w:bottom w:type="dxa" w:w="60"/>
+              <w:right w:type="dxa" w:w="80"/>
+            </w:tcMar>
+            <w:vAlign w:val="center"/>
+          </w:tcPr>
+          <w:p>
+            <w:pPr>
+              <w:spacing w:after="20" w:before="20" w:line="240"/>
+              <w:jc w:val="center"/>
+            </w:pPr>
+            <w:r>
+              <w:rPr>
+                <w:rFonts w:ascii="Arial" w:cs="Arial" w:eastAsia="Arial" w:hAnsi="Arial"/>
+                <w:b/>
+                <w:bCs/>
+                <w:sz w:val="20"/>
+                <w:szCs w:val="20"/>
+              </w:rPr>
+              <w:t xml:space="preserve">RF-99</w:t>
+            </w:r>
+          </w:p>
+        </w:tc>
+        <w:tc>
+          <w:tcPr>
+            <w:tcW w:type="dxa" w:w="2100"/>
+            <w:tcBorders>
+              <w:top w:val="single" w:color="000000" w:sz="4"/>
+              <w:left w:val="single" w:color="000000" w:sz="4"/>
+              <w:bottom w:val="single" w:color="000000" w:sz="4"/>
+              <w:right w:val="single" w:color="000000" w:sz="4"/>
+            </w:tcBorders>
+            <w:tcMar>
+              <w:top w:type="dxa" w:w="60"/>
+              <w:left w:type="dxa" w:w="80"/>
+              <w:bottom w:type="dxa" w:w="60"/>
+              <w:right w:type="dxa" w:w="80"/>
+            </w:tcMar>
+            <w:vAlign w:val="center"/>
+          </w:tcPr>
+          <w:p>
+            <w:pPr>
+              <w:spacing w:after="20" w:before="20" w:line="240"/>
+              <w:jc w:val="left"/>
+            </w:pPr>
+            <w:r>
+              <w:rPr>
+                <w:rFonts w:ascii="Arial" w:cs="Arial" w:eastAsia="Arial" w:hAnsi="Arial"/>
+                <w:b w:val="false"/>
+                <w:bCs w:val="false"/>
+                <w:sz w:val="20"/>
+                <w:szCs w:val="20"/>
+              </w:rPr>
+              <w:t xml:space="preserve">Exigência de lote no apontamento</w:t>
+            </w:r>
+          </w:p>
+        </w:tc>
+        <w:tc>
+          <w:tcPr>
+            <w:tcW w:type="dxa" w:w="4571"/>
+            <w:tcBorders>
+              <w:top w:val="single" w:color="000000" w:sz="4"/>
+              <w:left w:val="single" w:color="000000" w:sz="4"/>
+              <w:bottom w:val="single" w:color="000000" w:sz="4"/>
+              <w:right w:val="single" w:color="000000" w:sz="4"/>
+            </w:tcBorders>
+            <w:tcMar>
+              <w:top w:type="dxa" w:w="60"/>
+              <w:left w:type="dxa" w:w="80"/>
+              <w:bottom w:type="dxa" w:w="60"/>
+              <w:right w:type="dxa" w:w="80"/>
+            </w:tcMar>
+            <w:vAlign w:val="center"/>
+          </w:tcPr>
+          <w:p>
+            <w:pPr>
+              <w:spacing w:after="20" w:before="20" w:line="240"/>
+              <w:jc w:val="left"/>
+            </w:pPr>
+            <w:r>
+              <w:rPr>
+                <w:rFonts w:ascii="Arial" w:cs="Arial" w:eastAsia="Arial" w:hAnsi="Arial"/>
+                <w:b w:val="false"/>
+                <w:bCs w:val="false"/>
+                <w:sz w:val="20"/>
+                <w:szCs w:val="20"/>
+              </w:rPr>
+              <w:t xml:space="preserve">O sistema deve exigir lote e canteiro no apontamento quando o tipo de tarefa declarar essa exigência.</w:t>
+            </w:r>
+          </w:p>
+        </w:tc>
+        <w:tc>
+          <w:tcPr>
+            <w:tcW w:type="dxa" w:w="1500"/>
+            <w:tcBorders>
+              <w:top w:val="single" w:color="000000" w:sz="4"/>
+              <w:left w:val="single" w:color="000000" w:sz="4"/>
+              <w:bottom w:val="single" w:color="000000" w:sz="4"/>
+              <w:right w:val="single" w:color="000000" w:sz="4"/>
+            </w:tcBorders>
+            <w:tcMar>
+              <w:top w:type="dxa" w:w="60"/>
+              <w:left w:type="dxa" w:w="80"/>
+              <w:bottom w:type="dxa" w:w="60"/>
+              <w:right w:type="dxa" w:w="80"/>
+            </w:tcMar>
+            <w:vAlign w:val="center"/>
+          </w:tcPr>
+          <w:p>
+            <w:pPr>
+              <w:spacing w:after="20" w:before="20" w:line="240"/>
+              <w:jc w:val="left"/>
+            </w:pPr>
+            <w:r>
+              <w:rPr>
+                <w:rFonts w:ascii="Arial" w:cs="Arial" w:eastAsia="Arial" w:hAnsi="Arial"/>
+                <w:b w:val="false"/>
+                <w:bCs w:val="false"/>
+                <w:sz w:val="20"/>
+                <w:szCs w:val="20"/>
+              </w:rPr>
+              <w:t xml:space="preserve">RN-82, RN-90</w:t>
+            </w:r>
+          </w:p>
+        </w:tc>
+      </w:tr>
+      <w:tr>
+        <w:trPr>
+          <w:cantSplit/>
+        </w:trPr>
+        <w:tc>
+          <w:tcPr>
+            <w:tcW w:type="dxa" w:w="900"/>
+            <w:tcBorders>
+              <w:top w:val="single" w:color="000000" w:sz="4"/>
+              <w:left w:val="single" w:color="000000" w:sz="4"/>
+              <w:bottom w:val="single" w:color="000000" w:sz="4"/>
+              <w:right w:val="single" w:color="000000" w:sz="4"/>
+            </w:tcBorders>
+            <w:tcMar>
+              <w:top w:type="dxa" w:w="60"/>
+              <w:left w:type="dxa" w:w="80"/>
+              <w:bottom w:type="dxa" w:w="60"/>
+              <w:right w:type="dxa" w:w="80"/>
+            </w:tcMar>
+            <w:vAlign w:val="center"/>
+          </w:tcPr>
+          <w:p>
+            <w:pPr>
+              <w:spacing w:after="20" w:before="20" w:line="240"/>
+              <w:jc w:val="center"/>
+            </w:pPr>
+            <w:r>
+              <w:rPr>
+                <w:rFonts w:ascii="Arial" w:cs="Arial" w:eastAsia="Arial" w:hAnsi="Arial"/>
+                <w:b/>
+                <w:bCs/>
+                <w:sz w:val="20"/>
+                <w:szCs w:val="20"/>
+              </w:rPr>
+              <w:t xml:space="preserve">RF-100</w:t>
+            </w:r>
+          </w:p>
+        </w:tc>
+        <w:tc>
+          <w:tcPr>
+            <w:tcW w:type="dxa" w:w="2100"/>
+            <w:tcBorders>
+              <w:top w:val="single" w:color="000000" w:sz="4"/>
+              <w:left w:val="single" w:color="000000" w:sz="4"/>
+              <w:bottom w:val="single" w:color="000000" w:sz="4"/>
+              <w:right w:val="single" w:color="000000" w:sz="4"/>
+            </w:tcBorders>
+            <w:tcMar>
+              <w:top w:type="dxa" w:w="60"/>
+              <w:left w:type="dxa" w:w="80"/>
+              <w:bottom w:type="dxa" w:w="60"/>
+              <w:right w:type="dxa" w:w="80"/>
+            </w:tcMar>
+            <w:vAlign w:val="center"/>
+          </w:tcPr>
+          <w:p>
+            <w:pPr>
+              <w:spacing w:after="20" w:before="20" w:line="240"/>
+              <w:jc w:val="left"/>
+            </w:pPr>
+            <w:r>
+              <w:rPr>
+                <w:rFonts w:ascii="Arial" w:cs="Arial" w:eastAsia="Arial" w:hAnsi="Arial"/>
+                <w:b w:val="false"/>
+                <w:bCs w:val="false"/>
+                <w:sz w:val="20"/>
+                <w:szCs w:val="20"/>
+              </w:rPr>
+              <w:t xml:space="preserve">Horas pelo intervalo apontado</w:t>
+            </w:r>
+          </w:p>
+        </w:tc>
+        <w:tc>
+          <w:tcPr>
+            <w:tcW w:type="dxa" w:w="4571"/>
+            <w:tcBorders>
+              <w:top w:val="single" w:color="000000" w:sz="4"/>
+              <w:left w:val="single" w:color="000000" w:sz="4"/>
+              <w:bottom w:val="single" w:color="000000" w:sz="4"/>
+              <w:right w:val="single" w:color="000000" w:sz="4"/>
+            </w:tcBorders>
+            <w:tcMar>
+              <w:top w:type="dxa" w:w="60"/>
+              <w:left w:type="dxa" w:w="80"/>
+              <w:bottom w:type="dxa" w:w="60"/>
+              <w:right w:type="dxa" w:w="80"/>
+            </w:tcMar>
+            <w:vAlign w:val="center"/>
+          </w:tcPr>
+          <w:p>
+            <w:pPr>
+              <w:spacing w:after="20" w:before="20" w:line="240"/>
+              <w:jc w:val="left"/>
+            </w:pPr>
+            <w:r>
+              <w:rPr>
+                <w:rFonts w:ascii="Arial" w:cs="Arial" w:eastAsia="Arial" w:hAnsi="Arial"/>
+                <w:b w:val="false"/>
+                <w:bCs w:val="false"/>
+                <w:sz w:val="20"/>
+                <w:szCs w:val="20"/>
+              </w:rPr>
+              <w:t xml:space="preserve">O sistema deve calcular as horas trabalhadas pelo intervalo apontado e, na ausência de apontamento, assumir a jornada do turno planejado, registrando essa condição.</w:t>
+            </w:r>
+          </w:p>
+        </w:tc>
+        <w:tc>
+          <w:tcPr>
+            <w:tcW w:type="dxa" w:w="1500"/>
+            <w:tcBorders>
+              <w:top w:val="single" w:color="000000" w:sz="4"/>
+              <w:left w:val="single" w:color="000000" w:sz="4"/>
+              <w:bottom w:val="single" w:color="000000" w:sz="4"/>
+              <w:right w:val="single" w:color="000000" w:sz="4"/>
+            </w:tcBorders>
+            <w:tcMar>
+              <w:top w:type="dxa" w:w="60"/>
+              <w:left w:type="dxa" w:w="80"/>
+              <w:bottom w:type="dxa" w:w="60"/>
+              <w:right w:type="dxa" w:w="80"/>
+            </w:tcMar>
+            <w:vAlign w:val="center"/>
+          </w:tcPr>
+          <w:p>
+            <w:pPr>
+              <w:spacing w:after="20" w:before="20" w:line="240"/>
+              <w:jc w:val="left"/>
+            </w:pPr>
+            <w:r>
+              <w:rPr>
+                <w:rFonts w:ascii="Arial" w:cs="Arial" w:eastAsia="Arial" w:hAnsi="Arial"/>
+                <w:b w:val="false"/>
+                <w:bCs w:val="false"/>
+                <w:sz w:val="20"/>
+                <w:szCs w:val="20"/>
+              </w:rPr>
+              <w:t xml:space="preserve">RN-48, RN-51, RN-85, RN-86</w:t>
+            </w:r>
+          </w:p>
+        </w:tc>
+      </w:tr>
+      <w:tr>
+        <w:trPr>
+          <w:cantSplit/>
+        </w:trPr>
+        <w:tc>
+          <w:tcPr>
+            <w:tcW w:type="dxa" w:w="900"/>
+            <w:tcBorders>
+              <w:top w:val="single" w:color="000000" w:sz="4"/>
+              <w:left w:val="single" w:color="000000" w:sz="4"/>
+              <w:bottom w:val="single" w:color="000000" w:sz="4"/>
+              <w:right w:val="single" w:color="000000" w:sz="4"/>
+            </w:tcBorders>
+            <w:tcMar>
+              <w:top w:type="dxa" w:w="60"/>
+              <w:left w:type="dxa" w:w="80"/>
+              <w:bottom w:type="dxa" w:w="60"/>
+              <w:right w:type="dxa" w:w="80"/>
+            </w:tcMar>
+            <w:vAlign w:val="center"/>
+          </w:tcPr>
+          <w:p>
+            <w:pPr>
+              <w:spacing w:after="20" w:before="20" w:line="240"/>
+              <w:jc w:val="center"/>
+            </w:pPr>
+            <w:r>
+              <w:rPr>
+                <w:rFonts w:ascii="Arial" w:cs="Arial" w:eastAsia="Arial" w:hAnsi="Arial"/>
+                <w:b/>
+                <w:bCs/>
+                <w:sz w:val="20"/>
+                <w:szCs w:val="20"/>
+              </w:rPr>
+              <w:t xml:space="preserve">RF-101</w:t>
+            </w:r>
+          </w:p>
+        </w:tc>
+        <w:tc>
+          <w:tcPr>
+            <w:tcW w:type="dxa" w:w="2100"/>
+            <w:tcBorders>
+              <w:top w:val="single" w:color="000000" w:sz="4"/>
+              <w:left w:val="single" w:color="000000" w:sz="4"/>
+              <w:bottom w:val="single" w:color="000000" w:sz="4"/>
+              <w:right w:val="single" w:color="000000" w:sz="4"/>
+            </w:tcBorders>
+            <w:tcMar>
+              <w:top w:type="dxa" w:w="60"/>
+              <w:left w:type="dxa" w:w="80"/>
+              <w:bottom w:type="dxa" w:w="60"/>
+              <w:right w:type="dxa" w:w="80"/>
+            </w:tcMar>
+            <w:vAlign w:val="center"/>
+          </w:tcPr>
+          <w:p>
+            <w:pPr>
+              <w:spacing w:after="20" w:before="20" w:line="240"/>
+              <w:jc w:val="left"/>
+            </w:pPr>
+            <w:r>
+              <w:rPr>
+                <w:rFonts w:ascii="Arial" w:cs="Arial" w:eastAsia="Arial" w:hAnsi="Arial"/>
+                <w:b w:val="false"/>
+                <w:bCs w:val="false"/>
+                <w:sz w:val="20"/>
+                <w:szCs w:val="20"/>
+              </w:rPr>
+              <w:t xml:space="preserve">Baixa de insumo na tarefa</w:t>
+            </w:r>
+          </w:p>
+        </w:tc>
+        <w:tc>
+          <w:tcPr>
+            <w:tcW w:type="dxa" w:w="4571"/>
+            <w:tcBorders>
+              <w:top w:val="single" w:color="000000" w:sz="4"/>
+              <w:left w:val="single" w:color="000000" w:sz="4"/>
+              <w:bottom w:val="single" w:color="000000" w:sz="4"/>
+              <w:right w:val="single" w:color="000000" w:sz="4"/>
+            </w:tcBorders>
+            <w:tcMar>
+              <w:top w:type="dxa" w:w="60"/>
+              <w:left w:type="dxa" w:w="80"/>
+              <w:bottom w:type="dxa" w:w="60"/>
+              <w:right w:type="dxa" w:w="80"/>
+            </w:tcMar>
+            <w:vAlign w:val="center"/>
+          </w:tcPr>
+          <w:p>
+            <w:pPr>
+              <w:spacing w:after="20" w:before="20" w:line="240"/>
+              <w:jc w:val="left"/>
+            </w:pPr>
+            <w:r>
+              <w:rPr>
+                <w:rFonts w:ascii="Arial" w:cs="Arial" w:eastAsia="Arial" w:hAnsi="Arial"/>
+                <w:b w:val="false"/>
+                <w:bCs w:val="false"/>
+                <w:sz w:val="20"/>
+                <w:szCs w:val="20"/>
+              </w:rPr>
+              <w:t xml:space="preserve">O sistema deve permitir registrar, no encerramento da tarefa, os insumos consumidos nela, abatendo-os do saldo.</w:t>
+            </w:r>
+          </w:p>
+        </w:tc>
+        <w:tc>
+          <w:tcPr>
+            <w:tcW w:type="dxa" w:w="1500"/>
+            <w:tcBorders>
+              <w:top w:val="single" w:color="000000" w:sz="4"/>
+              <w:left w:val="single" w:color="000000" w:sz="4"/>
+              <w:bottom w:val="single" w:color="000000" w:sz="4"/>
+              <w:right w:val="single" w:color="000000" w:sz="4"/>
+            </w:tcBorders>
+            <w:tcMar>
+              <w:top w:type="dxa" w:w="60"/>
+              <w:left w:type="dxa" w:w="80"/>
+              <w:bottom w:type="dxa" w:w="60"/>
+              <w:right w:type="dxa" w:w="80"/>
+            </w:tcMar>
+            <w:vAlign w:val="center"/>
+          </w:tcPr>
+          <w:p>
+            <w:pPr>
+              <w:spacing w:after="20" w:before="20" w:line="240"/>
+              <w:jc w:val="left"/>
+            </w:pPr>
+            <w:r>
+              <w:rPr>
+                <w:rFonts w:ascii="Arial" w:cs="Arial" w:eastAsia="Arial" w:hAnsi="Arial"/>
+                <w:b w:val="false"/>
+                <w:bCs w:val="false"/>
+                <w:sz w:val="20"/>
+                <w:szCs w:val="20"/>
+              </w:rPr>
+              <w:t xml:space="preserve">RN-87</w:t>
+            </w:r>
+          </w:p>
+        </w:tc>
+      </w:tr>
+      <w:tr>
+        <w:trPr>
+          <w:cantSplit/>
+        </w:trPr>
+        <w:tc>
+          <w:tcPr>
+            <w:tcW w:type="dxa" w:w="900"/>
+            <w:tcBorders>
+              <w:top w:val="single" w:color="000000" w:sz="4"/>
+              <w:left w:val="single" w:color="000000" w:sz="4"/>
+              <w:bottom w:val="single" w:color="000000" w:sz="4"/>
+              <w:right w:val="single" w:color="000000" w:sz="4"/>
+            </w:tcBorders>
+            <w:tcMar>
+              <w:top w:type="dxa" w:w="60"/>
+              <w:left w:type="dxa" w:w="80"/>
+              <w:bottom w:type="dxa" w:w="60"/>
+              <w:right w:type="dxa" w:w="80"/>
+            </w:tcMar>
+            <w:vAlign w:val="center"/>
+          </w:tcPr>
+          <w:p>
+            <w:pPr>
+              <w:spacing w:after="20" w:before="20" w:line="240"/>
+              <w:jc w:val="center"/>
+            </w:pPr>
+            <w:r>
+              <w:rPr>
+                <w:rFonts w:ascii="Arial" w:cs="Arial" w:eastAsia="Arial" w:hAnsi="Arial"/>
+                <w:b/>
+                <w:bCs/>
+                <w:sz w:val="20"/>
+                <w:szCs w:val="20"/>
+              </w:rPr>
+              <w:t xml:space="preserve">RF-102</w:t>
+            </w:r>
+          </w:p>
+        </w:tc>
+        <w:tc>
+          <w:tcPr>
+            <w:tcW w:type="dxa" w:w="2100"/>
+            <w:tcBorders>
+              <w:top w:val="single" w:color="000000" w:sz="4"/>
+              <w:left w:val="single" w:color="000000" w:sz="4"/>
+              <w:bottom w:val="single" w:color="000000" w:sz="4"/>
+              <w:right w:val="single" w:color="000000" w:sz="4"/>
+            </w:tcBorders>
+            <w:tcMar>
+              <w:top w:type="dxa" w:w="60"/>
+              <w:left w:type="dxa" w:w="80"/>
+              <w:bottom w:type="dxa" w:w="60"/>
+              <w:right w:type="dxa" w:w="80"/>
+            </w:tcMar>
+            <w:vAlign w:val="center"/>
+          </w:tcPr>
+          <w:p>
+            <w:pPr>
+              <w:spacing w:after="20" w:before="20" w:line="240"/>
+              <w:jc w:val="left"/>
+            </w:pPr>
+            <w:r>
+              <w:rPr>
+                <w:rFonts w:ascii="Arial" w:cs="Arial" w:eastAsia="Arial" w:hAnsi="Arial"/>
+                <w:b w:val="false"/>
+                <w:bCs w:val="false"/>
+                <w:sz w:val="20"/>
+                <w:szCs w:val="20"/>
+              </w:rPr>
+              <w:t xml:space="preserve">Saldo de insumo</w:t>
+            </w:r>
+          </w:p>
+        </w:tc>
+        <w:tc>
+          <w:tcPr>
+            <w:tcW w:type="dxa" w:w="4571"/>
+            <w:tcBorders>
+              <w:top w:val="single" w:color="000000" w:sz="4"/>
+              <w:left w:val="single" w:color="000000" w:sz="4"/>
+              <w:bottom w:val="single" w:color="000000" w:sz="4"/>
+              <w:right w:val="single" w:color="000000" w:sz="4"/>
+            </w:tcBorders>
+            <w:tcMar>
+              <w:top w:type="dxa" w:w="60"/>
+              <w:left w:type="dxa" w:w="80"/>
+              <w:bottom w:type="dxa" w:w="60"/>
+              <w:right w:type="dxa" w:w="80"/>
+            </w:tcMar>
+            <w:vAlign w:val="center"/>
+          </w:tcPr>
+          <w:p>
+            <w:pPr>
+              <w:spacing w:after="20" w:before="20" w:line="240"/>
+              <w:jc w:val="left"/>
+            </w:pPr>
+            <w:r>
+              <w:rPr>
+                <w:rFonts w:ascii="Arial" w:cs="Arial" w:eastAsia="Arial" w:hAnsi="Arial"/>
+                <w:b w:val="false"/>
+                <w:bCs w:val="false"/>
+                <w:sz w:val="20"/>
+                <w:szCs w:val="20"/>
+              </w:rPr>
+              <w:t xml:space="preserve">O sistema deve apresentar o saldo de cada insumo, derivado das entradas menos o consumo registrado.</w:t>
+            </w:r>
+          </w:p>
+        </w:tc>
+        <w:tc>
+          <w:tcPr>
+            <w:tcW w:type="dxa" w:w="1500"/>
+            <w:tcBorders>
+              <w:top w:val="single" w:color="000000" w:sz="4"/>
+              <w:left w:val="single" w:color="000000" w:sz="4"/>
+              <w:bottom w:val="single" w:color="000000" w:sz="4"/>
+              <w:right w:val="single" w:color="000000" w:sz="4"/>
+            </w:tcBorders>
+            <w:tcMar>
+              <w:top w:type="dxa" w:w="60"/>
+              <w:left w:type="dxa" w:w="80"/>
+              <w:bottom w:type="dxa" w:w="60"/>
+              <w:right w:type="dxa" w:w="80"/>
+            </w:tcMar>
+            <w:vAlign w:val="center"/>
+          </w:tcPr>
+          <w:p>
+            <w:pPr>
+              <w:spacing w:after="20" w:before="20" w:line="240"/>
+              <w:jc w:val="left"/>
+            </w:pPr>
+            <w:r>
+              <w:rPr>
+                <w:rFonts w:ascii="Arial" w:cs="Arial" w:eastAsia="Arial" w:hAnsi="Arial"/>
+                <w:b w:val="false"/>
+                <w:bCs w:val="false"/>
+                <w:sz w:val="20"/>
+                <w:szCs w:val="20"/>
+              </w:rPr>
+              <w:t xml:space="preserve">RN-88</w:t>
+            </w:r>
+          </w:p>
+        </w:tc>
+      </w:tr>
+      <w:tr>
+        <w:trPr>
+          <w:cantSplit/>
+        </w:trPr>
+        <w:tc>
+          <w:tcPr>
+            <w:tcW w:type="dxa" w:w="900"/>
+            <w:tcBorders>
+              <w:top w:val="single" w:color="000000" w:sz="4"/>
+              <w:left w:val="single" w:color="000000" w:sz="4"/>
+              <w:bottom w:val="single" w:color="000000" w:sz="4"/>
+              <w:right w:val="single" w:color="000000" w:sz="4"/>
+            </w:tcBorders>
+            <w:tcMar>
+              <w:top w:type="dxa" w:w="60"/>
+              <w:left w:type="dxa" w:w="80"/>
+              <w:bottom w:type="dxa" w:w="60"/>
+              <w:right w:type="dxa" w:w="80"/>
+            </w:tcMar>
+            <w:vAlign w:val="center"/>
+          </w:tcPr>
+          <w:p>
+            <w:pPr>
+              <w:spacing w:after="20" w:before="20" w:line="240"/>
+              <w:jc w:val="center"/>
+            </w:pPr>
+            <w:r>
+              <w:rPr>
+                <w:rFonts w:ascii="Arial" w:cs="Arial" w:eastAsia="Arial" w:hAnsi="Arial"/>
+                <w:b/>
+                <w:bCs/>
+                <w:sz w:val="20"/>
+                <w:szCs w:val="20"/>
+              </w:rPr>
+              <w:t xml:space="preserve">RF-103</w:t>
+            </w:r>
+          </w:p>
+        </w:tc>
+        <w:tc>
+          <w:tcPr>
+            <w:tcW w:type="dxa" w:w="2100"/>
+            <w:tcBorders>
+              <w:top w:val="single" w:color="000000" w:sz="4"/>
+              <w:left w:val="single" w:color="000000" w:sz="4"/>
+              <w:bottom w:val="single" w:color="000000" w:sz="4"/>
+              <w:right w:val="single" w:color="000000" w:sz="4"/>
+            </w:tcBorders>
+            <w:tcMar>
+              <w:top w:type="dxa" w:w="60"/>
+              <w:left w:type="dxa" w:w="80"/>
+              <w:bottom w:type="dxa" w:w="60"/>
+              <w:right w:type="dxa" w:w="80"/>
+            </w:tcMar>
+            <w:vAlign w:val="center"/>
+          </w:tcPr>
+          <w:p>
+            <w:pPr>
+              <w:spacing w:after="20" w:before="20" w:line="240"/>
+              <w:jc w:val="left"/>
+            </w:pPr>
+            <w:r>
+              <w:rPr>
+                <w:rFonts w:ascii="Arial" w:cs="Arial" w:eastAsia="Arial" w:hAnsi="Arial"/>
+                <w:b w:val="false"/>
+                <w:bCs w:val="false"/>
+                <w:sz w:val="20"/>
+                <w:szCs w:val="20"/>
+              </w:rPr>
+              <w:t xml:space="preserve">Alerta de insumo em falta</w:t>
+            </w:r>
+          </w:p>
+        </w:tc>
+        <w:tc>
+          <w:tcPr>
+            <w:tcW w:type="dxa" w:w="4571"/>
+            <w:tcBorders>
+              <w:top w:val="single" w:color="000000" w:sz="4"/>
+              <w:left w:val="single" w:color="000000" w:sz="4"/>
+              <w:bottom w:val="single" w:color="000000" w:sz="4"/>
+              <w:right w:val="single" w:color="000000" w:sz="4"/>
+            </w:tcBorders>
+            <w:tcMar>
+              <w:top w:type="dxa" w:w="60"/>
+              <w:left w:type="dxa" w:w="80"/>
+              <w:bottom w:type="dxa" w:w="60"/>
+              <w:right w:type="dxa" w:w="80"/>
+            </w:tcMar>
+            <w:vAlign w:val="center"/>
+          </w:tcPr>
+          <w:p>
+            <w:pPr>
+              <w:spacing w:after="20" w:before="20" w:line="240"/>
+              <w:jc w:val="left"/>
+            </w:pPr>
+            <w:r>
+              <w:rPr>
+                <w:rFonts w:ascii="Arial" w:cs="Arial" w:eastAsia="Arial" w:hAnsi="Arial"/>
+                <w:b w:val="false"/>
+                <w:bCs w:val="false"/>
+                <w:sz w:val="20"/>
+                <w:szCs w:val="20"/>
+              </w:rPr>
+              <w:t xml:space="preserve">O sistema deve sinalizar insumo zerado ou abaixo da quantidade mínima definida.</w:t>
+            </w:r>
+          </w:p>
+        </w:tc>
+        <w:tc>
+          <w:tcPr>
+            <w:tcW w:type="dxa" w:w="1500"/>
+            <w:tcBorders>
+              <w:top w:val="single" w:color="000000" w:sz="4"/>
+              <w:left w:val="single" w:color="000000" w:sz="4"/>
+              <w:bottom w:val="single" w:color="000000" w:sz="4"/>
+              <w:right w:val="single" w:color="000000" w:sz="4"/>
+            </w:tcBorders>
+            <w:tcMar>
+              <w:top w:type="dxa" w:w="60"/>
+              <w:left w:type="dxa" w:w="80"/>
+              <w:bottom w:type="dxa" w:w="60"/>
+              <w:right w:type="dxa" w:w="80"/>
+            </w:tcMar>
+            <w:vAlign w:val="center"/>
+          </w:tcPr>
+          <w:p>
+            <w:pPr>
+              <w:spacing w:after="20" w:before="20" w:line="240"/>
+              <w:jc w:val="left"/>
+            </w:pPr>
+            <w:r>
+              <w:rPr>
+                <w:rFonts w:ascii="Arial" w:cs="Arial" w:eastAsia="Arial" w:hAnsi="Arial"/>
+                <w:b w:val="false"/>
+                <w:bCs w:val="false"/>
+                <w:sz w:val="20"/>
+                <w:szCs w:val="20"/>
+              </w:rPr>
+              <w:t xml:space="preserve">RN-15, RN-88</w:t>
+            </w:r>
+          </w:p>
+        </w:tc>
+      </w:tr>
+      <w:tr>
+        <w:trPr>
+          <w:cantSplit/>
+        </w:trPr>
+        <w:tc>
+          <w:tcPr>
+            <w:tcW w:type="dxa" w:w="900"/>
+            <w:tcBorders>
+              <w:top w:val="single" w:color="000000" w:sz="4"/>
+              <w:left w:val="single" w:color="000000" w:sz="4"/>
+              <w:bottom w:val="single" w:color="000000" w:sz="4"/>
+              <w:right w:val="single" w:color="000000" w:sz="4"/>
+            </w:tcBorders>
+            <w:tcMar>
+              <w:top w:type="dxa" w:w="60"/>
+              <w:left w:type="dxa" w:w="80"/>
+              <w:bottom w:type="dxa" w:w="60"/>
+              <w:right w:type="dxa" w:w="80"/>
+            </w:tcMar>
+            <w:vAlign w:val="center"/>
+          </w:tcPr>
+          <w:p>
+            <w:pPr>
+              <w:spacing w:after="20" w:before="20" w:line="240"/>
+              <w:jc w:val="center"/>
+            </w:pPr>
+            <w:r>
+              <w:rPr>
+                <w:rFonts w:ascii="Arial" w:cs="Arial" w:eastAsia="Arial" w:hAnsi="Arial"/>
+                <w:b/>
+                <w:bCs/>
+                <w:sz w:val="20"/>
+                <w:szCs w:val="20"/>
+              </w:rPr>
+              <w:t xml:space="preserve">RF-104</w:t>
+            </w:r>
+          </w:p>
+        </w:tc>
+        <w:tc>
+          <w:tcPr>
+            <w:tcW w:type="dxa" w:w="2100"/>
+            <w:tcBorders>
+              <w:top w:val="single" w:color="000000" w:sz="4"/>
+              <w:left w:val="single" w:color="000000" w:sz="4"/>
+              <w:bottom w:val="single" w:color="000000" w:sz="4"/>
+              <w:right w:val="single" w:color="000000" w:sz="4"/>
+            </w:tcBorders>
+            <w:tcMar>
+              <w:top w:type="dxa" w:w="60"/>
+              <w:left w:type="dxa" w:w="80"/>
+              <w:bottom w:type="dxa" w:w="60"/>
+              <w:right w:type="dxa" w:w="80"/>
+            </w:tcMar>
+            <w:vAlign w:val="center"/>
+          </w:tcPr>
+          <w:p>
+            <w:pPr>
+              <w:spacing w:after="20" w:before="20" w:line="240"/>
+              <w:jc w:val="left"/>
+            </w:pPr>
+            <w:r>
+              <w:rPr>
+                <w:rFonts w:ascii="Arial" w:cs="Arial" w:eastAsia="Arial" w:hAnsi="Arial"/>
+                <w:b w:val="false"/>
+                <w:bCs w:val="false"/>
+                <w:sz w:val="20"/>
+                <w:szCs w:val="20"/>
+              </w:rPr>
+              <w:t xml:space="preserve">Gasto extra da tarefa</w:t>
+            </w:r>
+          </w:p>
+        </w:tc>
+        <w:tc>
+          <w:tcPr>
+            <w:tcW w:type="dxa" w:w="4571"/>
+            <w:tcBorders>
+              <w:top w:val="single" w:color="000000" w:sz="4"/>
+              <w:left w:val="single" w:color="000000" w:sz="4"/>
+              <w:bottom w:val="single" w:color="000000" w:sz="4"/>
+              <w:right w:val="single" w:color="000000" w:sz="4"/>
+            </w:tcBorders>
+            <w:tcMar>
+              <w:top w:type="dxa" w:w="60"/>
+              <w:left w:type="dxa" w:w="80"/>
+              <w:bottom w:type="dxa" w:w="60"/>
+              <w:right w:type="dxa" w:w="80"/>
+            </w:tcMar>
+            <w:vAlign w:val="center"/>
+          </w:tcPr>
+          <w:p>
+            <w:pPr>
+              <w:spacing w:after="20" w:before="20" w:line="240"/>
+              <w:jc w:val="left"/>
+            </w:pPr>
+            <w:r>
+              <w:rPr>
+                <w:rFonts w:ascii="Arial" w:cs="Arial" w:eastAsia="Arial" w:hAnsi="Arial"/>
+                <w:b w:val="false"/>
+                <w:bCs w:val="false"/>
+                <w:sz w:val="20"/>
+                <w:szCs w:val="20"/>
+              </w:rPr>
+              <w:t xml:space="preserve">O sistema deve permitir registrar gasto extra da tarefa, com descrição e valor, atribuindo-o ao lote trabalhado.</w:t>
+            </w:r>
+          </w:p>
+        </w:tc>
+        <w:tc>
+          <w:tcPr>
+            <w:tcW w:type="dxa" w:w="1500"/>
+            <w:tcBorders>
+              <w:top w:val="single" w:color="000000" w:sz="4"/>
+              <w:left w:val="single" w:color="000000" w:sz="4"/>
+              <w:bottom w:val="single" w:color="000000" w:sz="4"/>
+              <w:right w:val="single" w:color="000000" w:sz="4"/>
+            </w:tcBorders>
+            <w:tcMar>
+              <w:top w:type="dxa" w:w="60"/>
+              <w:left w:type="dxa" w:w="80"/>
+              <w:bottom w:type="dxa" w:w="60"/>
+              <w:right w:type="dxa" w:w="80"/>
+            </w:tcMar>
+            <w:vAlign w:val="center"/>
+          </w:tcPr>
+          <w:p>
+            <w:pPr>
+              <w:spacing w:after="20" w:before="20" w:line="240"/>
+              <w:jc w:val="left"/>
+            </w:pPr>
+            <w:r>
+              <w:rPr>
+                <w:rFonts w:ascii="Arial" w:cs="Arial" w:eastAsia="Arial" w:hAnsi="Arial"/>
+                <w:b w:val="false"/>
+                <w:bCs w:val="false"/>
+                <w:sz w:val="20"/>
+                <w:szCs w:val="20"/>
+              </w:rPr>
+              <w:t xml:space="preserve">RN-89</w:t>
+            </w:r>
+          </w:p>
+        </w:tc>
+      </w:tr>
+      <w:tr>
+        <w:trPr>
+          <w:cantSplit/>
+        </w:trPr>
+        <w:tc>
+          <w:tcPr>
+            <w:tcW w:type="dxa" w:w="900"/>
+            <w:tcBorders>
+              <w:top w:val="single" w:color="000000" w:sz="4"/>
+              <w:left w:val="single" w:color="000000" w:sz="4"/>
+              <w:bottom w:val="single" w:color="000000" w:sz="4"/>
+              <w:right w:val="single" w:color="000000" w:sz="4"/>
+            </w:tcBorders>
+            <w:tcMar>
+              <w:top w:type="dxa" w:w="60"/>
+              <w:left w:type="dxa" w:w="80"/>
+              <w:bottom w:type="dxa" w:w="60"/>
+              <w:right w:type="dxa" w:w="80"/>
+            </w:tcMar>
+            <w:vAlign w:val="center"/>
+          </w:tcPr>
+          <w:p>
+            <w:pPr>
+              <w:spacing w:after="20" w:before="20" w:line="240"/>
+              <w:jc w:val="center"/>
+            </w:pPr>
+            <w:r>
+              <w:rPr>
+                <w:rFonts w:ascii="Arial" w:cs="Arial" w:eastAsia="Arial" w:hAnsi="Arial"/>
+                <w:b/>
+                <w:bCs/>
+                <w:sz w:val="20"/>
+                <w:szCs w:val="20"/>
+              </w:rPr>
+              <w:t xml:space="preserve">RF-105</w:t>
+            </w:r>
+          </w:p>
+        </w:tc>
+        <w:tc>
+          <w:tcPr>
+            <w:tcW w:type="dxa" w:w="2100"/>
+            <w:tcBorders>
+              <w:top w:val="single" w:color="000000" w:sz="4"/>
+              <w:left w:val="single" w:color="000000" w:sz="4"/>
+              <w:bottom w:val="single" w:color="000000" w:sz="4"/>
+              <w:right w:val="single" w:color="000000" w:sz="4"/>
+            </w:tcBorders>
+            <w:tcMar>
+              <w:top w:type="dxa" w:w="60"/>
+              <w:left w:type="dxa" w:w="80"/>
+              <w:bottom w:type="dxa" w:w="60"/>
+              <w:right w:type="dxa" w:w="80"/>
+            </w:tcMar>
+            <w:vAlign w:val="center"/>
+          </w:tcPr>
+          <w:p>
+            <w:pPr>
+              <w:spacing w:after="20" w:before="20" w:line="240"/>
+              <w:jc w:val="left"/>
+            </w:pPr>
+            <w:r>
+              <w:rPr>
+                <w:rFonts w:ascii="Arial" w:cs="Arial" w:eastAsia="Arial" w:hAnsi="Arial"/>
+                <w:b w:val="false"/>
+                <w:bCs w:val="false"/>
+                <w:sz w:val="20"/>
+                <w:szCs w:val="20"/>
+              </w:rPr>
+              <w:t xml:space="preserve">Sinalização de saldo negativo de insumo</w:t>
+            </w:r>
+          </w:p>
+        </w:tc>
+        <w:tc>
+          <w:tcPr>
+            <w:tcW w:type="dxa" w:w="4571"/>
+            <w:tcBorders>
+              <w:top w:val="single" w:color="000000" w:sz="4"/>
+              <w:left w:val="single" w:color="000000" w:sz="4"/>
+              <w:bottom w:val="single" w:color="000000" w:sz="4"/>
+              <w:right w:val="single" w:color="000000" w:sz="4"/>
+            </w:tcBorders>
+            <w:tcMar>
+              <w:top w:type="dxa" w:w="60"/>
+              <w:left w:type="dxa" w:w="80"/>
+              <w:bottom w:type="dxa" w:w="60"/>
+              <w:right w:type="dxa" w:w="80"/>
+            </w:tcMar>
+            <w:vAlign w:val="center"/>
+          </w:tcPr>
+          <w:p>
+            <w:pPr>
+              <w:spacing w:after="20" w:before="20" w:line="240"/>
+              <w:jc w:val="left"/>
+            </w:pPr>
+            <w:r>
+              <w:rPr>
+                <w:rFonts w:ascii="Arial" w:cs="Arial" w:eastAsia="Arial" w:hAnsi="Arial"/>
+                <w:b w:val="false"/>
+                <w:bCs w:val="false"/>
+                <w:sz w:val="20"/>
+                <w:szCs w:val="20"/>
+              </w:rPr>
+              <w:t xml:space="preserve">O sistema deve sinalizar, sem recusar, o consumo que deixaria o saldo do insumo negativo.</w:t>
+            </w:r>
+          </w:p>
+        </w:tc>
+        <w:tc>
+          <w:tcPr>
+            <w:tcW w:type="dxa" w:w="1500"/>
+            <w:tcBorders>
+              <w:top w:val="single" w:color="000000" w:sz="4"/>
+              <w:left w:val="single" w:color="000000" w:sz="4"/>
+              <w:bottom w:val="single" w:color="000000" w:sz="4"/>
+              <w:right w:val="single" w:color="000000" w:sz="4"/>
+            </w:tcBorders>
+            <w:tcMar>
+              <w:top w:type="dxa" w:w="60"/>
+              <w:left w:type="dxa" w:w="80"/>
+              <w:bottom w:type="dxa" w:w="60"/>
+              <w:right w:type="dxa" w:w="80"/>
+            </w:tcMar>
+            <w:vAlign w:val="center"/>
+          </w:tcPr>
+          <w:p>
+            <w:pPr>
+              <w:spacing w:after="20" w:before="20" w:line="240"/>
+              <w:jc w:val="left"/>
+            </w:pPr>
+            <w:r>
+              <w:rPr>
+                <w:rFonts w:ascii="Arial" w:cs="Arial" w:eastAsia="Arial" w:hAnsi="Arial"/>
+                <w:b w:val="false"/>
+                <w:bCs w:val="false"/>
+                <w:sz w:val="20"/>
+                <w:szCs w:val="20"/>
+              </w:rPr>
+              <w:t xml:space="preserve">RN-78, RN-88</w:t>
+            </w:r>
+          </w:p>
+        </w:tc>
+      </w:tr>
     </w:tbl>
     <w:p>
       <w:pPr>

--- a/quadros-regras-de-negocio-e-requisitos.docx
+++ b/quadros-regras-de-negocio-e-requisitos.docx
@@ -23240,6 +23240,147 @@
           </w:p>
         </w:tc>
       </w:tr>
+      <w:tr>
+        <w:trPr>
+          <w:cantSplit/>
+        </w:trPr>
+        <w:tc>
+          <w:tcPr>
+            <w:tcW w:type="dxa" w:w="900"/>
+            <w:tcBorders>
+              <w:top w:val="single" w:color="000000" w:sz="4"/>
+              <w:left w:val="single" w:color="000000" w:sz="4"/>
+              <w:bottom w:val="single" w:color="000000" w:sz="4"/>
+              <w:right w:val="single" w:color="000000" w:sz="4"/>
+            </w:tcBorders>
+            <w:tcMar>
+              <w:top w:type="dxa" w:w="60"/>
+              <w:left w:type="dxa" w:w="80"/>
+              <w:bottom w:type="dxa" w:w="60"/>
+              <w:right w:type="dxa" w:w="80"/>
+            </w:tcMar>
+            <w:vAlign w:val="center"/>
+          </w:tcPr>
+          <w:p>
+            <w:pPr>
+              <w:spacing w:after="20" w:before="20" w:line="240"/>
+              <w:jc w:val="center"/>
+            </w:pPr>
+            <w:r>
+              <w:rPr>
+                <w:rFonts w:ascii="Arial" w:cs="Arial" w:eastAsia="Arial" w:hAnsi="Arial"/>
+                <w:b/>
+                <w:bCs/>
+                <w:sz w:val="20"/>
+                <w:szCs w:val="20"/>
+              </w:rPr>
+              <w:t xml:space="preserve">RF-106</w:t>
+            </w:r>
+          </w:p>
+        </w:tc>
+        <w:tc>
+          <w:tcPr>
+            <w:tcW w:type="dxa" w:w="2100"/>
+            <w:tcBorders>
+              <w:top w:val="single" w:color="000000" w:sz="4"/>
+              <w:left w:val="single" w:color="000000" w:sz="4"/>
+              <w:bottom w:val="single" w:color="000000" w:sz="4"/>
+              <w:right w:val="single" w:color="000000" w:sz="4"/>
+            </w:tcBorders>
+            <w:tcMar>
+              <w:top w:type="dxa" w:w="60"/>
+              <w:left w:type="dxa" w:w="80"/>
+              <w:bottom w:type="dxa" w:w="60"/>
+              <w:right w:type="dxa" w:w="80"/>
+            </w:tcMar>
+            <w:vAlign w:val="center"/>
+          </w:tcPr>
+          <w:p>
+            <w:pPr>
+              <w:spacing w:after="20" w:before="20" w:line="240"/>
+              <w:jc w:val="left"/>
+            </w:pPr>
+            <w:r>
+              <w:rPr>
+                <w:rFonts w:ascii="Arial" w:cs="Arial" w:eastAsia="Arial" w:hAnsi="Arial"/>
+                <w:b w:val="false"/>
+                <w:bCs w:val="false"/>
+                <w:sz w:val="20"/>
+                <w:szCs w:val="20"/>
+              </w:rPr>
+              <w:t xml:space="preserve">Registro de entrada de insumo</w:t>
+            </w:r>
+          </w:p>
+        </w:tc>
+        <w:tc>
+          <w:tcPr>
+            <w:tcW w:type="dxa" w:w="4571"/>
+            <w:tcBorders>
+              <w:top w:val="single" w:color="000000" w:sz="4"/>
+              <w:left w:val="single" w:color="000000" w:sz="4"/>
+              <w:bottom w:val="single" w:color="000000" w:sz="4"/>
+              <w:right w:val="single" w:color="000000" w:sz="4"/>
+            </w:tcBorders>
+            <w:tcMar>
+              <w:top w:type="dxa" w:w="60"/>
+              <w:left w:type="dxa" w:w="80"/>
+              <w:bottom w:type="dxa" w:w="60"/>
+              <w:right w:type="dxa" w:w="80"/>
+            </w:tcMar>
+            <w:vAlign w:val="center"/>
+          </w:tcPr>
+          <w:p>
+            <w:pPr>
+              <w:spacing w:after="20" w:before="20" w:line="240"/>
+              <w:jc w:val="left"/>
+            </w:pPr>
+            <w:r>
+              <w:rPr>
+                <w:rFonts w:ascii="Arial" w:cs="Arial" w:eastAsia="Arial" w:hAnsi="Arial"/>
+                <w:b w:val="false"/>
+                <w:bCs w:val="false"/>
+                <w:sz w:val="20"/>
+                <w:szCs w:val="20"/>
+              </w:rPr>
+              <w:t xml:space="preserve">O sistema deve permitir registrar entrada de insumo no estoque, informando insumo, motivo (compra, ajuste ou perda), quantidade e, na compra, o custo unitário.</w:t>
+            </w:r>
+          </w:p>
+        </w:tc>
+        <w:tc>
+          <w:tcPr>
+            <w:tcW w:type="dxa" w:w="1500"/>
+            <w:tcBorders>
+              <w:top w:val="single" w:color="000000" w:sz="4"/>
+              <w:left w:val="single" w:color="000000" w:sz="4"/>
+              <w:bottom w:val="single" w:color="000000" w:sz="4"/>
+              <w:right w:val="single" w:color="000000" w:sz="4"/>
+            </w:tcBorders>
+            <w:tcMar>
+              <w:top w:type="dxa" w:w="60"/>
+              <w:left w:type="dxa" w:w="80"/>
+              <w:bottom w:type="dxa" w:w="60"/>
+              <w:right w:type="dxa" w:w="80"/>
+            </w:tcMar>
+            <w:vAlign w:val="center"/>
+          </w:tcPr>
+          <w:p>
+            <w:pPr>
+              <w:spacing w:after="20" w:before="20" w:line="240"/>
+              <w:jc w:val="left"/>
+            </w:pPr>
+            <w:r>
+              <w:rPr>
+                <w:rFonts w:ascii="Arial" w:cs="Arial" w:eastAsia="Arial" w:hAnsi="Arial"/>
+                <w:b w:val="false"/>
+                <w:bCs w:val="false"/>
+                <w:sz w:val="20"/>
+                <w:szCs w:val="20"/>
+              </w:rPr>
+              <w:t xml:space="preserve">RN-88</w:t>
+            </w:r>
+          </w:p>
+        </w:tc>
+      </w:tr>
     </w:tbl>
     <w:p>
       <w:pPr>
@@ -28844,7 +28985,7 @@
                 <w:sz w:val="20"/>
                 <w:szCs w:val="20"/>
               </w:rPr>
-              <w:t xml:space="preserve">75</w:t>
+              <w:t xml:space="preserve">102</w:t>
             </w:r>
           </w:p>
         </w:tc>
@@ -28878,7 +29019,7 @@
                 <w:sz w:val="20"/>
                 <w:szCs w:val="20"/>
               </w:rPr>
-              <w:t xml:space="preserve">94,9</w:t>
+              <w:t xml:space="preserve">96,2</w:t>
             </w:r>
           </w:p>
         </w:tc>
@@ -29228,7 +29369,7 @@
                 <w:sz w:val="20"/>
                 <w:szCs w:val="20"/>
               </w:rPr>
-              <w:t xml:space="preserve">5,1</w:t>
+              <w:t xml:space="preserve">3,8</w:t>
             </w:r>
           </w:p>
         </w:tc>
@@ -29369,7 +29510,7 @@
                 <w:sz w:val="20"/>
                 <w:szCs w:val="20"/>
               </w:rPr>
-              <w:t xml:space="preserve">79</w:t>
+              <w:t xml:space="preserve">106</w:t>
             </w:r>
           </w:p>
         </w:tc>

--- a/quadros-regras-de-negocio-e-requisitos.docx
+++ b/quadros-regras-de-negocio-e-requisitos.docx
@@ -1905,7 +1905,7 @@
                 <w:sz w:val="20"/>
                 <w:szCs w:val="20"/>
               </w:rPr>
-              <w:t xml:space="preserve">O trabalho do viveiro é planejado por turno, não por horário. A unidade da agenda é dia × turno (manhã, tarde), e a duração do turno vem do período de trabalho cadastrado.</w:t>
+              <w:t xml:space="preserve">O trabalho do viveiro é planejado por turno, não por horário. A unidade da agenda é dia × turno (manhã, tarde), e a duração do turno vem do período de trabalho cadastrado. A tarefa recorrente é a exceção declarada e traz hora consigo.</w:t>
             </w:r>
           </w:p>
         </w:tc>
@@ -2416,7 +2416,7 @@
                 <w:sz w:val="20"/>
                 <w:szCs w:val="20"/>
               </w:rPr>
-              <w:t xml:space="preserve">Um lote ocupa um canteiro. Leva que não cabe num canteiro é outro lote.</w:t>
+              <w:t xml:space="preserve">Um lote ocupa um canteiro, e um canteiro comporta vários lotes. Leva que não cabe num canteiro é outro lote, e não o mesmo lote espalhado.</w:t>
             </w:r>
           </w:p>
         </w:tc>
@@ -2635,7 +2635,7 @@
                 <w:sz w:val="20"/>
                 <w:szCs w:val="20"/>
               </w:rPr>
-              <w:t xml:space="preserve">Lote com saldo zero está encerrado, sai da ocupação e permanece no histórico.</w:t>
+              <w:t xml:space="preserve">Lote com saldo zero está encerrado: sai da ocupação do canteiro e permanece no histórico. Canteiro livre é canteiro sem nenhum lote aberto.</w:t>
             </w:r>
           </w:p>
         </w:tc>
@@ -2708,7 +2708,7 @@
                 <w:sz w:val="20"/>
                 <w:szCs w:val="20"/>
               </w:rPr>
-              <w:t xml:space="preserve">Toda tarefa pertence a uma de seis categorias: semente, terra, plantio, manutenção, pós-morte e expedição.</w:t>
+              <w:t xml:space="preserve">Toda tarefa pertence a uma de seis categorias: semente, terra, plantio, manutenção, pós-morte e expedição. A categoria classifica, não comanda formulário.</w:t>
             </w:r>
           </w:p>
         </w:tc>
@@ -2781,7 +2781,7 @@
                 <w:sz w:val="20"/>
                 <w:szCs w:val="20"/>
               </w:rPr>
-              <w:t xml:space="preserve">A tarefa é medida por tempo ou por quantidade de recipientes, saco ou tubete. A medição por quantidade também mede o tempo.</w:t>
+              <w:t xml:space="preserve">Toda tarefa é medida por tempo. Parte delas é também contada por unidade, e a pergunta do viveiro é quantos fez em quantas horas.</w:t>
             </w:r>
           </w:p>
         </w:tc>
@@ -2854,7 +2854,7 @@
                 <w:sz w:val="20"/>
                 <w:szCs w:val="20"/>
               </w:rPr>
-              <w:t xml:space="preserve">Tarefa que trabalha mudas já plantadas identifica lote e canteiro.</w:t>
+              <w:t xml:space="preserve">Tarefa que trabalha mudas já plantadas identifica o lote, e o lote carrega o canteiro, a espécie e o recipiente.</w:t>
             </w:r>
           </w:p>
         </w:tc>
@@ -3439,6 +3439,517 @@
                 <w:szCs w:val="20"/>
               </w:rPr>
               <w:t xml:space="preserve">A classificação separa mortas de vivas, e a parte morta vira perda do lote no mesmo registro.</w:t>
+            </w:r>
+          </w:p>
+        </w:tc>
+      </w:tr>
+      <w:tr>
+        <w:trPr>
+          <w:cantSplit/>
+        </w:trPr>
+        <w:tc>
+          <w:tcPr>
+            <w:tcW w:type="dxa" w:w="1200"/>
+            <w:tcBorders>
+              <w:top w:val="single" w:color="000000" w:sz="4"/>
+              <w:left w:val="single" w:color="000000" w:sz="4"/>
+              <w:bottom w:val="single" w:color="000000" w:sz="4"/>
+              <w:right w:val="single" w:color="000000" w:sz="4"/>
+            </w:tcBorders>
+            <w:tcMar>
+              <w:top w:type="dxa" w:w="60"/>
+              <w:left w:type="dxa" w:w="80"/>
+              <w:bottom w:type="dxa" w:w="60"/>
+              <w:right w:type="dxa" w:w="80"/>
+            </w:tcMar>
+            <w:vAlign w:val="center"/>
+          </w:tcPr>
+          <w:p>
+            <w:pPr>
+              <w:spacing w:after="20" w:before="20" w:line="240"/>
+              <w:jc w:val="center"/>
+            </w:pPr>
+            <w:r>
+              <w:rPr>
+                <w:rFonts w:ascii="Arial" w:cs="Arial" w:eastAsia="Arial" w:hAnsi="Arial"/>
+                <w:b/>
+                <w:bCs/>
+                <w:sz w:val="20"/>
+                <w:szCs w:val="20"/>
+              </w:rPr>
+              <w:t xml:space="preserve">RN-91</w:t>
+            </w:r>
+          </w:p>
+        </w:tc>
+        <w:tc>
+          <w:tcPr>
+            <w:tcW w:type="dxa" w:w="7871"/>
+            <w:tcBorders>
+              <w:top w:val="single" w:color="000000" w:sz="4"/>
+              <w:left w:val="single" w:color="000000" w:sz="4"/>
+              <w:bottom w:val="single" w:color="000000" w:sz="4"/>
+              <w:right w:val="single" w:color="000000" w:sz="4"/>
+            </w:tcBorders>
+            <w:tcMar>
+              <w:top w:type="dxa" w:w="60"/>
+              <w:left w:type="dxa" w:w="80"/>
+              <w:bottom w:type="dxa" w:w="60"/>
+              <w:right w:type="dxa" w:w="80"/>
+            </w:tcMar>
+            <w:vAlign w:val="center"/>
+          </w:tcPr>
+          <w:p>
+            <w:pPr>
+              <w:spacing w:after="20" w:before="20" w:line="240"/>
+              <w:jc w:val="left"/>
+            </w:pPr>
+            <w:r>
+              <w:rPr>
+                <w:rFonts w:ascii="Arial" w:cs="Arial" w:eastAsia="Arial" w:hAnsi="Arial"/>
+                <w:b w:val="false"/>
+                <w:bCs w:val="false"/>
+                <w:sz w:val="20"/>
+                <w:szCs w:val="20"/>
+              </w:rPr>
+              <w:t xml:space="preserve">A quantidade realizada é de cada pessoa, e não da tarefa: quatro pessoas produzem quatro números, e não um dividido por quatro.</w:t>
+            </w:r>
+          </w:p>
+        </w:tc>
+      </w:tr>
+      <w:tr>
+        <w:trPr>
+          <w:cantSplit/>
+        </w:trPr>
+        <w:tc>
+          <w:tcPr>
+            <w:tcW w:type="dxa" w:w="1200"/>
+            <w:tcBorders>
+              <w:top w:val="single" w:color="000000" w:sz="4"/>
+              <w:left w:val="single" w:color="000000" w:sz="4"/>
+              <w:bottom w:val="single" w:color="000000" w:sz="4"/>
+              <w:right w:val="single" w:color="000000" w:sz="4"/>
+            </w:tcBorders>
+            <w:tcMar>
+              <w:top w:type="dxa" w:w="60"/>
+              <w:left w:type="dxa" w:w="80"/>
+              <w:bottom w:type="dxa" w:w="60"/>
+              <w:right w:type="dxa" w:w="80"/>
+            </w:tcMar>
+            <w:vAlign w:val="center"/>
+          </w:tcPr>
+          <w:p>
+            <w:pPr>
+              <w:spacing w:after="20" w:before="20" w:line="240"/>
+              <w:jc w:val="center"/>
+            </w:pPr>
+            <w:r>
+              <w:rPr>
+                <w:rFonts w:ascii="Arial" w:cs="Arial" w:eastAsia="Arial" w:hAnsi="Arial"/>
+                <w:b/>
+                <w:bCs/>
+                <w:sz w:val="20"/>
+                <w:szCs w:val="20"/>
+              </w:rPr>
+              <w:t xml:space="preserve">RN-92</w:t>
+            </w:r>
+          </w:p>
+        </w:tc>
+        <w:tc>
+          <w:tcPr>
+            <w:tcW w:type="dxa" w:w="7871"/>
+            <w:tcBorders>
+              <w:top w:val="single" w:color="000000" w:sz="4"/>
+              <w:left w:val="single" w:color="000000" w:sz="4"/>
+              <w:bottom w:val="single" w:color="000000" w:sz="4"/>
+              <w:right w:val="single" w:color="000000" w:sz="4"/>
+            </w:tcBorders>
+            <w:tcMar>
+              <w:top w:type="dxa" w:w="60"/>
+              <w:left w:type="dxa" w:w="80"/>
+              <w:bottom w:type="dxa" w:w="60"/>
+              <w:right w:type="dxa" w:w="80"/>
+            </w:tcMar>
+            <w:vAlign w:val="center"/>
+          </w:tcPr>
+          <w:p>
+            <w:pPr>
+              <w:spacing w:after="20" w:before="20" w:line="240"/>
+              <w:jc w:val="left"/>
+            </w:pPr>
+            <w:r>
+              <w:rPr>
+                <w:rFonts w:ascii="Arial" w:cs="Arial" w:eastAsia="Arial" w:hAnsi="Arial"/>
+                <w:b w:val="false"/>
+                <w:bCs w:val="false"/>
+                <w:sz w:val="20"/>
+                <w:szCs w:val="20"/>
+              </w:rPr>
+              <w:t xml:space="preserve">A ocupação do canteiro é a soma dos saldos dos lotes abertos nele. A capacidade cadastrada é aviso ao criar lote, nunca trava.</w:t>
+            </w:r>
+          </w:p>
+        </w:tc>
+      </w:tr>
+      <w:tr>
+        <w:trPr>
+          <w:cantSplit/>
+        </w:trPr>
+        <w:tc>
+          <w:tcPr>
+            <w:tcW w:type="dxa" w:w="1200"/>
+            <w:tcBorders>
+              <w:top w:val="single" w:color="000000" w:sz="4"/>
+              <w:left w:val="single" w:color="000000" w:sz="4"/>
+              <w:bottom w:val="single" w:color="000000" w:sz="4"/>
+              <w:right w:val="single" w:color="000000" w:sz="4"/>
+            </w:tcBorders>
+            <w:tcMar>
+              <w:top w:type="dxa" w:w="60"/>
+              <w:left w:type="dxa" w:w="80"/>
+              <w:bottom w:type="dxa" w:w="60"/>
+              <w:right w:type="dxa" w:w="80"/>
+            </w:tcMar>
+            <w:vAlign w:val="center"/>
+          </w:tcPr>
+          <w:p>
+            <w:pPr>
+              <w:spacing w:after="20" w:before="20" w:line="240"/>
+              <w:jc w:val="center"/>
+            </w:pPr>
+            <w:r>
+              <w:rPr>
+                <w:rFonts w:ascii="Arial" w:cs="Arial" w:eastAsia="Arial" w:hAnsi="Arial"/>
+                <w:b/>
+                <w:bCs/>
+                <w:sz w:val="20"/>
+                <w:szCs w:val="20"/>
+              </w:rPr>
+              <w:t xml:space="preserve">RN-93</w:t>
+            </w:r>
+          </w:p>
+        </w:tc>
+        <w:tc>
+          <w:tcPr>
+            <w:tcW w:type="dxa" w:w="7871"/>
+            <w:tcBorders>
+              <w:top w:val="single" w:color="000000" w:sz="4"/>
+              <w:left w:val="single" w:color="000000" w:sz="4"/>
+              <w:bottom w:val="single" w:color="000000" w:sz="4"/>
+              <w:right w:val="single" w:color="000000" w:sz="4"/>
+            </w:tcBorders>
+            <w:tcMar>
+              <w:top w:type="dxa" w:w="60"/>
+              <w:left w:type="dxa" w:w="80"/>
+              <w:bottom w:type="dxa" w:w="60"/>
+              <w:right w:type="dxa" w:w="80"/>
+            </w:tcMar>
+            <w:vAlign w:val="center"/>
+          </w:tcPr>
+          <w:p>
+            <w:pPr>
+              <w:spacing w:after="20" w:before="20" w:line="240"/>
+              <w:jc w:val="left"/>
+            </w:pPr>
+            <w:r>
+              <w:rPr>
+                <w:rFonts w:ascii="Arial" w:cs="Arial" w:eastAsia="Arial" w:hAnsi="Arial"/>
+                <w:b w:val="false"/>
+                <w:bCs w:val="false"/>
+                <w:sz w:val="20"/>
+                <w:szCs w:val="20"/>
+              </w:rPr>
+              <w:t xml:space="preserve">A situação do lote é derivada, nunca digitada: saudável, atenção e crítico saem do atraso das tarefas planejadas para ele.</w:t>
+            </w:r>
+          </w:p>
+        </w:tc>
+      </w:tr>
+      <w:tr>
+        <w:trPr>
+          <w:cantSplit/>
+        </w:trPr>
+        <w:tc>
+          <w:tcPr>
+            <w:tcW w:type="dxa" w:w="1200"/>
+            <w:tcBorders>
+              <w:top w:val="single" w:color="000000" w:sz="4"/>
+              <w:left w:val="single" w:color="000000" w:sz="4"/>
+              <w:bottom w:val="single" w:color="000000" w:sz="4"/>
+              <w:right w:val="single" w:color="000000" w:sz="4"/>
+            </w:tcBorders>
+            <w:tcMar>
+              <w:top w:type="dxa" w:w="60"/>
+              <w:left w:type="dxa" w:w="80"/>
+              <w:bottom w:type="dxa" w:w="60"/>
+              <w:right w:type="dxa" w:w="80"/>
+            </w:tcMar>
+            <w:vAlign w:val="center"/>
+          </w:tcPr>
+          <w:p>
+            <w:pPr>
+              <w:spacing w:after="20" w:before="20" w:line="240"/>
+              <w:jc w:val="center"/>
+            </w:pPr>
+            <w:r>
+              <w:rPr>
+                <w:rFonts w:ascii="Arial" w:cs="Arial" w:eastAsia="Arial" w:hAnsi="Arial"/>
+                <w:b/>
+                <w:bCs/>
+                <w:sz w:val="20"/>
+                <w:szCs w:val="20"/>
+              </w:rPr>
+              <w:t xml:space="preserve">RN-94</w:t>
+            </w:r>
+          </w:p>
+        </w:tc>
+        <w:tc>
+          <w:tcPr>
+            <w:tcW w:type="dxa" w:w="7871"/>
+            <w:tcBorders>
+              <w:top w:val="single" w:color="000000" w:sz="4"/>
+              <w:left w:val="single" w:color="000000" w:sz="4"/>
+              <w:bottom w:val="single" w:color="000000" w:sz="4"/>
+              <w:right w:val="single" w:color="000000" w:sz="4"/>
+            </w:tcBorders>
+            <w:tcMar>
+              <w:top w:type="dxa" w:w="60"/>
+              <w:left w:type="dxa" w:w="80"/>
+              <w:bottom w:type="dxa" w:w="60"/>
+              <w:right w:type="dxa" w:w="80"/>
+            </w:tcMar>
+            <w:vAlign w:val="center"/>
+          </w:tcPr>
+          <w:p>
+            <w:pPr>
+              <w:spacing w:after="20" w:before="20" w:line="240"/>
+              <w:jc w:val="left"/>
+            </w:pPr>
+            <w:r>
+              <w:rPr>
+                <w:rFonts w:ascii="Arial" w:cs="Arial" w:eastAsia="Arial" w:hAnsi="Arial"/>
+                <w:b w:val="false"/>
+                <w:bCs w:val="false"/>
+                <w:sz w:val="20"/>
+                <w:szCs w:val="20"/>
+              </w:rPr>
+              <w:t xml:space="preserve">O limite de dias que separa atenção de crítico é parâmetro mantido, não constante.</w:t>
+            </w:r>
+          </w:p>
+        </w:tc>
+      </w:tr>
+      <w:tr>
+        <w:trPr>
+          <w:cantSplit/>
+        </w:trPr>
+        <w:tc>
+          <w:tcPr>
+            <w:tcW w:type="dxa" w:w="1200"/>
+            <w:tcBorders>
+              <w:top w:val="single" w:color="000000" w:sz="4"/>
+              <w:left w:val="single" w:color="000000" w:sz="4"/>
+              <w:bottom w:val="single" w:color="000000" w:sz="4"/>
+              <w:right w:val="single" w:color="000000" w:sz="4"/>
+            </w:tcBorders>
+            <w:tcMar>
+              <w:top w:type="dxa" w:w="60"/>
+              <w:left w:type="dxa" w:w="80"/>
+              <w:bottom w:type="dxa" w:w="60"/>
+              <w:right w:type="dxa" w:w="80"/>
+            </w:tcMar>
+            <w:vAlign w:val="center"/>
+          </w:tcPr>
+          <w:p>
+            <w:pPr>
+              <w:spacing w:after="20" w:before="20" w:line="240"/>
+              <w:jc w:val="center"/>
+            </w:pPr>
+            <w:r>
+              <w:rPr>
+                <w:rFonts w:ascii="Arial" w:cs="Arial" w:eastAsia="Arial" w:hAnsi="Arial"/>
+                <w:b/>
+                <w:bCs/>
+                <w:sz w:val="20"/>
+                <w:szCs w:val="20"/>
+              </w:rPr>
+              <w:t xml:space="preserve">RN-95</w:t>
+            </w:r>
+          </w:p>
+        </w:tc>
+        <w:tc>
+          <w:tcPr>
+            <w:tcW w:type="dxa" w:w="7871"/>
+            <w:tcBorders>
+              <w:top w:val="single" w:color="000000" w:sz="4"/>
+              <w:left w:val="single" w:color="000000" w:sz="4"/>
+              <w:bottom w:val="single" w:color="000000" w:sz="4"/>
+              <w:right w:val="single" w:color="000000" w:sz="4"/>
+            </w:tcBorders>
+            <w:tcMar>
+              <w:top w:type="dxa" w:w="60"/>
+              <w:left w:type="dxa" w:w="80"/>
+              <w:bottom w:type="dxa" w:w="60"/>
+              <w:right w:type="dxa" w:w="80"/>
+            </w:tcMar>
+            <w:vAlign w:val="center"/>
+          </w:tcPr>
+          <w:p>
+            <w:pPr>
+              <w:spacing w:after="20" w:before="20" w:line="240"/>
+              <w:jc w:val="left"/>
+            </w:pPr>
+            <w:r>
+              <w:rPr>
+                <w:rFonts w:ascii="Arial" w:cs="Arial" w:eastAsia="Arial" w:hAnsi="Arial"/>
+                <w:b w:val="false"/>
+                <w:bCs w:val="false"/>
+                <w:sz w:val="20"/>
+                <w:szCs w:val="20"/>
+              </w:rPr>
+              <w:t xml:space="preserve">A tarefa recorrente declara hora de início e de fim, e é a exceção à regra de planejamento por turno.</w:t>
+            </w:r>
+          </w:p>
+        </w:tc>
+      </w:tr>
+      <w:tr>
+        <w:trPr>
+          <w:cantSplit/>
+        </w:trPr>
+        <w:tc>
+          <w:tcPr>
+            <w:tcW w:type="dxa" w:w="1200"/>
+            <w:tcBorders>
+              <w:top w:val="single" w:color="000000" w:sz="4"/>
+              <w:left w:val="single" w:color="000000" w:sz="4"/>
+              <w:bottom w:val="single" w:color="000000" w:sz="4"/>
+              <w:right w:val="single" w:color="000000" w:sz="4"/>
+            </w:tcBorders>
+            <w:tcMar>
+              <w:top w:type="dxa" w:w="60"/>
+              <w:left w:type="dxa" w:w="80"/>
+              <w:bottom w:type="dxa" w:w="60"/>
+              <w:right w:type="dxa" w:w="80"/>
+            </w:tcMar>
+            <w:vAlign w:val="center"/>
+          </w:tcPr>
+          <w:p>
+            <w:pPr>
+              <w:spacing w:after="20" w:before="20" w:line="240"/>
+              <w:jc w:val="center"/>
+            </w:pPr>
+            <w:r>
+              <w:rPr>
+                <w:rFonts w:ascii="Arial" w:cs="Arial" w:eastAsia="Arial" w:hAnsi="Arial"/>
+                <w:b/>
+                <w:bCs/>
+                <w:sz w:val="20"/>
+                <w:szCs w:val="20"/>
+              </w:rPr>
+              <w:t xml:space="preserve">RN-96</w:t>
+            </w:r>
+          </w:p>
+        </w:tc>
+        <w:tc>
+          <w:tcPr>
+            <w:tcW w:type="dxa" w:w="7871"/>
+            <w:tcBorders>
+              <w:top w:val="single" w:color="000000" w:sz="4"/>
+              <w:left w:val="single" w:color="000000" w:sz="4"/>
+              <w:bottom w:val="single" w:color="000000" w:sz="4"/>
+              <w:right w:val="single" w:color="000000" w:sz="4"/>
+            </w:tcBorders>
+            <w:tcMar>
+              <w:top w:type="dxa" w:w="60"/>
+              <w:left w:type="dxa" w:w="80"/>
+              <w:bottom w:type="dxa" w:w="60"/>
+              <w:right w:type="dxa" w:w="80"/>
+            </w:tcMar>
+            <w:vAlign w:val="center"/>
+          </w:tcPr>
+          <w:p>
+            <w:pPr>
+              <w:spacing w:after="20" w:before="20" w:line="240"/>
+              <w:jc w:val="left"/>
+            </w:pPr>
+            <w:r>
+              <w:rPr>
+                <w:rFonts w:ascii="Arial" w:cs="Arial" w:eastAsia="Arial" w:hAnsi="Arial"/>
+                <w:b w:val="false"/>
+                <w:bCs w:val="false"/>
+                <w:sz w:val="20"/>
+                <w:szCs w:val="20"/>
+              </w:rPr>
+              <w:t xml:space="preserve">A ocorrência gerada pela recorrência é atribuição comum: alterar ou excluir o dia não altera a regra, e alterar a regra não reescreve dia passado.</w:t>
+            </w:r>
+          </w:p>
+        </w:tc>
+      </w:tr>
+      <w:tr>
+        <w:trPr>
+          <w:cantSplit/>
+        </w:trPr>
+        <w:tc>
+          <w:tcPr>
+            <w:tcW w:type="dxa" w:w="1200"/>
+            <w:tcBorders>
+              <w:top w:val="single" w:color="000000" w:sz="4"/>
+              <w:left w:val="single" w:color="000000" w:sz="4"/>
+              <w:bottom w:val="single" w:color="000000" w:sz="4"/>
+              <w:right w:val="single" w:color="000000" w:sz="4"/>
+            </w:tcBorders>
+            <w:tcMar>
+              <w:top w:type="dxa" w:w="60"/>
+              <w:left w:type="dxa" w:w="80"/>
+              <w:bottom w:type="dxa" w:w="60"/>
+              <w:right w:type="dxa" w:w="80"/>
+            </w:tcMar>
+            <w:vAlign w:val="center"/>
+          </w:tcPr>
+          <w:p>
+            <w:pPr>
+              <w:spacing w:after="20" w:before="20" w:line="240"/>
+              <w:jc w:val="center"/>
+            </w:pPr>
+            <w:r>
+              <w:rPr>
+                <w:rFonts w:ascii="Arial" w:cs="Arial" w:eastAsia="Arial" w:hAnsi="Arial"/>
+                <w:b/>
+                <w:bCs/>
+                <w:sz w:val="20"/>
+                <w:szCs w:val="20"/>
+              </w:rPr>
+              <w:t xml:space="preserve">RN-97</w:t>
+            </w:r>
+          </w:p>
+        </w:tc>
+        <w:tc>
+          <w:tcPr>
+            <w:tcW w:type="dxa" w:w="7871"/>
+            <w:tcBorders>
+              <w:top w:val="single" w:color="000000" w:sz="4"/>
+              <w:left w:val="single" w:color="000000" w:sz="4"/>
+              <w:bottom w:val="single" w:color="000000" w:sz="4"/>
+              <w:right w:val="single" w:color="000000" w:sz="4"/>
+            </w:tcBorders>
+            <w:tcMar>
+              <w:top w:type="dxa" w:w="60"/>
+              <w:left w:type="dxa" w:w="80"/>
+              <w:bottom w:type="dxa" w:w="60"/>
+              <w:right w:type="dxa" w:w="80"/>
+            </w:tcMar>
+            <w:vAlign w:val="center"/>
+          </w:tcPr>
+          <w:p>
+            <w:pPr>
+              <w:spacing w:after="20" w:before="20" w:line="240"/>
+              <w:jc w:val="left"/>
+            </w:pPr>
+            <w:r>
+              <w:rPr>
+                <w:rFonts w:ascii="Arial" w:cs="Arial" w:eastAsia="Arial" w:hAnsi="Arial"/>
+                <w:b w:val="false"/>
+                <w:bCs w:val="false"/>
+                <w:sz w:val="20"/>
+                <w:szCs w:val="20"/>
+              </w:rPr>
+              <w:t xml:space="preserve">Dois apontamentos da mesma pessoa não se sobrepõem no tempo, nem os abertos nem os já encerrados.</w:t>
             </w:r>
           </w:p>
         </w:tc>
@@ -4783,7 +5294,7 @@
                 <w:sz w:val="20"/>
                 <w:szCs w:val="20"/>
               </w:rPr>
-              <w:t xml:space="preserve">O tipo de tarefa é vocabulário fechado, e carrega o tempo médio por unidade.</w:t>
+              <w:t xml:space="preserve">O tipo de tarefa é vocabulário fechado, e não digitação livre: é ele que declara o que o encerramento pede.</w:t>
             </w:r>
           </w:p>
         </w:tc>
@@ -7433,7 +7944,7 @@
                 <w:sz w:val="20"/>
                 <w:szCs w:val="20"/>
               </w:rPr>
-              <w:t xml:space="preserve">RN-13 a RN-18, RN-48, RN-50 a RN-52, RN-57, RN-74 a RN-90</w:t>
+              <w:t xml:space="preserve">RN-13 a RN-18, RN-48, RN-50 a RN-52, RN-57, RN-74 a RN-97</w:t>
             </w:r>
           </w:p>
         </w:tc>
@@ -7467,7 +7978,7 @@
                 <w:sz w:val="20"/>
                 <w:szCs w:val="20"/>
               </w:rPr>
-              <w:t xml:space="preserve">28</w:t>
+              <w:t xml:space="preserve">35</w:t>
             </w:r>
           </w:p>
         </w:tc>
@@ -8216,7 +8727,7 @@
                 <w:sz w:val="20"/>
                 <w:szCs w:val="20"/>
               </w:rPr>
-              <w:t xml:space="preserve">82</w:t>
+              <w:t xml:space="preserve">89</w:t>
             </w:r>
           </w:p>
         </w:tc>
@@ -18266,7 +18777,7 @@
                 <w:sz w:val="20"/>
                 <w:szCs w:val="20"/>
               </w:rPr>
-              <w:t xml:space="preserve">O sistema deve permitir manter o catálogo de tipos de tarefa, com unidade de medida, tempo médio por unidade e quais tipos exigem espécie e recipiente.</w:t>
+              <w:t xml:space="preserve">O sistema deve permitir manter o catálogo de tipos de tarefa, com nome, categoria e a declaração de se a tarefa é quantitativa por unidade e de se exige lote específico, espécie e recipiente.</w:t>
             </w:r>
           </w:p>
         </w:tc>
@@ -18300,7 +18811,7 @@
                 <w:sz w:val="20"/>
                 <w:szCs w:val="20"/>
               </w:rPr>
-              <w:t xml:space="preserve">RN-55</w:t>
+              <w:t xml:space="preserve">RN-55, RN-80, RN-81, RN-82</w:t>
             </w:r>
           </w:p>
         </w:tc>
@@ -19958,7 +20469,7 @@
                 <w:sz w:val="20"/>
                 <w:szCs w:val="20"/>
               </w:rPr>
-              <w:t xml:space="preserve">O sistema deve pedir, no planejamento e no apontamento, exatamente os dados que o tipo de tarefa declarar exigir, e nenhum outro.</w:t>
+              <w:t xml:space="preserve">O sistema deve pedir, no planejamento e no encerramento, exatamente os dados que o tipo de tarefa declarar exigir, e nenhum outro.</w:t>
             </w:r>
           </w:p>
         </w:tc>
@@ -19992,7 +20503,7 @@
                 <w:sz w:val="20"/>
                 <w:szCs w:val="20"/>
               </w:rPr>
-              <w:t xml:space="preserve">RN-80, RN-81, RN-82</w:t>
+              <w:t xml:space="preserve">RN-81, RN-82</w:t>
             </w:r>
           </w:p>
         </w:tc>
@@ -20381,7 +20892,7 @@
                 <w:sz w:val="20"/>
                 <w:szCs w:val="20"/>
               </w:rPr>
-              <w:t xml:space="preserve">O sistema deve apresentar a ocupação do viveiro por área e canteiro, indicando o lote de cada canteiro ocupado e quais estão livres.</w:t>
+              <w:t xml:space="preserve">O sistema deve apresentar a ocupação do viveiro por área e canteiro, indicando os lotes de cada canteiro ocupado e quais estão livres.</w:t>
             </w:r>
           </w:p>
         </w:tc>
@@ -21650,7 +22161,7 @@
                 <w:sz w:val="20"/>
                 <w:szCs w:val="20"/>
               </w:rPr>
-              <w:t xml:space="preserve">O sistema deve apresentar a agenda do dia com as tarefas planejadas e um cartão por funcionário, mostrando o que cada um faz naquele momento.</w:t>
+              <w:t xml:space="preserve">O sistema deve apresentar a agenda do dia com uma faixa por funcionário, mostrando o que cada um faz naquele momento e o que estava planejado para ele.</w:t>
             </w:r>
           </w:p>
         </w:tc>
@@ -22180,7 +22691,7 @@
                 <w:sz w:val="20"/>
                 <w:szCs w:val="20"/>
               </w:rPr>
-              <w:t xml:space="preserve">Quantidade no encerramento</w:t>
+              <w:t xml:space="preserve">Quantidade por participante no encerramento</w:t>
             </w:r>
           </w:p>
         </w:tc>
@@ -22214,7 +22725,7 @@
                 <w:sz w:val="20"/>
                 <w:szCs w:val="20"/>
               </w:rPr>
-              <w:t xml:space="preserve">O sistema deve solicitar a quantidade realizada ao encerrar a tarefa, quando o tipo de tarefa for medido por saco ou por tubete, e apenas nesse caso.</w:t>
+              <w:t xml:space="preserve">O sistema deve solicitar, ao encerrar a tarefa, a quantidade realizada por cada funcionário que participou dela, quando o tipo de tarefa for quantitativo por unidade, e apenas nesse caso.</w:t>
             </w:r>
           </w:p>
         </w:tc>
@@ -22248,7 +22759,7 @@
                 <w:sz w:val="20"/>
                 <w:szCs w:val="20"/>
               </w:rPr>
-              <w:t xml:space="preserve">RN-81</w:t>
+              <w:t xml:space="preserve">RN-81, RN-91</w:t>
             </w:r>
           </w:p>
         </w:tc>
@@ -22321,7 +22832,7 @@
                 <w:sz w:val="20"/>
                 <w:szCs w:val="20"/>
               </w:rPr>
-              <w:t xml:space="preserve">Exigência de lote no apontamento</w:t>
+              <w:t xml:space="preserve">Exigência de lote no encerramento</w:t>
             </w:r>
           </w:p>
         </w:tc>
@@ -22355,7 +22866,7 @@
                 <w:sz w:val="20"/>
                 <w:szCs w:val="20"/>
               </w:rPr>
-              <w:t xml:space="preserve">O sistema deve exigir lote e canteiro no apontamento quando o tipo de tarefa declarar essa exigência.</w:t>
+              <w:t xml:space="preserve">O sistema deve exigir o lote no encerramento da tarefa quando o tipo de tarefa declarar lote específico, dispensando o canteiro, que vem do próprio lote.</w:t>
             </w:r>
           </w:p>
         </w:tc>
@@ -23377,6 +23888,1980 @@
                 <w:szCs w:val="20"/>
               </w:rPr>
               <w:t xml:space="preserve">RN-88</w:t>
+            </w:r>
+          </w:p>
+        </w:tc>
+      </w:tr>
+      <w:tr>
+        <w:trPr>
+          <w:cantSplit/>
+        </w:trPr>
+        <w:tc>
+          <w:tcPr>
+            <w:tcW w:type="dxa" w:w="900"/>
+            <w:tcBorders>
+              <w:top w:val="single" w:color="000000" w:sz="4"/>
+              <w:left w:val="single" w:color="000000" w:sz="4"/>
+              <w:bottom w:val="single" w:color="000000" w:sz="4"/>
+              <w:right w:val="single" w:color="000000" w:sz="4"/>
+            </w:tcBorders>
+            <w:tcMar>
+              <w:top w:type="dxa" w:w="60"/>
+              <w:left w:type="dxa" w:w="80"/>
+              <w:bottom w:type="dxa" w:w="60"/>
+              <w:right w:type="dxa" w:w="80"/>
+            </w:tcMar>
+            <w:vAlign w:val="center"/>
+          </w:tcPr>
+          <w:p>
+            <w:pPr>
+              <w:spacing w:after="20" w:before="20" w:line="240"/>
+              <w:jc w:val="center"/>
+            </w:pPr>
+            <w:r>
+              <w:rPr>
+                <w:rFonts w:ascii="Arial" w:cs="Arial" w:eastAsia="Arial" w:hAnsi="Arial"/>
+                <w:b/>
+                <w:bCs/>
+                <w:sz w:val="20"/>
+                <w:szCs w:val="20"/>
+              </w:rPr>
+              <w:t xml:space="preserve">RF-107</w:t>
+            </w:r>
+          </w:p>
+        </w:tc>
+        <w:tc>
+          <w:tcPr>
+            <w:tcW w:type="dxa" w:w="2100"/>
+            <w:tcBorders>
+              <w:top w:val="single" w:color="000000" w:sz="4"/>
+              <w:left w:val="single" w:color="000000" w:sz="4"/>
+              <w:bottom w:val="single" w:color="000000" w:sz="4"/>
+              <w:right w:val="single" w:color="000000" w:sz="4"/>
+            </w:tcBorders>
+            <w:tcMar>
+              <w:top w:type="dxa" w:w="60"/>
+              <w:left w:type="dxa" w:w="80"/>
+              <w:bottom w:type="dxa" w:w="60"/>
+              <w:right w:type="dxa" w:w="80"/>
+            </w:tcMar>
+            <w:vAlign w:val="center"/>
+          </w:tcPr>
+          <w:p>
+            <w:pPr>
+              <w:spacing w:after="20" w:before="20" w:line="240"/>
+              <w:jc w:val="left"/>
+            </w:pPr>
+            <w:r>
+              <w:rPr>
+                <w:rFonts w:ascii="Arial" w:cs="Arial" w:eastAsia="Arial" w:hAnsi="Arial"/>
+                <w:b w:val="false"/>
+                <w:bCs w:val="false"/>
+                <w:sz w:val="20"/>
+                <w:szCs w:val="20"/>
+              </w:rPr>
+              <w:t xml:space="preserve">Encerramento da tarefa do grupo</w:t>
+            </w:r>
+          </w:p>
+        </w:tc>
+        <w:tc>
+          <w:tcPr>
+            <w:tcW w:type="dxa" w:w="4571"/>
+            <w:tcBorders>
+              <w:top w:val="single" w:color="000000" w:sz="4"/>
+              <w:left w:val="single" w:color="000000" w:sz="4"/>
+              <w:bottom w:val="single" w:color="000000" w:sz="4"/>
+              <w:right w:val="single" w:color="000000" w:sz="4"/>
+            </w:tcBorders>
+            <w:tcMar>
+              <w:top w:type="dxa" w:w="60"/>
+              <w:left w:type="dxa" w:w="80"/>
+              <w:bottom w:type="dxa" w:w="60"/>
+              <w:right w:type="dxa" w:w="80"/>
+            </w:tcMar>
+            <w:vAlign w:val="center"/>
+          </w:tcPr>
+          <w:p>
+            <w:pPr>
+              <w:spacing w:after="20" w:before="20" w:line="240"/>
+              <w:jc w:val="left"/>
+            </w:pPr>
+            <w:r>
+              <w:rPr>
+                <w:rFonts w:ascii="Arial" w:cs="Arial" w:eastAsia="Arial" w:hAnsi="Arial"/>
+                <w:b w:val="false"/>
+                <w:bCs w:val="false"/>
+                <w:sz w:val="20"/>
+                <w:szCs w:val="20"/>
+              </w:rPr>
+              <w:t xml:space="preserve">O sistema deve permitir encerrar a tarefa de uma vez para todo o grupo escalado, apresentando os campos que o tipo de tarefa exigir: o lote uma vez para a tarefa, e a quantidade uma vez por participante.</w:t>
+            </w:r>
+          </w:p>
+        </w:tc>
+        <w:tc>
+          <w:tcPr>
+            <w:tcW w:type="dxa" w:w="1500"/>
+            <w:tcBorders>
+              <w:top w:val="single" w:color="000000" w:sz="4"/>
+              <w:left w:val="single" w:color="000000" w:sz="4"/>
+              <w:bottom w:val="single" w:color="000000" w:sz="4"/>
+              <w:right w:val="single" w:color="000000" w:sz="4"/>
+            </w:tcBorders>
+            <w:tcMar>
+              <w:top w:type="dxa" w:w="60"/>
+              <w:left w:type="dxa" w:w="80"/>
+              <w:bottom w:type="dxa" w:w="60"/>
+              <w:right w:type="dxa" w:w="80"/>
+            </w:tcMar>
+            <w:vAlign w:val="center"/>
+          </w:tcPr>
+          <w:p>
+            <w:pPr>
+              <w:spacing w:after="20" w:before="20" w:line="240"/>
+              <w:jc w:val="left"/>
+            </w:pPr>
+            <w:r>
+              <w:rPr>
+                <w:rFonts w:ascii="Arial" w:cs="Arial" w:eastAsia="Arial" w:hAnsi="Arial"/>
+                <w:b w:val="false"/>
+                <w:bCs w:val="false"/>
+                <w:sz w:val="20"/>
+                <w:szCs w:val="20"/>
+              </w:rPr>
+              <w:t xml:space="preserve">RN-81, RN-84, RN-91</w:t>
+            </w:r>
+          </w:p>
+        </w:tc>
+      </w:tr>
+      <w:tr>
+        <w:trPr>
+          <w:cantSplit/>
+        </w:trPr>
+        <w:tc>
+          <w:tcPr>
+            <w:tcW w:type="dxa" w:w="900"/>
+            <w:tcBorders>
+              <w:top w:val="single" w:color="000000" w:sz="4"/>
+              <w:left w:val="single" w:color="000000" w:sz="4"/>
+              <w:bottom w:val="single" w:color="000000" w:sz="4"/>
+              <w:right w:val="single" w:color="000000" w:sz="4"/>
+            </w:tcBorders>
+            <w:tcMar>
+              <w:top w:type="dxa" w:w="60"/>
+              <w:left w:type="dxa" w:w="80"/>
+              <w:bottom w:type="dxa" w:w="60"/>
+              <w:right w:type="dxa" w:w="80"/>
+            </w:tcMar>
+            <w:vAlign w:val="center"/>
+          </w:tcPr>
+          <w:p>
+            <w:pPr>
+              <w:spacing w:after="20" w:before="20" w:line="240"/>
+              <w:jc w:val="center"/>
+            </w:pPr>
+            <w:r>
+              <w:rPr>
+                <w:rFonts w:ascii="Arial" w:cs="Arial" w:eastAsia="Arial" w:hAnsi="Arial"/>
+                <w:b/>
+                <w:bCs/>
+                <w:sz w:val="20"/>
+                <w:szCs w:val="20"/>
+              </w:rPr>
+              <w:t xml:space="preserve">RF-108</w:t>
+            </w:r>
+          </w:p>
+        </w:tc>
+        <w:tc>
+          <w:tcPr>
+            <w:tcW w:type="dxa" w:w="2100"/>
+            <w:tcBorders>
+              <w:top w:val="single" w:color="000000" w:sz="4"/>
+              <w:left w:val="single" w:color="000000" w:sz="4"/>
+              <w:bottom w:val="single" w:color="000000" w:sz="4"/>
+              <w:right w:val="single" w:color="000000" w:sz="4"/>
+            </w:tcBorders>
+            <w:tcMar>
+              <w:top w:type="dxa" w:w="60"/>
+              <w:left w:type="dxa" w:w="80"/>
+              <w:bottom w:type="dxa" w:w="60"/>
+              <w:right w:type="dxa" w:w="80"/>
+            </w:tcMar>
+            <w:vAlign w:val="center"/>
+          </w:tcPr>
+          <w:p>
+            <w:pPr>
+              <w:spacing w:after="20" w:before="20" w:line="240"/>
+              <w:jc w:val="left"/>
+            </w:pPr>
+            <w:r>
+              <w:rPr>
+                <w:rFonts w:ascii="Arial" w:cs="Arial" w:eastAsia="Arial" w:hAnsi="Arial"/>
+                <w:b w:val="false"/>
+                <w:bCs w:val="false"/>
+                <w:sz w:val="20"/>
+                <w:szCs w:val="20"/>
+              </w:rPr>
+              <w:t xml:space="preserve">Entrada do módulo Produção</w:t>
+            </w:r>
+          </w:p>
+        </w:tc>
+        <w:tc>
+          <w:tcPr>
+            <w:tcW w:type="dxa" w:w="4571"/>
+            <w:tcBorders>
+              <w:top w:val="single" w:color="000000" w:sz="4"/>
+              <w:left w:val="single" w:color="000000" w:sz="4"/>
+              <w:bottom w:val="single" w:color="000000" w:sz="4"/>
+              <w:right w:val="single" w:color="000000" w:sz="4"/>
+            </w:tcBorders>
+            <w:tcMar>
+              <w:top w:type="dxa" w:w="60"/>
+              <w:left w:type="dxa" w:w="80"/>
+              <w:bottom w:type="dxa" w:w="60"/>
+              <w:right w:type="dxa" w:w="80"/>
+            </w:tcMar>
+            <w:vAlign w:val="center"/>
+          </w:tcPr>
+          <w:p>
+            <w:pPr>
+              <w:spacing w:after="20" w:before="20" w:line="240"/>
+              <w:jc w:val="left"/>
+            </w:pPr>
+            <w:r>
+              <w:rPr>
+                <w:rFonts w:ascii="Arial" w:cs="Arial" w:eastAsia="Arial" w:hAnsi="Arial"/>
+                <w:b w:val="false"/>
+                <w:bCs w:val="false"/>
+                <w:sz w:val="20"/>
+                <w:szCs w:val="20"/>
+              </w:rPr>
+              <w:t xml:space="preserve">O sistema deve apresentar, na entrada do módulo Produção, as visões de agenda do dia e mapa de produção alternadas por aba, com as demais rotinas listadas abaixo delas.</w:t>
+            </w:r>
+          </w:p>
+        </w:tc>
+        <w:tc>
+          <w:tcPr>
+            <w:tcW w:type="dxa" w:w="1500"/>
+            <w:tcBorders>
+              <w:top w:val="single" w:color="000000" w:sz="4"/>
+              <w:left w:val="single" w:color="000000" w:sz="4"/>
+              <w:bottom w:val="single" w:color="000000" w:sz="4"/>
+              <w:right w:val="single" w:color="000000" w:sz="4"/>
+            </w:tcBorders>
+            <w:tcMar>
+              <w:top w:type="dxa" w:w="60"/>
+              <w:left w:type="dxa" w:w="80"/>
+              <w:bottom w:type="dxa" w:w="60"/>
+              <w:right w:type="dxa" w:w="80"/>
+            </w:tcMar>
+            <w:vAlign w:val="center"/>
+          </w:tcPr>
+          <w:p>
+            <w:pPr>
+              <w:spacing w:after="20" w:before="20" w:line="240"/>
+              <w:jc w:val="left"/>
+            </w:pPr>
+            <w:r>
+              <w:rPr>
+                <w:rFonts w:ascii="Arial" w:cs="Arial" w:eastAsia="Arial" w:hAnsi="Arial"/>
+                <w:b w:val="false"/>
+                <w:bCs w:val="false"/>
+                <w:sz w:val="20"/>
+                <w:szCs w:val="20"/>
+              </w:rPr>
+              <w:t xml:space="preserve">–</w:t>
+            </w:r>
+          </w:p>
+        </w:tc>
+      </w:tr>
+      <w:tr>
+        <w:trPr>
+          <w:cantSplit/>
+        </w:trPr>
+        <w:tc>
+          <w:tcPr>
+            <w:tcW w:type="dxa" w:w="900"/>
+            <w:tcBorders>
+              <w:top w:val="single" w:color="000000" w:sz="4"/>
+              <w:left w:val="single" w:color="000000" w:sz="4"/>
+              <w:bottom w:val="single" w:color="000000" w:sz="4"/>
+              <w:right w:val="single" w:color="000000" w:sz="4"/>
+            </w:tcBorders>
+            <w:tcMar>
+              <w:top w:type="dxa" w:w="60"/>
+              <w:left w:type="dxa" w:w="80"/>
+              <w:bottom w:type="dxa" w:w="60"/>
+              <w:right w:type="dxa" w:w="80"/>
+            </w:tcMar>
+            <w:vAlign w:val="center"/>
+          </w:tcPr>
+          <w:p>
+            <w:pPr>
+              <w:spacing w:after="20" w:before="20" w:line="240"/>
+              <w:jc w:val="center"/>
+            </w:pPr>
+            <w:r>
+              <w:rPr>
+                <w:rFonts w:ascii="Arial" w:cs="Arial" w:eastAsia="Arial" w:hAnsi="Arial"/>
+                <w:b/>
+                <w:bCs/>
+                <w:sz w:val="20"/>
+                <w:szCs w:val="20"/>
+              </w:rPr>
+              <w:t xml:space="preserve">RF-109</w:t>
+            </w:r>
+          </w:p>
+        </w:tc>
+        <w:tc>
+          <w:tcPr>
+            <w:tcW w:type="dxa" w:w="2100"/>
+            <w:tcBorders>
+              <w:top w:val="single" w:color="000000" w:sz="4"/>
+              <w:left w:val="single" w:color="000000" w:sz="4"/>
+              <w:bottom w:val="single" w:color="000000" w:sz="4"/>
+              <w:right w:val="single" w:color="000000" w:sz="4"/>
+            </w:tcBorders>
+            <w:tcMar>
+              <w:top w:type="dxa" w:w="60"/>
+              <w:left w:type="dxa" w:w="80"/>
+              <w:bottom w:type="dxa" w:w="60"/>
+              <w:right w:type="dxa" w:w="80"/>
+            </w:tcMar>
+            <w:vAlign w:val="center"/>
+          </w:tcPr>
+          <w:p>
+            <w:pPr>
+              <w:spacing w:after="20" w:before="20" w:line="240"/>
+              <w:jc w:val="left"/>
+            </w:pPr>
+            <w:r>
+              <w:rPr>
+                <w:rFonts w:ascii="Arial" w:cs="Arial" w:eastAsia="Arial" w:hAnsi="Arial"/>
+                <w:b w:val="false"/>
+                <w:bCs w:val="false"/>
+                <w:sz w:val="20"/>
+                <w:szCs w:val="20"/>
+              </w:rPr>
+              <w:t xml:space="preserve">Agenda do dia em linha do tempo</w:t>
+            </w:r>
+          </w:p>
+        </w:tc>
+        <w:tc>
+          <w:tcPr>
+            <w:tcW w:type="dxa" w:w="4571"/>
+            <w:tcBorders>
+              <w:top w:val="single" w:color="000000" w:sz="4"/>
+              <w:left w:val="single" w:color="000000" w:sz="4"/>
+              <w:bottom w:val="single" w:color="000000" w:sz="4"/>
+              <w:right w:val="single" w:color="000000" w:sz="4"/>
+            </w:tcBorders>
+            <w:tcMar>
+              <w:top w:type="dxa" w:w="60"/>
+              <w:left w:type="dxa" w:w="80"/>
+              <w:bottom w:type="dxa" w:w="60"/>
+              <w:right w:type="dxa" w:w="80"/>
+            </w:tcMar>
+            <w:vAlign w:val="center"/>
+          </w:tcPr>
+          <w:p>
+            <w:pPr>
+              <w:spacing w:after="20" w:before="20" w:line="240"/>
+              <w:jc w:val="left"/>
+            </w:pPr>
+            <w:r>
+              <w:rPr>
+                <w:rFonts w:ascii="Arial" w:cs="Arial" w:eastAsia="Arial" w:hAnsi="Arial"/>
+                <w:b w:val="false"/>
+                <w:bCs w:val="false"/>
+                <w:sz w:val="20"/>
+                <w:szCs w:val="20"/>
+              </w:rPr>
+              <w:t xml:space="preserve">O sistema deve apresentar a agenda do dia como linha do tempo horizontal, com uma faixa por funcionário e cada tarefa como barra posicionada e dimensionada pelo horário, distinguindo a que está em curso, a concluída e a planejada ainda não iniciada.</w:t>
+            </w:r>
+          </w:p>
+        </w:tc>
+        <w:tc>
+          <w:tcPr>
+            <w:tcW w:type="dxa" w:w="1500"/>
+            <w:tcBorders>
+              <w:top w:val="single" w:color="000000" w:sz="4"/>
+              <w:left w:val="single" w:color="000000" w:sz="4"/>
+              <w:bottom w:val="single" w:color="000000" w:sz="4"/>
+              <w:right w:val="single" w:color="000000" w:sz="4"/>
+            </w:tcBorders>
+            <w:tcMar>
+              <w:top w:type="dxa" w:w="60"/>
+              <w:left w:type="dxa" w:w="80"/>
+              <w:bottom w:type="dxa" w:w="60"/>
+              <w:right w:type="dxa" w:w="80"/>
+            </w:tcMar>
+            <w:vAlign w:val="center"/>
+          </w:tcPr>
+          <w:p>
+            <w:pPr>
+              <w:spacing w:after="20" w:before="20" w:line="240"/>
+              <w:jc w:val="left"/>
+            </w:pPr>
+            <w:r>
+              <w:rPr>
+                <w:rFonts w:ascii="Arial" w:cs="Arial" w:eastAsia="Arial" w:hAnsi="Arial"/>
+                <w:b w:val="false"/>
+                <w:bCs w:val="false"/>
+                <w:sz w:val="20"/>
+                <w:szCs w:val="20"/>
+              </w:rPr>
+              <w:t xml:space="preserve">RN-84, RN-95</w:t>
+            </w:r>
+          </w:p>
+        </w:tc>
+      </w:tr>
+      <w:tr>
+        <w:trPr>
+          <w:cantSplit/>
+        </w:trPr>
+        <w:tc>
+          <w:tcPr>
+            <w:tcW w:type="dxa" w:w="900"/>
+            <w:tcBorders>
+              <w:top w:val="single" w:color="000000" w:sz="4"/>
+              <w:left w:val="single" w:color="000000" w:sz="4"/>
+              <w:bottom w:val="single" w:color="000000" w:sz="4"/>
+              <w:right w:val="single" w:color="000000" w:sz="4"/>
+            </w:tcBorders>
+            <w:tcMar>
+              <w:top w:type="dxa" w:w="60"/>
+              <w:left w:type="dxa" w:w="80"/>
+              <w:bottom w:type="dxa" w:w="60"/>
+              <w:right w:type="dxa" w:w="80"/>
+            </w:tcMar>
+            <w:vAlign w:val="center"/>
+          </w:tcPr>
+          <w:p>
+            <w:pPr>
+              <w:spacing w:after="20" w:before="20" w:line="240"/>
+              <w:jc w:val="center"/>
+            </w:pPr>
+            <w:r>
+              <w:rPr>
+                <w:rFonts w:ascii="Arial" w:cs="Arial" w:eastAsia="Arial" w:hAnsi="Arial"/>
+                <w:b/>
+                <w:bCs/>
+                <w:sz w:val="20"/>
+                <w:szCs w:val="20"/>
+              </w:rPr>
+              <w:t xml:space="preserve">RF-110</w:t>
+            </w:r>
+          </w:p>
+        </w:tc>
+        <w:tc>
+          <w:tcPr>
+            <w:tcW w:type="dxa" w:w="2100"/>
+            <w:tcBorders>
+              <w:top w:val="single" w:color="000000" w:sz="4"/>
+              <w:left w:val="single" w:color="000000" w:sz="4"/>
+              <w:bottom w:val="single" w:color="000000" w:sz="4"/>
+              <w:right w:val="single" w:color="000000" w:sz="4"/>
+            </w:tcBorders>
+            <w:tcMar>
+              <w:top w:type="dxa" w:w="60"/>
+              <w:left w:type="dxa" w:w="80"/>
+              <w:bottom w:type="dxa" w:w="60"/>
+              <w:right w:type="dxa" w:w="80"/>
+            </w:tcMar>
+            <w:vAlign w:val="center"/>
+          </w:tcPr>
+          <w:p>
+            <w:pPr>
+              <w:spacing w:after="20" w:before="20" w:line="240"/>
+              <w:jc w:val="left"/>
+            </w:pPr>
+            <w:r>
+              <w:rPr>
+                <w:rFonts w:ascii="Arial" w:cs="Arial" w:eastAsia="Arial" w:hAnsi="Arial"/>
+                <w:b w:val="false"/>
+                <w:bCs w:val="false"/>
+                <w:sz w:val="20"/>
+                <w:szCs w:val="20"/>
+              </w:rPr>
+              <w:t xml:space="preserve">Apontamento pelo relógio ou por horário informado</w:t>
+            </w:r>
+          </w:p>
+        </w:tc>
+        <w:tc>
+          <w:tcPr>
+            <w:tcW w:type="dxa" w:w="4571"/>
+            <w:tcBorders>
+              <w:top w:val="single" w:color="000000" w:sz="4"/>
+              <w:left w:val="single" w:color="000000" w:sz="4"/>
+              <w:bottom w:val="single" w:color="000000" w:sz="4"/>
+              <w:right w:val="single" w:color="000000" w:sz="4"/>
+            </w:tcBorders>
+            <w:tcMar>
+              <w:top w:type="dxa" w:w="60"/>
+              <w:left w:type="dxa" w:w="80"/>
+              <w:bottom w:type="dxa" w:w="60"/>
+              <w:right w:type="dxa" w:w="80"/>
+            </w:tcMar>
+            <w:vAlign w:val="center"/>
+          </w:tcPr>
+          <w:p>
+            <w:pPr>
+              <w:spacing w:after="20" w:before="20" w:line="240"/>
+              <w:jc w:val="left"/>
+            </w:pPr>
+            <w:r>
+              <w:rPr>
+                <w:rFonts w:ascii="Arial" w:cs="Arial" w:eastAsia="Arial" w:hAnsi="Arial"/>
+                <w:b w:val="false"/>
+                <w:bCs w:val="false"/>
+                <w:sz w:val="20"/>
+                <w:szCs w:val="20"/>
+              </w:rPr>
+              <w:t xml:space="preserve">O sistema deve permitir iniciar o apontamento a partir da faixa do funcionário, escolhendo entre marcar pelo relógio ou informar início e fim de trabalho já ocorrido.</w:t>
+            </w:r>
+          </w:p>
+        </w:tc>
+        <w:tc>
+          <w:tcPr>
+            <w:tcW w:type="dxa" w:w="1500"/>
+            <w:tcBorders>
+              <w:top w:val="single" w:color="000000" w:sz="4"/>
+              <w:left w:val="single" w:color="000000" w:sz="4"/>
+              <w:bottom w:val="single" w:color="000000" w:sz="4"/>
+              <w:right w:val="single" w:color="000000" w:sz="4"/>
+            </w:tcBorders>
+            <w:tcMar>
+              <w:top w:type="dxa" w:w="60"/>
+              <w:left w:type="dxa" w:w="80"/>
+              <w:bottom w:type="dxa" w:w="60"/>
+              <w:right w:type="dxa" w:w="80"/>
+            </w:tcMar>
+            <w:vAlign w:val="center"/>
+          </w:tcPr>
+          <w:p>
+            <w:pPr>
+              <w:spacing w:after="20" w:before="20" w:line="240"/>
+              <w:jc w:val="left"/>
+            </w:pPr>
+            <w:r>
+              <w:rPr>
+                <w:rFonts w:ascii="Arial" w:cs="Arial" w:eastAsia="Arial" w:hAnsi="Arial"/>
+                <w:b w:val="false"/>
+                <w:bCs w:val="false"/>
+                <w:sz w:val="20"/>
+                <w:szCs w:val="20"/>
+              </w:rPr>
+              <w:t xml:space="preserve">RN-83, RN-97</w:t>
+            </w:r>
+          </w:p>
+        </w:tc>
+      </w:tr>
+      <w:tr>
+        <w:trPr>
+          <w:cantSplit/>
+        </w:trPr>
+        <w:tc>
+          <w:tcPr>
+            <w:tcW w:type="dxa" w:w="900"/>
+            <w:tcBorders>
+              <w:top w:val="single" w:color="000000" w:sz="4"/>
+              <w:left w:val="single" w:color="000000" w:sz="4"/>
+              <w:bottom w:val="single" w:color="000000" w:sz="4"/>
+              <w:right w:val="single" w:color="000000" w:sz="4"/>
+            </w:tcBorders>
+            <w:tcMar>
+              <w:top w:type="dxa" w:w="60"/>
+              <w:left w:type="dxa" w:w="80"/>
+              <w:bottom w:type="dxa" w:w="60"/>
+              <w:right w:type="dxa" w:w="80"/>
+            </w:tcMar>
+            <w:vAlign w:val="center"/>
+          </w:tcPr>
+          <w:p>
+            <w:pPr>
+              <w:spacing w:after="20" w:before="20" w:line="240"/>
+              <w:jc w:val="center"/>
+            </w:pPr>
+            <w:r>
+              <w:rPr>
+                <w:rFonts w:ascii="Arial" w:cs="Arial" w:eastAsia="Arial" w:hAnsi="Arial"/>
+                <w:b/>
+                <w:bCs/>
+                <w:sz w:val="20"/>
+                <w:szCs w:val="20"/>
+              </w:rPr>
+              <w:t xml:space="preserve">RF-111</w:t>
+            </w:r>
+          </w:p>
+        </w:tc>
+        <w:tc>
+          <w:tcPr>
+            <w:tcW w:type="dxa" w:w="2100"/>
+            <w:tcBorders>
+              <w:top w:val="single" w:color="000000" w:sz="4"/>
+              <w:left w:val="single" w:color="000000" w:sz="4"/>
+              <w:bottom w:val="single" w:color="000000" w:sz="4"/>
+              <w:right w:val="single" w:color="000000" w:sz="4"/>
+            </w:tcBorders>
+            <w:tcMar>
+              <w:top w:type="dxa" w:w="60"/>
+              <w:left w:type="dxa" w:w="80"/>
+              <w:bottom w:type="dxa" w:w="60"/>
+              <w:right w:type="dxa" w:w="80"/>
+            </w:tcMar>
+            <w:vAlign w:val="center"/>
+          </w:tcPr>
+          <w:p>
+            <w:pPr>
+              <w:spacing w:after="20" w:before="20" w:line="240"/>
+              <w:jc w:val="left"/>
+            </w:pPr>
+            <w:r>
+              <w:rPr>
+                <w:rFonts w:ascii="Arial" w:cs="Arial" w:eastAsia="Arial" w:hAnsi="Arial"/>
+                <w:b w:val="false"/>
+                <w:bCs w:val="false"/>
+                <w:sz w:val="20"/>
+                <w:szCs w:val="20"/>
+              </w:rPr>
+              <w:t xml:space="preserve">Recusa de apontamento sobreposto</w:t>
+            </w:r>
+          </w:p>
+        </w:tc>
+        <w:tc>
+          <w:tcPr>
+            <w:tcW w:type="dxa" w:w="4571"/>
+            <w:tcBorders>
+              <w:top w:val="single" w:color="000000" w:sz="4"/>
+              <w:left w:val="single" w:color="000000" w:sz="4"/>
+              <w:bottom w:val="single" w:color="000000" w:sz="4"/>
+              <w:right w:val="single" w:color="000000" w:sz="4"/>
+            </w:tcBorders>
+            <w:tcMar>
+              <w:top w:type="dxa" w:w="60"/>
+              <w:left w:type="dxa" w:w="80"/>
+              <w:bottom w:type="dxa" w:w="60"/>
+              <w:right w:type="dxa" w:w="80"/>
+            </w:tcMar>
+            <w:vAlign w:val="center"/>
+          </w:tcPr>
+          <w:p>
+            <w:pPr>
+              <w:spacing w:after="20" w:before="20" w:line="240"/>
+              <w:jc w:val="left"/>
+            </w:pPr>
+            <w:r>
+              <w:rPr>
+                <w:rFonts w:ascii="Arial" w:cs="Arial" w:eastAsia="Arial" w:hAnsi="Arial"/>
+                <w:b w:val="false"/>
+                <w:bCs w:val="false"/>
+                <w:sz w:val="20"/>
+                <w:szCs w:val="20"/>
+              </w:rPr>
+              <w:t xml:space="preserve">O sistema não deve permitir apontamento cujo intervalo se sobreponha ao de outro apontamento do mesmo funcionário.</w:t>
+            </w:r>
+          </w:p>
+        </w:tc>
+        <w:tc>
+          <w:tcPr>
+            <w:tcW w:type="dxa" w:w="1500"/>
+            <w:tcBorders>
+              <w:top w:val="single" w:color="000000" w:sz="4"/>
+              <w:left w:val="single" w:color="000000" w:sz="4"/>
+              <w:bottom w:val="single" w:color="000000" w:sz="4"/>
+              <w:right w:val="single" w:color="000000" w:sz="4"/>
+            </w:tcBorders>
+            <w:tcMar>
+              <w:top w:type="dxa" w:w="60"/>
+              <w:left w:type="dxa" w:w="80"/>
+              <w:bottom w:type="dxa" w:w="60"/>
+              <w:right w:type="dxa" w:w="80"/>
+            </w:tcMar>
+            <w:vAlign w:val="center"/>
+          </w:tcPr>
+          <w:p>
+            <w:pPr>
+              <w:spacing w:after="20" w:before="20" w:line="240"/>
+              <w:jc w:val="left"/>
+            </w:pPr>
+            <w:r>
+              <w:rPr>
+                <w:rFonts w:ascii="Arial" w:cs="Arial" w:eastAsia="Arial" w:hAnsi="Arial"/>
+                <w:b w:val="false"/>
+                <w:bCs w:val="false"/>
+                <w:sz w:val="20"/>
+                <w:szCs w:val="20"/>
+              </w:rPr>
+              <w:t xml:space="preserve">RN-83, RN-97</w:t>
+            </w:r>
+          </w:p>
+        </w:tc>
+      </w:tr>
+      <w:tr>
+        <w:trPr>
+          <w:cantSplit/>
+        </w:trPr>
+        <w:tc>
+          <w:tcPr>
+            <w:tcW w:type="dxa" w:w="900"/>
+            <w:tcBorders>
+              <w:top w:val="single" w:color="000000" w:sz="4"/>
+              <w:left w:val="single" w:color="000000" w:sz="4"/>
+              <w:bottom w:val="single" w:color="000000" w:sz="4"/>
+              <w:right w:val="single" w:color="000000" w:sz="4"/>
+            </w:tcBorders>
+            <w:tcMar>
+              <w:top w:type="dxa" w:w="60"/>
+              <w:left w:type="dxa" w:w="80"/>
+              <w:bottom w:type="dxa" w:w="60"/>
+              <w:right w:type="dxa" w:w="80"/>
+            </w:tcMar>
+            <w:vAlign w:val="center"/>
+          </w:tcPr>
+          <w:p>
+            <w:pPr>
+              <w:spacing w:after="20" w:before="20" w:line="240"/>
+              <w:jc w:val="center"/>
+            </w:pPr>
+            <w:r>
+              <w:rPr>
+                <w:rFonts w:ascii="Arial" w:cs="Arial" w:eastAsia="Arial" w:hAnsi="Arial"/>
+                <w:b/>
+                <w:bCs/>
+                <w:sz w:val="20"/>
+                <w:szCs w:val="20"/>
+              </w:rPr>
+              <w:t xml:space="preserve">RF-112</w:t>
+            </w:r>
+          </w:p>
+        </w:tc>
+        <w:tc>
+          <w:tcPr>
+            <w:tcW w:type="dxa" w:w="2100"/>
+            <w:tcBorders>
+              <w:top w:val="single" w:color="000000" w:sz="4"/>
+              <w:left w:val="single" w:color="000000" w:sz="4"/>
+              <w:bottom w:val="single" w:color="000000" w:sz="4"/>
+              <w:right w:val="single" w:color="000000" w:sz="4"/>
+            </w:tcBorders>
+            <w:tcMar>
+              <w:top w:type="dxa" w:w="60"/>
+              <w:left w:type="dxa" w:w="80"/>
+              <w:bottom w:type="dxa" w:w="60"/>
+              <w:right w:type="dxa" w:w="80"/>
+            </w:tcMar>
+            <w:vAlign w:val="center"/>
+          </w:tcPr>
+          <w:p>
+            <w:pPr>
+              <w:spacing w:after="20" w:before="20" w:line="240"/>
+              <w:jc w:val="left"/>
+            </w:pPr>
+            <w:r>
+              <w:rPr>
+                <w:rFonts w:ascii="Arial" w:cs="Arial" w:eastAsia="Arial" w:hAnsi="Arial"/>
+                <w:b w:val="false"/>
+                <w:bCs w:val="false"/>
+                <w:sz w:val="20"/>
+                <w:szCs w:val="20"/>
+              </w:rPr>
+              <w:t xml:space="preserve">Apontamento para vários funcionários</w:t>
+            </w:r>
+          </w:p>
+        </w:tc>
+        <w:tc>
+          <w:tcPr>
+            <w:tcW w:type="dxa" w:w="4571"/>
+            <w:tcBorders>
+              <w:top w:val="single" w:color="000000" w:sz="4"/>
+              <w:left w:val="single" w:color="000000" w:sz="4"/>
+              <w:bottom w:val="single" w:color="000000" w:sz="4"/>
+              <w:right w:val="single" w:color="000000" w:sz="4"/>
+            </w:tcBorders>
+            <w:tcMar>
+              <w:top w:type="dxa" w:w="60"/>
+              <w:left w:type="dxa" w:w="80"/>
+              <w:bottom w:type="dxa" w:w="60"/>
+              <w:right w:type="dxa" w:w="80"/>
+            </w:tcMar>
+            <w:vAlign w:val="center"/>
+          </w:tcPr>
+          <w:p>
+            <w:pPr>
+              <w:spacing w:after="20" w:before="20" w:line="240"/>
+              <w:jc w:val="left"/>
+            </w:pPr>
+            <w:r>
+              <w:rPr>
+                <w:rFonts w:ascii="Arial" w:cs="Arial" w:eastAsia="Arial" w:hAnsi="Arial"/>
+                <w:b w:val="false"/>
+                <w:bCs w:val="false"/>
+                <w:sz w:val="20"/>
+                <w:szCs w:val="20"/>
+              </w:rPr>
+              <w:t xml:space="preserve">O sistema deve permitir lançar o mesmo apontamento para vários funcionários de uma vez, criando um apontamento por participante.</w:t>
+            </w:r>
+          </w:p>
+        </w:tc>
+        <w:tc>
+          <w:tcPr>
+            <w:tcW w:type="dxa" w:w="1500"/>
+            <w:tcBorders>
+              <w:top w:val="single" w:color="000000" w:sz="4"/>
+              <w:left w:val="single" w:color="000000" w:sz="4"/>
+              <w:bottom w:val="single" w:color="000000" w:sz="4"/>
+              <w:right w:val="single" w:color="000000" w:sz="4"/>
+            </w:tcBorders>
+            <w:tcMar>
+              <w:top w:type="dxa" w:w="60"/>
+              <w:left w:type="dxa" w:w="80"/>
+              <w:bottom w:type="dxa" w:w="60"/>
+              <w:right w:type="dxa" w:w="80"/>
+            </w:tcMar>
+            <w:vAlign w:val="center"/>
+          </w:tcPr>
+          <w:p>
+            <w:pPr>
+              <w:spacing w:after="20" w:before="20" w:line="240"/>
+              <w:jc w:val="left"/>
+            </w:pPr>
+            <w:r>
+              <w:rPr>
+                <w:rFonts w:ascii="Arial" w:cs="Arial" w:eastAsia="Arial" w:hAnsi="Arial"/>
+                <w:b w:val="false"/>
+                <w:bCs w:val="false"/>
+                <w:sz w:val="20"/>
+                <w:szCs w:val="20"/>
+              </w:rPr>
+              <w:t xml:space="preserve">RN-84</w:t>
+            </w:r>
+          </w:p>
+        </w:tc>
+      </w:tr>
+      <w:tr>
+        <w:trPr>
+          <w:cantSplit/>
+        </w:trPr>
+        <w:tc>
+          <w:tcPr>
+            <w:tcW w:type="dxa" w:w="900"/>
+            <w:tcBorders>
+              <w:top w:val="single" w:color="000000" w:sz="4"/>
+              <w:left w:val="single" w:color="000000" w:sz="4"/>
+              <w:bottom w:val="single" w:color="000000" w:sz="4"/>
+              <w:right w:val="single" w:color="000000" w:sz="4"/>
+            </w:tcBorders>
+            <w:tcMar>
+              <w:top w:type="dxa" w:w="60"/>
+              <w:left w:type="dxa" w:w="80"/>
+              <w:bottom w:type="dxa" w:w="60"/>
+              <w:right w:type="dxa" w:w="80"/>
+            </w:tcMar>
+            <w:vAlign w:val="center"/>
+          </w:tcPr>
+          <w:p>
+            <w:pPr>
+              <w:spacing w:after="20" w:before="20" w:line="240"/>
+              <w:jc w:val="center"/>
+            </w:pPr>
+            <w:r>
+              <w:rPr>
+                <w:rFonts w:ascii="Arial" w:cs="Arial" w:eastAsia="Arial" w:hAnsi="Arial"/>
+                <w:b/>
+                <w:bCs/>
+                <w:sz w:val="20"/>
+                <w:szCs w:val="20"/>
+              </w:rPr>
+              <w:t xml:space="preserve">RF-113</w:t>
+            </w:r>
+          </w:p>
+        </w:tc>
+        <w:tc>
+          <w:tcPr>
+            <w:tcW w:type="dxa" w:w="2100"/>
+            <w:tcBorders>
+              <w:top w:val="single" w:color="000000" w:sz="4"/>
+              <w:left w:val="single" w:color="000000" w:sz="4"/>
+              <w:bottom w:val="single" w:color="000000" w:sz="4"/>
+              <w:right w:val="single" w:color="000000" w:sz="4"/>
+            </w:tcBorders>
+            <w:tcMar>
+              <w:top w:type="dxa" w:w="60"/>
+              <w:left w:type="dxa" w:w="80"/>
+              <w:bottom w:type="dxa" w:w="60"/>
+              <w:right w:type="dxa" w:w="80"/>
+            </w:tcMar>
+            <w:vAlign w:val="center"/>
+          </w:tcPr>
+          <w:p>
+            <w:pPr>
+              <w:spacing w:after="20" w:before="20" w:line="240"/>
+              <w:jc w:val="left"/>
+            </w:pPr>
+            <w:r>
+              <w:rPr>
+                <w:rFonts w:ascii="Arial" w:cs="Arial" w:eastAsia="Arial" w:hAnsi="Arial"/>
+                <w:b w:val="false"/>
+                <w:bCs w:val="false"/>
+                <w:sz w:val="20"/>
+                <w:szCs w:val="20"/>
+              </w:rPr>
+              <w:t xml:space="preserve">Local da tarefa sem lote</w:t>
+            </w:r>
+          </w:p>
+        </w:tc>
+        <w:tc>
+          <w:tcPr>
+            <w:tcW w:type="dxa" w:w="4571"/>
+            <w:tcBorders>
+              <w:top w:val="single" w:color="000000" w:sz="4"/>
+              <w:left w:val="single" w:color="000000" w:sz="4"/>
+              <w:bottom w:val="single" w:color="000000" w:sz="4"/>
+              <w:right w:val="single" w:color="000000" w:sz="4"/>
+            </w:tcBorders>
+            <w:tcMar>
+              <w:top w:type="dxa" w:w="60"/>
+              <w:left w:type="dxa" w:w="80"/>
+              <w:bottom w:type="dxa" w:w="60"/>
+              <w:right w:type="dxa" w:w="80"/>
+            </w:tcMar>
+            <w:vAlign w:val="center"/>
+          </w:tcPr>
+          <w:p>
+            <w:pPr>
+              <w:spacing w:after="20" w:before="20" w:line="240"/>
+              <w:jc w:val="left"/>
+            </w:pPr>
+            <w:r>
+              <w:rPr>
+                <w:rFonts w:ascii="Arial" w:cs="Arial" w:eastAsia="Arial" w:hAnsi="Arial"/>
+                <w:b w:val="false"/>
+                <w:bCs w:val="false"/>
+                <w:sz w:val="20"/>
+                <w:szCs w:val="20"/>
+              </w:rPr>
+              <w:t xml:space="preserve">O sistema deve permitir registrar a área ou o canteiro da tarefa que não exige lote, e dispensá-los quando o lote os determinar.</w:t>
+            </w:r>
+          </w:p>
+        </w:tc>
+        <w:tc>
+          <w:tcPr>
+            <w:tcW w:type="dxa" w:w="1500"/>
+            <w:tcBorders>
+              <w:top w:val="single" w:color="000000" w:sz="4"/>
+              <w:left w:val="single" w:color="000000" w:sz="4"/>
+              <w:bottom w:val="single" w:color="000000" w:sz="4"/>
+              <w:right w:val="single" w:color="000000" w:sz="4"/>
+            </w:tcBorders>
+            <w:tcMar>
+              <w:top w:type="dxa" w:w="60"/>
+              <w:left w:type="dxa" w:w="80"/>
+              <w:bottom w:type="dxa" w:w="60"/>
+              <w:right w:type="dxa" w:w="80"/>
+            </w:tcMar>
+            <w:vAlign w:val="center"/>
+          </w:tcPr>
+          <w:p>
+            <w:pPr>
+              <w:spacing w:after="20" w:before="20" w:line="240"/>
+              <w:jc w:val="left"/>
+            </w:pPr>
+            <w:r>
+              <w:rPr>
+                <w:rFonts w:ascii="Arial" w:cs="Arial" w:eastAsia="Arial" w:hAnsi="Arial"/>
+                <w:b w:val="false"/>
+                <w:bCs w:val="false"/>
+                <w:sz w:val="20"/>
+                <w:szCs w:val="20"/>
+              </w:rPr>
+              <w:t xml:space="preserve">RN-74, RN-82</w:t>
+            </w:r>
+          </w:p>
+        </w:tc>
+      </w:tr>
+      <w:tr>
+        <w:trPr>
+          <w:cantSplit/>
+        </w:trPr>
+        <w:tc>
+          <w:tcPr>
+            <w:tcW w:type="dxa" w:w="900"/>
+            <w:tcBorders>
+              <w:top w:val="single" w:color="000000" w:sz="4"/>
+              <w:left w:val="single" w:color="000000" w:sz="4"/>
+              <w:bottom w:val="single" w:color="000000" w:sz="4"/>
+              <w:right w:val="single" w:color="000000" w:sz="4"/>
+            </w:tcBorders>
+            <w:tcMar>
+              <w:top w:type="dxa" w:w="60"/>
+              <w:left w:type="dxa" w:w="80"/>
+              <w:bottom w:type="dxa" w:w="60"/>
+              <w:right w:type="dxa" w:w="80"/>
+            </w:tcMar>
+            <w:vAlign w:val="center"/>
+          </w:tcPr>
+          <w:p>
+            <w:pPr>
+              <w:spacing w:after="20" w:before="20" w:line="240"/>
+              <w:jc w:val="center"/>
+            </w:pPr>
+            <w:r>
+              <w:rPr>
+                <w:rFonts w:ascii="Arial" w:cs="Arial" w:eastAsia="Arial" w:hAnsi="Arial"/>
+                <w:b/>
+                <w:bCs/>
+                <w:sz w:val="20"/>
+                <w:szCs w:val="20"/>
+              </w:rPr>
+              <w:t xml:space="preserve">RF-114</w:t>
+            </w:r>
+          </w:p>
+        </w:tc>
+        <w:tc>
+          <w:tcPr>
+            <w:tcW w:type="dxa" w:w="2100"/>
+            <w:tcBorders>
+              <w:top w:val="single" w:color="000000" w:sz="4"/>
+              <w:left w:val="single" w:color="000000" w:sz="4"/>
+              <w:bottom w:val="single" w:color="000000" w:sz="4"/>
+              <w:right w:val="single" w:color="000000" w:sz="4"/>
+            </w:tcBorders>
+            <w:tcMar>
+              <w:top w:type="dxa" w:w="60"/>
+              <w:left w:type="dxa" w:w="80"/>
+              <w:bottom w:type="dxa" w:w="60"/>
+              <w:right w:type="dxa" w:w="80"/>
+            </w:tcMar>
+            <w:vAlign w:val="center"/>
+          </w:tcPr>
+          <w:p>
+            <w:pPr>
+              <w:spacing w:after="20" w:before="20" w:line="240"/>
+              <w:jc w:val="left"/>
+            </w:pPr>
+            <w:r>
+              <w:rPr>
+                <w:rFonts w:ascii="Arial" w:cs="Arial" w:eastAsia="Arial" w:hAnsi="Arial"/>
+                <w:b w:val="false"/>
+                <w:bCs w:val="false"/>
+                <w:sz w:val="20"/>
+                <w:szCs w:val="20"/>
+              </w:rPr>
+              <w:t xml:space="preserve">Manutenção de tarefa recorrente</w:t>
+            </w:r>
+          </w:p>
+        </w:tc>
+        <w:tc>
+          <w:tcPr>
+            <w:tcW w:type="dxa" w:w="4571"/>
+            <w:tcBorders>
+              <w:top w:val="single" w:color="000000" w:sz="4"/>
+              <w:left w:val="single" w:color="000000" w:sz="4"/>
+              <w:bottom w:val="single" w:color="000000" w:sz="4"/>
+              <w:right w:val="single" w:color="000000" w:sz="4"/>
+            </w:tcBorders>
+            <w:tcMar>
+              <w:top w:type="dxa" w:w="60"/>
+              <w:left w:type="dxa" w:w="80"/>
+              <w:bottom w:type="dxa" w:w="60"/>
+              <w:right w:type="dxa" w:w="80"/>
+            </w:tcMar>
+            <w:vAlign w:val="center"/>
+          </w:tcPr>
+          <w:p>
+            <w:pPr>
+              <w:spacing w:after="20" w:before="20" w:line="240"/>
+              <w:jc w:val="left"/>
+            </w:pPr>
+            <w:r>
+              <w:rPr>
+                <w:rFonts w:ascii="Arial" w:cs="Arial" w:eastAsia="Arial" w:hAnsi="Arial"/>
+                <w:b w:val="false"/>
+                <w:bCs w:val="false"/>
+                <w:sz w:val="20"/>
+                <w:szCs w:val="20"/>
+              </w:rPr>
+              <w:t xml:space="preserve">O sistema deve permitir manter tarefas recorrentes com tipo de tarefa, grupo de funcionários, dias da semana, hora de início e de fim, e período de vigência.</w:t>
+            </w:r>
+          </w:p>
+        </w:tc>
+        <w:tc>
+          <w:tcPr>
+            <w:tcW w:type="dxa" w:w="1500"/>
+            <w:tcBorders>
+              <w:top w:val="single" w:color="000000" w:sz="4"/>
+              <w:left w:val="single" w:color="000000" w:sz="4"/>
+              <w:bottom w:val="single" w:color="000000" w:sz="4"/>
+              <w:right w:val="single" w:color="000000" w:sz="4"/>
+            </w:tcBorders>
+            <w:tcMar>
+              <w:top w:type="dxa" w:w="60"/>
+              <w:left w:type="dxa" w:w="80"/>
+              <w:bottom w:type="dxa" w:w="60"/>
+              <w:right w:type="dxa" w:w="80"/>
+            </w:tcMar>
+            <w:vAlign w:val="center"/>
+          </w:tcPr>
+          <w:p>
+            <w:pPr>
+              <w:spacing w:after="20" w:before="20" w:line="240"/>
+              <w:jc w:val="left"/>
+            </w:pPr>
+            <w:r>
+              <w:rPr>
+                <w:rFonts w:ascii="Arial" w:cs="Arial" w:eastAsia="Arial" w:hAnsi="Arial"/>
+                <w:b w:val="false"/>
+                <w:bCs w:val="false"/>
+                <w:sz w:val="20"/>
+                <w:szCs w:val="20"/>
+              </w:rPr>
+              <w:t xml:space="preserve">RN-48, RN-84, RN-95</w:t>
+            </w:r>
+          </w:p>
+        </w:tc>
+      </w:tr>
+      <w:tr>
+        <w:trPr>
+          <w:cantSplit/>
+        </w:trPr>
+        <w:tc>
+          <w:tcPr>
+            <w:tcW w:type="dxa" w:w="900"/>
+            <w:tcBorders>
+              <w:top w:val="single" w:color="000000" w:sz="4"/>
+              <w:left w:val="single" w:color="000000" w:sz="4"/>
+              <w:bottom w:val="single" w:color="000000" w:sz="4"/>
+              <w:right w:val="single" w:color="000000" w:sz="4"/>
+            </w:tcBorders>
+            <w:tcMar>
+              <w:top w:type="dxa" w:w="60"/>
+              <w:left w:type="dxa" w:w="80"/>
+              <w:bottom w:type="dxa" w:w="60"/>
+              <w:right w:type="dxa" w:w="80"/>
+            </w:tcMar>
+            <w:vAlign w:val="center"/>
+          </w:tcPr>
+          <w:p>
+            <w:pPr>
+              <w:spacing w:after="20" w:before="20" w:line="240"/>
+              <w:jc w:val="center"/>
+            </w:pPr>
+            <w:r>
+              <w:rPr>
+                <w:rFonts w:ascii="Arial" w:cs="Arial" w:eastAsia="Arial" w:hAnsi="Arial"/>
+                <w:b/>
+                <w:bCs/>
+                <w:sz w:val="20"/>
+                <w:szCs w:val="20"/>
+              </w:rPr>
+              <w:t xml:space="preserve">RF-115</w:t>
+            </w:r>
+          </w:p>
+        </w:tc>
+        <w:tc>
+          <w:tcPr>
+            <w:tcW w:type="dxa" w:w="2100"/>
+            <w:tcBorders>
+              <w:top w:val="single" w:color="000000" w:sz="4"/>
+              <w:left w:val="single" w:color="000000" w:sz="4"/>
+              <w:bottom w:val="single" w:color="000000" w:sz="4"/>
+              <w:right w:val="single" w:color="000000" w:sz="4"/>
+            </w:tcBorders>
+            <w:tcMar>
+              <w:top w:type="dxa" w:w="60"/>
+              <w:left w:type="dxa" w:w="80"/>
+              <w:bottom w:type="dxa" w:w="60"/>
+              <w:right w:type="dxa" w:w="80"/>
+            </w:tcMar>
+            <w:vAlign w:val="center"/>
+          </w:tcPr>
+          <w:p>
+            <w:pPr>
+              <w:spacing w:after="20" w:before="20" w:line="240"/>
+              <w:jc w:val="left"/>
+            </w:pPr>
+            <w:r>
+              <w:rPr>
+                <w:rFonts w:ascii="Arial" w:cs="Arial" w:eastAsia="Arial" w:hAnsi="Arial"/>
+                <w:b w:val="false"/>
+                <w:bCs w:val="false"/>
+                <w:sz w:val="20"/>
+                <w:szCs w:val="20"/>
+              </w:rPr>
+              <w:t xml:space="preserve">Geração das ocorrências da recorrência</w:t>
+            </w:r>
+          </w:p>
+        </w:tc>
+        <w:tc>
+          <w:tcPr>
+            <w:tcW w:type="dxa" w:w="4571"/>
+            <w:tcBorders>
+              <w:top w:val="single" w:color="000000" w:sz="4"/>
+              <w:left w:val="single" w:color="000000" w:sz="4"/>
+              <w:bottom w:val="single" w:color="000000" w:sz="4"/>
+              <w:right w:val="single" w:color="000000" w:sz="4"/>
+            </w:tcBorders>
+            <w:tcMar>
+              <w:top w:type="dxa" w:w="60"/>
+              <w:left w:type="dxa" w:w="80"/>
+              <w:bottom w:type="dxa" w:w="60"/>
+              <w:right w:type="dxa" w:w="80"/>
+            </w:tcMar>
+            <w:vAlign w:val="center"/>
+          </w:tcPr>
+          <w:p>
+            <w:pPr>
+              <w:spacing w:after="20" w:before="20" w:line="240"/>
+              <w:jc w:val="left"/>
+            </w:pPr>
+            <w:r>
+              <w:rPr>
+                <w:rFonts w:ascii="Arial" w:cs="Arial" w:eastAsia="Arial" w:hAnsi="Arial"/>
+                <w:b w:val="false"/>
+                <w:bCs w:val="false"/>
+                <w:sz w:val="20"/>
+                <w:szCs w:val="20"/>
+              </w:rPr>
+              <w:t xml:space="preserve">O sistema deve gerar as atribuições da recorrência na agenda sem digitação, e permitir alterar ou excluir a ocorrência de um dia sem alterar a regra.</w:t>
+            </w:r>
+          </w:p>
+        </w:tc>
+        <w:tc>
+          <w:tcPr>
+            <w:tcW w:type="dxa" w:w="1500"/>
+            <w:tcBorders>
+              <w:top w:val="single" w:color="000000" w:sz="4"/>
+              <w:left w:val="single" w:color="000000" w:sz="4"/>
+              <w:bottom w:val="single" w:color="000000" w:sz="4"/>
+              <w:right w:val="single" w:color="000000" w:sz="4"/>
+            </w:tcBorders>
+            <w:tcMar>
+              <w:top w:type="dxa" w:w="60"/>
+              <w:left w:type="dxa" w:w="80"/>
+              <w:bottom w:type="dxa" w:w="60"/>
+              <w:right w:type="dxa" w:w="80"/>
+            </w:tcMar>
+            <w:vAlign w:val="center"/>
+          </w:tcPr>
+          <w:p>
+            <w:pPr>
+              <w:spacing w:after="20" w:before="20" w:line="240"/>
+              <w:jc w:val="left"/>
+            </w:pPr>
+            <w:r>
+              <w:rPr>
+                <w:rFonts w:ascii="Arial" w:cs="Arial" w:eastAsia="Arial" w:hAnsi="Arial"/>
+                <w:b w:val="false"/>
+                <w:bCs w:val="false"/>
+                <w:sz w:val="20"/>
+                <w:szCs w:val="20"/>
+              </w:rPr>
+              <w:t xml:space="preserve">RN-96</w:t>
+            </w:r>
+          </w:p>
+        </w:tc>
+      </w:tr>
+      <w:tr>
+        <w:trPr>
+          <w:cantSplit/>
+        </w:trPr>
+        <w:tc>
+          <w:tcPr>
+            <w:tcW w:type="dxa" w:w="900"/>
+            <w:tcBorders>
+              <w:top w:val="single" w:color="000000" w:sz="4"/>
+              <w:left w:val="single" w:color="000000" w:sz="4"/>
+              <w:bottom w:val="single" w:color="000000" w:sz="4"/>
+              <w:right w:val="single" w:color="000000" w:sz="4"/>
+            </w:tcBorders>
+            <w:tcMar>
+              <w:top w:type="dxa" w:w="60"/>
+              <w:left w:type="dxa" w:w="80"/>
+              <w:bottom w:type="dxa" w:w="60"/>
+              <w:right w:type="dxa" w:w="80"/>
+            </w:tcMar>
+            <w:vAlign w:val="center"/>
+          </w:tcPr>
+          <w:p>
+            <w:pPr>
+              <w:spacing w:after="20" w:before="20" w:line="240"/>
+              <w:jc w:val="center"/>
+            </w:pPr>
+            <w:r>
+              <w:rPr>
+                <w:rFonts w:ascii="Arial" w:cs="Arial" w:eastAsia="Arial" w:hAnsi="Arial"/>
+                <w:b/>
+                <w:bCs/>
+                <w:sz w:val="20"/>
+                <w:szCs w:val="20"/>
+              </w:rPr>
+              <w:t xml:space="preserve">RF-116</w:t>
+            </w:r>
+          </w:p>
+        </w:tc>
+        <w:tc>
+          <w:tcPr>
+            <w:tcW w:type="dxa" w:w="2100"/>
+            <w:tcBorders>
+              <w:top w:val="single" w:color="000000" w:sz="4"/>
+              <w:left w:val="single" w:color="000000" w:sz="4"/>
+              <w:bottom w:val="single" w:color="000000" w:sz="4"/>
+              <w:right w:val="single" w:color="000000" w:sz="4"/>
+            </w:tcBorders>
+            <w:tcMar>
+              <w:top w:type="dxa" w:w="60"/>
+              <w:left w:type="dxa" w:w="80"/>
+              <w:bottom w:type="dxa" w:w="60"/>
+              <w:right w:type="dxa" w:w="80"/>
+            </w:tcMar>
+            <w:vAlign w:val="center"/>
+          </w:tcPr>
+          <w:p>
+            <w:pPr>
+              <w:spacing w:after="20" w:before="20" w:line="240"/>
+              <w:jc w:val="left"/>
+            </w:pPr>
+            <w:r>
+              <w:rPr>
+                <w:rFonts w:ascii="Arial" w:cs="Arial" w:eastAsia="Arial" w:hAnsi="Arial"/>
+                <w:b w:val="false"/>
+                <w:bCs w:val="false"/>
+                <w:sz w:val="20"/>
+                <w:szCs w:val="20"/>
+              </w:rPr>
+              <w:t xml:space="preserve">Encerramento da vigência da recorrência</w:t>
+            </w:r>
+          </w:p>
+        </w:tc>
+        <w:tc>
+          <w:tcPr>
+            <w:tcW w:type="dxa" w:w="4571"/>
+            <w:tcBorders>
+              <w:top w:val="single" w:color="000000" w:sz="4"/>
+              <w:left w:val="single" w:color="000000" w:sz="4"/>
+              <w:bottom w:val="single" w:color="000000" w:sz="4"/>
+              <w:right w:val="single" w:color="000000" w:sz="4"/>
+            </w:tcBorders>
+            <w:tcMar>
+              <w:top w:type="dxa" w:w="60"/>
+              <w:left w:type="dxa" w:w="80"/>
+              <w:bottom w:type="dxa" w:w="60"/>
+              <w:right w:type="dxa" w:w="80"/>
+            </w:tcMar>
+            <w:vAlign w:val="center"/>
+          </w:tcPr>
+          <w:p>
+            <w:pPr>
+              <w:spacing w:after="20" w:before="20" w:line="240"/>
+              <w:jc w:val="left"/>
+            </w:pPr>
+            <w:r>
+              <w:rPr>
+                <w:rFonts w:ascii="Arial" w:cs="Arial" w:eastAsia="Arial" w:hAnsi="Arial"/>
+                <w:b w:val="false"/>
+                <w:bCs w:val="false"/>
+                <w:sz w:val="20"/>
+                <w:szCs w:val="20"/>
+              </w:rPr>
+              <w:t xml:space="preserve">O sistema deve permitir encerrar a vigência da recorrência preservando as ocorrências já geradas.</w:t>
+            </w:r>
+          </w:p>
+        </w:tc>
+        <w:tc>
+          <w:tcPr>
+            <w:tcW w:type="dxa" w:w="1500"/>
+            <w:tcBorders>
+              <w:top w:val="single" w:color="000000" w:sz="4"/>
+              <w:left w:val="single" w:color="000000" w:sz="4"/>
+              <w:bottom w:val="single" w:color="000000" w:sz="4"/>
+              <w:right w:val="single" w:color="000000" w:sz="4"/>
+            </w:tcBorders>
+            <w:tcMar>
+              <w:top w:type="dxa" w:w="60"/>
+              <w:left w:type="dxa" w:w="80"/>
+              <w:bottom w:type="dxa" w:w="60"/>
+              <w:right w:type="dxa" w:w="80"/>
+            </w:tcMar>
+            <w:vAlign w:val="center"/>
+          </w:tcPr>
+          <w:p>
+            <w:pPr>
+              <w:spacing w:after="20" w:before="20" w:line="240"/>
+              <w:jc w:val="left"/>
+            </w:pPr>
+            <w:r>
+              <w:rPr>
+                <w:rFonts w:ascii="Arial" w:cs="Arial" w:eastAsia="Arial" w:hAnsi="Arial"/>
+                <w:b w:val="false"/>
+                <w:bCs w:val="false"/>
+                <w:sz w:val="20"/>
+                <w:szCs w:val="20"/>
+              </w:rPr>
+              <w:t xml:space="preserve">RN-96</w:t>
+            </w:r>
+          </w:p>
+        </w:tc>
+      </w:tr>
+      <w:tr>
+        <w:trPr>
+          <w:cantSplit/>
+        </w:trPr>
+        <w:tc>
+          <w:tcPr>
+            <w:tcW w:type="dxa" w:w="900"/>
+            <w:tcBorders>
+              <w:top w:val="single" w:color="000000" w:sz="4"/>
+              <w:left w:val="single" w:color="000000" w:sz="4"/>
+              <w:bottom w:val="single" w:color="000000" w:sz="4"/>
+              <w:right w:val="single" w:color="000000" w:sz="4"/>
+            </w:tcBorders>
+            <w:tcMar>
+              <w:top w:type="dxa" w:w="60"/>
+              <w:left w:type="dxa" w:w="80"/>
+              <w:bottom w:type="dxa" w:w="60"/>
+              <w:right w:type="dxa" w:w="80"/>
+            </w:tcMar>
+            <w:vAlign w:val="center"/>
+          </w:tcPr>
+          <w:p>
+            <w:pPr>
+              <w:spacing w:after="20" w:before="20" w:line="240"/>
+              <w:jc w:val="center"/>
+            </w:pPr>
+            <w:r>
+              <w:rPr>
+                <w:rFonts w:ascii="Arial" w:cs="Arial" w:eastAsia="Arial" w:hAnsi="Arial"/>
+                <w:b/>
+                <w:bCs/>
+                <w:sz w:val="20"/>
+                <w:szCs w:val="20"/>
+              </w:rPr>
+              <w:t xml:space="preserve">RF-117</w:t>
+            </w:r>
+          </w:p>
+        </w:tc>
+        <w:tc>
+          <w:tcPr>
+            <w:tcW w:type="dxa" w:w="2100"/>
+            <w:tcBorders>
+              <w:top w:val="single" w:color="000000" w:sz="4"/>
+              <w:left w:val="single" w:color="000000" w:sz="4"/>
+              <w:bottom w:val="single" w:color="000000" w:sz="4"/>
+              <w:right w:val="single" w:color="000000" w:sz="4"/>
+            </w:tcBorders>
+            <w:tcMar>
+              <w:top w:type="dxa" w:w="60"/>
+              <w:left w:type="dxa" w:w="80"/>
+              <w:bottom w:type="dxa" w:w="60"/>
+              <w:right w:type="dxa" w:w="80"/>
+            </w:tcMar>
+            <w:vAlign w:val="center"/>
+          </w:tcPr>
+          <w:p>
+            <w:pPr>
+              <w:spacing w:after="20" w:before="20" w:line="240"/>
+              <w:jc w:val="left"/>
+            </w:pPr>
+            <w:r>
+              <w:rPr>
+                <w:rFonts w:ascii="Arial" w:cs="Arial" w:eastAsia="Arial" w:hAnsi="Arial"/>
+                <w:b w:val="false"/>
+                <w:bCs w:val="false"/>
+                <w:sz w:val="20"/>
+                <w:szCs w:val="20"/>
+              </w:rPr>
+              <w:t xml:space="preserve">Mapa de produção</w:t>
+            </w:r>
+          </w:p>
+        </w:tc>
+        <w:tc>
+          <w:tcPr>
+            <w:tcW w:type="dxa" w:w="4571"/>
+            <w:tcBorders>
+              <w:top w:val="single" w:color="000000" w:sz="4"/>
+              <w:left w:val="single" w:color="000000" w:sz="4"/>
+              <w:bottom w:val="single" w:color="000000" w:sz="4"/>
+              <w:right w:val="single" w:color="000000" w:sz="4"/>
+            </w:tcBorders>
+            <w:tcMar>
+              <w:top w:type="dxa" w:w="60"/>
+              <w:left w:type="dxa" w:w="80"/>
+              <w:bottom w:type="dxa" w:w="60"/>
+              <w:right w:type="dxa" w:w="80"/>
+            </w:tcMar>
+            <w:vAlign w:val="center"/>
+          </w:tcPr>
+          <w:p>
+            <w:pPr>
+              <w:spacing w:after="20" w:before="20" w:line="240"/>
+              <w:jc w:val="left"/>
+            </w:pPr>
+            <w:r>
+              <w:rPr>
+                <w:rFonts w:ascii="Arial" w:cs="Arial" w:eastAsia="Arial" w:hAnsi="Arial"/>
+                <w:b w:val="false"/>
+                <w:bCs w:val="false"/>
+                <w:sz w:val="20"/>
+                <w:szCs w:val="20"/>
+              </w:rPr>
+              <w:t xml:space="preserve">O sistema deve apresentar o mapa do viveiro com as áreas, os canteiros de cada área e os lotes abertos de cada canteiro, cada lote com a sua situação.</w:t>
+            </w:r>
+          </w:p>
+        </w:tc>
+        <w:tc>
+          <w:tcPr>
+            <w:tcW w:type="dxa" w:w="1500"/>
+            <w:tcBorders>
+              <w:top w:val="single" w:color="000000" w:sz="4"/>
+              <w:left w:val="single" w:color="000000" w:sz="4"/>
+              <w:bottom w:val="single" w:color="000000" w:sz="4"/>
+              <w:right w:val="single" w:color="000000" w:sz="4"/>
+            </w:tcBorders>
+            <w:tcMar>
+              <w:top w:type="dxa" w:w="60"/>
+              <w:left w:type="dxa" w:w="80"/>
+              <w:bottom w:type="dxa" w:w="60"/>
+              <w:right w:type="dxa" w:w="80"/>
+            </w:tcMar>
+            <w:vAlign w:val="center"/>
+          </w:tcPr>
+          <w:p>
+            <w:pPr>
+              <w:spacing w:after="20" w:before="20" w:line="240"/>
+              <w:jc w:val="left"/>
+            </w:pPr>
+            <w:r>
+              <w:rPr>
+                <w:rFonts w:ascii="Arial" w:cs="Arial" w:eastAsia="Arial" w:hAnsi="Arial"/>
+                <w:b w:val="false"/>
+                <w:bCs w:val="false"/>
+                <w:sz w:val="20"/>
+                <w:szCs w:val="20"/>
+              </w:rPr>
+              <w:t xml:space="preserve">RN-74, RN-76, RN-79, RN-92, RN-93</w:t>
+            </w:r>
+          </w:p>
+        </w:tc>
+      </w:tr>
+      <w:tr>
+        <w:trPr>
+          <w:cantSplit/>
+        </w:trPr>
+        <w:tc>
+          <w:tcPr>
+            <w:tcW w:type="dxa" w:w="900"/>
+            <w:tcBorders>
+              <w:top w:val="single" w:color="000000" w:sz="4"/>
+              <w:left w:val="single" w:color="000000" w:sz="4"/>
+              <w:bottom w:val="single" w:color="000000" w:sz="4"/>
+              <w:right w:val="single" w:color="000000" w:sz="4"/>
+            </w:tcBorders>
+            <w:tcMar>
+              <w:top w:type="dxa" w:w="60"/>
+              <w:left w:type="dxa" w:w="80"/>
+              <w:bottom w:type="dxa" w:w="60"/>
+              <w:right w:type="dxa" w:w="80"/>
+            </w:tcMar>
+            <w:vAlign w:val="center"/>
+          </w:tcPr>
+          <w:p>
+            <w:pPr>
+              <w:spacing w:after="20" w:before="20" w:line="240"/>
+              <w:jc w:val="center"/>
+            </w:pPr>
+            <w:r>
+              <w:rPr>
+                <w:rFonts w:ascii="Arial" w:cs="Arial" w:eastAsia="Arial" w:hAnsi="Arial"/>
+                <w:b/>
+                <w:bCs/>
+                <w:sz w:val="20"/>
+                <w:szCs w:val="20"/>
+              </w:rPr>
+              <w:t xml:space="preserve">RF-118</w:t>
+            </w:r>
+          </w:p>
+        </w:tc>
+        <w:tc>
+          <w:tcPr>
+            <w:tcW w:type="dxa" w:w="2100"/>
+            <w:tcBorders>
+              <w:top w:val="single" w:color="000000" w:sz="4"/>
+              <w:left w:val="single" w:color="000000" w:sz="4"/>
+              <w:bottom w:val="single" w:color="000000" w:sz="4"/>
+              <w:right w:val="single" w:color="000000" w:sz="4"/>
+            </w:tcBorders>
+            <w:tcMar>
+              <w:top w:type="dxa" w:w="60"/>
+              <w:left w:type="dxa" w:w="80"/>
+              <w:bottom w:type="dxa" w:w="60"/>
+              <w:right w:type="dxa" w:w="80"/>
+            </w:tcMar>
+            <w:vAlign w:val="center"/>
+          </w:tcPr>
+          <w:p>
+            <w:pPr>
+              <w:spacing w:after="20" w:before="20" w:line="240"/>
+              <w:jc w:val="left"/>
+            </w:pPr>
+            <w:r>
+              <w:rPr>
+                <w:rFonts w:ascii="Arial" w:cs="Arial" w:eastAsia="Arial" w:hAnsi="Arial"/>
+                <w:b w:val="false"/>
+                <w:bCs w:val="false"/>
+                <w:sz w:val="20"/>
+                <w:szCs w:val="20"/>
+              </w:rPr>
+              <w:t xml:space="preserve">Classificação da situação do lote</w:t>
+            </w:r>
+          </w:p>
+        </w:tc>
+        <w:tc>
+          <w:tcPr>
+            <w:tcW w:type="dxa" w:w="4571"/>
+            <w:tcBorders>
+              <w:top w:val="single" w:color="000000" w:sz="4"/>
+              <w:left w:val="single" w:color="000000" w:sz="4"/>
+              <w:bottom w:val="single" w:color="000000" w:sz="4"/>
+              <w:right w:val="single" w:color="000000" w:sz="4"/>
+            </w:tcBorders>
+            <w:tcMar>
+              <w:top w:type="dxa" w:w="60"/>
+              <w:left w:type="dxa" w:w="80"/>
+              <w:bottom w:type="dxa" w:w="60"/>
+              <w:right w:type="dxa" w:w="80"/>
+            </w:tcMar>
+            <w:vAlign w:val="center"/>
+          </w:tcPr>
+          <w:p>
+            <w:pPr>
+              <w:spacing w:after="20" w:before="20" w:line="240"/>
+              <w:jc w:val="left"/>
+            </w:pPr>
+            <w:r>
+              <w:rPr>
+                <w:rFonts w:ascii="Arial" w:cs="Arial" w:eastAsia="Arial" w:hAnsi="Arial"/>
+                <w:b w:val="false"/>
+                <w:bCs w:val="false"/>
+                <w:sz w:val="20"/>
+                <w:szCs w:val="20"/>
+              </w:rPr>
+              <w:t xml:space="preserve">O sistema deve classificar o lote em saudável, atenção e crítico a partir do atraso das tarefas planejadas para ele, sem que a situação seja digitada.</w:t>
+            </w:r>
+          </w:p>
+        </w:tc>
+        <w:tc>
+          <w:tcPr>
+            <w:tcW w:type="dxa" w:w="1500"/>
+            <w:tcBorders>
+              <w:top w:val="single" w:color="000000" w:sz="4"/>
+              <w:left w:val="single" w:color="000000" w:sz="4"/>
+              <w:bottom w:val="single" w:color="000000" w:sz="4"/>
+              <w:right w:val="single" w:color="000000" w:sz="4"/>
+            </w:tcBorders>
+            <w:tcMar>
+              <w:top w:type="dxa" w:w="60"/>
+              <w:left w:type="dxa" w:w="80"/>
+              <w:bottom w:type="dxa" w:w="60"/>
+              <w:right w:type="dxa" w:w="80"/>
+            </w:tcMar>
+            <w:vAlign w:val="center"/>
+          </w:tcPr>
+          <w:p>
+            <w:pPr>
+              <w:spacing w:after="20" w:before="20" w:line="240"/>
+              <w:jc w:val="left"/>
+            </w:pPr>
+            <w:r>
+              <w:rPr>
+                <w:rFonts w:ascii="Arial" w:cs="Arial" w:eastAsia="Arial" w:hAnsi="Arial"/>
+                <w:b w:val="false"/>
+                <w:bCs w:val="false"/>
+                <w:sz w:val="20"/>
+                <w:szCs w:val="20"/>
+              </w:rPr>
+              <w:t xml:space="preserve">RN-93, RN-94</w:t>
+            </w:r>
+          </w:p>
+        </w:tc>
+      </w:tr>
+      <w:tr>
+        <w:trPr>
+          <w:cantSplit/>
+        </w:trPr>
+        <w:tc>
+          <w:tcPr>
+            <w:tcW w:type="dxa" w:w="900"/>
+            <w:tcBorders>
+              <w:top w:val="single" w:color="000000" w:sz="4"/>
+              <w:left w:val="single" w:color="000000" w:sz="4"/>
+              <w:bottom w:val="single" w:color="000000" w:sz="4"/>
+              <w:right w:val="single" w:color="000000" w:sz="4"/>
+            </w:tcBorders>
+            <w:tcMar>
+              <w:top w:type="dxa" w:w="60"/>
+              <w:left w:type="dxa" w:w="80"/>
+              <w:bottom w:type="dxa" w:w="60"/>
+              <w:right w:type="dxa" w:w="80"/>
+            </w:tcMar>
+            <w:vAlign w:val="center"/>
+          </w:tcPr>
+          <w:p>
+            <w:pPr>
+              <w:spacing w:after="20" w:before="20" w:line="240"/>
+              <w:jc w:val="center"/>
+            </w:pPr>
+            <w:r>
+              <w:rPr>
+                <w:rFonts w:ascii="Arial" w:cs="Arial" w:eastAsia="Arial" w:hAnsi="Arial"/>
+                <w:b/>
+                <w:bCs/>
+                <w:sz w:val="20"/>
+                <w:szCs w:val="20"/>
+              </w:rPr>
+              <w:t xml:space="preserve">RF-119</w:t>
+            </w:r>
+          </w:p>
+        </w:tc>
+        <w:tc>
+          <w:tcPr>
+            <w:tcW w:type="dxa" w:w="2100"/>
+            <w:tcBorders>
+              <w:top w:val="single" w:color="000000" w:sz="4"/>
+              <w:left w:val="single" w:color="000000" w:sz="4"/>
+              <w:bottom w:val="single" w:color="000000" w:sz="4"/>
+              <w:right w:val="single" w:color="000000" w:sz="4"/>
+            </w:tcBorders>
+            <w:tcMar>
+              <w:top w:type="dxa" w:w="60"/>
+              <w:left w:type="dxa" w:w="80"/>
+              <w:bottom w:type="dxa" w:w="60"/>
+              <w:right w:type="dxa" w:w="80"/>
+            </w:tcMar>
+            <w:vAlign w:val="center"/>
+          </w:tcPr>
+          <w:p>
+            <w:pPr>
+              <w:spacing w:after="20" w:before="20" w:line="240"/>
+              <w:jc w:val="left"/>
+            </w:pPr>
+            <w:r>
+              <w:rPr>
+                <w:rFonts w:ascii="Arial" w:cs="Arial" w:eastAsia="Arial" w:hAnsi="Arial"/>
+                <w:b w:val="false"/>
+                <w:bCs w:val="false"/>
+                <w:sz w:val="20"/>
+                <w:szCs w:val="20"/>
+              </w:rPr>
+              <w:t xml:space="preserve">Tarefa pendente do lote</w:t>
+            </w:r>
+          </w:p>
+        </w:tc>
+        <w:tc>
+          <w:tcPr>
+            <w:tcW w:type="dxa" w:w="4571"/>
+            <w:tcBorders>
+              <w:top w:val="single" w:color="000000" w:sz="4"/>
+              <w:left w:val="single" w:color="000000" w:sz="4"/>
+              <w:bottom w:val="single" w:color="000000" w:sz="4"/>
+              <w:right w:val="single" w:color="000000" w:sz="4"/>
+            </w:tcBorders>
+            <w:tcMar>
+              <w:top w:type="dxa" w:w="60"/>
+              <w:left w:type="dxa" w:w="80"/>
+              <w:bottom w:type="dxa" w:w="60"/>
+              <w:right w:type="dxa" w:w="80"/>
+            </w:tcMar>
+            <w:vAlign w:val="center"/>
+          </w:tcPr>
+          <w:p>
+            <w:pPr>
+              <w:spacing w:after="20" w:before="20" w:line="240"/>
+              <w:jc w:val="left"/>
+            </w:pPr>
+            <w:r>
+              <w:rPr>
+                <w:rFonts w:ascii="Arial" w:cs="Arial" w:eastAsia="Arial" w:hAnsi="Arial"/>
+                <w:b w:val="false"/>
+                <w:bCs w:val="false"/>
+                <w:sz w:val="20"/>
+                <w:szCs w:val="20"/>
+              </w:rPr>
+              <w:t xml:space="preserve">O sistema deve apresentar, ao apontar o lote, a tarefa pendente que determina a situação dele e o atraso em dias.</w:t>
+            </w:r>
+          </w:p>
+        </w:tc>
+        <w:tc>
+          <w:tcPr>
+            <w:tcW w:type="dxa" w:w="1500"/>
+            <w:tcBorders>
+              <w:top w:val="single" w:color="000000" w:sz="4"/>
+              <w:left w:val="single" w:color="000000" w:sz="4"/>
+              <w:bottom w:val="single" w:color="000000" w:sz="4"/>
+              <w:right w:val="single" w:color="000000" w:sz="4"/>
+            </w:tcBorders>
+            <w:tcMar>
+              <w:top w:type="dxa" w:w="60"/>
+              <w:left w:type="dxa" w:w="80"/>
+              <w:bottom w:type="dxa" w:w="60"/>
+              <w:right w:type="dxa" w:w="80"/>
+            </w:tcMar>
+            <w:vAlign w:val="center"/>
+          </w:tcPr>
+          <w:p>
+            <w:pPr>
+              <w:spacing w:after="20" w:before="20" w:line="240"/>
+              <w:jc w:val="left"/>
+            </w:pPr>
+            <w:r>
+              <w:rPr>
+                <w:rFonts w:ascii="Arial" w:cs="Arial" w:eastAsia="Arial" w:hAnsi="Arial"/>
+                <w:b w:val="false"/>
+                <w:bCs w:val="false"/>
+                <w:sz w:val="20"/>
+                <w:szCs w:val="20"/>
+              </w:rPr>
+              <w:t xml:space="preserve">RN-93</w:t>
+            </w:r>
+          </w:p>
+        </w:tc>
+      </w:tr>
+      <w:tr>
+        <w:trPr>
+          <w:cantSplit/>
+        </w:trPr>
+        <w:tc>
+          <w:tcPr>
+            <w:tcW w:type="dxa" w:w="900"/>
+            <w:tcBorders>
+              <w:top w:val="single" w:color="000000" w:sz="4"/>
+              <w:left w:val="single" w:color="000000" w:sz="4"/>
+              <w:bottom w:val="single" w:color="000000" w:sz="4"/>
+              <w:right w:val="single" w:color="000000" w:sz="4"/>
+            </w:tcBorders>
+            <w:tcMar>
+              <w:top w:type="dxa" w:w="60"/>
+              <w:left w:type="dxa" w:w="80"/>
+              <w:bottom w:type="dxa" w:w="60"/>
+              <w:right w:type="dxa" w:w="80"/>
+            </w:tcMar>
+            <w:vAlign w:val="center"/>
+          </w:tcPr>
+          <w:p>
+            <w:pPr>
+              <w:spacing w:after="20" w:before="20" w:line="240"/>
+              <w:jc w:val="center"/>
+            </w:pPr>
+            <w:r>
+              <w:rPr>
+                <w:rFonts w:ascii="Arial" w:cs="Arial" w:eastAsia="Arial" w:hAnsi="Arial"/>
+                <w:b/>
+                <w:bCs/>
+                <w:sz w:val="20"/>
+                <w:szCs w:val="20"/>
+              </w:rPr>
+              <w:t xml:space="preserve">RF-120</w:t>
+            </w:r>
+          </w:p>
+        </w:tc>
+        <w:tc>
+          <w:tcPr>
+            <w:tcW w:type="dxa" w:w="2100"/>
+            <w:tcBorders>
+              <w:top w:val="single" w:color="000000" w:sz="4"/>
+              <w:left w:val="single" w:color="000000" w:sz="4"/>
+              <w:bottom w:val="single" w:color="000000" w:sz="4"/>
+              <w:right w:val="single" w:color="000000" w:sz="4"/>
+            </w:tcBorders>
+            <w:tcMar>
+              <w:top w:type="dxa" w:w="60"/>
+              <w:left w:type="dxa" w:w="80"/>
+              <w:bottom w:type="dxa" w:w="60"/>
+              <w:right w:type="dxa" w:w="80"/>
+            </w:tcMar>
+            <w:vAlign w:val="center"/>
+          </w:tcPr>
+          <w:p>
+            <w:pPr>
+              <w:spacing w:after="20" w:before="20" w:line="240"/>
+              <w:jc w:val="left"/>
+            </w:pPr>
+            <w:r>
+              <w:rPr>
+                <w:rFonts w:ascii="Arial" w:cs="Arial" w:eastAsia="Arial" w:hAnsi="Arial"/>
+                <w:b w:val="false"/>
+                <w:bCs w:val="false"/>
+                <w:sz w:val="20"/>
+                <w:szCs w:val="20"/>
+              </w:rPr>
+              <w:t xml:space="preserve">Totais por situação do lote</w:t>
+            </w:r>
+          </w:p>
+        </w:tc>
+        <w:tc>
+          <w:tcPr>
+            <w:tcW w:type="dxa" w:w="4571"/>
+            <w:tcBorders>
+              <w:top w:val="single" w:color="000000" w:sz="4"/>
+              <w:left w:val="single" w:color="000000" w:sz="4"/>
+              <w:bottom w:val="single" w:color="000000" w:sz="4"/>
+              <w:right w:val="single" w:color="000000" w:sz="4"/>
+            </w:tcBorders>
+            <w:tcMar>
+              <w:top w:type="dxa" w:w="60"/>
+              <w:left w:type="dxa" w:w="80"/>
+              <w:bottom w:type="dxa" w:w="60"/>
+              <w:right w:type="dxa" w:w="80"/>
+            </w:tcMar>
+            <w:vAlign w:val="center"/>
+          </w:tcPr>
+          <w:p>
+            <w:pPr>
+              <w:spacing w:after="20" w:before="20" w:line="240"/>
+              <w:jc w:val="left"/>
+            </w:pPr>
+            <w:r>
+              <w:rPr>
+                <w:rFonts w:ascii="Arial" w:cs="Arial" w:eastAsia="Arial" w:hAnsi="Arial"/>
+                <w:b w:val="false"/>
+                <w:bCs w:val="false"/>
+                <w:sz w:val="20"/>
+                <w:szCs w:val="20"/>
+              </w:rPr>
+              <w:t xml:space="preserve">O sistema deveria apresentar o total de lotes por situação, no geral e por área.</w:t>
+            </w:r>
+          </w:p>
+        </w:tc>
+        <w:tc>
+          <w:tcPr>
+            <w:tcW w:type="dxa" w:w="1500"/>
+            <w:tcBorders>
+              <w:top w:val="single" w:color="000000" w:sz="4"/>
+              <w:left w:val="single" w:color="000000" w:sz="4"/>
+              <w:bottom w:val="single" w:color="000000" w:sz="4"/>
+              <w:right w:val="single" w:color="000000" w:sz="4"/>
+            </w:tcBorders>
+            <w:tcMar>
+              <w:top w:type="dxa" w:w="60"/>
+              <w:left w:type="dxa" w:w="80"/>
+              <w:bottom w:type="dxa" w:w="60"/>
+              <w:right w:type="dxa" w:w="80"/>
+            </w:tcMar>
+            <w:vAlign w:val="center"/>
+          </w:tcPr>
+          <w:p>
+            <w:pPr>
+              <w:spacing w:after="20" w:before="20" w:line="240"/>
+              <w:jc w:val="left"/>
+            </w:pPr>
+            <w:r>
+              <w:rPr>
+                <w:rFonts w:ascii="Arial" w:cs="Arial" w:eastAsia="Arial" w:hAnsi="Arial"/>
+                <w:b w:val="false"/>
+                <w:bCs w:val="false"/>
+                <w:sz w:val="20"/>
+                <w:szCs w:val="20"/>
+              </w:rPr>
+              <w:t xml:space="preserve">RN-93</w:t>
             </w:r>
           </w:p>
         </w:tc>
@@ -28985,7 +31470,7 @@
                 <w:sz w:val="20"/>
                 <w:szCs w:val="20"/>
               </w:rPr>
-              <w:t xml:space="preserve">102</w:t>
+              <w:t xml:space="preserve">115</w:t>
             </w:r>
           </w:p>
         </w:tc>
@@ -29019,7 +31504,7 @@
                 <w:sz w:val="20"/>
                 <w:szCs w:val="20"/>
               </w:rPr>
-              <w:t xml:space="preserve">96,2</w:t>
+              <w:t xml:space="preserve">95,8</w:t>
             </w:r>
           </w:p>
         </w:tc>
@@ -29335,7 +31820,7 @@
                 <w:sz w:val="20"/>
                 <w:szCs w:val="20"/>
               </w:rPr>
-              <w:t xml:space="preserve">4</w:t>
+              <w:t xml:space="preserve">5</w:t>
             </w:r>
           </w:p>
         </w:tc>
@@ -29369,7 +31854,7 @@
                 <w:sz w:val="20"/>
                 <w:szCs w:val="20"/>
               </w:rPr>
-              <w:t xml:space="preserve">3,8</w:t>
+              <w:t xml:space="preserve">4,2</w:t>
             </w:r>
           </w:p>
         </w:tc>
@@ -29510,7 +31995,7 @@
                 <w:sz w:val="20"/>
                 <w:szCs w:val="20"/>
               </w:rPr>
-              <w:t xml:space="preserve">106</w:t>
+              <w:t xml:space="preserve">120</w:t>
             </w:r>
           </w:p>
         </w:tc>

--- a/quadros-regras-de-negocio-e-requisitos.docx
+++ b/quadros-regras-de-negocio-e-requisitos.docx
@@ -24981,7 +24981,7 @@
                 <w:sz w:val="20"/>
                 <w:szCs w:val="20"/>
               </w:rPr>
-              <w:t xml:space="preserve">O sistema deve permitir manter tarefas recorrentes com tipo de tarefa, grupo de funcionários, dias da semana, hora de início e de fim, e período de vigência.</w:t>
+              <w:t xml:space="preserve">O sistema deve permitir manter tarefas recorrentes com tipo de tarefa, grupo de funcionários, dias da semana, turno, hora de início e de fim, e período de vigência.</w:t>
             </w:r>
           </w:p>
         </w:tc>
